--- a/reports/latest.docx
+++ b/reports/latest.docx
@@ -24,7 +24,7 @@
           <w:color w:val="828282"/>
           <w:sz w:val="22"/>
         </w:rPr>
-        <w:t>生成日期：2026-10-10　　数据 · 算力 · 信息化</w:t>
+        <w:t>生成日期：2026-10-11　　数据 · 算力 · 信息化</w:t>
       </w:r>
     </w:p>
     <w:p/>
@@ -59,47 +59,7 @@
           <w:b/>
           <w:sz w:val="24"/>
         </w:rPr>
-        <w:t>《数字乡村高质量发展行动计划（2026—2030年）》</w:t>
-      </w:r>
-    </w:p>
-    <w:p>
-      <w:r>
-        <w:rPr>
-          <w:color w:val="646464"/>
-          <w:sz w:val="20"/>
-        </w:rPr>
-        <w:t>文　　号：暂无</w:t>
-        <w:br/>
-        <w:t>发文机关：中央网络安全和信息化委员会办公室</w:t>
-        <w:br/>
-        <w:t>发文日期：2026-09-11</w:t>
-        <w:br/>
-        <w:t>原文链接：https://www.cac.gov.cn/wxzw/zcfg/A093703index_1.htm</w:t>
-      </w:r>
-    </w:p>
-    <w:p>
-      <w:pPr>
-        <w:ind w:left="240"/>
-      </w:pPr>
-      <w:r>
-        <w:t>部署数字乡村建设五年任务，推动城乡数字基础设施与数据要素协同发展。</w:t>
-      </w:r>
-    </w:p>
-    <w:p>
-      <w:pPr>
-        <w:spacing w:before="0" w:after="80"/>
-        <w:pBdr>
-          <w:bottom w:val="single" w:sz="4" w:space="1" w:color="DDDDDD"/>
-        </w:pBdr>
-      </w:pPr>
-    </w:p>
-    <w:p>
-      <w:r>
-        <w:rPr>
-          <w:b/>
-          <w:sz w:val="24"/>
-        </w:rPr>
-        <w:t>《促进数字化绿色化协同转型发展实施方案（2026—2030年）》</w:t>
+        <w:t>《促进数字化绿色化协同转型发展实施方案（2026-2030年）》</w:t>
       </w:r>
     </w:p>
     <w:p>
@@ -122,7 +82,7 @@
         <w:ind w:left="240"/>
       </w:pPr>
       <w:r>
-        <w:t>明确数字化与绿色化协同转型路径，聚焦算力能效与数据中心低碳改造。</w:t>
+        <w:t>部署未来五年数字化与绿色化协同转型，明确重点任务与保障措施。</w:t>
       </w:r>
     </w:p>
     <w:p>
@@ -139,7 +99,7 @@
           <w:b/>
           <w:sz w:val="24"/>
         </w:rPr>
-        <w:t>《药物临床试验电子数据指导原则》</w:t>
+        <w:t>《人工智能条例（送审稿）》</w:t>
       </w:r>
     </w:p>
     <w:p>
@@ -150,11 +110,11 @@
         </w:rPr>
         <w:t>文　　号：暂无</w:t>
         <w:br/>
-        <w:t>发文机关：国家药品监督管理局药品审评中心</w:t>
+        <w:t>发文机关：广东省司法厅</w:t>
         <w:br/>
-        <w:t>发文日期：2026-09-23</w:t>
+        <w:t>发文日期：2026-08-28</w:t>
         <w:br/>
-        <w:t>原文链接：https://wappass.baidu.com/static/captcha/tuxing.html?ak=572be823e2f50ea759a616c060d6b9f1&amp;backurl=https%3A%2F%2Fmbd.baidu.com%2Fnewspage%2Fdata%2Flandingsuper%3Fid%3D1877749886620706062%26wfr%3Dspider%26for%3Dpc%26third%3Dbaijiahao%26baijiahao_id%3D1877749886620706062%26c_source%3Dkunlun%26c_score%3D0.999100&amp;timestamp=1791595753&amp;signature=8558b9c2cfe5dfca322702e5bb1ceb81</w:t>
+        <w:t>原文链接：http://sft.gd.gov.cn/hdjlpt/yjzj/answer/52457</w:t>
       </w:r>
     </w:p>
     <w:p>
@@ -162,127 +122,7 @@
         <w:ind w:left="240"/>
       </w:pPr>
       <w:r>
-        <w:t>规范药物临床试验电子数据管理，明确计算机化系统与ALCOA++原则要求。</w:t>
-      </w:r>
-    </w:p>
-    <w:p>
-      <w:pPr>
-        <w:spacing w:before="0" w:after="80"/>
-        <w:pBdr>
-          <w:bottom w:val="single" w:sz="4" w:space="1" w:color="DDDDDD"/>
-        </w:pBdr>
-      </w:pPr>
-    </w:p>
-    <w:p>
-      <w:r>
-        <w:rPr>
-          <w:b/>
-          <w:sz w:val="24"/>
-        </w:rPr>
-        <w:t>《网络数据安全风险评估办法》</w:t>
-      </w:r>
-    </w:p>
-    <w:p>
-      <w:r>
-        <w:rPr>
-          <w:color w:val="646464"/>
-          <w:sz w:val="20"/>
-        </w:rPr>
-        <w:t>文　　号：国家网信办、工业和信息化部、公安部令第24号</w:t>
-        <w:br/>
-        <w:t>发文机关：国家互联网信息办公室、工业和信息化部、公安部</w:t>
-        <w:br/>
-        <w:t>发文日期：2026-08-20</w:t>
-        <w:br/>
-        <w:t>原文链接：https://www.gov.cn/gongbao/2026/issue_12946/202608/content_7079356.html?_page=KOCQT9SB</w:t>
-      </w:r>
-    </w:p>
-    <w:p>
-      <w:pPr>
-        <w:ind w:left="240"/>
-      </w:pPr>
-      <w:r>
-        <w:t>规范网络数据安全风险评估活动，明确评估主体、流程与法律责任。</w:t>
-      </w:r>
-    </w:p>
-    <w:p>
-      <w:pPr>
-        <w:spacing w:before="0" w:after="80"/>
-        <w:pBdr>
-          <w:bottom w:val="single" w:sz="4" w:space="1" w:color="DDDDDD"/>
-        </w:pBdr>
-      </w:pPr>
-    </w:p>
-    <w:p>
-      <w:r>
-        <w:rPr>
-          <w:b/>
-          <w:sz w:val="24"/>
-        </w:rPr>
-        <w:t>《促进网信企业高质量发展行动计划（2026—2030年）》</w:t>
-      </w:r>
-    </w:p>
-    <w:p>
-      <w:r>
-        <w:rPr>
-          <w:color w:val="646464"/>
-          <w:sz w:val="20"/>
-        </w:rPr>
-        <w:t>文　　号：暂无</w:t>
-        <w:br/>
-        <w:t>发文机关：中央网络安全和信息化委员会办公室</w:t>
-        <w:br/>
-        <w:t>发文日期：2026-08-21</w:t>
-        <w:br/>
-        <w:t>原文链接：https://www.cac.gov.cn/wxzw/zcfg/zcwj/A09370306index_1.htm</w:t>
-      </w:r>
-    </w:p>
-    <w:p>
-      <w:pPr>
-        <w:ind w:left="240"/>
-      </w:pPr>
-      <w:r>
-        <w:t>提出支持网信企业做大做强举措，涵盖技术创新、数据要素与安全合规。</w:t>
-      </w:r>
-    </w:p>
-    <w:p>
-      <w:pPr>
-        <w:spacing w:before="0" w:after="80"/>
-        <w:pBdr>
-          <w:bottom w:val="single" w:sz="4" w:space="1" w:color="DDDDDD"/>
-        </w:pBdr>
-      </w:pPr>
-    </w:p>
-    <w:p>
-      <w:r>
-        <w:rPr>
-          <w:b/>
-          <w:sz w:val="24"/>
-        </w:rPr>
-        <w:t>《关于推动互联网基础资源高质量发展的指导意见》</w:t>
-      </w:r>
-    </w:p>
-    <w:p>
-      <w:r>
-        <w:rPr>
-          <w:color w:val="646464"/>
-          <w:sz w:val="20"/>
-        </w:rPr>
-        <w:t>文　　号：暂无</w:t>
-        <w:br/>
-        <w:t>发文机关：工业和信息化部、中央网信办、国家发展改革委、国家数据局</w:t>
-        <w:br/>
-        <w:t>发文日期：2026-07-01</w:t>
-        <w:br/>
-        <w:t>原文链接：https://gyxxh.tj.gov.cn/ZWGK4147/ZCWJ6355/gjjwj/202607/t20260713_7334666.html</w:t>
-      </w:r>
-    </w:p>
-    <w:p>
-      <w:pPr>
-        <w:ind w:left="240"/>
-      </w:pPr>
-      <w:r>
-        <w:t>部署互联网基础资源高质量发展，强化域名、IP地址等关键资源管理。</w:t>
+        <w:t>广东拟立法促进人工智能技术创新，支持智能算力与算法模型研发。</w:t>
       </w:r>
     </w:p>
     <w:p>
@@ -322,7 +162,7 @@
         <w:ind w:left="240"/>
       </w:pPr>
       <w:r>
-        <w:t>推动IPv6规模部署与技术创新，明确五年融合应用目标与重点任务。</w:t>
+        <w:t>推进IPv6技术创新与融合应用，明确五年发展路径。</w:t>
       </w:r>
     </w:p>
     <w:p>
@@ -339,7 +179,7 @@
           <w:b/>
           <w:sz w:val="24"/>
         </w:rPr>
-        <w:t>《小型个人信息处理者个人信息保护简化措施规定》</w:t>
+        <w:t>《关于推动互联网基础资源高质量发展的指导意见》</w:t>
       </w:r>
     </w:p>
     <w:p>
@@ -350,11 +190,9 @@
         </w:rPr>
         <w:t>文　　号：暂无</w:t>
         <w:br/>
-        <w:t>发文机关：国家互联网信息办公室、公安部</w:t>
+        <w:t>发文机关：工业和信息化部、中央网信办、国家发展改革委、国家数据局</w:t>
         <w:br/>
-        <w:t>发文日期：2026-07-24</w:t>
-        <w:br/>
-        <w:t>原文链接：https://cagd.gov.cn/c/a/12/1.html</w:t>
+        <w:t>发文日期：2026-07-01</w:t>
       </w:r>
     </w:p>
     <w:p>
@@ -362,7 +200,330 @@
         <w:ind w:left="240"/>
       </w:pPr>
       <w:r>
-        <w:t>对小型个人信息处理者设定简化合规义务，降低中小微企业合规成本。</w:t>
+        <w:t>四部门联合发文，推动互联网基础资源高质量发展。</w:t>
+      </w:r>
+    </w:p>
+    <w:p>
+      <w:pPr>
+        <w:spacing w:before="0" w:after="80"/>
+        <w:pBdr>
+          <w:bottom w:val="single" w:sz="4" w:space="1" w:color="DDDDDD"/>
+        </w:pBdr>
+      </w:pPr>
+    </w:p>
+    <w:p>
+      <w:r>
+        <w:rPr>
+          <w:b/>
+          <w:sz w:val="24"/>
+        </w:rPr>
+        <w:t>《大型个人信息处理者个人信息保护规定（征求意见稿）》</w:t>
+      </w:r>
+    </w:p>
+    <w:p>
+      <w:r>
+        <w:rPr>
+          <w:color w:val="646464"/>
+          <w:sz w:val="20"/>
+        </w:rPr>
+        <w:t>文　　号：暂无</w:t>
+        <w:br/>
+        <w:t>发文机关：国家互联网信息办公室</w:t>
+        <w:br/>
+        <w:t>发文日期：2026-08-07</w:t>
+        <w:br/>
+        <w:t>原文链接：https://www.cac.gov.cn/wxzw/sjzl/A093708index_1.htm</w:t>
+      </w:r>
+    </w:p>
+    <w:p>
+      <w:pPr>
+        <w:ind w:left="240"/>
+      </w:pPr>
+      <w:r>
+        <w:t>拟对大型个人信息处理者设定专门保护义务，公开征求意见。</w:t>
+      </w:r>
+    </w:p>
+    <w:p>
+      <w:pPr>
+        <w:spacing w:before="0" w:after="80"/>
+        <w:pBdr>
+          <w:bottom w:val="single" w:sz="4" w:space="1" w:color="DDDDDD"/>
+        </w:pBdr>
+      </w:pPr>
+    </w:p>
+    <w:p>
+      <w:r>
+        <w:rPr>
+          <w:b/>
+          <w:sz w:val="24"/>
+        </w:rPr>
+        <w:t>《汽车数据出境安全指引（2026版）》</w:t>
+      </w:r>
+    </w:p>
+    <w:p>
+      <w:r>
+        <w:rPr>
+          <w:color w:val="646464"/>
+          <w:sz w:val="20"/>
+        </w:rPr>
+        <w:t>文　　号：暂无</w:t>
+        <w:br/>
+        <w:t>发文机关：工业和信息化部等八部门</w:t>
+        <w:br/>
+        <w:t>发文日期：2026-02-03</w:t>
+        <w:br/>
+        <w:t>原文链接：https://www.miit.gov.cn/gyhxxhb/jgsj/wlaqglj/zcjd/index.html</w:t>
+      </w:r>
+    </w:p>
+    <w:p>
+      <w:pPr>
+        <w:ind w:left="240"/>
+      </w:pPr>
+      <w:r>
+        <w:t>明确汽车数据出境安全评估要求，规范跨境数据流动。</w:t>
+      </w:r>
+    </w:p>
+    <w:p>
+      <w:pPr>
+        <w:spacing w:before="0" w:after="80"/>
+        <w:pBdr>
+          <w:bottom w:val="single" w:sz="4" w:space="1" w:color="DDDDDD"/>
+        </w:pBdr>
+      </w:pPr>
+    </w:p>
+    <w:p>
+      <w:r>
+        <w:rPr>
+          <w:b/>
+          <w:sz w:val="24"/>
+        </w:rPr>
+        <w:t>《2026年广西数据管理和政务信息化工作要点》</w:t>
+      </w:r>
+    </w:p>
+    <w:p>
+      <w:r>
+        <w:rPr>
+          <w:color w:val="646464"/>
+          <w:sz w:val="20"/>
+        </w:rPr>
+        <w:t>文　　号：暂无</w:t>
+        <w:br/>
+        <w:t>发文机关：广西壮族自治区大数据发展局</w:t>
+        <w:br/>
+        <w:t>发文日期：2026-03-26</w:t>
+      </w:r>
+    </w:p>
+    <w:p>
+      <w:pPr>
+        <w:ind w:left="240"/>
+      </w:pPr>
+      <w:r>
+        <w:t>部署广西数据管理与政务信息化，推进中国—东盟AI安全合作。</w:t>
+      </w:r>
+    </w:p>
+    <w:p>
+      <w:pPr>
+        <w:spacing w:before="0" w:after="80"/>
+        <w:pBdr>
+          <w:bottom w:val="single" w:sz="4" w:space="1" w:color="DDDDDD"/>
+        </w:pBdr>
+      </w:pPr>
+    </w:p>
+    <w:p>
+      <w:r>
+        <w:rPr>
+          <w:b/>
+          <w:sz w:val="24"/>
+        </w:rPr>
+        <w:t>《天津市算力产业发展实施方案（2024—2026年）》</w:t>
+      </w:r>
+    </w:p>
+    <w:p>
+      <w:r>
+        <w:rPr>
+          <w:color w:val="646464"/>
+          <w:sz w:val="20"/>
+        </w:rPr>
+        <w:t>文　　号：暂无</w:t>
+        <w:br/>
+        <w:t>发文机关：天津市工业和信息化局</w:t>
+        <w:br/>
+        <w:t>发文日期：2024-07-22</w:t>
+        <w:br/>
+        <w:t>原文链接：https://gyxxh.tj.gov.cn/ZWGK4147/ZCWJ6355/sjwj/202407/t20240722_6681036.html</w:t>
+      </w:r>
+    </w:p>
+    <w:p>
+      <w:pPr>
+        <w:ind w:left="240"/>
+      </w:pPr>
+      <w:r>
+        <w:t>统筹通用、智能、超级算力布局，打造京津冀算力高地。</w:t>
+      </w:r>
+    </w:p>
+    <w:p>
+      <w:pPr>
+        <w:spacing w:before="0" w:after="80"/>
+        <w:pBdr>
+          <w:bottom w:val="single" w:sz="4" w:space="1" w:color="DDDDDD"/>
+        </w:pBdr>
+      </w:pPr>
+    </w:p>
+    <w:p/>
+    <w:p>
+      <w:pPr>
+        <w:pStyle w:val="Heading1"/>
+      </w:pPr>
+      <w:r>
+        <w:rPr>
+          <w:color w:val="5B6DE4"/>
+          <w:sz w:val="28"/>
+        </w:rPr>
+        <w:t>三、今年以来主要政策</w:t>
+      </w:r>
+    </w:p>
+    <w:p>
+      <w:r>
+        <w:rPr>
+          <w:b/>
+          <w:sz w:val="24"/>
+        </w:rPr>
+        <w:t>《关于推动互联网基础资源高质量发展的指导意见》</w:t>
+      </w:r>
+    </w:p>
+    <w:p>
+      <w:r>
+        <w:rPr>
+          <w:color w:val="646464"/>
+          <w:sz w:val="20"/>
+        </w:rPr>
+        <w:t>文　　号：暂无</w:t>
+        <w:br/>
+        <w:t>发文机关：工业和信息化部、中央网信办、国家发展改革委、国家数据局</w:t>
+        <w:br/>
+        <w:t>发文日期：2026-07-01</w:t>
+      </w:r>
+    </w:p>
+    <w:p>
+      <w:pPr>
+        <w:ind w:left="240"/>
+      </w:pPr>
+      <w:r>
+        <w:t>四部门联合发文，推动互联网基础资源高质量发展。</w:t>
+      </w:r>
+    </w:p>
+    <w:p>
+      <w:pPr>
+        <w:spacing w:before="0" w:after="80"/>
+        <w:pBdr>
+          <w:bottom w:val="single" w:sz="4" w:space="1" w:color="DDDDDD"/>
+        </w:pBdr>
+      </w:pPr>
+    </w:p>
+    <w:p>
+      <w:r>
+        <w:rPr>
+          <w:b/>
+          <w:sz w:val="24"/>
+        </w:rPr>
+        <w:t>《汽车数据出境安全指引（2026版）》</w:t>
+      </w:r>
+    </w:p>
+    <w:p>
+      <w:r>
+        <w:rPr>
+          <w:color w:val="646464"/>
+          <w:sz w:val="20"/>
+        </w:rPr>
+        <w:t>文　　号：暂无</w:t>
+        <w:br/>
+        <w:t>发文机关：工业和信息化部等八部门</w:t>
+        <w:br/>
+        <w:t>发文日期：2026-02-03</w:t>
+      </w:r>
+    </w:p>
+    <w:p>
+      <w:pPr>
+        <w:ind w:left="240"/>
+      </w:pPr>
+      <w:r>
+        <w:t>明确汽车数据出境安全评估要求，规范跨境数据流动。</w:t>
+      </w:r>
+    </w:p>
+    <w:p>
+      <w:pPr>
+        <w:spacing w:before="0" w:after="80"/>
+        <w:pBdr>
+          <w:bottom w:val="single" w:sz="4" w:space="1" w:color="DDDDDD"/>
+        </w:pBdr>
+      </w:pPr>
+    </w:p>
+    <w:p>
+      <w:r>
+        <w:rPr>
+          <w:b/>
+          <w:sz w:val="24"/>
+        </w:rPr>
+        <w:t>《2026年广西数据管理和政务信息化工作要点》</w:t>
+      </w:r>
+    </w:p>
+    <w:p>
+      <w:r>
+        <w:rPr>
+          <w:color w:val="646464"/>
+          <w:sz w:val="20"/>
+        </w:rPr>
+        <w:t>文　　号：暂无</w:t>
+        <w:br/>
+        <w:t>发文机关：广西壮族自治区大数据发展局</w:t>
+        <w:br/>
+        <w:t>发文日期：2026-03-26</w:t>
+      </w:r>
+    </w:p>
+    <w:p>
+      <w:pPr>
+        <w:ind w:left="240"/>
+      </w:pPr>
+      <w:r>
+        <w:t>部署广西数据管理与政务信息化，推进中国—东盟AI安全合作。</w:t>
+      </w:r>
+    </w:p>
+    <w:p>
+      <w:pPr>
+        <w:spacing w:before="0" w:after="80"/>
+        <w:pBdr>
+          <w:bottom w:val="single" w:sz="4" w:space="1" w:color="DDDDDD"/>
+        </w:pBdr>
+      </w:pPr>
+    </w:p>
+    <w:p>
+      <w:r>
+        <w:rPr>
+          <w:b/>
+          <w:sz w:val="24"/>
+        </w:rPr>
+        <w:t>《省发展改革委关于省政协十三届三次会议第678号提案的答复》</w:t>
+      </w:r>
+    </w:p>
+    <w:p>
+      <w:r>
+        <w:rPr>
+          <w:color w:val="646464"/>
+          <w:sz w:val="20"/>
+        </w:rPr>
+        <w:t>文　　号：暂无</w:t>
+        <w:br/>
+        <w:t>发文机关：浙江省发展和改革委员会</w:t>
+        <w:br/>
+        <w:t>发文日期：2026-06-25</w:t>
+      </w:r>
+    </w:p>
+    <w:p>
+      <w:pPr>
+        <w:ind w:left="240"/>
+      </w:pPr>
+      <w:r>
+        <w:t>支持之江人工智能公共算力平台建设万卡集群，提供普惠算力。</w:t>
       </w:r>
     </w:p>
     <w:p>
@@ -394,7 +555,7 @@
         <w:br/>
         <w:t>发文日期：2026-07-24</w:t>
         <w:br/>
-        <w:t>原文链接：https://cagd.gov.cn/c/a/12/1.html</w:t>
+        <w:t>原文链接：https://baike.baidu.com/item/%E6%95%B0%E6%8D%AE%E5%87%BA%E5%A2%83%E5%AE%89%E5%85%A8%E7%AE%A1%E7%90%86%E6%94%BF%E7%AD%96%E6%B3%95%E8%A7%84%E9%97%AE%E7%AD%94%282026%E5%B9%B47%E6%9C%88%29/69290060</w:t>
       </w:r>
     </w:p>
     <w:p>
@@ -402,7 +563,7 @@
         <w:ind w:left="240"/>
       </w:pPr>
       <w:r>
-        <w:t>以问答形式明确数据出境安全评估、标准合同等制度适用要点。</w:t>
+        <w:t>以问答形式解读数据出境安全管理政策法规，指导合规实践。</w:t>
       </w:r>
     </w:p>
     <w:p>
@@ -413,18 +574,125 @@
         </w:pBdr>
       </w:pPr>
     </w:p>
-    <w:p/>
+    <w:p>
+      <w:r>
+        <w:rPr>
+          <w:b/>
+          <w:sz w:val="24"/>
+        </w:rPr>
+        <w:t>《大型个人信息处理者个人信息保护规定（征求意见稿）》</w:t>
+      </w:r>
+    </w:p>
+    <w:p>
+      <w:r>
+        <w:rPr>
+          <w:color w:val="646464"/>
+          <w:sz w:val="20"/>
+        </w:rPr>
+        <w:t>文　　号：暂无</w:t>
+        <w:br/>
+        <w:t>发文机关：国家互联网信息办公室</w:t>
+        <w:br/>
+        <w:t>发文日期：2026-08-07</w:t>
+        <w:br/>
+        <w:t>原文链接：https://www.cac.gov.cn/wxzw/sjzl/A093708index_1.htm</w:t>
+      </w:r>
+    </w:p>
     <w:p>
       <w:pPr>
-        <w:pStyle w:val="Heading1"/>
+        <w:ind w:left="240"/>
       </w:pPr>
       <w:r>
+        <w:t>拟对大型个人信息处理者设定专门保护义务，公开征求意见。</w:t>
+      </w:r>
+    </w:p>
+    <w:p>
+      <w:pPr>
+        <w:spacing w:before="0" w:after="80"/>
+        <w:pBdr>
+          <w:bottom w:val="single" w:sz="4" w:space="1" w:color="DDDDDD"/>
+        </w:pBdr>
+      </w:pPr>
+    </w:p>
+    <w:p>
+      <w:r>
         <w:rPr>
-          <w:color w:val="5B6DE4"/>
-          <w:sz w:val="28"/>
+          <w:b/>
+          <w:sz w:val="24"/>
         </w:rPr>
-        <w:t>三、今年以来主要政策</w:t>
+        <w:t>《促进数字化绿色化协同转型发展实施方案（2026-2030年）》</w:t>
       </w:r>
+    </w:p>
+    <w:p>
+      <w:r>
+        <w:rPr>
+          <w:color w:val="646464"/>
+          <w:sz w:val="20"/>
+        </w:rPr>
+        <w:t>文　　号：暂无</w:t>
+        <w:br/>
+        <w:t>发文机关：中央网络安全和信息化委员会办公室</w:t>
+        <w:br/>
+        <w:t>发文日期：2026-09-04</w:t>
+        <w:br/>
+        <w:t>原文链接：https://www.cac.gov.cn/wxzw/zcfg/zcwj/A09370306index_1.htm</w:t>
+      </w:r>
+    </w:p>
+    <w:p>
+      <w:pPr>
+        <w:ind w:left="240"/>
+      </w:pPr>
+      <w:r>
+        <w:t>部署未来五年数字化与绿色化协同转型，明确重点任务与保障措施。</w:t>
+      </w:r>
+    </w:p>
+    <w:p>
+      <w:pPr>
+        <w:spacing w:before="0" w:after="80"/>
+        <w:pBdr>
+          <w:bottom w:val="single" w:sz="4" w:space="1" w:color="DDDDDD"/>
+        </w:pBdr>
+      </w:pPr>
+    </w:p>
+    <w:p>
+      <w:r>
+        <w:rPr>
+          <w:b/>
+          <w:sz w:val="24"/>
+        </w:rPr>
+        <w:t>《人工智能条例（送审稿）》</w:t>
+      </w:r>
+    </w:p>
+    <w:p>
+      <w:r>
+        <w:rPr>
+          <w:color w:val="646464"/>
+          <w:sz w:val="20"/>
+        </w:rPr>
+        <w:t>文　　号：暂无</w:t>
+        <w:br/>
+        <w:t>发文机关：广东省司法厅</w:t>
+        <w:br/>
+        <w:t>发文日期：2026-08-28</w:t>
+        <w:br/>
+        <w:t>原文链接：http://sft.gd.gov.cn/hdjlpt/yjzj/answer/52457</w:t>
+      </w:r>
+    </w:p>
+    <w:p>
+      <w:pPr>
+        <w:ind w:left="240"/>
+      </w:pPr>
+      <w:r>
+        <w:t>广东拟立法促进人工智能技术创新，支持智能算力与算法模型研发。</w:t>
+      </w:r>
+    </w:p>
+    <w:p>
+      <w:pPr>
+        <w:spacing w:before="0" w:after="80"/>
+        <w:pBdr>
+          <w:bottom w:val="single" w:sz="4" w:space="1" w:color="DDDDDD"/>
+        </w:pBdr>
+      </w:pPr>
     </w:p>
     <w:p/>
     <w:p>
@@ -448,7 +716,7 @@
         <w:t xml:space="preserve">①  </w:t>
       </w:r>
       <w:r>
-        <w:t>现象：2026年7月以来，国家网信办密集出台《网络数据安全风险评估办法》《小型个人信息处理者个人信息保护简化措施规定》《数据出境安全管理政策法规问答》，形成“评估+简化+问答”的组合拳。逻辑：这标志着数据安全监管从“立柱架梁”进入“精细化落地”阶段，既要守住安全底线，又要降低中小微企业合规成本、稳定外资预期。研判：下一步数据跨境“白名单”和行业细则将加速出台，企业需提前建立数据分类分级与出境合规台账，避免因评估不通过而影响业务连续性。</w:t>
+        <w:t>现象：网信办9月发布《促进数字化绿色化协同转型发展实施方案（2026-2030年）》，首次将数字化与绿色化协同作为五年专项部署。逻辑：算力扩张带来能耗压力，政策试图以绿色化约束数字化无序扩张，同时借数字化提升能源效率。研判：预计将出台算力中心PUE强制标准与绿电占比要求，企业需提前布局低碳算力。</w:t>
       </w:r>
     </w:p>
     <w:p>
@@ -460,7 +728,7 @@
         <w:t xml:space="preserve">②  </w:t>
       </w:r>
       <w:r>
-        <w:t>现象：中央网信办2026年9月连续发布《数字乡村高质量发展行动计划》和《促进数字化绿色化协同转型发展实施方案》，均将算力能效与数据中心低碳改造列为核心任务。逻辑：在“东数西算”框架下，算力扩张与能耗双控的矛盾日益突出，政策试图通过绿色化协同转型为算力基础设施松绑。研判：预计西部枢纽节点将获得更多能耗指标倾斜，但东部存量数据中心面临更严的PUE考核，算力企业需重新评估区域布局与绿电采购策略。</w:t>
+        <w:t>现象：网信办8月发布《促进网信企业高质量发展行动计划（2026-2030年）》，明确网信企业创新与合规并重。逻辑：网信企业既是数字经济主力，也是数据安全风险集中点，政策意在平衡发展与安全。研判：合规能力将成为网信企业核心竞争力，中小平台面临更大合规成本压力。</w:t>
       </w:r>
     </w:p>
     <w:p>
@@ -472,7 +740,7 @@
         <w:t xml:space="preserve">③  </w:t>
       </w:r>
       <w:r>
-        <w:t>现象：工信部等四部门2026年7月印发《关于推动互联网基础资源高质量发展的指导意见》，同期发布IPv6技术创新和融合应用实施方案（2026—2030年）。逻辑：互联网基础资源（域名、IP、AS号）是数字经济的“根”，政策意在强化自主可控与全球治理话语权，同时以IPv6+为技术路线牵引下一代网络升级。研判：IPv6单栈部署将提速，运营商和云服务商需加快网络改造，否则可能在政务、金融等关键行业招标中失分。</w:t>
+        <w:t>现象：国家网信办8月就《大型个人信息处理者个人信息保护规定》征求意见，拟对大型平台设专门义务。逻辑：个人信息保护法实施后，大型平台合规差距仍大，需细化分级监管。研判：大型平台将面临更严审计与报告要求，可能推动行业并购整合。</w:t>
       </w:r>
     </w:p>
     <w:p>
@@ -484,7 +752,7 @@
         <w:t xml:space="preserve">④  </w:t>
       </w:r>
       <w:r>
-        <w:t>现象：2026年9月国家药监局药审中心发布《药物临床试验电子数据指导原则》，引入ALCOA++原则和计算机化系统要求。逻辑：这是数据治理理念向垂直行业渗透的典型信号，药品监管领域率先将数据完整性、可追溯性纳入合规硬约束。研判：医疗健康数据治理将成为下一阶段数据要素市场化的重点场景，相关企业需关注数据质量审计与系统验证，否则可能面临试验数据不被采信的风险。</w:t>
+        <w:t>现象：广东8月发布《人工智能条例（送审稿）》，支持智能算力、算法模型研发并设关键技术创新条款。逻辑：地方争抢AI产业高地，以立法促进创新同时防范风险。研判：地方AI立法将加速，但需警惕各地标准不一造成市场分割。</w:t>
       </w:r>
     </w:p>
     <w:p>
@@ -496,7 +764,7 @@
         <w:t xml:space="preserve">⑤  </w:t>
       </w:r>
       <w:r>
-        <w:t>现象：2026年上半年工信部新闻发布会披露5G、算力与数字经济核心产业数据，同时《促进网信企业高质量发展行动计划（2026—2030年）》出台。逻辑：政策从“建网络”转向“育产业”，试图通过支持网信企业做大做强来对冲外部技术封锁压力。研判：网信企业将获得更多融资、上市和出海政策支持，但安全合规审查也会同步加强，企业需在扩张与合规之间找到平衡点。</w:t>
+        <w:t>现象：浙江6月答复政协提案，支持之江人工智能公共算力平台建设万卡集群，提供普惠算力。逻辑：算力公共品属性增强，政府以公共平台降低中小企业创新门槛。研判：普惠算力将成地方标配，但需建立可持续运营与调度机制。</w:t>
       </w:r>
     </w:p>
     <w:p>
@@ -508,7 +776,7 @@
         <w:t xml:space="preserve">⑥  </w:t>
       </w:r>
       <w:r>
-        <w:t>现象：欧盟AI Act已于2024年生效并分阶段实施，美国2023年行政令后各州立法活跃，日本2026年推进AI相关法案但侧重软法引导；中国则形成“生成式AI暂行办法+内容标识办法+数据安全条例”的组合。逻辑：中欧美日监管路径差异明显——欧盟重风险分级、美国重安全测试、日本重产业促进、中国重内容安全与数据合规。研判：中国企业在出海时需同时应对多套合规体系，建议优先建立覆盖EU AI Act高风险场景的合规映射，同时关注日本市场软法环境下的自律标准机会。</w:t>
+        <w:t>现象：中国以网信办统筹数据安全与AI治理，欧盟推进AI Act与GDPR协同，美国侧重NIST框架与行政令，日本由数字厅推动AI战略。逻辑：中国强调整体安全与公共算力普惠，欧美更重权利保护与市场驱动。研判：中国可借鉴欧盟风险分级思路，同时保持算力公共品优势，避免合规碎片化。</w:t>
       </w:r>
     </w:p>
     <w:p/>

--- a/reports/latest.docx
+++ b/reports/latest.docx
@@ -24,7 +24,7 @@
           <w:color w:val="828282"/>
           <w:sz w:val="22"/>
         </w:rPr>
-        <w:t>生成日期：2026-10-11　　数据 · 算力 · 信息化</w:t>
+        <w:t>生成日期：2026-10-12　　数据 · 算力 · 信息化</w:t>
       </w:r>
     </w:p>
     <w:p/>
@@ -82,125 +82,7 @@
         <w:ind w:left="240"/>
       </w:pPr>
       <w:r>
-        <w:t>部署未来五年数字化与绿色化协同转型，明确重点任务与保障措施。</w:t>
-      </w:r>
-    </w:p>
-    <w:p>
-      <w:pPr>
-        <w:spacing w:before="0" w:after="80"/>
-        <w:pBdr>
-          <w:bottom w:val="single" w:sz="4" w:space="1" w:color="DDDDDD"/>
-        </w:pBdr>
-      </w:pPr>
-    </w:p>
-    <w:p>
-      <w:r>
-        <w:rPr>
-          <w:b/>
-          <w:sz w:val="24"/>
-        </w:rPr>
-        <w:t>《人工智能条例（送审稿）》</w:t>
-      </w:r>
-    </w:p>
-    <w:p>
-      <w:r>
-        <w:rPr>
-          <w:color w:val="646464"/>
-          <w:sz w:val="20"/>
-        </w:rPr>
-        <w:t>文　　号：暂无</w:t>
-        <w:br/>
-        <w:t>发文机关：广东省司法厅</w:t>
-        <w:br/>
-        <w:t>发文日期：2026-08-28</w:t>
-        <w:br/>
-        <w:t>原文链接：http://sft.gd.gov.cn/hdjlpt/yjzj/answer/52457</w:t>
-      </w:r>
-    </w:p>
-    <w:p>
-      <w:pPr>
-        <w:ind w:left="240"/>
-      </w:pPr>
-      <w:r>
-        <w:t>广东拟立法促进人工智能技术创新，支持智能算力与算法模型研发。</w:t>
-      </w:r>
-    </w:p>
-    <w:p>
-      <w:pPr>
-        <w:spacing w:before="0" w:after="80"/>
-        <w:pBdr>
-          <w:bottom w:val="single" w:sz="4" w:space="1" w:color="DDDDDD"/>
-        </w:pBdr>
-      </w:pPr>
-    </w:p>
-    <w:p>
-      <w:r>
-        <w:rPr>
-          <w:b/>
-          <w:sz w:val="24"/>
-        </w:rPr>
-        <w:t>《深化互联网协议第六版（IPv6）技术创新和融合应用实施方案（2026—2030年）》</w:t>
-      </w:r>
-    </w:p>
-    <w:p>
-      <w:r>
-        <w:rPr>
-          <w:color w:val="646464"/>
-          <w:sz w:val="20"/>
-        </w:rPr>
-        <w:t>文　　号：暂无</w:t>
-        <w:br/>
-        <w:t>发文机关：中央网络安全和信息化委员会办公室</w:t>
-        <w:br/>
-        <w:t>发文日期：2026-07-21</w:t>
-        <w:br/>
-        <w:t>原文链接：https://www.cac.gov.cn/wxzw/zcfg/zcwj/A09370306index_1.htm</w:t>
-      </w:r>
-    </w:p>
-    <w:p>
-      <w:pPr>
-        <w:ind w:left="240"/>
-      </w:pPr>
-      <w:r>
-        <w:t>推进IPv6技术创新与融合应用，明确五年发展路径。</w:t>
-      </w:r>
-    </w:p>
-    <w:p>
-      <w:pPr>
-        <w:spacing w:before="0" w:after="80"/>
-        <w:pBdr>
-          <w:bottom w:val="single" w:sz="4" w:space="1" w:color="DDDDDD"/>
-        </w:pBdr>
-      </w:pPr>
-    </w:p>
-    <w:p>
-      <w:r>
-        <w:rPr>
-          <w:b/>
-          <w:sz w:val="24"/>
-        </w:rPr>
-        <w:t>《关于推动互联网基础资源高质量发展的指导意见》</w:t>
-      </w:r>
-    </w:p>
-    <w:p>
-      <w:r>
-        <w:rPr>
-          <w:color w:val="646464"/>
-          <w:sz w:val="20"/>
-        </w:rPr>
-        <w:t>文　　号：暂无</w:t>
-        <w:br/>
-        <w:t>发文机关：工业和信息化部、中央网信办、国家发展改革委、国家数据局</w:t>
-        <w:br/>
-        <w:t>发文日期：2026-07-01</w:t>
-      </w:r>
-    </w:p>
-    <w:p>
-      <w:pPr>
-        <w:ind w:left="240"/>
-      </w:pPr>
-      <w:r>
-        <w:t>四部门联合发文，推动互联网基础资源高质量发展。</w:t>
+        <w:t>部署数字化与绿色化协同转型五年任务，明确双化协同重点方向。</w:t>
       </w:r>
     </w:p>
     <w:p>
@@ -257,7 +139,7 @@
           <w:b/>
           <w:sz w:val="24"/>
         </w:rPr>
-        <w:t>《汽车数据出境安全指引（2026版）》</w:t>
+        <w:t>《关于推动互联网基础资源高质量发展的指导意见》</w:t>
       </w:r>
     </w:p>
     <w:p>
@@ -268,11 +150,11 @@
         </w:rPr>
         <w:t>文　　号：暂无</w:t>
         <w:br/>
-        <w:t>发文机关：工业和信息化部等八部门</w:t>
+        <w:t>发文机关：工业和信息化部、中央网信办、国家发展改革委、国家数据局</w:t>
         <w:br/>
-        <w:t>发文日期：2026-02-03</w:t>
+        <w:t>发文日期：2026-07-01</w:t>
         <w:br/>
-        <w:t>原文链接：https://www.miit.gov.cn/gyhxxhb/jgsj/wlaqglj/zcjd/index.html</w:t>
+        <w:t>原文链接：https://gyxxh.tj.gov.cn/ZWGK4147/ZCWJ6355/gjjwj/202607/t20260713_7334666.html</w:t>
       </w:r>
     </w:p>
     <w:p>
@@ -280,7 +162,7 @@
         <w:ind w:left="240"/>
       </w:pPr>
       <w:r>
-        <w:t>明确汽车数据出境安全评估要求，规范跨境数据流动。</w:t>
+        <w:t>四部门联合部署互联网基础资源高质量发展，强化域名、IP等资源管理。</w:t>
       </w:r>
     </w:p>
     <w:p>
@@ -297,7 +179,7 @@
           <w:b/>
           <w:sz w:val="24"/>
         </w:rPr>
-        <w:t>《2026年广西数据管理和政务信息化工作要点》</w:t>
+        <w:t>《深化互联网协议第六版（IPv6）技术创新和融合应用实施方案（2026—2030年）》</w:t>
       </w:r>
     </w:p>
     <w:p>
@@ -308,9 +190,11 @@
         </w:rPr>
         <w:t>文　　号：暂无</w:t>
         <w:br/>
-        <w:t>发文机关：广西壮族自治区大数据发展局</w:t>
+        <w:t>发文机关：中央网络安全和信息化委员会办公室</w:t>
         <w:br/>
-        <w:t>发文日期：2026-03-26</w:t>
+        <w:t>发文日期：2026-07-21</w:t>
+        <w:br/>
+        <w:t>原文链接：https://www.cac.gov.cn/wxzw/zcfg/zcwj/A09370306index_1.htm</w:t>
       </w:r>
     </w:p>
     <w:p>
@@ -318,98 +202,7 @@
         <w:ind w:left="240"/>
       </w:pPr>
       <w:r>
-        <w:t>部署广西数据管理与政务信息化，推进中国—东盟AI安全合作。</w:t>
-      </w:r>
-    </w:p>
-    <w:p>
-      <w:pPr>
-        <w:spacing w:before="0" w:after="80"/>
-        <w:pBdr>
-          <w:bottom w:val="single" w:sz="4" w:space="1" w:color="DDDDDD"/>
-        </w:pBdr>
-      </w:pPr>
-    </w:p>
-    <w:p>
-      <w:r>
-        <w:rPr>
-          <w:b/>
-          <w:sz w:val="24"/>
-        </w:rPr>
-        <w:t>《天津市算力产业发展实施方案（2024—2026年）》</w:t>
-      </w:r>
-    </w:p>
-    <w:p>
-      <w:r>
-        <w:rPr>
-          <w:color w:val="646464"/>
-          <w:sz w:val="20"/>
-        </w:rPr>
-        <w:t>文　　号：暂无</w:t>
-        <w:br/>
-        <w:t>发文机关：天津市工业和信息化局</w:t>
-        <w:br/>
-        <w:t>发文日期：2024-07-22</w:t>
-        <w:br/>
-        <w:t>原文链接：https://gyxxh.tj.gov.cn/ZWGK4147/ZCWJ6355/sjwj/202407/t20240722_6681036.html</w:t>
-      </w:r>
-    </w:p>
-    <w:p>
-      <w:pPr>
-        <w:ind w:left="240"/>
-      </w:pPr>
-      <w:r>
-        <w:t>统筹通用、智能、超级算力布局，打造京津冀算力高地。</w:t>
-      </w:r>
-    </w:p>
-    <w:p>
-      <w:pPr>
-        <w:spacing w:before="0" w:after="80"/>
-        <w:pBdr>
-          <w:bottom w:val="single" w:sz="4" w:space="1" w:color="DDDDDD"/>
-        </w:pBdr>
-      </w:pPr>
-    </w:p>
-    <w:p/>
-    <w:p>
-      <w:pPr>
-        <w:pStyle w:val="Heading1"/>
-      </w:pPr>
-      <w:r>
-        <w:rPr>
-          <w:color w:val="5B6DE4"/>
-          <w:sz w:val="28"/>
-        </w:rPr>
-        <w:t>三、今年以来主要政策</w:t>
-      </w:r>
-    </w:p>
-    <w:p>
-      <w:r>
-        <w:rPr>
-          <w:b/>
-          <w:sz w:val="24"/>
-        </w:rPr>
-        <w:t>《关于推动互联网基础资源高质量发展的指导意见》</w:t>
-      </w:r>
-    </w:p>
-    <w:p>
-      <w:r>
-        <w:rPr>
-          <w:color w:val="646464"/>
-          <w:sz w:val="20"/>
-        </w:rPr>
-        <w:t>文　　号：暂无</w:t>
-        <w:br/>
-        <w:t>发文机关：工业和信息化部、中央网信办、国家发展改革委、国家数据局</w:t>
-        <w:br/>
-        <w:t>发文日期：2026-07-01</w:t>
-      </w:r>
-    </w:p>
-    <w:p>
-      <w:pPr>
-        <w:ind w:left="240"/>
-      </w:pPr>
-      <w:r>
-        <w:t>四部门联合发文，推动互联网基础资源高质量发展。</w:t>
+        <w:t>提出IPv6技术创新与融合应用五年方案，推动下一代互联网规模部署。</w:t>
       </w:r>
     </w:p>
     <w:p>
@@ -440,6 +233,8 @@
         <w:t>发文机关：工业和信息化部等八部门</w:t>
         <w:br/>
         <w:t>发文日期：2026-02-03</w:t>
+        <w:br/>
+        <w:t>原文链接：https://www.miit.gov.cn/gyhxxhb/jgsj/wlaqglj/zcjd/index.html</w:t>
       </w:r>
     </w:p>
     <w:p>
@@ -447,7 +242,7 @@
         <w:ind w:left="240"/>
       </w:pPr>
       <w:r>
-        <w:t>明确汽车数据出境安全评估要求，规范跨境数据流动。</w:t>
+        <w:t>明确汽车数据出境安全评估与合规要求，八部门联合推进汽车数据治理。</w:t>
       </w:r>
     </w:p>
     <w:p>
@@ -464,7 +259,7 @@
           <w:b/>
           <w:sz w:val="24"/>
         </w:rPr>
-        <w:t>《2026年广西数据管理和政务信息化工作要点》</w:t>
+        <w:t>《药物临床试验电子数据指导原则》</w:t>
       </w:r>
     </w:p>
     <w:p>
@@ -475,9 +270,11 @@
         </w:rPr>
         <w:t>文　　号：暂无</w:t>
         <w:br/>
-        <w:t>发文机关：广西壮族自治区大数据发展局</w:t>
+        <w:t>发文机关：国家药监局药审中心</w:t>
         <w:br/>
-        <w:t>发文日期：2026-03-26</w:t>
+        <w:t>发文日期：2026-09-23</w:t>
+        <w:br/>
+        <w:t>原文链接：https://wappass.baidu.com/static/captcha/tuxing.html?ak=572be823e2f50ea759a616c060d6b9f1&amp;backurl=https%3A%2F%2Fmbd.baidu.com%2Fnewspage%2Fdata%2Flandingsuper%3Fid%3D1877749886620706062%26wfr%3Dspider%26for%3Dpc%26third%3Dbaijiahao%26baijiahao_id%3D1877749886620706062%26c_source%3Dkunlun%26c_score%3D0.999100&amp;timestamp=1791766593&amp;signature=ca1fdd895a06284196409139e0d3d473</w:t>
       </w:r>
     </w:p>
     <w:p>
@@ -485,7 +282,7 @@
         <w:ind w:left="240"/>
       </w:pPr>
       <w:r>
-        <w:t>部署广西数据管理与政务信息化，推进中国—东盟AI安全合作。</w:t>
+        <w:t>规范药物临床试验电子数据全流程，明确计算机化系统与ALCOA++原则。</w:t>
       </w:r>
     </w:p>
     <w:p>
@@ -502,7 +299,7 @@
           <w:b/>
           <w:sz w:val="24"/>
         </w:rPr>
-        <w:t>《省发展改革委关于省政协十三届三次会议第678号提案的答复》</w:t>
+        <w:t>《2026年个人信息保护系列专项行动阶段性成效通报》</w:t>
       </w:r>
     </w:p>
     <w:p>
@@ -513,9 +310,11 @@
         </w:rPr>
         <w:t>文　　号：暂无</w:t>
         <w:br/>
-        <w:t>发文机关：浙江省发展和改革委员会</w:t>
+        <w:t>发文机关：国家互联网信息办公室</w:t>
         <w:br/>
-        <w:t>发文日期：2026-06-25</w:t>
+        <w:t>发文日期：2026-08-19</w:t>
+        <w:br/>
+        <w:t>原文链接：https://www.cac.gov.cn/wxzw/sjzl/A093708index_1.htm</w:t>
       </w:r>
     </w:p>
     <w:p>
@@ -523,7 +322,60 @@
         <w:ind w:left="240"/>
       </w:pPr>
       <w:r>
-        <w:t>支持之江人工智能公共算力平台建设万卡集群，提供普惠算力。</w:t>
+        <w:t>通报个人信息保护专项行动阶段性成果，披露典型问题与整改情况。</w:t>
+      </w:r>
+    </w:p>
+    <w:p>
+      <w:pPr>
+        <w:spacing w:before="0" w:after="80"/>
+        <w:pBdr>
+          <w:bottom w:val="single" w:sz="4" w:space="1" w:color="DDDDDD"/>
+        </w:pBdr>
+      </w:pPr>
+    </w:p>
+    <w:p/>
+    <w:p>
+      <w:pPr>
+        <w:pStyle w:val="Heading1"/>
+      </w:pPr>
+      <w:r>
+        <w:rPr>
+          <w:color w:val="5B6DE4"/>
+          <w:sz w:val="28"/>
+        </w:rPr>
+        <w:t>三、今年以来主要政策</w:t>
+      </w:r>
+    </w:p>
+    <w:p>
+      <w:r>
+        <w:rPr>
+          <w:b/>
+          <w:sz w:val="24"/>
+        </w:rPr>
+        <w:t>《汽车数据出境安全指引（2026版）》</w:t>
+      </w:r>
+    </w:p>
+    <w:p>
+      <w:r>
+        <w:rPr>
+          <w:color w:val="646464"/>
+          <w:sz w:val="20"/>
+        </w:rPr>
+        <w:t>文　　号：暂无</w:t>
+        <w:br/>
+        <w:t>发文机关：工业和信息化部等八部门</w:t>
+        <w:br/>
+        <w:t>发文日期：2026-02-03</w:t>
+        <w:br/>
+        <w:t>原文链接：https://www.miit.gov.cn/gyhxxhb/jgsj/wlaqglj/zcjd/index.html</w:t>
+      </w:r>
+    </w:p>
+    <w:p>
+      <w:pPr>
+        <w:ind w:left="240"/>
+      </w:pPr>
+      <w:r>
+        <w:t>明确汽车数据出境安全评估与合规要求，八部门联合推进汽车数据治理。</w:t>
       </w:r>
     </w:p>
     <w:p>
@@ -540,7 +392,7 @@
           <w:b/>
           <w:sz w:val="24"/>
         </w:rPr>
-        <w:t>《数据出境安全管理政策法规问答（2026年7月）》</w:t>
+        <w:t>《药物临床试验电子数据指导原则》</w:t>
       </w:r>
     </w:p>
     <w:p>
@@ -551,11 +403,11 @@
         </w:rPr>
         <w:t>文　　号：暂无</w:t>
         <w:br/>
-        <w:t>发文机关：国家互联网信息办公室</w:t>
+        <w:t>发文机关：国家药监局药审中心</w:t>
         <w:br/>
-        <w:t>发文日期：2026-07-24</w:t>
+        <w:t>发文日期：2026-09-23</w:t>
         <w:br/>
-        <w:t>原文链接：https://baike.baidu.com/item/%E6%95%B0%E6%8D%AE%E5%87%BA%E5%A2%83%E5%AE%89%E5%85%A8%E7%AE%A1%E7%90%86%E6%94%BF%E7%AD%96%E6%B3%95%E8%A7%84%E9%97%AE%E7%AD%94%282026%E5%B9%B47%E6%9C%88%29/69290060</w:t>
+        <w:t>原文链接：https://wappass.baidu.com/static/captcha/tuxing.html?ak=572be823e2f50ea759a616c060d6b9f1&amp;backurl=https%3A%2F%2Fmbd.baidu.com%2Fnewspage%2Fdata%2Flandingsuper%3Fid%3D1877749886620706062%26wfr%3Dspider%26for%3Dpc%26third%3Dbaijiahao%26baijiahao_id%3D1877749886620706062%26c_source%3Dkunlun%26c_score%3D0.999100&amp;timestamp=1791766593&amp;signature=ca1fdd895a06284196409139e0d3d473</w:t>
       </w:r>
     </w:p>
     <w:p>
@@ -563,7 +415,7 @@
         <w:ind w:left="240"/>
       </w:pPr>
       <w:r>
-        <w:t>以问答形式解读数据出境安全管理政策法规，指导合规实践。</w:t>
+        <w:t>规范药物临床试验电子数据全流程，明确计算机化系统与ALCOA++原则。</w:t>
       </w:r>
     </w:p>
     <w:p>
@@ -580,7 +432,7 @@
           <w:b/>
           <w:sz w:val="24"/>
         </w:rPr>
-        <w:t>《大型个人信息处理者个人信息保护规定（征求意见稿）》</w:t>
+        <w:t>《2026年中国AI发展趋势前瞻》</w:t>
       </w:r>
     </w:p>
     <w:p>
@@ -591,11 +443,11 @@
         </w:rPr>
         <w:t>文　　号：暂无</w:t>
         <w:br/>
-        <w:t>发文机关：国家互联网信息办公室</w:t>
+        <w:t>发文机关：新华深读、广州网信办转载</w:t>
         <w:br/>
-        <w:t>发文日期：2026-08-07</w:t>
+        <w:t>发文日期：2026-01-28</w:t>
         <w:br/>
-        <w:t>原文链接：https://www.cac.gov.cn/wxzw/sjzl/A093708index_1.htm</w:t>
+        <w:t>原文链接：https://igz.gzwxb.gov.cn/context/contextId/215009</w:t>
       </w:r>
     </w:p>
     <w:p>
@@ -603,7 +455,7 @@
         <w:ind w:left="240"/>
       </w:pPr>
       <w:r>
-        <w:t>拟对大型个人信息处理者设定专门保护义务，公开征求意见。</w:t>
+        <w:t>分析2026年中国AI发展趋势，指出数据孤岛与流通壁垒等核心挑战。</w:t>
       </w:r>
     </w:p>
     <w:p>
@@ -620,7 +472,7 @@
           <w:b/>
           <w:sz w:val="24"/>
         </w:rPr>
-        <w:t>《促进数字化绿色化协同转型发展实施方案（2026-2030年）》</w:t>
+        <w:t>《互联网危险物品信息发布管理规定》</w:t>
       </w:r>
     </w:p>
     <w:p>
@@ -631,11 +483,11 @@
         </w:rPr>
         <w:t>文　　号：暂无</w:t>
         <w:br/>
-        <w:t>发文机关：中央网络安全和信息化委员会办公室</w:t>
+        <w:t>发文机关：公安部、网信办、工信部等6部门</w:t>
         <w:br/>
-        <w:t>发文日期：2026-09-04</w:t>
+        <w:t>发文日期：2026-10-12</w:t>
         <w:br/>
-        <w:t>原文链接：https://www.cac.gov.cn/wxzw/zcfg/zcwj/A09370306index_1.htm</w:t>
+        <w:t>原文链接：https://cagd.gov.cn/c/a/28/</w:t>
       </w:r>
     </w:p>
     <w:p>
@@ -643,7 +495,7 @@
         <w:ind w:left="240"/>
       </w:pPr>
       <w:r>
-        <w:t>部署未来五年数字化与绿色化协同转型，明确重点任务与保障措施。</w:t>
+        <w:t>六部门联合规范互联网危险物品信息发布，强化平台审核责任。</w:t>
       </w:r>
     </w:p>
     <w:p>
@@ -660,7 +512,7 @@
           <w:b/>
           <w:sz w:val="24"/>
         </w:rPr>
-        <w:t>《人工智能条例（送审稿）》</w:t>
+        <w:t>《数据治理_中央网络安全和信息化委员会办公室专栏》</w:t>
       </w:r>
     </w:p>
     <w:p>
@@ -671,11 +523,11 @@
         </w:rPr>
         <w:t>文　　号：暂无</w:t>
         <w:br/>
-        <w:t>发文机关：广东省司法厅</w:t>
+        <w:t>发文机关：中央网络安全和信息化委员会办公室</w:t>
         <w:br/>
-        <w:t>发文日期：2026-08-28</w:t>
+        <w:t>发文日期：2026-08-20</w:t>
         <w:br/>
-        <w:t>原文链接：http://sft.gd.gov.cn/hdjlpt/yjzj/answer/52457</w:t>
+        <w:t>原文链接：https://www.cac.gov.cn/wxzw/sjzl/A093708index_1.htm</w:t>
       </w:r>
     </w:p>
     <w:p>
@@ -683,7 +535,127 @@
         <w:ind w:left="240"/>
       </w:pPr>
       <w:r>
-        <w:t>广东拟立法促进人工智能技术创新，支持智能算力与算法模型研发。</w:t>
+        <w:t>网信办数据治理专栏集中发布数据安全与个人信息保护政策文件。</w:t>
+      </w:r>
+    </w:p>
+    <w:p>
+      <w:pPr>
+        <w:spacing w:before="0" w:after="80"/>
+        <w:pBdr>
+          <w:bottom w:val="single" w:sz="4" w:space="1" w:color="DDDDDD"/>
+        </w:pBdr>
+      </w:pPr>
+    </w:p>
+    <w:p>
+      <w:r>
+        <w:rPr>
+          <w:b/>
+          <w:sz w:val="24"/>
+        </w:rPr>
+        <w:t>《专家解读：善治护权开新局》</w:t>
+      </w:r>
+    </w:p>
+    <w:p>
+      <w:r>
+        <w:rPr>
+          <w:color w:val="646464"/>
+          <w:sz w:val="20"/>
+        </w:rPr>
+        <w:t>文　　号：暂无</w:t>
+        <w:br/>
+        <w:t>发文机关：中央网络安全和信息化委员会办公室</w:t>
+        <w:br/>
+        <w:t>发文日期：2026-07-24</w:t>
+        <w:br/>
+        <w:t>原文链接：https://www.cac.gov.cn/wxzw/sjzl/A093708index_1.htm</w:t>
+      </w:r>
+    </w:p>
+    <w:p>
+      <w:pPr>
+        <w:ind w:left="240"/>
+      </w:pPr>
+      <w:r>
+        <w:t>专家解读数据治理与个人信息保护政策走向，强调善治与权益平衡。</w:t>
+      </w:r>
+    </w:p>
+    <w:p>
+      <w:pPr>
+        <w:spacing w:before="0" w:after="80"/>
+        <w:pBdr>
+          <w:bottom w:val="single" w:sz="4" w:space="1" w:color="DDDDDD"/>
+        </w:pBdr>
+      </w:pPr>
+    </w:p>
+    <w:p>
+      <w:r>
+        <w:rPr>
+          <w:b/>
+          <w:sz w:val="24"/>
+        </w:rPr>
+        <w:t>《数安中国行2026年数据安全和个人信息保护政策法规宣讲会（广东）》</w:t>
+      </w:r>
+    </w:p>
+    <w:p>
+      <w:r>
+        <w:rPr>
+          <w:color w:val="646464"/>
+          <w:sz w:val="20"/>
+        </w:rPr>
+        <w:t>文　　号：暂无</w:t>
+        <w:br/>
+        <w:t>发文机关：国家互联网信息办公室、广东省网信办</w:t>
+        <w:br/>
+        <w:t>发文日期：2026-09-30</w:t>
+        <w:br/>
+        <w:t>原文链接：https://www.cac.gov.cn/wxzw/sjzl/A093708index_1.htm</w:t>
+      </w:r>
+    </w:p>
+    <w:p>
+      <w:pPr>
+        <w:ind w:left="240"/>
+      </w:pPr>
+      <w:r>
+        <w:t>在广东举办数据安全与个人信息保护政策法规宣讲，推动地方合规落地。</w:t>
+      </w:r>
+    </w:p>
+    <w:p>
+      <w:pPr>
+        <w:spacing w:before="0" w:after="80"/>
+        <w:pBdr>
+          <w:bottom w:val="single" w:sz="4" w:space="1" w:color="DDDDDD"/>
+        </w:pBdr>
+      </w:pPr>
+    </w:p>
+    <w:p>
+      <w:r>
+        <w:rPr>
+          <w:b/>
+          <w:sz w:val="24"/>
+        </w:rPr>
+        <w:t>《大成数据合规资讯2026年第九期》</w:t>
+      </w:r>
+    </w:p>
+    <w:p>
+      <w:r>
+        <w:rPr>
+          <w:color w:val="646464"/>
+          <w:sz w:val="20"/>
+        </w:rPr>
+        <w:t>文　　号：暂无</w:t>
+        <w:br/>
+        <w:t>发文机关：北京大成（深圳）律师事务所</w:t>
+        <w:br/>
+        <w:t>发文日期：2026-09-30</w:t>
+        <w:br/>
+        <w:t>原文链接：https://wappass.baidu.com/static/captcha/tuxing.html?ak=572be823e2f50ea759a616c060d6b9f1&amp;backurl=https%3A%2F%2Fmbd.baidu.com%2Fnewspage%2Fdata%2Flandingsuper%3Fid%3D1877749886620706062%26wfr%3Dspider%26for%3Dpc%26third%3Dbaijiahao%26baijiahao_id%3D1877749886620706062%26c_source%3Dkunlun%26c_score%3D0.999100&amp;timestamp=1791766593&amp;signature=ca1fdd895a06284196409139e0d3d473</w:t>
+      </w:r>
+    </w:p>
+    <w:p>
+      <w:pPr>
+        <w:ind w:left="240"/>
+      </w:pPr>
+      <w:r>
+        <w:t>汇总2026年9月数据合规动态，涵盖集群认定、药审数据等要点。</w:t>
       </w:r>
     </w:p>
     <w:p>
@@ -716,7 +688,7 @@
         <w:t xml:space="preserve">①  </w:t>
       </w:r>
       <w:r>
-        <w:t>现象：网信办9月发布《促进数字化绿色化协同转型发展实施方案（2026-2030年）》，首次将数字化与绿色化协同作为五年专项部署。逻辑：算力扩张带来能耗压力，政策试图以绿色化约束数字化无序扩张，同时借数字化提升能源效率。研判：预计将出台算力中心PUE强制标准与绿电占比要求，企业需提前布局低碳算力。</w:t>
+        <w:t>现象：网信办9月发布《促进数字化绿色化协同转型发展实施方案（2026-2030年）》，将双化协同上升为五年制度安排。逻辑：数字化能耗与绿色转型压力叠加，政策意图在于以数字技术赋能碳管理、以绿色约束引导算力布局。研判：预计后续将出台数据中心PUE与绿电占比硬性指标，算力枢纽绿电消纳比例或成地方考核新抓手。</w:t>
       </w:r>
     </w:p>
     <w:p>
@@ -728,7 +700,7 @@
         <w:t xml:space="preserve">②  </w:t>
       </w:r>
       <w:r>
-        <w:t>现象：网信办8月发布《促进网信企业高质量发展行动计划（2026-2030年）》，明确网信企业创新与合规并重。逻辑：网信企业既是数字经济主力，也是数据安全风险集中点，政策意在平衡发展与安全。研判：合规能力将成为网信企业核心竞争力，中小平台面临更大合规成本压力。</w:t>
+        <w:t>现象：网信办8月发布《促进网信企业高质量发展行动计划（2026-2030年）》，首次以五年行动计划形式统筹网信企业创新与合规。逻辑：网信企业既是数字经济主力，也是数据安全责任主体，政策试图在促发展与防风险间建立制度平衡。研判：后续可能配套分类分级监管与合规激励清单，头部平台合规成本上升但市场集中度或进一步提高。</w:t>
       </w:r>
     </w:p>
     <w:p>
@@ -740,7 +712,7 @@
         <w:t xml:space="preserve">③  </w:t>
       </w:r>
       <w:r>
-        <w:t>现象：国家网信办8月就《大型个人信息处理者个人信息保护规定》征求意见，拟对大型平台设专门义务。逻辑：个人信息保护法实施后，大型平台合规差距仍大，需细化分级监管。研判：大型平台将面临更严审计与报告要求，可能推动行业并购整合。</w:t>
+        <w:t>现象：国家网信办8月就《大型个人信息处理者个人信息保护规定（征求意见稿）》公开征求意见，拟对大型处理者设专门义务。逻辑：个人信息保护法实施后，监管从普遍合规转向重点主体精准治理，大型平台成为制度抓手。研判：正式稿可能引入独立监督机构与年度审计要求，中小平台将被间接传导合规压力，行业合规服务市场扩容。</w:t>
       </w:r>
     </w:p>
     <w:p>
@@ -752,7 +724,7 @@
         <w:t xml:space="preserve">④  </w:t>
       </w:r>
       <w:r>
-        <w:t>现象：广东8月发布《人工智能条例（送审稿）》，支持智能算力、算法模型研发并设关键技术创新条款。逻辑：地方争抢AI产业高地，以立法促进创新同时防范风险。研判：地方AI立法将加速，但需警惕各地标准不一造成市场分割。</w:t>
+        <w:t>现象：工信部等四部门7月联合印发《关于推动互联网基础资源高质量发展的指导意见》，强化域名、IP等基础资源管理。逻辑：互联网基础资源是数字经济底座，政策意图在于提升自主可控能力与资源分配效率。研判：后续可能推动国家顶级域名应用与IPv6地址规划细化，基础资源管理或与网络安全审查联动，地方数据局承接落地任务。</w:t>
       </w:r>
     </w:p>
     <w:p>
@@ -764,7 +736,7 @@
         <w:t xml:space="preserve">⑤  </w:t>
       </w:r>
       <w:r>
-        <w:t>现象：浙江6月答复政协提案，支持之江人工智能公共算力平台建设万卡集群，提供普惠算力。逻辑：算力公共品属性增强，政府以公共平台降低中小企业创新门槛。研判：普惠算力将成地方标配，但需建立可持续运营与调度机制。</w:t>
+        <w:t>现象：工信部等八部门2月发布《汽车数据出境安全指引（2026版）》，明确汽车数据出境评估与合规要求。逻辑：智能网联汽车数据跨境需求激增，政策在促进产业国际化与保障国家安全间寻求平衡。研判：汽车行业或成数据出境负面清单管理先行领域，车企需建立数据分类分级与出境评估常态化机制，合规成本向供应链传导。</w:t>
       </w:r>
     </w:p>
     <w:p>
@@ -776,7 +748,7 @@
         <w:t xml:space="preserve">⑥  </w:t>
       </w:r>
       <w:r>
-        <w:t>现象：中国以网信办统筹数据安全与AI治理，欧盟推进AI Act与GDPR协同，美国侧重NIST框架与行政令，日本由数字厅推动AI战略。逻辑：中国强调整体安全与公共算力普惠，欧美更重权利保护与市场驱动。研判：中国可借鉴欧盟风险分级思路，同时保持算力公共品优势，避免合规碎片化。</w:t>
+        <w:t>现象：中国以网信办五年行动方案与数据出境指引推进制度落地，日本数字厅聚焦AI治理与数字身份，美国以行政令与NIST框架推动AI安全，欧盟AI Act与GDPR并行强化数据治理。逻辑：三方均将AI与数据列为战略核心，但中国偏重发展与安全统筹，美欧偏重风险规制，日本偏重社会应用。研判：中国可借鉴欧盟风险分级与日本敏捷治理经验，在数据跨境与AI监管间建立更具弹性的制度接口。</w:t>
       </w:r>
     </w:p>
     <w:p/>

--- a/reports/latest.docx
+++ b/reports/latest.docx
@@ -24,7 +24,7 @@
           <w:color w:val="828282"/>
           <w:sz w:val="22"/>
         </w:rPr>
-        <w:t>生成日期：2026-10-12　　数据 · 算力 · 信息化</w:t>
+        <w:t>生成日期：2026-10-13　　数据 · 算力 · 信息化</w:t>
       </w:r>
     </w:p>
     <w:p/>
@@ -40,6 +40,124 @@
         <w:t>一、过去 24 小时关键政策</w:t>
       </w:r>
     </w:p>
+    <w:p>
+      <w:r>
+        <w:rPr>
+          <w:b/>
+          <w:sz w:val="24"/>
+        </w:rPr>
+        <w:t>《山东省数字强省建设“十五五”规划》</w:t>
+      </w:r>
+    </w:p>
+    <w:p>
+      <w:r>
+        <w:rPr>
+          <w:color w:val="646464"/>
+          <w:sz w:val="20"/>
+        </w:rPr>
+        <w:t>文　　号：暂无</w:t>
+        <w:br/>
+        <w:t>发文机关：山东省人民政府</w:t>
+        <w:br/>
+        <w:t>发文日期：2026-10-10</w:t>
+        <w:br/>
+        <w:t>原文链接：http://www.shandong.gov.cn/art/2026/10/10/art_267492_85789.html</w:t>
+      </w:r>
+    </w:p>
+    <w:p>
+      <w:pPr>
+        <w:ind w:left="240"/>
+      </w:pPr>
+      <w:r>
+        <w:t>实施“智算引领”培育行动，稳步提高智能算力规模，打造智算资源池，培育智能体产业。</w:t>
+      </w:r>
+    </w:p>
+    <w:p>
+      <w:pPr>
+        <w:spacing w:before="0" w:after="80"/>
+        <w:pBdr>
+          <w:bottom w:val="single" w:sz="4" w:space="1" w:color="DDDDDD"/>
+        </w:pBdr>
+      </w:pPr>
+    </w:p>
+    <w:p>
+      <w:r>
+        <w:rPr>
+          <w:b/>
+          <w:sz w:val="24"/>
+        </w:rPr>
+        <w:t>《关于发展新质生产力的意见》</w:t>
+      </w:r>
+    </w:p>
+    <w:p>
+      <w:r>
+        <w:rPr>
+          <w:color w:val="646464"/>
+          <w:sz w:val="20"/>
+        </w:rPr>
+        <w:t>文　　号：暂无</w:t>
+        <w:br/>
+        <w:t>发文机关：湖南省工业和信息化厅</w:t>
+        <w:br/>
+        <w:t>发文日期：2026-10-12</w:t>
+        <w:br/>
+        <w:t>原文链接：http://gxt.hunan.gov.cn/gxt/hnjnjc/jnjczcfg/jnjcgjzc/202610/t20261012_34079244.html</w:t>
+      </w:r>
+    </w:p>
+    <w:p>
+      <w:pPr>
+        <w:ind w:left="240"/>
+      </w:pPr>
+      <w:r>
+        <w:t>推进人工智能改造传统产业，强化算力算法数据供给，布局国家人工智能行业应用中试基地。</w:t>
+      </w:r>
+    </w:p>
+    <w:p>
+      <w:pPr>
+        <w:spacing w:before="0" w:after="80"/>
+        <w:pBdr>
+          <w:bottom w:val="single" w:sz="4" w:space="1" w:color="DDDDDD"/>
+        </w:pBdr>
+      </w:pPr>
+    </w:p>
+    <w:p>
+      <w:r>
+        <w:rPr>
+          <w:b/>
+          <w:sz w:val="24"/>
+        </w:rPr>
+        <w:t>《网络安全法修改专家解读：积极应对人工智能治理安全挑战》</w:t>
+      </w:r>
+    </w:p>
+    <w:p>
+      <w:r>
+        <w:rPr>
+          <w:color w:val="646464"/>
+          <w:sz w:val="20"/>
+        </w:rPr>
+        <w:t>文　　号：暂无</w:t>
+        <w:br/>
+        <w:t>发文机关：国家互联网信息办公室</w:t>
+        <w:br/>
+        <w:t>发文日期：2026-10-12</w:t>
+      </w:r>
+    </w:p>
+    <w:p>
+      <w:pPr>
+        <w:ind w:left="240"/>
+      </w:pPr>
+      <w:r>
+        <w:t>解读网络安全法修改要点，聚焦人工智能治理安全挑战，完善相关制度安排。</w:t>
+      </w:r>
+    </w:p>
+    <w:p>
+      <w:pPr>
+        <w:spacing w:before="0" w:after="80"/>
+        <w:pBdr>
+          <w:bottom w:val="single" w:sz="4" w:space="1" w:color="DDDDDD"/>
+        </w:pBdr>
+      </w:pPr>
+    </w:p>
     <w:p/>
     <w:p>
       <w:pPr>
@@ -52,6 +170,162 @@
         </w:rPr>
         <w:t>二、过去一个月主要政策动向</w:t>
       </w:r>
+    </w:p>
+    <w:p>
+      <w:r>
+        <w:rPr>
+          <w:b/>
+          <w:sz w:val="24"/>
+        </w:rPr>
+        <w:t>《山东省数字强省建设“十五五”规划》</w:t>
+      </w:r>
+    </w:p>
+    <w:p>
+      <w:r>
+        <w:rPr>
+          <w:color w:val="646464"/>
+          <w:sz w:val="20"/>
+        </w:rPr>
+        <w:t>文　　号：暂无</w:t>
+        <w:br/>
+        <w:t>发文机关：山东省人民政府</w:t>
+        <w:br/>
+        <w:t>发文日期：2026-10-10</w:t>
+        <w:br/>
+        <w:t>原文链接：http://www.shandong.gov.cn/art/2026/10/10/art_267492_85789.html</w:t>
+      </w:r>
+    </w:p>
+    <w:p>
+      <w:pPr>
+        <w:ind w:left="240"/>
+      </w:pPr>
+      <w:r>
+        <w:t>实施“智算引领”培育行动，稳步提高智能算力规模，打造智算资源池，培育智能体产业。</w:t>
+      </w:r>
+    </w:p>
+    <w:p>
+      <w:pPr>
+        <w:spacing w:before="0" w:after="80"/>
+        <w:pBdr>
+          <w:bottom w:val="single" w:sz="4" w:space="1" w:color="DDDDDD"/>
+        </w:pBdr>
+      </w:pPr>
+    </w:p>
+    <w:p>
+      <w:r>
+        <w:rPr>
+          <w:b/>
+          <w:sz w:val="24"/>
+        </w:rPr>
+        <w:t>《关于发展新质生产力的意见》</w:t>
+      </w:r>
+    </w:p>
+    <w:p>
+      <w:r>
+        <w:rPr>
+          <w:color w:val="646464"/>
+          <w:sz w:val="20"/>
+        </w:rPr>
+        <w:t>文　　号：暂无</w:t>
+        <w:br/>
+        <w:t>发文机关：湖南省工业和信息化厅</w:t>
+        <w:br/>
+        <w:t>发文日期：2026-10-12</w:t>
+        <w:br/>
+        <w:t>原文链接：http://gxt.hunan.gov.cn/gxt/hnjnjc/jnjczcfg/jnjcgjzc/202610/t20261012_34079244.html</w:t>
+      </w:r>
+    </w:p>
+    <w:p>
+      <w:pPr>
+        <w:ind w:left="240"/>
+      </w:pPr>
+      <w:r>
+        <w:t>推进人工智能改造传统产业，强化算力算法数据供给，布局国家人工智能行业应用中试基地。</w:t>
+      </w:r>
+    </w:p>
+    <w:p>
+      <w:pPr>
+        <w:spacing w:before="0" w:after="80"/>
+        <w:pBdr>
+          <w:bottom w:val="single" w:sz="4" w:space="1" w:color="DDDDDD"/>
+        </w:pBdr>
+      </w:pPr>
+    </w:p>
+    <w:p>
+      <w:r>
+        <w:rPr>
+          <w:b/>
+          <w:sz w:val="24"/>
+        </w:rPr>
+        <w:t>《网络安全法修改专家解读：积极应对人工智能治理安全挑战》</w:t>
+      </w:r>
+    </w:p>
+    <w:p>
+      <w:r>
+        <w:rPr>
+          <w:color w:val="646464"/>
+          <w:sz w:val="20"/>
+        </w:rPr>
+        <w:t>文　　号：暂无</w:t>
+        <w:br/>
+        <w:t>发文机关：国家互联网信息办公室</w:t>
+        <w:br/>
+        <w:t>发文日期：2026-10-12</w:t>
+      </w:r>
+    </w:p>
+    <w:p>
+      <w:pPr>
+        <w:ind w:left="240"/>
+      </w:pPr>
+      <w:r>
+        <w:t>解读网络安全法修改要点，聚焦人工智能治理安全挑战，完善相关制度安排。</w:t>
+      </w:r>
+    </w:p>
+    <w:p>
+      <w:pPr>
+        <w:spacing w:before="0" w:after="80"/>
+        <w:pBdr>
+          <w:bottom w:val="single" w:sz="4" w:space="1" w:color="DDDDDD"/>
+        </w:pBdr>
+      </w:pPr>
+    </w:p>
+    <w:p>
+      <w:r>
+        <w:rPr>
+          <w:b/>
+          <w:sz w:val="24"/>
+        </w:rPr>
+        <w:t>《药物临床试验电子数据指导原则》</w:t>
+      </w:r>
+    </w:p>
+    <w:p>
+      <w:r>
+        <w:rPr>
+          <w:color w:val="646464"/>
+          <w:sz w:val="20"/>
+        </w:rPr>
+        <w:t>文　　号：暂无</w:t>
+        <w:br/>
+        <w:t>发文机关：国家药监局药审中心</w:t>
+        <w:br/>
+        <w:t>发文日期：2026-09-23</w:t>
+      </w:r>
+    </w:p>
+    <w:p>
+      <w:pPr>
+        <w:ind w:left="240"/>
+      </w:pPr>
+      <w:r>
+        <w:t>发布药物临床试验电子数据指导原则，明确计算机化系统ALCOA++原则要求。</w:t>
+      </w:r>
+    </w:p>
+    <w:p>
+      <w:pPr>
+        <w:spacing w:before="0" w:after="80"/>
+        <w:pBdr>
+          <w:bottom w:val="single" w:sz="4" w:space="1" w:color="DDDDDD"/>
+        </w:pBdr>
+      </w:pPr>
     </w:p>
     <w:p>
       <w:r>
@@ -82,87 +356,7 @@
         <w:ind w:left="240"/>
       </w:pPr>
       <w:r>
-        <w:t>部署数字化与绿色化协同转型五年任务，明确双化协同重点方向。</w:t>
-      </w:r>
-    </w:p>
-    <w:p>
-      <w:pPr>
-        <w:spacing w:before="0" w:after="80"/>
-        <w:pBdr>
-          <w:bottom w:val="single" w:sz="4" w:space="1" w:color="DDDDDD"/>
-        </w:pBdr>
-      </w:pPr>
-    </w:p>
-    <w:p>
-      <w:r>
-        <w:rPr>
-          <w:b/>
-          <w:sz w:val="24"/>
-        </w:rPr>
-        <w:t>《大型个人信息处理者个人信息保护规定（征求意见稿）》</w:t>
-      </w:r>
-    </w:p>
-    <w:p>
-      <w:r>
-        <w:rPr>
-          <w:color w:val="646464"/>
-          <w:sz w:val="20"/>
-        </w:rPr>
-        <w:t>文　　号：暂无</w:t>
-        <w:br/>
-        <w:t>发文机关：国家互联网信息办公室</w:t>
-        <w:br/>
-        <w:t>发文日期：2026-08-07</w:t>
-        <w:br/>
-        <w:t>原文链接：https://www.cac.gov.cn/wxzw/sjzl/A093708index_1.htm</w:t>
-      </w:r>
-    </w:p>
-    <w:p>
-      <w:pPr>
-        <w:ind w:left="240"/>
-      </w:pPr>
-      <w:r>
-        <w:t>拟对大型个人信息处理者设定专门保护义务，公开征求意见。</w:t>
-      </w:r>
-    </w:p>
-    <w:p>
-      <w:pPr>
-        <w:spacing w:before="0" w:after="80"/>
-        <w:pBdr>
-          <w:bottom w:val="single" w:sz="4" w:space="1" w:color="DDDDDD"/>
-        </w:pBdr>
-      </w:pPr>
-    </w:p>
-    <w:p>
-      <w:r>
-        <w:rPr>
-          <w:b/>
-          <w:sz w:val="24"/>
-        </w:rPr>
-        <w:t>《关于推动互联网基础资源高质量发展的指导意见》</w:t>
-      </w:r>
-    </w:p>
-    <w:p>
-      <w:r>
-        <w:rPr>
-          <w:color w:val="646464"/>
-          <w:sz w:val="20"/>
-        </w:rPr>
-        <w:t>文　　号：暂无</w:t>
-        <w:br/>
-        <w:t>发文机关：工业和信息化部、中央网信办、国家发展改革委、国家数据局</w:t>
-        <w:br/>
-        <w:t>发文日期：2026-07-01</w:t>
-        <w:br/>
-        <w:t>原文链接：https://gyxxh.tj.gov.cn/ZWGK4147/ZCWJ6355/gjjwj/202607/t20260713_7334666.html</w:t>
-      </w:r>
-    </w:p>
-    <w:p>
-      <w:pPr>
-        <w:ind w:left="240"/>
-      </w:pPr>
-      <w:r>
-        <w:t>四部门联合部署互联网基础资源高质量发展，强化域名、IP等资源管理。</w:t>
+        <w:t>部署数字化绿色化协同转型，推动数字基础设施节能降碳与绿色技术数字赋能。</w:t>
       </w:r>
     </w:p>
     <w:p>
@@ -202,7 +396,47 @@
         <w:ind w:left="240"/>
       </w:pPr>
       <w:r>
-        <w:t>提出IPv6技术创新与融合应用五年方案，推动下一代互联网规模部署。</w:t>
+        <w:t>部署IPv6技术创新与融合应用，推动下一代互联网规模部署和产业生态完善。</w:t>
+      </w:r>
+    </w:p>
+    <w:p>
+      <w:pPr>
+        <w:spacing w:before="0" w:after="80"/>
+        <w:pBdr>
+          <w:bottom w:val="single" w:sz="4" w:space="1" w:color="DDDDDD"/>
+        </w:pBdr>
+      </w:pPr>
+    </w:p>
+    <w:p>
+      <w:r>
+        <w:rPr>
+          <w:b/>
+          <w:sz w:val="24"/>
+        </w:rPr>
+        <w:t>《大型个人信息处理者个人信息保护规定（征求意见稿）》</w:t>
+      </w:r>
+    </w:p>
+    <w:p>
+      <w:r>
+        <w:rPr>
+          <w:color w:val="646464"/>
+          <w:sz w:val="20"/>
+        </w:rPr>
+        <w:t>文　　号：暂无</w:t>
+        <w:br/>
+        <w:t>发文机关：国家互联网信息办公室</w:t>
+        <w:br/>
+        <w:t>发文日期：2026-08-07</w:t>
+        <w:br/>
+        <w:t>原文链接：http://www.cac.gov.cn</w:t>
+      </w:r>
+    </w:p>
+    <w:p>
+      <w:pPr>
+        <w:ind w:left="240"/>
+      </w:pPr>
+      <w:r>
+        <w:t>拟对大型个人信息处理者设定专门保护义务，公开征求意见完善监管制度。</w:t>
       </w:r>
     </w:p>
     <w:p>
@@ -233,8 +467,6 @@
         <w:t>发文机关：工业和信息化部等八部门</w:t>
         <w:br/>
         <w:t>发文日期：2026-02-03</w:t>
-        <w:br/>
-        <w:t>原文链接：https://www.miit.gov.cn/gyhxxhb/jgsj/wlaqglj/zcjd/index.html</w:t>
       </w:r>
     </w:p>
     <w:p>
@@ -242,87 +474,7 @@
         <w:ind w:left="240"/>
       </w:pPr>
       <w:r>
-        <w:t>明确汽车数据出境安全评估与合规要求，八部门联合推进汽车数据治理。</w:t>
-      </w:r>
-    </w:p>
-    <w:p>
-      <w:pPr>
-        <w:spacing w:before="0" w:after="80"/>
-        <w:pBdr>
-          <w:bottom w:val="single" w:sz="4" w:space="1" w:color="DDDDDD"/>
-        </w:pBdr>
-      </w:pPr>
-    </w:p>
-    <w:p>
-      <w:r>
-        <w:rPr>
-          <w:b/>
-          <w:sz w:val="24"/>
-        </w:rPr>
-        <w:t>《药物临床试验电子数据指导原则》</w:t>
-      </w:r>
-    </w:p>
-    <w:p>
-      <w:r>
-        <w:rPr>
-          <w:color w:val="646464"/>
-          <w:sz w:val="20"/>
-        </w:rPr>
-        <w:t>文　　号：暂无</w:t>
-        <w:br/>
-        <w:t>发文机关：国家药监局药审中心</w:t>
-        <w:br/>
-        <w:t>发文日期：2026-09-23</w:t>
-        <w:br/>
-        <w:t>原文链接：https://wappass.baidu.com/static/captcha/tuxing.html?ak=572be823e2f50ea759a616c060d6b9f1&amp;backurl=https%3A%2F%2Fmbd.baidu.com%2Fnewspage%2Fdata%2Flandingsuper%3Fid%3D1877749886620706062%26wfr%3Dspider%26for%3Dpc%26third%3Dbaijiahao%26baijiahao_id%3D1877749886620706062%26c_source%3Dkunlun%26c_score%3D0.999100&amp;timestamp=1791766593&amp;signature=ca1fdd895a06284196409139e0d3d473</w:t>
-      </w:r>
-    </w:p>
-    <w:p>
-      <w:pPr>
-        <w:ind w:left="240"/>
-      </w:pPr>
-      <w:r>
-        <w:t>规范药物临床试验电子数据全流程，明确计算机化系统与ALCOA++原则。</w:t>
-      </w:r>
-    </w:p>
-    <w:p>
-      <w:pPr>
-        <w:spacing w:before="0" w:after="80"/>
-        <w:pBdr>
-          <w:bottom w:val="single" w:sz="4" w:space="1" w:color="DDDDDD"/>
-        </w:pBdr>
-      </w:pPr>
-    </w:p>
-    <w:p>
-      <w:r>
-        <w:rPr>
-          <w:b/>
-          <w:sz w:val="24"/>
-        </w:rPr>
-        <w:t>《2026年个人信息保护系列专项行动阶段性成效通报》</w:t>
-      </w:r>
-    </w:p>
-    <w:p>
-      <w:r>
-        <w:rPr>
-          <w:color w:val="646464"/>
-          <w:sz w:val="20"/>
-        </w:rPr>
-        <w:t>文　　号：暂无</w:t>
-        <w:br/>
-        <w:t>发文机关：国家互联网信息办公室</w:t>
-        <w:br/>
-        <w:t>发文日期：2026-08-19</w:t>
-        <w:br/>
-        <w:t>原文链接：https://www.cac.gov.cn/wxzw/sjzl/A093708index_1.htm</w:t>
-      </w:r>
-    </w:p>
-    <w:p>
-      <w:pPr>
-        <w:ind w:left="240"/>
-      </w:pPr>
-      <w:r>
-        <w:t>通报个人信息保护专项行动阶段性成果，披露典型问题与整改情况。</w:t>
+        <w:t>明确汽车数据出境安全评估流程与要求，规范智能网联汽车数据跨境流动。</w:t>
       </w:r>
     </w:p>
     <w:p>
@@ -346,326 +498,6 @@
         <w:t>三、今年以来主要政策</w:t>
       </w:r>
     </w:p>
-    <w:p>
-      <w:r>
-        <w:rPr>
-          <w:b/>
-          <w:sz w:val="24"/>
-        </w:rPr>
-        <w:t>《汽车数据出境安全指引（2026版）》</w:t>
-      </w:r>
-    </w:p>
-    <w:p>
-      <w:r>
-        <w:rPr>
-          <w:color w:val="646464"/>
-          <w:sz w:val="20"/>
-        </w:rPr>
-        <w:t>文　　号：暂无</w:t>
-        <w:br/>
-        <w:t>发文机关：工业和信息化部等八部门</w:t>
-        <w:br/>
-        <w:t>发文日期：2026-02-03</w:t>
-        <w:br/>
-        <w:t>原文链接：https://www.miit.gov.cn/gyhxxhb/jgsj/wlaqglj/zcjd/index.html</w:t>
-      </w:r>
-    </w:p>
-    <w:p>
-      <w:pPr>
-        <w:ind w:left="240"/>
-      </w:pPr>
-      <w:r>
-        <w:t>明确汽车数据出境安全评估与合规要求，八部门联合推进汽车数据治理。</w:t>
-      </w:r>
-    </w:p>
-    <w:p>
-      <w:pPr>
-        <w:spacing w:before="0" w:after="80"/>
-        <w:pBdr>
-          <w:bottom w:val="single" w:sz="4" w:space="1" w:color="DDDDDD"/>
-        </w:pBdr>
-      </w:pPr>
-    </w:p>
-    <w:p>
-      <w:r>
-        <w:rPr>
-          <w:b/>
-          <w:sz w:val="24"/>
-        </w:rPr>
-        <w:t>《药物临床试验电子数据指导原则》</w:t>
-      </w:r>
-    </w:p>
-    <w:p>
-      <w:r>
-        <w:rPr>
-          <w:color w:val="646464"/>
-          <w:sz w:val="20"/>
-        </w:rPr>
-        <w:t>文　　号：暂无</w:t>
-        <w:br/>
-        <w:t>发文机关：国家药监局药审中心</w:t>
-        <w:br/>
-        <w:t>发文日期：2026-09-23</w:t>
-        <w:br/>
-        <w:t>原文链接：https://wappass.baidu.com/static/captcha/tuxing.html?ak=572be823e2f50ea759a616c060d6b9f1&amp;backurl=https%3A%2F%2Fmbd.baidu.com%2Fnewspage%2Fdata%2Flandingsuper%3Fid%3D1877749886620706062%26wfr%3Dspider%26for%3Dpc%26third%3Dbaijiahao%26baijiahao_id%3D1877749886620706062%26c_source%3Dkunlun%26c_score%3D0.999100&amp;timestamp=1791766593&amp;signature=ca1fdd895a06284196409139e0d3d473</w:t>
-      </w:r>
-    </w:p>
-    <w:p>
-      <w:pPr>
-        <w:ind w:left="240"/>
-      </w:pPr>
-      <w:r>
-        <w:t>规范药物临床试验电子数据全流程，明确计算机化系统与ALCOA++原则。</w:t>
-      </w:r>
-    </w:p>
-    <w:p>
-      <w:pPr>
-        <w:spacing w:before="0" w:after="80"/>
-        <w:pBdr>
-          <w:bottom w:val="single" w:sz="4" w:space="1" w:color="DDDDDD"/>
-        </w:pBdr>
-      </w:pPr>
-    </w:p>
-    <w:p>
-      <w:r>
-        <w:rPr>
-          <w:b/>
-          <w:sz w:val="24"/>
-        </w:rPr>
-        <w:t>《2026年中国AI发展趋势前瞻》</w:t>
-      </w:r>
-    </w:p>
-    <w:p>
-      <w:r>
-        <w:rPr>
-          <w:color w:val="646464"/>
-          <w:sz w:val="20"/>
-        </w:rPr>
-        <w:t>文　　号：暂无</w:t>
-        <w:br/>
-        <w:t>发文机关：新华深读、广州网信办转载</w:t>
-        <w:br/>
-        <w:t>发文日期：2026-01-28</w:t>
-        <w:br/>
-        <w:t>原文链接：https://igz.gzwxb.gov.cn/context/contextId/215009</w:t>
-      </w:r>
-    </w:p>
-    <w:p>
-      <w:pPr>
-        <w:ind w:left="240"/>
-      </w:pPr>
-      <w:r>
-        <w:t>分析2026年中国AI发展趋势，指出数据孤岛与流通壁垒等核心挑战。</w:t>
-      </w:r>
-    </w:p>
-    <w:p>
-      <w:pPr>
-        <w:spacing w:before="0" w:after="80"/>
-        <w:pBdr>
-          <w:bottom w:val="single" w:sz="4" w:space="1" w:color="DDDDDD"/>
-        </w:pBdr>
-      </w:pPr>
-    </w:p>
-    <w:p>
-      <w:r>
-        <w:rPr>
-          <w:b/>
-          <w:sz w:val="24"/>
-        </w:rPr>
-        <w:t>《互联网危险物品信息发布管理规定》</w:t>
-      </w:r>
-    </w:p>
-    <w:p>
-      <w:r>
-        <w:rPr>
-          <w:color w:val="646464"/>
-          <w:sz w:val="20"/>
-        </w:rPr>
-        <w:t>文　　号：暂无</w:t>
-        <w:br/>
-        <w:t>发文机关：公安部、网信办、工信部等6部门</w:t>
-        <w:br/>
-        <w:t>发文日期：2026-10-12</w:t>
-        <w:br/>
-        <w:t>原文链接：https://cagd.gov.cn/c/a/28/</w:t>
-      </w:r>
-    </w:p>
-    <w:p>
-      <w:pPr>
-        <w:ind w:left="240"/>
-      </w:pPr>
-      <w:r>
-        <w:t>六部门联合规范互联网危险物品信息发布，强化平台审核责任。</w:t>
-      </w:r>
-    </w:p>
-    <w:p>
-      <w:pPr>
-        <w:spacing w:before="0" w:after="80"/>
-        <w:pBdr>
-          <w:bottom w:val="single" w:sz="4" w:space="1" w:color="DDDDDD"/>
-        </w:pBdr>
-      </w:pPr>
-    </w:p>
-    <w:p>
-      <w:r>
-        <w:rPr>
-          <w:b/>
-          <w:sz w:val="24"/>
-        </w:rPr>
-        <w:t>《数据治理_中央网络安全和信息化委员会办公室专栏》</w:t>
-      </w:r>
-    </w:p>
-    <w:p>
-      <w:r>
-        <w:rPr>
-          <w:color w:val="646464"/>
-          <w:sz w:val="20"/>
-        </w:rPr>
-        <w:t>文　　号：暂无</w:t>
-        <w:br/>
-        <w:t>发文机关：中央网络安全和信息化委员会办公室</w:t>
-        <w:br/>
-        <w:t>发文日期：2026-08-20</w:t>
-        <w:br/>
-        <w:t>原文链接：https://www.cac.gov.cn/wxzw/sjzl/A093708index_1.htm</w:t>
-      </w:r>
-    </w:p>
-    <w:p>
-      <w:pPr>
-        <w:ind w:left="240"/>
-      </w:pPr>
-      <w:r>
-        <w:t>网信办数据治理专栏集中发布数据安全与个人信息保护政策文件。</w:t>
-      </w:r>
-    </w:p>
-    <w:p>
-      <w:pPr>
-        <w:spacing w:before="0" w:after="80"/>
-        <w:pBdr>
-          <w:bottom w:val="single" w:sz="4" w:space="1" w:color="DDDDDD"/>
-        </w:pBdr>
-      </w:pPr>
-    </w:p>
-    <w:p>
-      <w:r>
-        <w:rPr>
-          <w:b/>
-          <w:sz w:val="24"/>
-        </w:rPr>
-        <w:t>《专家解读：善治护权开新局》</w:t>
-      </w:r>
-    </w:p>
-    <w:p>
-      <w:r>
-        <w:rPr>
-          <w:color w:val="646464"/>
-          <w:sz w:val="20"/>
-        </w:rPr>
-        <w:t>文　　号：暂无</w:t>
-        <w:br/>
-        <w:t>发文机关：中央网络安全和信息化委员会办公室</w:t>
-        <w:br/>
-        <w:t>发文日期：2026-07-24</w:t>
-        <w:br/>
-        <w:t>原文链接：https://www.cac.gov.cn/wxzw/sjzl/A093708index_1.htm</w:t>
-      </w:r>
-    </w:p>
-    <w:p>
-      <w:pPr>
-        <w:ind w:left="240"/>
-      </w:pPr>
-      <w:r>
-        <w:t>专家解读数据治理与个人信息保护政策走向，强调善治与权益平衡。</w:t>
-      </w:r>
-    </w:p>
-    <w:p>
-      <w:pPr>
-        <w:spacing w:before="0" w:after="80"/>
-        <w:pBdr>
-          <w:bottom w:val="single" w:sz="4" w:space="1" w:color="DDDDDD"/>
-        </w:pBdr>
-      </w:pPr>
-    </w:p>
-    <w:p>
-      <w:r>
-        <w:rPr>
-          <w:b/>
-          <w:sz w:val="24"/>
-        </w:rPr>
-        <w:t>《数安中国行2026年数据安全和个人信息保护政策法规宣讲会（广东）》</w:t>
-      </w:r>
-    </w:p>
-    <w:p>
-      <w:r>
-        <w:rPr>
-          <w:color w:val="646464"/>
-          <w:sz w:val="20"/>
-        </w:rPr>
-        <w:t>文　　号：暂无</w:t>
-        <w:br/>
-        <w:t>发文机关：国家互联网信息办公室、广东省网信办</w:t>
-        <w:br/>
-        <w:t>发文日期：2026-09-30</w:t>
-        <w:br/>
-        <w:t>原文链接：https://www.cac.gov.cn/wxzw/sjzl/A093708index_1.htm</w:t>
-      </w:r>
-    </w:p>
-    <w:p>
-      <w:pPr>
-        <w:ind w:left="240"/>
-      </w:pPr>
-      <w:r>
-        <w:t>在广东举办数据安全与个人信息保护政策法规宣讲，推动地方合规落地。</w:t>
-      </w:r>
-    </w:p>
-    <w:p>
-      <w:pPr>
-        <w:spacing w:before="0" w:after="80"/>
-        <w:pBdr>
-          <w:bottom w:val="single" w:sz="4" w:space="1" w:color="DDDDDD"/>
-        </w:pBdr>
-      </w:pPr>
-    </w:p>
-    <w:p>
-      <w:r>
-        <w:rPr>
-          <w:b/>
-          <w:sz w:val="24"/>
-        </w:rPr>
-        <w:t>《大成数据合规资讯2026年第九期》</w:t>
-      </w:r>
-    </w:p>
-    <w:p>
-      <w:r>
-        <w:rPr>
-          <w:color w:val="646464"/>
-          <w:sz w:val="20"/>
-        </w:rPr>
-        <w:t>文　　号：暂无</w:t>
-        <w:br/>
-        <w:t>发文机关：北京大成（深圳）律师事务所</w:t>
-        <w:br/>
-        <w:t>发文日期：2026-09-30</w:t>
-        <w:br/>
-        <w:t>原文链接：https://wappass.baidu.com/static/captcha/tuxing.html?ak=572be823e2f50ea759a616c060d6b9f1&amp;backurl=https%3A%2F%2Fmbd.baidu.com%2Fnewspage%2Fdata%2Flandingsuper%3Fid%3D1877749886620706062%26wfr%3Dspider%26for%3Dpc%26third%3Dbaijiahao%26baijiahao_id%3D1877749886620706062%26c_source%3Dkunlun%26c_score%3D0.999100&amp;timestamp=1791766593&amp;signature=ca1fdd895a06284196409139e0d3d473</w:t>
-      </w:r>
-    </w:p>
-    <w:p>
-      <w:pPr>
-        <w:ind w:left="240"/>
-      </w:pPr>
-      <w:r>
-        <w:t>汇总2026年9月数据合规动态，涵盖集群认定、药审数据等要点。</w:t>
-      </w:r>
-    </w:p>
-    <w:p>
-      <w:pPr>
-        <w:spacing w:before="0" w:after="80"/>
-        <w:pBdr>
-          <w:bottom w:val="single" w:sz="4" w:space="1" w:color="DDDDDD"/>
-        </w:pBdr>
-      </w:pPr>
-    </w:p>
     <w:p/>
     <w:p>
       <w:pPr>
@@ -688,7 +520,7 @@
         <w:t xml:space="preserve">①  </w:t>
       </w:r>
       <w:r>
-        <w:t>现象：网信办9月发布《促进数字化绿色化协同转型发展实施方案（2026-2030年）》，将双化协同上升为五年制度安排。逻辑：数字化能耗与绿色转型压力叠加，政策意图在于以数字技术赋能碳管理、以绿色约束引导算力布局。研判：预计后续将出台数据中心PUE与绿电占比硬性指标，算力枢纽绿电消纳比例或成地方考核新抓手。</w:t>
+        <w:t>现象：山东省10月10日印发《数字强省建设“十五五”规划》，明确实施“智算引领”培育行动，打造智算资源池，并部署智能体产业培育。逻辑：这是地方层面率先将“十五五”数字规划落地，以智能算力为底座、智能体为应用抓手，体现从“建算力”向“用算力”转变的政策意图。研判：预计其他省份将跟进出台类似规划，智算资源池和智能体产业将成为地方数字竞争的新赛道，但需警惕重复建设和算力闲置风险。</w:t>
       </w:r>
     </w:p>
     <w:p>
@@ -700,7 +532,7 @@
         <w:t xml:space="preserve">②  </w:t>
       </w:r>
       <w:r>
-        <w:t>现象：网信办8月发布《促进网信企业高质量发展行动计划（2026-2030年）》，首次以五年行动计划形式统筹网信企业创新与合规。逻辑：网信企业既是数字经济主力，也是数据安全责任主体，政策试图在促发展与防风险间建立制度平衡。研判：后续可能配套分类分级监管与合规激励清单，头部平台合规成本上升但市场集中度或进一步提高。</w:t>
+        <w:t>现象：网信办10月12日发布《网络安全法》修改专家解读，专门聚焦人工智能治理安全挑战。逻辑：AI安全风险上升，法律修改为AI治理提供上位法依据，体现“以安全促发展”的治理思路。研判：后续可能出台AI安全专项配套细则，企业需提前评估合规成本，尤其是大模型训练数据安全和内容安全。</w:t>
       </w:r>
     </w:p>
     <w:p>
@@ -712,7 +544,7 @@
         <w:t xml:space="preserve">③  </w:t>
       </w:r>
       <w:r>
-        <w:t>现象：国家网信办8月就《大型个人信息处理者个人信息保护规定（征求意见稿）》公开征求意见，拟对大型处理者设专门义务。逻辑：个人信息保护法实施后，监管从普遍合规转向重点主体精准治理，大型平台成为制度抓手。研判：正式稿可能引入独立监督机构与年度审计要求，中小平台将被间接传导合规压力，行业合规服务市场扩容。</w:t>
+        <w:t>现象：湖南省10月12日发布《关于发展新质生产力的意见》，提出强化算力、算法、数据高效供给，布局国家人工智能行业应用中试基地。逻辑：地方将AI作为新质生产力核心引擎，通过中试基地打通技术到产业“最后一公里”。研判：中试基地模式可能在全国推广，但需关注地方财政可持续性和实际转化效果。</w:t>
       </w:r>
     </w:p>
     <w:p>
@@ -724,7 +556,7 @@
         <w:t xml:space="preserve">④  </w:t>
       </w:r>
       <w:r>
-        <w:t>现象：工信部等四部门7月联合印发《关于推动互联网基础资源高质量发展的指导意见》，强化域名、IP等基础资源管理。逻辑：互联网基础资源是数字经济底座，政策意图在于提升自主可控能力与资源分配效率。研判：后续可能推动国家顶级域名应用与IPv6地址规划细化，基础资源管理或与网络安全审查联动，地方数据局承接落地任务。</w:t>
+        <w:t>现象：网信办近期密集发布数据出境问答、个人信息保护问答及大型个人信息处理者规定征求意见稿。逻辑：数据跨境和个保监管进入精细化阶段，以问答和征求意见方式降低合规不确定性。研判：大型平台将面临更严格合规要求，数据出境“白名单”机制可能加速落地，企业应建立常态化数据合规体系。</w:t>
       </w:r>
     </w:p>
     <w:p>
@@ -736,7 +568,7 @@
         <w:t xml:space="preserve">⑤  </w:t>
       </w:r>
       <w:r>
-        <w:t>现象：工信部等八部门2月发布《汽车数据出境安全指引（2026版）》，明确汽车数据出境评估与合规要求。逻辑：智能网联汽车数据跨境需求激增，政策在促进产业国际化与保障国家安全间寻求平衡。研判：汽车行业或成数据出境负面清单管理先行领域，车企需建立数据分类分级与出境评估常态化机制，合规成本向供应链传导。</w:t>
+        <w:t>现象：工信部等四部门7月联合发布《关于推动互联网基础资源高质量发展的指导意见》，网信办8月发布网信企业高质量发展行动计划。逻辑：政策从“建网络”转向“优治理”，强调基础资源自主可控和网信企业竞争力。研判：IPv6、域名等基础资源管理将更规范，网信企业面临洗牌，头部企业受益，中小企业需找准细分定位。</w:t>
       </w:r>
     </w:p>
     <w:p>
@@ -748,7 +580,7 @@
         <w:t xml:space="preserve">⑥  </w:t>
       </w:r>
       <w:r>
-        <w:t>现象：中国以网信办五年行动方案与数据出境指引推进制度落地，日本数字厅聚焦AI治理与数字身份，美国以行政令与NIST框架推动AI安全，欧盟AI Act与GDPR并行强化数据治理。逻辑：三方均将AI与数据列为战略核心，但中国偏重发展与安全统筹，美欧偏重风险规制，日本偏重社会应用。研判：中国可借鉴欧盟风险分级与日本敏捷治理经验，在数据跨境与AI监管间建立更具弹性的制度接口。</w:t>
+        <w:t>现象：中国以《网络安全法》修改和AI治理为抓手推进制度建设，欧盟AI Act按风险分级监管，美国侧重行政令与NIST框架，日本通过数字厅推动AI社会应用。逻辑：中国强调安全与发展并重，欧盟偏重权利保护，美国偏重创新优先，日本偏重社会落地。研判：中国可借鉴欧盟风险分级思路细化AI监管，同时保持政策灵活性，避免过度监管抑制创新。</w:t>
       </w:r>
     </w:p>
     <w:p/>

--- a/reports/latest.docx
+++ b/reports/latest.docx
@@ -24,7 +24,7 @@
           <w:color w:val="828282"/>
           <w:sz w:val="22"/>
         </w:rPr>
-        <w:t>生成日期：2026-10-13　　数据 · 算力 · 信息化</w:t>
+        <w:t>生成日期：2026-10-14　　数据 · 算力 · 信息化</w:t>
       </w:r>
     </w:p>
     <w:p/>
@@ -39,124 +39,6 @@
         </w:rPr>
         <w:t>一、过去 24 小时关键政策</w:t>
       </w:r>
-    </w:p>
-    <w:p>
-      <w:r>
-        <w:rPr>
-          <w:b/>
-          <w:sz w:val="24"/>
-        </w:rPr>
-        <w:t>《山东省数字强省建设“十五五”规划》</w:t>
-      </w:r>
-    </w:p>
-    <w:p>
-      <w:r>
-        <w:rPr>
-          <w:color w:val="646464"/>
-          <w:sz w:val="20"/>
-        </w:rPr>
-        <w:t>文　　号：暂无</w:t>
-        <w:br/>
-        <w:t>发文机关：山东省人民政府</w:t>
-        <w:br/>
-        <w:t>发文日期：2026-10-10</w:t>
-        <w:br/>
-        <w:t>原文链接：http://www.shandong.gov.cn/art/2026/10/10/art_267492_85789.html</w:t>
-      </w:r>
-    </w:p>
-    <w:p>
-      <w:pPr>
-        <w:ind w:left="240"/>
-      </w:pPr>
-      <w:r>
-        <w:t>实施“智算引领”培育行动，稳步提高智能算力规模，打造智算资源池，培育智能体产业。</w:t>
-      </w:r>
-    </w:p>
-    <w:p>
-      <w:pPr>
-        <w:spacing w:before="0" w:after="80"/>
-        <w:pBdr>
-          <w:bottom w:val="single" w:sz="4" w:space="1" w:color="DDDDDD"/>
-        </w:pBdr>
-      </w:pPr>
-    </w:p>
-    <w:p>
-      <w:r>
-        <w:rPr>
-          <w:b/>
-          <w:sz w:val="24"/>
-        </w:rPr>
-        <w:t>《关于发展新质生产力的意见》</w:t>
-      </w:r>
-    </w:p>
-    <w:p>
-      <w:r>
-        <w:rPr>
-          <w:color w:val="646464"/>
-          <w:sz w:val="20"/>
-        </w:rPr>
-        <w:t>文　　号：暂无</w:t>
-        <w:br/>
-        <w:t>发文机关：湖南省工业和信息化厅</w:t>
-        <w:br/>
-        <w:t>发文日期：2026-10-12</w:t>
-        <w:br/>
-        <w:t>原文链接：http://gxt.hunan.gov.cn/gxt/hnjnjc/jnjczcfg/jnjcgjzc/202610/t20261012_34079244.html</w:t>
-      </w:r>
-    </w:p>
-    <w:p>
-      <w:pPr>
-        <w:ind w:left="240"/>
-      </w:pPr>
-      <w:r>
-        <w:t>推进人工智能改造传统产业，强化算力算法数据供给，布局国家人工智能行业应用中试基地。</w:t>
-      </w:r>
-    </w:p>
-    <w:p>
-      <w:pPr>
-        <w:spacing w:before="0" w:after="80"/>
-        <w:pBdr>
-          <w:bottom w:val="single" w:sz="4" w:space="1" w:color="DDDDDD"/>
-        </w:pBdr>
-      </w:pPr>
-    </w:p>
-    <w:p>
-      <w:r>
-        <w:rPr>
-          <w:b/>
-          <w:sz w:val="24"/>
-        </w:rPr>
-        <w:t>《网络安全法修改专家解读：积极应对人工智能治理安全挑战》</w:t>
-      </w:r>
-    </w:p>
-    <w:p>
-      <w:r>
-        <w:rPr>
-          <w:color w:val="646464"/>
-          <w:sz w:val="20"/>
-        </w:rPr>
-        <w:t>文　　号：暂无</w:t>
-        <w:br/>
-        <w:t>发文机关：国家互联网信息办公室</w:t>
-        <w:br/>
-        <w:t>发文日期：2026-10-12</w:t>
-      </w:r>
-    </w:p>
-    <w:p>
-      <w:pPr>
-        <w:ind w:left="240"/>
-      </w:pPr>
-      <w:r>
-        <w:t>解读网络安全法修改要点，聚焦人工智能治理安全挑战，完善相关制度安排。</w:t>
-      </w:r>
-    </w:p>
-    <w:p>
-      <w:pPr>
-        <w:spacing w:before="0" w:after="80"/>
-        <w:pBdr>
-          <w:bottom w:val="single" w:sz="4" w:space="1" w:color="DDDDDD"/>
-        </w:pBdr>
-      </w:pPr>
     </w:p>
     <w:p/>
     <w:p>
@@ -177,7 +59,7 @@
           <w:b/>
           <w:sz w:val="24"/>
         </w:rPr>
-        <w:t>《山东省数字强省建设“十五五”规划》</w:t>
+        <w:t>《促进数字化绿色化协同转型发展实施方案（2026-2030年）》</w:t>
       </w:r>
     </w:p>
     <w:p>
@@ -188,11 +70,11 @@
         </w:rPr>
         <w:t>文　　号：暂无</w:t>
         <w:br/>
-        <w:t>发文机关：山东省人民政府</w:t>
+        <w:t>发文机关：中央网络安全和信息化委员会办公室</w:t>
         <w:br/>
-        <w:t>发文日期：2026-10-10</w:t>
+        <w:t>发文日期：2026-09-04</w:t>
         <w:br/>
-        <w:t>原文链接：http://www.shandong.gov.cn/art/2026/10/10/art_267492_85789.html</w:t>
+        <w:t>原文链接：https://www.cac.gov.cn/wxzw/zcfg/zcwj/A09370306index_1.htm</w:t>
       </w:r>
     </w:p>
     <w:p>
@@ -200,85 +82,7 @@
         <w:ind w:left="240"/>
       </w:pPr>
       <w:r>
-        <w:t>实施“智算引领”培育行动，稳步提高智能算力规模，打造智算资源池，培育智能体产业。</w:t>
-      </w:r>
-    </w:p>
-    <w:p>
-      <w:pPr>
-        <w:spacing w:before="0" w:after="80"/>
-        <w:pBdr>
-          <w:bottom w:val="single" w:sz="4" w:space="1" w:color="DDDDDD"/>
-        </w:pBdr>
-      </w:pPr>
-    </w:p>
-    <w:p>
-      <w:r>
-        <w:rPr>
-          <w:b/>
-          <w:sz w:val="24"/>
-        </w:rPr>
-        <w:t>《关于发展新质生产力的意见》</w:t>
-      </w:r>
-    </w:p>
-    <w:p>
-      <w:r>
-        <w:rPr>
-          <w:color w:val="646464"/>
-          <w:sz w:val="20"/>
-        </w:rPr>
-        <w:t>文　　号：暂无</w:t>
-        <w:br/>
-        <w:t>发文机关：湖南省工业和信息化厅</w:t>
-        <w:br/>
-        <w:t>发文日期：2026-10-12</w:t>
-        <w:br/>
-        <w:t>原文链接：http://gxt.hunan.gov.cn/gxt/hnjnjc/jnjczcfg/jnjcgjzc/202610/t20261012_34079244.html</w:t>
-      </w:r>
-    </w:p>
-    <w:p>
-      <w:pPr>
-        <w:ind w:left="240"/>
-      </w:pPr>
-      <w:r>
-        <w:t>推进人工智能改造传统产业，强化算力算法数据供给，布局国家人工智能行业应用中试基地。</w:t>
-      </w:r>
-    </w:p>
-    <w:p>
-      <w:pPr>
-        <w:spacing w:before="0" w:after="80"/>
-        <w:pBdr>
-          <w:bottom w:val="single" w:sz="4" w:space="1" w:color="DDDDDD"/>
-        </w:pBdr>
-      </w:pPr>
-    </w:p>
-    <w:p>
-      <w:r>
-        <w:rPr>
-          <w:b/>
-          <w:sz w:val="24"/>
-        </w:rPr>
-        <w:t>《网络安全法修改专家解读：积极应对人工智能治理安全挑战》</w:t>
-      </w:r>
-    </w:p>
-    <w:p>
-      <w:r>
-        <w:rPr>
-          <w:color w:val="646464"/>
-          <w:sz w:val="20"/>
-        </w:rPr>
-        <w:t>文　　号：暂无</w:t>
-        <w:br/>
-        <w:t>发文机关：国家互联网信息办公室</w:t>
-        <w:br/>
-        <w:t>发文日期：2026-10-12</w:t>
-      </w:r>
-    </w:p>
-    <w:p>
-      <w:pPr>
-        <w:ind w:left="240"/>
-      </w:pPr>
-      <w:r>
-        <w:t>解读网络安全法修改要点，聚焦人工智能治理安全挑战，完善相关制度安排。</w:t>
+        <w:t>部署未来五年数字化与绿色化协同转型，明确双化协同重点任务与保障措施。</w:t>
       </w:r>
     </w:p>
     <w:p>
@@ -316,7 +120,7 @@
         <w:ind w:left="240"/>
       </w:pPr>
       <w:r>
-        <w:t>发布药物临床试验电子数据指导原则，明确计算机化系统ALCOA++原则要求。</w:t>
+        <w:t>规范药物临床试验电子数据管理，明确计算机化系统与ALCOA++原则要求。</w:t>
       </w:r>
     </w:p>
     <w:p>
@@ -333,7 +137,7 @@
           <w:b/>
           <w:sz w:val="24"/>
         </w:rPr>
-        <w:t>《促进数字化绿色化协同转型发展实施方案（2026-2030年）》</w:t>
+        <w:t>《网络安全等级保护测评机构管理办法（修订征求意见稿）》</w:t>
       </w:r>
     </w:p>
     <w:p>
@@ -344,11 +148,9 @@
         </w:rPr>
         <w:t>文　　号：暂无</w:t>
         <w:br/>
-        <w:t>发文机关：中央网络安全和信息化委员会办公室</w:t>
+        <w:t>发文机关：公安部网络安全保卫局</w:t>
         <w:br/>
-        <w:t>发文日期：2026-09-04</w:t>
-        <w:br/>
-        <w:t>原文链接：https://www.cac.gov.cn/wxzw/zcfg/zcwj/A09370306index_1.htm</w:t>
+        <w:t>发文日期：2026-09-10</w:t>
       </w:r>
     </w:p>
     <w:p>
@@ -356,7 +158,121 @@
         <w:ind w:left="240"/>
       </w:pPr>
       <w:r>
-        <w:t>部署数字化绿色化协同转型，推动数字基础设施节能降碳与绿色技术数字赋能。</w:t>
+        <w:t>拟修订等级保护测评机构管理规则，强化测评质量与机构合规要求。</w:t>
+      </w:r>
+    </w:p>
+    <w:p>
+      <w:pPr>
+        <w:spacing w:before="0" w:after="80"/>
+        <w:pBdr>
+          <w:bottom w:val="single" w:sz="4" w:space="1" w:color="DDDDDD"/>
+        </w:pBdr>
+      </w:pPr>
+    </w:p>
+    <w:p>
+      <w:r>
+        <w:rPr>
+          <w:b/>
+          <w:sz w:val="24"/>
+        </w:rPr>
+        <w:t>《上海市数据要素市场建设三年行动计划（2026-2028年）》</w:t>
+      </w:r>
+    </w:p>
+    <w:p>
+      <w:r>
+        <w:rPr>
+          <w:color w:val="646464"/>
+          <w:sz w:val="20"/>
+        </w:rPr>
+        <w:t>文　　号：暂无</w:t>
+        <w:br/>
+        <w:t>发文机关：上海市数据局</w:t>
+        <w:br/>
+        <w:t>发文日期：2026-09-05</w:t>
+      </w:r>
+    </w:p>
+    <w:p>
+      <w:pPr>
+        <w:ind w:left="240"/>
+      </w:pPr>
+      <w:r>
+        <w:t>部署上海数据要素市场三年建设任务，聚焦数据流通交易与资产化。</w:t>
+      </w:r>
+    </w:p>
+    <w:p>
+      <w:pPr>
+        <w:spacing w:before="0" w:after="80"/>
+        <w:pBdr>
+          <w:bottom w:val="single" w:sz="4" w:space="1" w:color="DDDDDD"/>
+        </w:pBdr>
+      </w:pPr>
+    </w:p>
+    <w:p>
+      <w:r>
+        <w:rPr>
+          <w:b/>
+          <w:sz w:val="24"/>
+        </w:rPr>
+        <w:t>《广东省数据条例（草案修改稿）》</w:t>
+      </w:r>
+    </w:p>
+    <w:p>
+      <w:r>
+        <w:rPr>
+          <w:color w:val="646464"/>
+          <w:sz w:val="20"/>
+        </w:rPr>
+        <w:t>文　　号：暂无</w:t>
+        <w:br/>
+        <w:t>发文机关：广东省人大常委会</w:t>
+        <w:br/>
+        <w:t>发文日期：2026-09-01</w:t>
+      </w:r>
+    </w:p>
+    <w:p>
+      <w:pPr>
+        <w:ind w:left="240"/>
+      </w:pPr>
+      <w:r>
+        <w:t>拟立法规范数据采集、流通、交易与安全，推动数据要素市场化配置。</w:t>
+      </w:r>
+    </w:p>
+    <w:p>
+      <w:pPr>
+        <w:spacing w:before="0" w:after="80"/>
+        <w:pBdr>
+          <w:bottom w:val="single" w:sz="4" w:space="1" w:color="DDDDDD"/>
+        </w:pBdr>
+      </w:pPr>
+    </w:p>
+    <w:p>
+      <w:r>
+        <w:rPr>
+          <w:b/>
+          <w:sz w:val="24"/>
+        </w:rPr>
+        <w:t>《浙江省公共数据授权运营管理办法》</w:t>
+      </w:r>
+    </w:p>
+    <w:p>
+      <w:r>
+        <w:rPr>
+          <w:color w:val="646464"/>
+          <w:sz w:val="20"/>
+        </w:rPr>
+        <w:t>文　　号：暂无</w:t>
+        <w:br/>
+        <w:t>发文机关：浙江省数据局</w:t>
+        <w:br/>
+        <w:t>发文日期：2026-08-15</w:t>
+      </w:r>
+    </w:p>
+    <w:p>
+      <w:pPr>
+        <w:ind w:left="240"/>
+      </w:pPr>
+      <w:r>
+        <w:t>规范公共数据授权运营，明确授权主体、运营模式与收益分配机制。</w:t>
       </w:r>
     </w:p>
     <w:p>
@@ -396,7 +312,47 @@
         <w:ind w:left="240"/>
       </w:pPr>
       <w:r>
-        <w:t>部署IPv6技术创新与融合应用，推动下一代互联网规模部署和产业生态完善。</w:t>
+        <w:t>推进IPv6技术攻关与行业融合应用，明确五年路线图与重点场景。</w:t>
+      </w:r>
+    </w:p>
+    <w:p>
+      <w:pPr>
+        <w:spacing w:before="0" w:after="80"/>
+        <w:pBdr>
+          <w:bottom w:val="single" w:sz="4" w:space="1" w:color="DDDDDD"/>
+        </w:pBdr>
+      </w:pPr>
+    </w:p>
+    <w:p>
+      <w:r>
+        <w:rPr>
+          <w:b/>
+          <w:sz w:val="24"/>
+        </w:rPr>
+        <w:t>《关于推动互联网基础资源高质量发展的指导意见》</w:t>
+      </w:r>
+    </w:p>
+    <w:p>
+      <w:r>
+        <w:rPr>
+          <w:color w:val="646464"/>
+          <w:sz w:val="20"/>
+        </w:rPr>
+        <w:t>文　　号：暂无</w:t>
+        <w:br/>
+        <w:t>发文机关：工业和信息化部、中央网信办、国家发展改革委、国家数据局</w:t>
+        <w:br/>
+        <w:t>发文日期：2026-07-01</w:t>
+        <w:br/>
+        <w:t>原文链接：https://gyxxh.tj.gov.cn/ZWGK4147/ZCWJ6355/gjjwj/202607/t20260713_7334666.html</w:t>
+      </w:r>
+    </w:p>
+    <w:p>
+      <w:pPr>
+        <w:ind w:left="240"/>
+      </w:pPr>
+      <w:r>
+        <w:t>四部门联合部署互联网基础资源高质量发展，强化域名、IP地址等资源管理与安全。</w:t>
       </w:r>
     </w:p>
     <w:p>
@@ -428,7 +384,7 @@
         <w:br/>
         <w:t>发文日期：2026-08-07</w:t>
         <w:br/>
-        <w:t>原文链接：http://www.cac.gov.cn</w:t>
+        <w:t>原文链接：https://www.cac.gov.cn/wxzw/sjzl/A093708index_1.htm</w:t>
       </w:r>
     </w:p>
     <w:p>
@@ -436,7 +392,47 @@
         <w:ind w:left="240"/>
       </w:pPr>
       <w:r>
-        <w:t>拟对大型个人信息处理者设定专门保护义务，公开征求意见完善监管制度。</w:t>
+        <w:t>拟对大型个人信息处理者设定专门合规义务，强化个人信息保护监管。</w:t>
+      </w:r>
+    </w:p>
+    <w:p>
+      <w:pPr>
+        <w:spacing w:before="0" w:after="80"/>
+        <w:pBdr>
+          <w:bottom w:val="single" w:sz="4" w:space="1" w:color="DDDDDD"/>
+        </w:pBdr>
+      </w:pPr>
+    </w:p>
+    <w:p>
+      <w:r>
+        <w:rPr>
+          <w:b/>
+          <w:sz w:val="24"/>
+        </w:rPr>
+        <w:t>《数据出境安全管理政策法规问答（2026年7月）》</w:t>
+      </w:r>
+    </w:p>
+    <w:p>
+      <w:r>
+        <w:rPr>
+          <w:color w:val="646464"/>
+          <w:sz w:val="20"/>
+        </w:rPr>
+        <w:t>文　　号：暂无</w:t>
+        <w:br/>
+        <w:t>发文机关：国家互联网信息办公室</w:t>
+        <w:br/>
+        <w:t>发文日期：2026-07-24</w:t>
+        <w:br/>
+        <w:t>原文链接：https://baike.baidu.com/item/%E6%95%B0%E6%8D%AE%E5%87%BA%E5%A2%83%E5%AE%89%E5%85%A8%E7%AE%A1%E7%90%86%E6%94%BF%E7%AD%96%E6%B3%95%E8%A7%84%E9%97%AE%E7%AD%94%282026%E5%B9%B47%E6%9C%88%29/69290060</w:t>
+      </w:r>
+    </w:p>
+    <w:p>
+      <w:pPr>
+        <w:ind w:left="240"/>
+      </w:pPr>
+      <w:r>
+        <w:t>以问答形式解读数据出境安全评估、标准合同等制度要点，指导企业合规。</w:t>
       </w:r>
     </w:p>
     <w:p>
@@ -467,6 +463,8 @@
         <w:t>发文机关：工业和信息化部等八部门</w:t>
         <w:br/>
         <w:t>发文日期：2026-02-03</w:t>
+        <w:br/>
+        <w:t>原文链接：https://www.miit.gov.cn/gyhxxhb/jgsj/wlaqglj/zcjd/index.html</w:t>
       </w:r>
     </w:p>
     <w:p>
@@ -474,7 +472,47 @@
         <w:ind w:left="240"/>
       </w:pPr>
       <w:r>
-        <w:t>明确汽车数据出境安全评估流程与要求，规范智能网联汽车数据跨境流动。</w:t>
+        <w:t>针对汽车数据出境场景明确安全指引，规范车企数据跨境流动行为。</w:t>
+      </w:r>
+    </w:p>
+    <w:p>
+      <w:pPr>
+        <w:spacing w:before="0" w:after="80"/>
+        <w:pBdr>
+          <w:bottom w:val="single" w:sz="4" w:space="1" w:color="DDDDDD"/>
+        </w:pBdr>
+      </w:pPr>
+    </w:p>
+    <w:p>
+      <w:r>
+        <w:rPr>
+          <w:b/>
+          <w:sz w:val="24"/>
+        </w:rPr>
+        <w:t>《天津市算力产业发展实施方案（2024—2026年）》</w:t>
+      </w:r>
+    </w:p>
+    <w:p>
+      <w:r>
+        <w:rPr>
+          <w:color w:val="646464"/>
+          <w:sz w:val="20"/>
+        </w:rPr>
+        <w:t>文　　号：暂无</w:t>
+        <w:br/>
+        <w:t>发文机关：天津市工业和信息化局</w:t>
+        <w:br/>
+        <w:t>发文日期：2024-07-22</w:t>
+        <w:br/>
+        <w:t>原文链接：https://gyxxh.tj.gov.cn/ZWGK4147/ZCWJ6355/sjwj/202407/t20240722_6681036.html</w:t>
+      </w:r>
+    </w:p>
+    <w:p>
+      <w:pPr>
+        <w:ind w:left="240"/>
+      </w:pPr>
+      <w:r>
+        <w:t>统筹通用、智能、超级算力一体化布局，打造京津冀算力产业高地。</w:t>
       </w:r>
     </w:p>
     <w:p>
@@ -498,6 +536,466 @@
         <w:t>三、今年以来主要政策</w:t>
       </w:r>
     </w:p>
+    <w:p>
+      <w:r>
+        <w:rPr>
+          <w:b/>
+          <w:sz w:val="24"/>
+        </w:rPr>
+        <w:t>《关于推动互联网基础资源高质量发展的指导意见》</w:t>
+      </w:r>
+    </w:p>
+    <w:p>
+      <w:r>
+        <w:rPr>
+          <w:color w:val="646464"/>
+          <w:sz w:val="20"/>
+        </w:rPr>
+        <w:t>文　　号：暂无</w:t>
+        <w:br/>
+        <w:t>发文机关：工业和信息化部、中央网信办、国家发展改革委、国家数据局</w:t>
+        <w:br/>
+        <w:t>发文日期：2026-07-01</w:t>
+        <w:br/>
+        <w:t>原文链接：https://gyxxh.tj.gov.cn/ZWGK4147/ZCWJ6355/gjjwj/202607/t20260713_7334666.html</w:t>
+      </w:r>
+    </w:p>
+    <w:p>
+      <w:pPr>
+        <w:ind w:left="240"/>
+      </w:pPr>
+      <w:r>
+        <w:t>四部门联合部署互联网基础资源高质量发展，强化域名、IP地址等资源管理与安全。</w:t>
+      </w:r>
+    </w:p>
+    <w:p>
+      <w:pPr>
+        <w:spacing w:before="0" w:after="80"/>
+        <w:pBdr>
+          <w:bottom w:val="single" w:sz="4" w:space="1" w:color="DDDDDD"/>
+        </w:pBdr>
+      </w:pPr>
+    </w:p>
+    <w:p>
+      <w:r>
+        <w:rPr>
+          <w:b/>
+          <w:sz w:val="24"/>
+        </w:rPr>
+        <w:t>《汽车数据出境安全指引（2026版）》</w:t>
+      </w:r>
+    </w:p>
+    <w:p>
+      <w:r>
+        <w:rPr>
+          <w:color w:val="646464"/>
+          <w:sz w:val="20"/>
+        </w:rPr>
+        <w:t>文　　号：暂无</w:t>
+        <w:br/>
+        <w:t>发文机关：工业和信息化部等八部门</w:t>
+        <w:br/>
+        <w:t>发文日期：2026-02-03</w:t>
+        <w:br/>
+        <w:t>原文链接：https://www.miit.gov.cn/gyhxxhb/jgsj/wlaqglj/zcjd/index.html</w:t>
+      </w:r>
+    </w:p>
+    <w:p>
+      <w:pPr>
+        <w:ind w:left="240"/>
+      </w:pPr>
+      <w:r>
+        <w:t>针对汽车数据出境场景明确安全指引，规范车企数据跨境流动行为。</w:t>
+      </w:r>
+    </w:p>
+    <w:p>
+      <w:pPr>
+        <w:spacing w:before="0" w:after="80"/>
+        <w:pBdr>
+          <w:bottom w:val="single" w:sz="4" w:space="1" w:color="DDDDDD"/>
+        </w:pBdr>
+      </w:pPr>
+    </w:p>
+    <w:p>
+      <w:r>
+        <w:rPr>
+          <w:b/>
+          <w:sz w:val="24"/>
+        </w:rPr>
+        <w:t>《关于促进数据产业高质量发展的指导意见》</w:t>
+      </w:r>
+    </w:p>
+    <w:p>
+      <w:r>
+        <w:rPr>
+          <w:color w:val="646464"/>
+          <w:sz w:val="20"/>
+        </w:rPr>
+        <w:t>文　　号：发改数据〔2026〕1号</w:t>
+        <w:br/>
+        <w:t>发文机关：国家发展改革委、国家数据局</w:t>
+        <w:br/>
+        <w:t>发文日期：2026-01-06</w:t>
+      </w:r>
+    </w:p>
+    <w:p>
+      <w:pPr>
+        <w:ind w:left="240"/>
+      </w:pPr>
+      <w:r>
+        <w:t>明确数据产业发展目标与重点方向，培育数据要素型企业与产业集群。</w:t>
+      </w:r>
+    </w:p>
+    <w:p>
+      <w:pPr>
+        <w:spacing w:before="0" w:after="80"/>
+        <w:pBdr>
+          <w:bottom w:val="single" w:sz="4" w:space="1" w:color="DDDDDD"/>
+        </w:pBdr>
+      </w:pPr>
+    </w:p>
+    <w:p>
+      <w:r>
+        <w:rPr>
+          <w:b/>
+          <w:sz w:val="24"/>
+        </w:rPr>
+        <w:t>《关于加快公共数据资源开发利用的意见》</w:t>
+      </w:r>
+    </w:p>
+    <w:p>
+      <w:r>
+        <w:rPr>
+          <w:color w:val="646464"/>
+          <w:sz w:val="20"/>
+        </w:rPr>
+        <w:t>文　　号：暂无</w:t>
+        <w:br/>
+        <w:t>发文机关：中共中央办公厅、国务院办公厅</w:t>
+        <w:br/>
+        <w:t>发文日期：2026-01-15</w:t>
+      </w:r>
+    </w:p>
+    <w:p>
+      <w:pPr>
+        <w:ind w:left="240"/>
+      </w:pPr>
+      <w:r>
+        <w:t>部署公共数据资源开发利用，推动数据共享开放与授权运营。</w:t>
+      </w:r>
+    </w:p>
+    <w:p>
+      <w:pPr>
+        <w:spacing w:before="0" w:after="80"/>
+        <w:pBdr>
+          <w:bottom w:val="single" w:sz="4" w:space="1" w:color="DDDDDD"/>
+        </w:pBdr>
+      </w:pPr>
+    </w:p>
+    <w:p>
+      <w:r>
+        <w:rPr>
+          <w:b/>
+          <w:sz w:val="24"/>
+        </w:rPr>
+        <w:t>《国家人工智能产业综合标准化体系建设指南（2026版）》</w:t>
+      </w:r>
+    </w:p>
+    <w:p>
+      <w:r>
+        <w:rPr>
+          <w:color w:val="646464"/>
+          <w:sz w:val="20"/>
+        </w:rPr>
+        <w:t>文　　号：暂无</w:t>
+        <w:br/>
+        <w:t>发文机关：工业和信息化部、国家标准化管理委员会</w:t>
+        <w:br/>
+        <w:t>发文日期：2026-03-20</w:t>
+      </w:r>
+    </w:p>
+    <w:p>
+      <w:pPr>
+        <w:ind w:left="240"/>
+      </w:pPr>
+      <w:r>
+        <w:t>构建人工智能产业标准体系，覆盖基础共性、关键技术、行业应用与安全伦理。</w:t>
+      </w:r>
+    </w:p>
+    <w:p>
+      <w:pPr>
+        <w:spacing w:before="0" w:after="80"/>
+        <w:pBdr>
+          <w:bottom w:val="single" w:sz="4" w:space="1" w:color="DDDDDD"/>
+        </w:pBdr>
+      </w:pPr>
+    </w:p>
+    <w:p>
+      <w:r>
+        <w:rPr>
+          <w:b/>
+          <w:sz w:val="24"/>
+        </w:rPr>
+        <w:t>《生成式人工智能服务安全基本要求（修订版）》</w:t>
+      </w:r>
+    </w:p>
+    <w:p>
+      <w:r>
+        <w:rPr>
+          <w:color w:val="646464"/>
+          <w:sz w:val="20"/>
+        </w:rPr>
+        <w:t>文　　号：暂无</w:t>
+        <w:br/>
+        <w:t>发文机关：全国网络安全标准化技术委员会</w:t>
+        <w:br/>
+        <w:t>发文日期：2026-04-10</w:t>
+      </w:r>
+    </w:p>
+    <w:p>
+      <w:pPr>
+        <w:ind w:left="240"/>
+      </w:pPr>
+      <w:r>
+        <w:t>修订生成式AI服务安全基本要求，强化语料安全、内容标识与模型安全评估。</w:t>
+      </w:r>
+    </w:p>
+    <w:p>
+      <w:pPr>
+        <w:spacing w:before="0" w:after="80"/>
+        <w:pBdr>
+          <w:bottom w:val="single" w:sz="4" w:space="1" w:color="DDDDDD"/>
+        </w:pBdr>
+      </w:pPr>
+    </w:p>
+    <w:p>
+      <w:r>
+        <w:rPr>
+          <w:b/>
+          <w:sz w:val="24"/>
+        </w:rPr>
+        <w:t>《关于推进数字政府建设的指导意见》</w:t>
+      </w:r>
+    </w:p>
+    <w:p>
+      <w:r>
+        <w:rPr>
+          <w:color w:val="646464"/>
+          <w:sz w:val="20"/>
+        </w:rPr>
+        <w:t>文　　号：暂无</w:t>
+        <w:br/>
+        <w:t>发文机关：国务院办公厅</w:t>
+        <w:br/>
+        <w:t>发文日期：2026-02-28</w:t>
+      </w:r>
+    </w:p>
+    <w:p>
+      <w:pPr>
+        <w:ind w:left="240"/>
+      </w:pPr>
+      <w:r>
+        <w:t>部署数字政府建设重点任务，推动政务服务标准化、规范化、便利化。</w:t>
+      </w:r>
+    </w:p>
+    <w:p>
+      <w:pPr>
+        <w:spacing w:before="0" w:after="80"/>
+        <w:pBdr>
+          <w:bottom w:val="single" w:sz="4" w:space="1" w:color="DDDDDD"/>
+        </w:pBdr>
+      </w:pPr>
+    </w:p>
+    <w:p>
+      <w:r>
+        <w:rPr>
+          <w:b/>
+          <w:sz w:val="24"/>
+        </w:rPr>
+        <w:t>《算力基础设施高质量发展行动计划（2026-2028年）》</w:t>
+      </w:r>
+    </w:p>
+    <w:p>
+      <w:r>
+        <w:rPr>
+          <w:color w:val="646464"/>
+          <w:sz w:val="20"/>
+        </w:rPr>
+        <w:t>文　　号：暂无</w:t>
+        <w:br/>
+        <w:t>发文机关：工业和信息化部等六部门</w:t>
+        <w:br/>
+        <w:t>发文日期：2026-05-12</w:t>
+      </w:r>
+    </w:p>
+    <w:p>
+      <w:pPr>
+        <w:ind w:left="240"/>
+      </w:pPr>
+      <w:r>
+        <w:t>统筹算力基础设施布局，推进东数西算工程与智能算力协同发展。</w:t>
+      </w:r>
+    </w:p>
+    <w:p>
+      <w:pPr>
+        <w:spacing w:before="0" w:after="80"/>
+        <w:pBdr>
+          <w:bottom w:val="single" w:sz="4" w:space="1" w:color="DDDDDD"/>
+        </w:pBdr>
+      </w:pPr>
+    </w:p>
+    <w:p>
+      <w:r>
+        <w:rPr>
+          <w:b/>
+          <w:sz w:val="24"/>
+        </w:rPr>
+        <w:t>《辽宁省数字经济促进条例》</w:t>
+      </w:r>
+    </w:p>
+    <w:p>
+      <w:r>
+        <w:rPr>
+          <w:color w:val="646464"/>
+          <w:sz w:val="20"/>
+        </w:rPr>
+        <w:t>文　　号：暂无</w:t>
+        <w:br/>
+        <w:t>发文机关：辽宁省人大常委会</w:t>
+        <w:br/>
+        <w:t>发文日期：2026-03-01</w:t>
+      </w:r>
+    </w:p>
+    <w:p>
+      <w:pPr>
+        <w:ind w:left="240"/>
+      </w:pPr>
+      <w:r>
+        <w:t>以地方立法促进数字经济发展，规范数据要素市场与数字产业培育。</w:t>
+      </w:r>
+    </w:p>
+    <w:p>
+      <w:pPr>
+        <w:spacing w:before="0" w:after="80"/>
+        <w:pBdr>
+          <w:bottom w:val="single" w:sz="4" w:space="1" w:color="DDDDDD"/>
+        </w:pBdr>
+      </w:pPr>
+    </w:p>
+    <w:p>
+      <w:r>
+        <w:rPr>
+          <w:b/>
+          <w:sz w:val="24"/>
+        </w:rPr>
+        <w:t>《上海市促进人工智能产业发展条例（修订版）》</w:t>
+      </w:r>
+    </w:p>
+    <w:p>
+      <w:r>
+        <w:rPr>
+          <w:color w:val="646464"/>
+          <w:sz w:val="20"/>
+        </w:rPr>
+        <w:t>文　　号：暂无</w:t>
+        <w:br/>
+        <w:t>发文机关：上海市人大常委会</w:t>
+        <w:br/>
+        <w:t>发文日期：2026-04-25</w:t>
+      </w:r>
+    </w:p>
+    <w:p>
+      <w:pPr>
+        <w:ind w:left="240"/>
+      </w:pPr>
+      <w:r>
+        <w:t>修订AI产业促进条例，新增模型备案、伦理审查与安全评估要求。</w:t>
+      </w:r>
+    </w:p>
+    <w:p>
+      <w:pPr>
+        <w:spacing w:before="0" w:after="80"/>
+        <w:pBdr>
+          <w:bottom w:val="single" w:sz="4" w:space="1" w:color="DDDDDD"/>
+        </w:pBdr>
+      </w:pPr>
+    </w:p>
+    <w:p>
+      <w:r>
+        <w:rPr>
+          <w:b/>
+          <w:sz w:val="24"/>
+        </w:rPr>
+        <w:t>《广东省数字经济促进条例（修订版）》</w:t>
+      </w:r>
+    </w:p>
+    <w:p>
+      <w:r>
+        <w:rPr>
+          <w:color w:val="646464"/>
+          <w:sz w:val="20"/>
+        </w:rPr>
+        <w:t>文　　号：暂无</w:t>
+        <w:br/>
+        <w:t>发文机关：广东省人大常委会</w:t>
+        <w:br/>
+        <w:t>发文日期：2026-05-30</w:t>
+      </w:r>
+    </w:p>
+    <w:p>
+      <w:pPr>
+        <w:ind w:left="240"/>
+      </w:pPr>
+      <w:r>
+        <w:t>修订数字经济促进条例，强化数据要素配置、数字产业化与产业数字化。</w:t>
+      </w:r>
+    </w:p>
+    <w:p>
+      <w:pPr>
+        <w:spacing w:before="0" w:after="80"/>
+        <w:pBdr>
+          <w:bottom w:val="single" w:sz="4" w:space="1" w:color="DDDDDD"/>
+        </w:pBdr>
+      </w:pPr>
+    </w:p>
+    <w:p>
+      <w:r>
+        <w:rPr>
+          <w:b/>
+          <w:sz w:val="24"/>
+        </w:rPr>
+        <w:t>《浙江省数据要素市场化配置改革实施方案》</w:t>
+      </w:r>
+    </w:p>
+    <w:p>
+      <w:r>
+        <w:rPr>
+          <w:color w:val="646464"/>
+          <w:sz w:val="20"/>
+        </w:rPr>
+        <w:t>文　　号：暂无</w:t>
+        <w:br/>
+        <w:t>发文机关：浙江省人民政府</w:t>
+        <w:br/>
+        <w:t>发文日期：2026-06-18</w:t>
+      </w:r>
+    </w:p>
+    <w:p>
+      <w:pPr>
+        <w:ind w:left="240"/>
+      </w:pPr>
+      <w:r>
+        <w:t>部署数据要素市场化配置改革，推进数据确权、定价、交易与安全。</w:t>
+      </w:r>
+    </w:p>
+    <w:p>
+      <w:pPr>
+        <w:spacing w:before="0" w:after="80"/>
+        <w:pBdr>
+          <w:bottom w:val="single" w:sz="4" w:space="1" w:color="DDDDDD"/>
+        </w:pBdr>
+      </w:pPr>
+    </w:p>
     <w:p/>
     <w:p>
       <w:pPr>
@@ -520,7 +1018,7 @@
         <w:t xml:space="preserve">①  </w:t>
       </w:r>
       <w:r>
-        <w:t>现象：山东省10月10日印发《数字强省建设“十五五”规划》，明确实施“智算引领”培育行动，打造智算资源池，并部署智能体产业培育。逻辑：这是地方层面率先将“十五五”数字规划落地，以智能算力为底座、智能体为应用抓手，体现从“建算力”向“用算力”转变的政策意图。研判：预计其他省份将跟进出台类似规划，智算资源池和智能体产业将成为地方数字竞争的新赛道，但需警惕重复建设和算力闲置风险。</w:t>
+        <w:t>趋势1（制度建设）：国家网信办2026年8月就《大型个人信息处理者个人信息保护规定（征求意见稿）》公开征求意见，拟对用户规模巨大的平台设定专门合规义务，如独立监督机构、年度审计等。这一动作延续了《个人信息保护法》按处理规模分级监管的思路，将合规压力从普遍义务转向重点主体。研判：大型平台将面临更严格的合规审计与披露要求，中小企业的合规成本相对下降，但需警惕‘大型’认定标准模糊带来的执行不确定性，后续配套细则的出台节奏值得关注。</w:t>
       </w:r>
     </w:p>
     <w:p>
@@ -532,7 +1030,7 @@
         <w:t xml:space="preserve">②  </w:t>
       </w:r>
       <w:r>
-        <w:t>现象：网信办10月12日发布《网络安全法》修改专家解读，专门聚焦人工智能治理安全挑战。逻辑：AI安全风险上升，法律修改为AI治理提供上位法依据，体现“以安全促发展”的治理思路。研判：后续可能出台AI安全专项配套细则，企业需提前评估合规成本，尤其是大模型训练数据安全和内容安全。</w:t>
+        <w:t>趋势2（技术路线）：网信办7月发布《深化IPv6技术创新和融合应用实施方案（2026—2030年）》，将IPv6从‘规模部署’推向‘技术创新与融合应用’，明确五年路线图。这标志着网络基础设施政策重心从覆盖率的数量指标转向应用质量与产业带动。研判：IPv6单栈、SRv6等新技术将在政务、工业互联网场景加速落地，但运营商与行业用户的改造成本分担机制尚不清晰，可能影响落地速度。</w:t>
       </w:r>
     </w:p>
     <w:p>
@@ -544,7 +1042,7 @@
         <w:t xml:space="preserve">③  </w:t>
       </w:r>
       <w:r>
-        <w:t>现象：湖南省10月12日发布《关于发展新质生产力的意见》，提出强化算力、算法、数据高效供给，布局国家人工智能行业应用中试基地。逻辑：地方将AI作为新质生产力核心引擎，通过中试基地打通技术到产业“最后一公里”。研判：中试基地模式可能在全国推广，但需关注地方财政可持续性和实际转化效果。</w:t>
+        <w:t>趋势3（区域格局）：天津2024年出台算力产业方案后，江苏2026年8月跟进算力基础设施行动方案，上海9月发布数据要素市场三年计划，广东、浙江也在推进数据条例与授权运营办法。地方政策正从‘抢算力’转向‘抢数据运营权’。研判：区域间数据要素市场规则差异可能形成新的壁垒，国家层面亟需统一数据登记、定价与跨域流通标准，否则‘数据孤岛’将从企业层面蔓延至区域层面。</w:t>
       </w:r>
     </w:p>
     <w:p>
@@ -556,7 +1054,7 @@
         <w:t xml:space="preserve">④  </w:t>
       </w:r>
       <w:r>
-        <w:t>现象：网信办近期密集发布数据出境问答、个人信息保护问答及大型个人信息处理者规定征求意见稿。逻辑：数据跨境和个保监管进入精细化阶段，以问答和征求意见方式降低合规不确定性。研判：大型平台将面临更严格合规要求，数据出境“白名单”机制可能加速落地，企业应建立常态化数据合规体系。</w:t>
+        <w:t>趋势4（产业影响）：网信办8月发布《促进网信企业高质量发展行动计划（2026-2030年）》，将网信企业从‘监管对象’同时定位为‘高质量发展主体’，强调技术创新与合规经营并重。这反映出政策试图在安全底线与产业活力之间寻求平衡。研判：网信企业将获得更多参与标准制定、试点示范的机会，但‘高质量发展’的量化评价体系尚未明确，企业可能面临合规投入与创新投入的双重压力。</w:t>
       </w:r>
     </w:p>
     <w:p>
@@ -568,7 +1066,7 @@
         <w:t xml:space="preserve">⑤  </w:t>
       </w:r>
       <w:r>
-        <w:t>现象：工信部等四部门7月联合发布《关于推动互联网基础资源高质量发展的指导意见》，网信办8月发布网信企业高质量发展行动计划。逻辑：政策从“建网络”转向“优治理”，强调基础资源自主可控和网信企业竞争力。研判：IPv6、域名等基础资源管理将更规范，网信企业面临洗牌，头部企业受益，中小企业需找准细分定位。</w:t>
+        <w:t>趋势5（安全合规）：工信部等八部门2026年2月发布《汽车数据出境安全指引（2026版）》，网信办7月发布数据出境问答，9月药审中心发布药物临床试验电子数据指导原则。数据安全合规正从通用规则向汽车、医药等垂直行业深度渗透。研判：行业主管部门将更多介入数据跨境与安全规则制定，企业需建立‘行业+通用’双轨合规体系，跨部门监管协调将成为下一阶段的关键挑战。</w:t>
       </w:r>
     </w:p>
     <w:p>
@@ -580,7 +1078,7 @@
         <w:t xml:space="preserve">⑥  </w:t>
       </w:r>
       <w:r>
-        <w:t>现象：中国以《网络安全法》修改和AI治理为抓手推进制度建设，欧盟AI Act按风险分级监管，美国侧重行政令与NIST框架，日本通过数字厅推动AI社会应用。逻辑：中国强调安全与发展并重，欧盟偏重权利保护，美国偏重创新优先，日本偏重社会落地。研判：中国可借鉴欧盟风险分级思路细化AI监管，同时保持政策灵活性，避免过度监管抑制创新。</w:t>
+        <w:t>趋势6（国际比较）：中国2026年持续推进数据出境安全评估与个人信息保护分级监管，欧盟AI Act已进入实施阶段并强化GDPR执法，美国则在NIST框架下推进AI风险管理标准但联邦立法停滞。三者路径差异明显：中国侧重‘安全评估+行业指引’，欧盟侧重‘统一立法+高额处罚’，美国侧重‘标准引导+行业自律’。研判：中国可借鉴欧盟的跨境合规互认机制，同时避免美国碎片化监管的教训，在数据跨境领域探索更多双边或多边互认安排。</w:t>
       </w:r>
     </w:p>
     <w:p/>

--- a/reports/latest.docx
+++ b/reports/latest.docx
@@ -24,7 +24,7 @@
           <w:color w:val="828282"/>
           <w:sz w:val="22"/>
         </w:rPr>
-        <w:t>生成日期：2026-10-14　　数据 · 算力 · 信息化</w:t>
+        <w:t>生成日期：2026-10-15　　数据 · 算力 · 信息化</w:t>
       </w:r>
     </w:p>
     <w:p/>
@@ -82,7 +82,47 @@
         <w:ind w:left="240"/>
       </w:pPr>
       <w:r>
-        <w:t>部署未来五年数字化与绿色化协同转型，明确双化协同重点任务与保障措施。</w:t>
+        <w:t>部署数字化与绿色化协同转型，明确未来五年双化协同路径与重点任务。</w:t>
+      </w:r>
+    </w:p>
+    <w:p>
+      <w:pPr>
+        <w:spacing w:before="0" w:after="80"/>
+        <w:pBdr>
+          <w:bottom w:val="single" w:sz="4" w:space="1" w:color="DDDDDD"/>
+        </w:pBdr>
+      </w:pPr>
+    </w:p>
+    <w:p>
+      <w:r>
+        <w:rPr>
+          <w:b/>
+          <w:sz w:val="24"/>
+        </w:rPr>
+        <w:t>《2026年个人信息保护系列专项行动取得阶段性成效》</w:t>
+      </w:r>
+    </w:p>
+    <w:p>
+      <w:r>
+        <w:rPr>
+          <w:color w:val="646464"/>
+          <w:sz w:val="20"/>
+        </w:rPr>
+        <w:t>文　　号：暂无</w:t>
+        <w:br/>
+        <w:t>发文机关：国家互联网信息办公室</w:t>
+        <w:br/>
+        <w:t>发文日期：2026-08-19</w:t>
+        <w:br/>
+        <w:t>原文链接：https://www.cac.gov.cn/wxzw/zcfg/zcwj/A09370306index_1.htm</w:t>
+      </w:r>
+    </w:p>
+    <w:p>
+      <w:pPr>
+        <w:ind w:left="240"/>
+      </w:pPr>
+      <w:r>
+        <w:t>通报个人信息保护系列专项行动阶段性成果，持续强化违规采集整治。</w:t>
       </w:r>
     </w:p>
     <w:p>
@@ -110,9 +150,9 @@
         </w:rPr>
         <w:t>文　　号：暂无</w:t>
         <w:br/>
-        <w:t>发文机关：国家药监局药审中心</w:t>
+        <w:t>发文机关：国家药品监督管理局药品审评中心</w:t>
         <w:br/>
-        <w:t>发文日期：2026-09-23</w:t>
+        <w:t>发文日期：2026-09-22</w:t>
       </w:r>
     </w:p>
     <w:p>
@@ -120,159 +160,7 @@
         <w:ind w:left="240"/>
       </w:pPr>
       <w:r>
-        <w:t>规范药物临床试验电子数据管理，明确计算机化系统与ALCOA++原则要求。</w:t>
-      </w:r>
-    </w:p>
-    <w:p>
-      <w:pPr>
-        <w:spacing w:before="0" w:after="80"/>
-        <w:pBdr>
-          <w:bottom w:val="single" w:sz="4" w:space="1" w:color="DDDDDD"/>
-        </w:pBdr>
-      </w:pPr>
-    </w:p>
-    <w:p>
-      <w:r>
-        <w:rPr>
-          <w:b/>
-          <w:sz w:val="24"/>
-        </w:rPr>
-        <w:t>《网络安全等级保护测评机构管理办法（修订征求意见稿）》</w:t>
-      </w:r>
-    </w:p>
-    <w:p>
-      <w:r>
-        <w:rPr>
-          <w:color w:val="646464"/>
-          <w:sz w:val="20"/>
-        </w:rPr>
-        <w:t>文　　号：暂无</w:t>
-        <w:br/>
-        <w:t>发文机关：公安部网络安全保卫局</w:t>
-        <w:br/>
-        <w:t>发文日期：2026-09-10</w:t>
-      </w:r>
-    </w:p>
-    <w:p>
-      <w:pPr>
-        <w:ind w:left="240"/>
-      </w:pPr>
-      <w:r>
-        <w:t>拟修订等级保护测评机构管理规则，强化测评质量与机构合规要求。</w:t>
-      </w:r>
-    </w:p>
-    <w:p>
-      <w:pPr>
-        <w:spacing w:before="0" w:after="80"/>
-        <w:pBdr>
-          <w:bottom w:val="single" w:sz="4" w:space="1" w:color="DDDDDD"/>
-        </w:pBdr>
-      </w:pPr>
-    </w:p>
-    <w:p>
-      <w:r>
-        <w:rPr>
-          <w:b/>
-          <w:sz w:val="24"/>
-        </w:rPr>
-        <w:t>《上海市数据要素市场建设三年行动计划（2026-2028年）》</w:t>
-      </w:r>
-    </w:p>
-    <w:p>
-      <w:r>
-        <w:rPr>
-          <w:color w:val="646464"/>
-          <w:sz w:val="20"/>
-        </w:rPr>
-        <w:t>文　　号：暂无</w:t>
-        <w:br/>
-        <w:t>发文机关：上海市数据局</w:t>
-        <w:br/>
-        <w:t>发文日期：2026-09-05</w:t>
-      </w:r>
-    </w:p>
-    <w:p>
-      <w:pPr>
-        <w:ind w:left="240"/>
-      </w:pPr>
-      <w:r>
-        <w:t>部署上海数据要素市场三年建设任务，聚焦数据流通交易与资产化。</w:t>
-      </w:r>
-    </w:p>
-    <w:p>
-      <w:pPr>
-        <w:spacing w:before="0" w:after="80"/>
-        <w:pBdr>
-          <w:bottom w:val="single" w:sz="4" w:space="1" w:color="DDDDDD"/>
-        </w:pBdr>
-      </w:pPr>
-    </w:p>
-    <w:p>
-      <w:r>
-        <w:rPr>
-          <w:b/>
-          <w:sz w:val="24"/>
-        </w:rPr>
-        <w:t>《广东省数据条例（草案修改稿）》</w:t>
-      </w:r>
-    </w:p>
-    <w:p>
-      <w:r>
-        <w:rPr>
-          <w:color w:val="646464"/>
-          <w:sz w:val="20"/>
-        </w:rPr>
-        <w:t>文　　号：暂无</w:t>
-        <w:br/>
-        <w:t>发文机关：广东省人大常委会</w:t>
-        <w:br/>
-        <w:t>发文日期：2026-09-01</w:t>
-      </w:r>
-    </w:p>
-    <w:p>
-      <w:pPr>
-        <w:ind w:left="240"/>
-      </w:pPr>
-      <w:r>
-        <w:t>拟立法规范数据采集、流通、交易与安全，推动数据要素市场化配置。</w:t>
-      </w:r>
-    </w:p>
-    <w:p>
-      <w:pPr>
-        <w:spacing w:before="0" w:after="80"/>
-        <w:pBdr>
-          <w:bottom w:val="single" w:sz="4" w:space="1" w:color="DDDDDD"/>
-        </w:pBdr>
-      </w:pPr>
-    </w:p>
-    <w:p>
-      <w:r>
-        <w:rPr>
-          <w:b/>
-          <w:sz w:val="24"/>
-        </w:rPr>
-        <w:t>《浙江省公共数据授权运营管理办法》</w:t>
-      </w:r>
-    </w:p>
-    <w:p>
-      <w:r>
-        <w:rPr>
-          <w:color w:val="646464"/>
-          <w:sz w:val="20"/>
-        </w:rPr>
-        <w:t>文　　号：暂无</w:t>
-        <w:br/>
-        <w:t>发文机关：浙江省数据局</w:t>
-        <w:br/>
-        <w:t>发文日期：2026-08-15</w:t>
-      </w:r>
-    </w:p>
-    <w:p>
-      <w:pPr>
-        <w:ind w:left="240"/>
-      </w:pPr>
-      <w:r>
-        <w:t>规范公共数据授权运营，明确授权主体、运营模式与收益分配机制。</w:t>
+        <w:t>规范药物临床试验电子数据管理，引入计算机化系统与ALCOA++原则。</w:t>
       </w:r>
     </w:p>
     <w:p>
@@ -312,7 +200,7 @@
         <w:ind w:left="240"/>
       </w:pPr>
       <w:r>
-        <w:t>推进IPv6技术攻关与行业融合应用，明确五年路线图与重点场景。</w:t>
+        <w:t>推进IPv6技术创新与融合应用，明确2026至2030年部署目标与重点场景。</w:t>
       </w:r>
     </w:p>
     <w:p>
@@ -343,8 +231,6 @@
         <w:t>发文机关：工业和信息化部、中央网信办、国家发展改革委、国家数据局</w:t>
         <w:br/>
         <w:t>发文日期：2026-07-01</w:t>
-        <w:br/>
-        <w:t>原文链接：https://gyxxh.tj.gov.cn/ZWGK4147/ZCWJ6355/gjjwj/202607/t20260713_7334666.html</w:t>
       </w:r>
     </w:p>
     <w:p>
@@ -352,7 +238,7 @@
         <w:ind w:left="240"/>
       </w:pPr>
       <w:r>
-        <w:t>四部门联合部署互联网基础资源高质量发展，强化域名、IP地址等资源管理与安全。</w:t>
+        <w:t>四部门联合发文推动互联网基础资源高质量发展，强化域名、IP等资源管理。</w:t>
       </w:r>
     </w:p>
     <w:p>
@@ -384,7 +270,7 @@
         <w:br/>
         <w:t>发文日期：2026-08-07</w:t>
         <w:br/>
-        <w:t>原文链接：https://www.cac.gov.cn/wxzw/sjzl/A093708index_1.htm</w:t>
+        <w:t>原文链接：https://www.cac.gov.cn/wxzw/zcfg/zcwj/A09370306index_1.htm</w:t>
       </w:r>
     </w:p>
     <w:p>
@@ -392,47 +278,7 @@
         <w:ind w:left="240"/>
       </w:pPr>
       <w:r>
-        <w:t>拟对大型个人信息处理者设定专门合规义务，强化个人信息保护监管。</w:t>
-      </w:r>
-    </w:p>
-    <w:p>
-      <w:pPr>
-        <w:spacing w:before="0" w:after="80"/>
-        <w:pBdr>
-          <w:bottom w:val="single" w:sz="4" w:space="1" w:color="DDDDDD"/>
-        </w:pBdr>
-      </w:pPr>
-    </w:p>
-    <w:p>
-      <w:r>
-        <w:rPr>
-          <w:b/>
-          <w:sz w:val="24"/>
-        </w:rPr>
-        <w:t>《数据出境安全管理政策法规问答（2026年7月）》</w:t>
-      </w:r>
-    </w:p>
-    <w:p>
-      <w:r>
-        <w:rPr>
-          <w:color w:val="646464"/>
-          <w:sz w:val="20"/>
-        </w:rPr>
-        <w:t>文　　号：暂无</w:t>
-        <w:br/>
-        <w:t>发文机关：国家互联网信息办公室</w:t>
-        <w:br/>
-        <w:t>发文日期：2026-07-24</w:t>
-        <w:br/>
-        <w:t>原文链接：https://baike.baidu.com/item/%E6%95%B0%E6%8D%AE%E5%87%BA%E5%A2%83%E5%AE%89%E5%85%A8%E7%AE%A1%E7%90%86%E6%94%BF%E7%AD%96%E6%B3%95%E8%A7%84%E9%97%AE%E7%AD%94%282026%E5%B9%B47%E6%9C%88%29/69290060</w:t>
-      </w:r>
-    </w:p>
-    <w:p>
-      <w:pPr>
-        <w:ind w:left="240"/>
-      </w:pPr>
-      <w:r>
-        <w:t>以问答形式解读数据出境安全评估、标准合同等制度要点，指导企业合规。</w:t>
+        <w:t>拟对大型个人信息处理者设定专门保护义务，公开征求意见。</w:t>
       </w:r>
     </w:p>
     <w:p>
@@ -460,11 +306,9 @@
         </w:rPr>
         <w:t>文　　号：暂无</w:t>
         <w:br/>
-        <w:t>发文机关：工业和信息化部等八部门</w:t>
+        <w:t>发文机关：工业和信息化部</w:t>
         <w:br/>
         <w:t>发文日期：2026-02-03</w:t>
-        <w:br/>
-        <w:t>原文链接：https://www.miit.gov.cn/gyhxxhb/jgsj/wlaqglj/zcjd/index.html</w:t>
       </w:r>
     </w:p>
     <w:p>
@@ -472,7 +316,7 @@
         <w:ind w:left="240"/>
       </w:pPr>
       <w:r>
-        <w:t>针对汽车数据出境场景明确安全指引，规范车企数据跨境流动行为。</w:t>
+        <w:t>明确汽车数据出境安全评估要求与操作指引，规范车企跨境数据流动。</w:t>
       </w:r>
     </w:p>
     <w:p>
@@ -489,7 +333,7 @@
           <w:b/>
           <w:sz w:val="24"/>
         </w:rPr>
-        <w:t>《天津市算力产业发展实施方案（2024—2026年）》</w:t>
+        <w:t>《关于进一步规范移动智能终端应用软件预置行为的通告》</w:t>
       </w:r>
     </w:p>
     <w:p>
@@ -500,11 +344,9 @@
         </w:rPr>
         <w:t>文　　号：暂无</w:t>
         <w:br/>
-        <w:t>发文机关：天津市工业和信息化局</w:t>
+        <w:t>发文机关：工业和信息化部、国家互联网信息办公室</w:t>
         <w:br/>
-        <w:t>发文日期：2024-07-22</w:t>
-        <w:br/>
-        <w:t>原文链接：https://gyxxh.tj.gov.cn/ZWGK4147/ZCWJ6355/sjwj/202407/t20240722_6681036.html</w:t>
+        <w:t>发文日期：2022-12-15</w:t>
       </w:r>
     </w:p>
     <w:p>
@@ -512,7 +354,7 @@
         <w:ind w:left="240"/>
       </w:pPr>
       <w:r>
-        <w:t>统筹通用、智能、超级算力一体化布局，打造京津冀算力产业高地。</w:t>
+        <w:t>规范移动智能终端预置应用软件行为，保障用户知情权和选择权。</w:t>
       </w:r>
     </w:p>
     <w:p>
@@ -542,7 +384,7 @@
           <w:b/>
           <w:sz w:val="24"/>
         </w:rPr>
-        <w:t>《关于推动互联网基础资源高质量发展的指导意见》</w:t>
+        <w:t>《汽车数据出境安全指引（2026版）》</w:t>
       </w:r>
     </w:p>
     <w:p>
@@ -553,11 +395,9 @@
         </w:rPr>
         <w:t>文　　号：暂无</w:t>
         <w:br/>
-        <w:t>发文机关：工业和信息化部、中央网信办、国家发展改革委、国家数据局</w:t>
+        <w:t>发文机关：工业和信息化部</w:t>
         <w:br/>
-        <w:t>发文日期：2026-07-01</w:t>
-        <w:br/>
-        <w:t>原文链接：https://gyxxh.tj.gov.cn/ZWGK4147/ZCWJ6355/gjjwj/202607/t20260713_7334666.html</w:t>
+        <w:t>发文日期：2026-02-03</w:t>
       </w:r>
     </w:p>
     <w:p>
@@ -565,7 +405,7 @@
         <w:ind w:left="240"/>
       </w:pPr>
       <w:r>
-        <w:t>四部门联合部署互联网基础资源高质量发展，强化域名、IP地址等资源管理与安全。</w:t>
+        <w:t>明确汽车数据出境安全评估要求与操作指引，规范车企跨境数据流动。</w:t>
       </w:r>
     </w:p>
     <w:p>
@@ -582,7 +422,7 @@
           <w:b/>
           <w:sz w:val="24"/>
         </w:rPr>
-        <w:t>《汽车数据出境安全指引（2026版）》</w:t>
+        <w:t>《关于推动互联网基础资源高质量发展的指导意见》</w:t>
       </w:r>
     </w:p>
     <w:p>
@@ -593,11 +433,9 @@
         </w:rPr>
         <w:t>文　　号：暂无</w:t>
         <w:br/>
-        <w:t>发文机关：工业和信息化部等八部门</w:t>
+        <w:t>发文机关：工业和信息化部、中央网信办、国家发展改革委、国家数据局</w:t>
         <w:br/>
-        <w:t>发文日期：2026-02-03</w:t>
-        <w:br/>
-        <w:t>原文链接：https://www.miit.gov.cn/gyhxxhb/jgsj/wlaqglj/zcjd/index.html</w:t>
+        <w:t>发文日期：2026-07-01</w:t>
       </w:r>
     </w:p>
     <w:p>
@@ -605,7 +443,7 @@
         <w:ind w:left="240"/>
       </w:pPr>
       <w:r>
-        <w:t>针对汽车数据出境场景明确安全指引，规范车企数据跨境流动行为。</w:t>
+        <w:t>四部门联合发文推动互联网基础资源高质量发展，强化域名、IP等资源管理。</w:t>
       </w:r>
     </w:p>
     <w:p>
@@ -622,7 +460,7 @@
           <w:b/>
           <w:sz w:val="24"/>
         </w:rPr>
-        <w:t>《关于促进数据产业高质量发展的指导意见》</w:t>
+        <w:t>《浙江省支持之江人工智能公共算力开放创新平台建设》</w:t>
       </w:r>
     </w:p>
     <w:p>
@@ -631,11 +469,11 @@
           <w:color w:val="646464"/>
           <w:sz w:val="20"/>
         </w:rPr>
-        <w:t>文　　号：发改数据〔2026〕1号</w:t>
+        <w:t>文　　号：暂无</w:t>
         <w:br/>
-        <w:t>发文机关：国家发展改革委、国家数据局</w:t>
+        <w:t>发文机关：浙江省发展和改革委员会</w:t>
         <w:br/>
-        <w:t>发文日期：2026-01-06</w:t>
+        <w:t>发文日期：2026-06-25</w:t>
       </w:r>
     </w:p>
     <w:p>
@@ -643,7 +481,7 @@
         <w:ind w:left="240"/>
       </w:pPr>
       <w:r>
-        <w:t>明确数据产业发展目标与重点方向，培育数据要素型企业与产业集群。</w:t>
+        <w:t>浙江支持建设万卡级混合算力集群，以开放普惠方式提供AI算力。</w:t>
       </w:r>
     </w:p>
     <w:p>
@@ -660,7 +498,7 @@
           <w:b/>
           <w:sz w:val="24"/>
         </w:rPr>
-        <w:t>《关于加快公共数据资源开发利用的意见》</w:t>
+        <w:t>《2026年中国AI发展趋势前瞻》</w:t>
       </w:r>
     </w:p>
     <w:p>
@@ -671,9 +509,11 @@
         </w:rPr>
         <w:t>文　　号：暂无</w:t>
         <w:br/>
-        <w:t>发文机关：中共中央办公厅、国务院办公厅</w:t>
+        <w:t>发文机关：新华深读</w:t>
         <w:br/>
-        <w:t>发文日期：2026-01-15</w:t>
+        <w:t>发文日期：2026-01-28</w:t>
+        <w:br/>
+        <w:t>原文链接：https://igz.gzwxb.gov.cn/context/contextId/215009</w:t>
       </w:r>
     </w:p>
     <w:p>
@@ -681,7 +521,7 @@
         <w:ind w:left="240"/>
       </w:pPr>
       <w:r>
-        <w:t>部署公共数据资源开发利用，推动数据共享开放与授权运营。</w:t>
+        <w:t>分析2026年中国AI发展趋势，指出数据孤岛与流通壁垒等核心挑战。</w:t>
       </w:r>
     </w:p>
     <w:p>
@@ -698,7 +538,7 @@
           <w:b/>
           <w:sz w:val="24"/>
         </w:rPr>
-        <w:t>《国家人工智能产业综合标准化体系建设指南（2026版）》</w:t>
+        <w:t>《数据安全和个人信息保护政策法规宣讲会（广东站）》</w:t>
       </w:r>
     </w:p>
     <w:p>
@@ -709,9 +549,9 @@
         </w:rPr>
         <w:t>文　　号：暂无</w:t>
         <w:br/>
-        <w:t>发文机关：工业和信息化部、国家标准化管理委员会</w:t>
+        <w:t>发文机关：国家网信办网络数据管理局、广东省互联网信息办公室</w:t>
         <w:br/>
-        <w:t>发文日期：2026-03-20</w:t>
+        <w:t>发文日期：2026-04-14</w:t>
       </w:r>
     </w:p>
     <w:p>
@@ -719,273 +559,7 @@
         <w:ind w:left="240"/>
       </w:pPr>
       <w:r>
-        <w:t>构建人工智能产业标准体系，覆盖基础共性、关键技术、行业应用与安全伦理。</w:t>
-      </w:r>
-    </w:p>
-    <w:p>
-      <w:pPr>
-        <w:spacing w:before="0" w:after="80"/>
-        <w:pBdr>
-          <w:bottom w:val="single" w:sz="4" w:space="1" w:color="DDDDDD"/>
-        </w:pBdr>
-      </w:pPr>
-    </w:p>
-    <w:p>
-      <w:r>
-        <w:rPr>
-          <w:b/>
-          <w:sz w:val="24"/>
-        </w:rPr>
-        <w:t>《生成式人工智能服务安全基本要求（修订版）》</w:t>
-      </w:r>
-    </w:p>
-    <w:p>
-      <w:r>
-        <w:rPr>
-          <w:color w:val="646464"/>
-          <w:sz w:val="20"/>
-        </w:rPr>
-        <w:t>文　　号：暂无</w:t>
-        <w:br/>
-        <w:t>发文机关：全国网络安全标准化技术委员会</w:t>
-        <w:br/>
-        <w:t>发文日期：2026-04-10</w:t>
-      </w:r>
-    </w:p>
-    <w:p>
-      <w:pPr>
-        <w:ind w:left="240"/>
-      </w:pPr>
-      <w:r>
-        <w:t>修订生成式AI服务安全基本要求，强化语料安全、内容标识与模型安全评估。</w:t>
-      </w:r>
-    </w:p>
-    <w:p>
-      <w:pPr>
-        <w:spacing w:before="0" w:after="80"/>
-        <w:pBdr>
-          <w:bottom w:val="single" w:sz="4" w:space="1" w:color="DDDDDD"/>
-        </w:pBdr>
-      </w:pPr>
-    </w:p>
-    <w:p>
-      <w:r>
-        <w:rPr>
-          <w:b/>
-          <w:sz w:val="24"/>
-        </w:rPr>
-        <w:t>《关于推进数字政府建设的指导意见》</w:t>
-      </w:r>
-    </w:p>
-    <w:p>
-      <w:r>
-        <w:rPr>
-          <w:color w:val="646464"/>
-          <w:sz w:val="20"/>
-        </w:rPr>
-        <w:t>文　　号：暂无</w:t>
-        <w:br/>
-        <w:t>发文机关：国务院办公厅</w:t>
-        <w:br/>
-        <w:t>发文日期：2026-02-28</w:t>
-      </w:r>
-    </w:p>
-    <w:p>
-      <w:pPr>
-        <w:ind w:left="240"/>
-      </w:pPr>
-      <w:r>
-        <w:t>部署数字政府建设重点任务，推动政务服务标准化、规范化、便利化。</w:t>
-      </w:r>
-    </w:p>
-    <w:p>
-      <w:pPr>
-        <w:spacing w:before="0" w:after="80"/>
-        <w:pBdr>
-          <w:bottom w:val="single" w:sz="4" w:space="1" w:color="DDDDDD"/>
-        </w:pBdr>
-      </w:pPr>
-    </w:p>
-    <w:p>
-      <w:r>
-        <w:rPr>
-          <w:b/>
-          <w:sz w:val="24"/>
-        </w:rPr>
-        <w:t>《算力基础设施高质量发展行动计划（2026-2028年）》</w:t>
-      </w:r>
-    </w:p>
-    <w:p>
-      <w:r>
-        <w:rPr>
-          <w:color w:val="646464"/>
-          <w:sz w:val="20"/>
-        </w:rPr>
-        <w:t>文　　号：暂无</w:t>
-        <w:br/>
-        <w:t>发文机关：工业和信息化部等六部门</w:t>
-        <w:br/>
-        <w:t>发文日期：2026-05-12</w:t>
-      </w:r>
-    </w:p>
-    <w:p>
-      <w:pPr>
-        <w:ind w:left="240"/>
-      </w:pPr>
-      <w:r>
-        <w:t>统筹算力基础设施布局，推进东数西算工程与智能算力协同发展。</w:t>
-      </w:r>
-    </w:p>
-    <w:p>
-      <w:pPr>
-        <w:spacing w:before="0" w:after="80"/>
-        <w:pBdr>
-          <w:bottom w:val="single" w:sz="4" w:space="1" w:color="DDDDDD"/>
-        </w:pBdr>
-      </w:pPr>
-    </w:p>
-    <w:p>
-      <w:r>
-        <w:rPr>
-          <w:b/>
-          <w:sz w:val="24"/>
-        </w:rPr>
-        <w:t>《辽宁省数字经济促进条例》</w:t>
-      </w:r>
-    </w:p>
-    <w:p>
-      <w:r>
-        <w:rPr>
-          <w:color w:val="646464"/>
-          <w:sz w:val="20"/>
-        </w:rPr>
-        <w:t>文　　号：暂无</w:t>
-        <w:br/>
-        <w:t>发文机关：辽宁省人大常委会</w:t>
-        <w:br/>
-        <w:t>发文日期：2026-03-01</w:t>
-      </w:r>
-    </w:p>
-    <w:p>
-      <w:pPr>
-        <w:ind w:left="240"/>
-      </w:pPr>
-      <w:r>
-        <w:t>以地方立法促进数字经济发展，规范数据要素市场与数字产业培育。</w:t>
-      </w:r>
-    </w:p>
-    <w:p>
-      <w:pPr>
-        <w:spacing w:before="0" w:after="80"/>
-        <w:pBdr>
-          <w:bottom w:val="single" w:sz="4" w:space="1" w:color="DDDDDD"/>
-        </w:pBdr>
-      </w:pPr>
-    </w:p>
-    <w:p>
-      <w:r>
-        <w:rPr>
-          <w:b/>
-          <w:sz w:val="24"/>
-        </w:rPr>
-        <w:t>《上海市促进人工智能产业发展条例（修订版）》</w:t>
-      </w:r>
-    </w:p>
-    <w:p>
-      <w:r>
-        <w:rPr>
-          <w:color w:val="646464"/>
-          <w:sz w:val="20"/>
-        </w:rPr>
-        <w:t>文　　号：暂无</w:t>
-        <w:br/>
-        <w:t>发文机关：上海市人大常委会</w:t>
-        <w:br/>
-        <w:t>发文日期：2026-04-25</w:t>
-      </w:r>
-    </w:p>
-    <w:p>
-      <w:pPr>
-        <w:ind w:left="240"/>
-      </w:pPr>
-      <w:r>
-        <w:t>修订AI产业促进条例，新增模型备案、伦理审查与安全评估要求。</w:t>
-      </w:r>
-    </w:p>
-    <w:p>
-      <w:pPr>
-        <w:spacing w:before="0" w:after="80"/>
-        <w:pBdr>
-          <w:bottom w:val="single" w:sz="4" w:space="1" w:color="DDDDDD"/>
-        </w:pBdr>
-      </w:pPr>
-    </w:p>
-    <w:p>
-      <w:r>
-        <w:rPr>
-          <w:b/>
-          <w:sz w:val="24"/>
-        </w:rPr>
-        <w:t>《广东省数字经济促进条例（修订版）》</w:t>
-      </w:r>
-    </w:p>
-    <w:p>
-      <w:r>
-        <w:rPr>
-          <w:color w:val="646464"/>
-          <w:sz w:val="20"/>
-        </w:rPr>
-        <w:t>文　　号：暂无</w:t>
-        <w:br/>
-        <w:t>发文机关：广东省人大常委会</w:t>
-        <w:br/>
-        <w:t>发文日期：2026-05-30</w:t>
-      </w:r>
-    </w:p>
-    <w:p>
-      <w:pPr>
-        <w:ind w:left="240"/>
-      </w:pPr>
-      <w:r>
-        <w:t>修订数字经济促进条例，强化数据要素配置、数字产业化与产业数字化。</w:t>
-      </w:r>
-    </w:p>
-    <w:p>
-      <w:pPr>
-        <w:spacing w:before="0" w:after="80"/>
-        <w:pBdr>
-          <w:bottom w:val="single" w:sz="4" w:space="1" w:color="DDDDDD"/>
-        </w:pBdr>
-      </w:pPr>
-    </w:p>
-    <w:p>
-      <w:r>
-        <w:rPr>
-          <w:b/>
-          <w:sz w:val="24"/>
-        </w:rPr>
-        <w:t>《浙江省数据要素市场化配置改革实施方案》</w:t>
-      </w:r>
-    </w:p>
-    <w:p>
-      <w:r>
-        <w:rPr>
-          <w:color w:val="646464"/>
-          <w:sz w:val="20"/>
-        </w:rPr>
-        <w:t>文　　号：暂无</w:t>
-        <w:br/>
-        <w:t>发文机关：浙江省人民政府</w:t>
-        <w:br/>
-        <w:t>发文日期：2026-06-18</w:t>
-      </w:r>
-    </w:p>
-    <w:p>
-      <w:pPr>
-        <w:ind w:left="240"/>
-      </w:pPr>
-      <w:r>
-        <w:t>部署数据要素市场化配置改革，推进数据确权、定价、交易与安全。</w:t>
+        <w:t>在广东举办数据安全与个人信息保护法规宣讲，推动制度落地落实。</w:t>
       </w:r>
     </w:p>
     <w:p>
@@ -1018,7 +592,7 @@
         <w:t xml:space="preserve">①  </w:t>
       </w:r>
       <w:r>
-        <w:t>趋势1（制度建设）：国家网信办2026年8月就《大型个人信息处理者个人信息保护规定（征求意见稿）》公开征求意见，拟对用户规模巨大的平台设定专门合规义务，如独立监督机构、年度审计等。这一动作延续了《个人信息保护法》按处理规模分级监管的思路，将合规压力从普遍义务转向重点主体。研判：大型平台将面临更严格的合规审计与披露要求，中小企业的合规成本相对下降，但需警惕‘大型’认定标准模糊带来的执行不确定性，后续配套细则的出台节奏值得关注。</w:t>
+        <w:t>现象：2026年下半年，国家网信办密集发布《促进数字化绿色化协同转型发展实施方案（2026-2030年）》《促进网信企业高质量发展行动计划（2026-2030年）》等五年期文件，同时就《大型个人信息处理者个人信息保护规定》公开征求意见。逻辑：这标志着中国数字政策从"建制度"阶段进入"调结构"阶段——不再单纯追求立法覆盖，而是通过五年规划引导产业方向、通过分类监管（大型处理者）提升合规精度。研判：预计2026年底至2027年初将出台大型平台数据合规审计细则，头部企业面临更严格的年度合规报告义务，中小企业则可能获得简化合规通道，形成"抓大放小"的差异化监管格局。</w:t>
       </w:r>
     </w:p>
     <w:p>
@@ -1030,7 +604,7 @@
         <w:t xml:space="preserve">②  </w:t>
       </w:r>
       <w:r>
-        <w:t>趋势2（技术路线）：网信办7月发布《深化IPv6技术创新和融合应用实施方案（2026—2030年）》，将IPv6从‘规模部署’推向‘技术创新与融合应用’，明确五年路线图。这标志着网络基础设施政策重心从覆盖率的数量指标转向应用质量与产业带动。研判：IPv6单栈、SRv6等新技术将在政务、工业互联网场景加速落地，但运营商与行业用户的改造成本分担机制尚不清晰，可能影响落地速度。</w:t>
+        <w:t>现象：浙江省发改委2026年6月明确支持之江人工智能公共算力开放创新平台建设万卡级混合算力集群，以开放普惠方式提供AI算力；天津此前也发布算力产业发展实施方案。逻辑：地方算力竞赛正从"建枢纽"转向"建生态"，核心逻辑是降低中小AI企业的算力门槛，避免算力资源被少数大厂垄断。研判：2026年第四季度可能出现省级算力券/算力补贴政策的集中出台，但需警惕重复建设与利用率不足问题——建议关注国家数据局是否会出台算力调度统一标准，以遏制地方"为建而建"的冲动。</w:t>
       </w:r>
     </w:p>
     <w:p>
@@ -1042,7 +616,7 @@
         <w:t xml:space="preserve">③  </w:t>
       </w:r>
       <w:r>
-        <w:t>趋势3（区域格局）：天津2024年出台算力产业方案后，江苏2026年8月跟进算力基础设施行动方案，上海9月发布数据要素市场三年计划，广东、浙江也在推进数据条例与授权运营办法。地方政策正从‘抢算力’转向‘抢数据运营权’。研判：区域间数据要素市场规则差异可能形成新的壁垒，国家层面亟需统一数据登记、定价与跨域流通标准，否则‘数据孤岛’将从企业层面蔓延至区域层面。</w:t>
+        <w:t>现象：工信部等四部门2026年7月联合发布《关于推动互联网基础资源高质量发展的指导意见》，同期网信办推进IPv6技术创新与融合应用实施方案（2026-2030年）。逻辑：互联网基础资源（域名、IP地址、AS号）是数字经济的"地基"，此前管理分散、标准不一，此次多部门联合发文意在统一治理框架，为数据要素流通和算力互联提供底层支撑。研判：IPv6规模部署将与东数西算工程深度耦合，预计2027年前国家层面将建立互联网基础资源统一注册管理平台，企业需提前做好IPv6-only环境下的合规适配。</w:t>
       </w:r>
     </w:p>
     <w:p>
@@ -1054,7 +628,7 @@
         <w:t xml:space="preserve">④  </w:t>
       </w:r>
       <w:r>
-        <w:t>趋势4（产业影响）：网信办8月发布《促进网信企业高质量发展行动计划（2026-2030年）》，将网信企业从‘监管对象’同时定位为‘高质量发展主体’，强调技术创新与合规经营并重。这反映出政策试图在安全底线与产业活力之间寻求平衡。研判：网信企业将获得更多参与标准制定、试点示范的机会，但‘高质量发展’的量化评价体系尚未明确，企业可能面临合规投入与创新投入的双重压力。</w:t>
+        <w:t>现象：2026年8月至9月，网信办先后发布个人信息保护政策法规问答、数据出境安全管理问答，并通报个人信息保护系列专项行动阶段性成效；同期工信部发布汽车数据出境安全指引（2026版）。逻辑：数据跨境流动规则正从"原则性立法"走向"行业化落地"，汽车、医药（药物临床试验电子数据指导原则）等行业率先建立细分规则，体现"分业施策"的监管思路。研判：预计2027年将扩展至金融、医疗、能源等更多行业的数据出境指引，企业应建立行业特定的数据分类分级和出境评估流程，而非套用通用模板。</w:t>
       </w:r>
     </w:p>
     <w:p>
@@ -1066,7 +640,7 @@
         <w:t xml:space="preserve">⑤  </w:t>
       </w:r>
       <w:r>
-        <w:t>趋势5（安全合规）：工信部等八部门2026年2月发布《汽车数据出境安全指引（2026版）》，网信办7月发布数据出境问答，9月药审中心发布药物临床试验电子数据指导原则。数据安全合规正从通用规则向汽车、医药等垂直行业深度渗透。研判：行业主管部门将更多介入数据跨境与安全规则制定，企业需建立‘行业+通用’双轨合规体系，跨部门监管协调将成为下一阶段的关键挑战。</w:t>
+        <w:t>现象：2026年9月，国家药监局药审中心发布药物临床试验电子数据指导原则，引入计算机化系统验证和ALCOA++原则；同期工信部认定集群管理要求明确"每三年评估一次、整改不合格撤销认定"。逻辑：数据治理正从互联网行业向传统行业（医药、制造）渗透，监管抓手从"立法"转向"标准+认证+动态评估"的组合工具，强调数据全生命周期可追溯。研判：2027年可能出现跨行业的数据治理成熟度评估框架，医药、汽车、金融等数据密集型行业将率先面临第三方审计要求，数据治理服务市场将迎来爆发式增长。</w:t>
       </w:r>
     </w:p>
     <w:p>
@@ -1078,7 +652,7 @@
         <w:t xml:space="preserve">⑥  </w:t>
       </w:r>
       <w:r>
-        <w:t>趋势6（国际比较）：中国2026年持续推进数据出境安全评估与个人信息保护分级监管，欧盟AI Act已进入实施阶段并强化GDPR执法，美国则在NIST框架下推进AI风险管理标准但联邦立法停滞。三者路径差异明显：中国侧重‘安全评估+行业指引’，欧盟侧重‘统一立法+高额处罚’，美国侧重‘标准引导+行业自律’。研判：中国可借鉴欧盟的跨境合规互认机制，同时避免美国碎片化监管的教训，在数据跨境领域探索更多双边或多边互认安排。</w:t>
+        <w:t>现象：中国2026年密集出台网信企业高质量发展行动计划、数字化绿色化协同转型方案，而欧盟AI Act已进入分阶段实施期、日本数字厅持续推进AI治理框架、美国则在行政令与行业自律间摇摆。逻辑：三方路径差异明显——中国强调"发展与安全并重"的产业政策导向，欧盟侧重"风险分级+基本权利保护"的监管框架，美国偏向"创新优先+部门分散执法"。研判：中国企业出海面临的最大合规挑战将来自欧盟AI Act的高风险系统分类和数据治理要求，建议在2027年前建立覆盖中欧双合规的数据治理体系，同时关注日本"可信AI"认证互认机会，以降低多市场合规成本。</w:t>
       </w:r>
     </w:p>
     <w:p/>

--- a/reports/latest.docx
+++ b/reports/latest.docx
@@ -24,7 +24,7 @@
           <w:color w:val="828282"/>
           <w:sz w:val="22"/>
         </w:rPr>
-        <w:t>生成日期：2026-10-15　　数据 · 算力 · 信息化</w:t>
+        <w:t>生成日期：2026-10-16　　数据 · 算力 · 信息化</w:t>
       </w:r>
     </w:p>
     <w:p/>
@@ -59,7 +59,7 @@
           <w:b/>
           <w:sz w:val="24"/>
         </w:rPr>
-        <w:t>《促进数字化绿色化协同转型发展实施方案（2026-2030年）》</w:t>
+        <w:t>《数字乡村高质量发展行动计划（2026—2030年）》</w:t>
       </w:r>
     </w:p>
     <w:p>
@@ -70,11 +70,11 @@
         </w:rPr>
         <w:t>文　　号：暂无</w:t>
         <w:br/>
-        <w:t>发文机关：中央网络安全和信息化委员会办公室</w:t>
+        <w:t>发文机关：中央网络安全和信息化委员会办公室等</w:t>
         <w:br/>
-        <w:t>发文日期：2026-09-04</w:t>
+        <w:t>发文日期：2026-09-11</w:t>
         <w:br/>
-        <w:t>原文链接：https://www.cac.gov.cn/wxzw/zcfg/zcwj/A09370306index_1.htm</w:t>
+        <w:t>原文链接：https://www.cac.gov.cn/wxzw/zcfg/A093703index_1.htm</w:t>
       </w:r>
     </w:p>
     <w:p>
@@ -82,7 +82,7 @@
         <w:ind w:left="240"/>
       </w:pPr>
       <w:r>
-        <w:t>部署数字化与绿色化协同转型，明确未来五年双化协同路径与重点任务。</w:t>
+        <w:t>部署数字乡村基础设施、数据要素与数字治理，推进城乡数字化协同发展。</w:t>
       </w:r>
     </w:p>
     <w:p>
@@ -99,7 +99,7 @@
           <w:b/>
           <w:sz w:val="24"/>
         </w:rPr>
-        <w:t>《2026年个人信息保护系列专项行动取得阶段性成效》</w:t>
+        <w:t>《专家解读：加速数字化绿色化协同转型发展》</w:t>
       </w:r>
     </w:p>
     <w:p>
@@ -110,11 +110,11 @@
         </w:rPr>
         <w:t>文　　号：暂无</w:t>
         <w:br/>
-        <w:t>发文机关：国家互联网信息办公室</w:t>
+        <w:t>发文机关：中央网络安全和信息化委员会办公室</w:t>
         <w:br/>
-        <w:t>发文日期：2026-08-19</w:t>
+        <w:t>发文日期：2026-09-04</w:t>
         <w:br/>
-        <w:t>原文链接：https://www.cac.gov.cn/wxzw/zcfg/zcwj/A09370306index_1.htm</w:t>
+        <w:t>原文链接：https://www.cac.gov.cn/wxzw/zcfg/A093703index_1.htm</w:t>
       </w:r>
     </w:p>
     <w:p>
@@ -122,7 +122,7 @@
         <w:ind w:left="240"/>
       </w:pPr>
       <w:r>
-        <w:t>通报个人信息保护系列专项行动阶段性成果，持续强化违规采集整治。</w:t>
+        <w:t>阐释数字化与绿色化协同转型路径，强调算力能效与数据中心绿色化。</w:t>
       </w:r>
     </w:p>
     <w:p>
@@ -139,7 +139,7 @@
           <w:b/>
           <w:sz w:val="24"/>
         </w:rPr>
-        <w:t>《药物临床试验电子数据指导原则》</w:t>
+        <w:t>《2026年个人信息保护系列专项行动阶段性成效》</w:t>
       </w:r>
     </w:p>
     <w:p>
@@ -150,9 +150,11 @@
         </w:rPr>
         <w:t>文　　号：暂无</w:t>
         <w:br/>
-        <w:t>发文机关：国家药品监督管理局药品审评中心</w:t>
+        <w:t>发文机关：国家互联网信息办公室</w:t>
         <w:br/>
-        <w:t>发文日期：2026-09-22</w:t>
+        <w:t>发文日期：2026-08-20</w:t>
+        <w:br/>
+        <w:t>原文链接：https://www.cac.gov.cn/wxzw/sjzl/A093708index_1.htm</w:t>
       </w:r>
     </w:p>
     <w:p>
@@ -160,7 +162,7 @@
         <w:ind w:left="240"/>
       </w:pPr>
       <w:r>
-        <w:t>规范药物临床试验电子数据管理，引入计算机化系统与ALCOA++原则。</w:t>
+        <w:t>通报专项行动阶段性成果，曝光违规App并推动整改，强化震慑效应。</w:t>
       </w:r>
     </w:p>
     <w:p>
@@ -177,7 +179,7 @@
           <w:b/>
           <w:sz w:val="24"/>
         </w:rPr>
-        <w:t>《深化互联网协议第六版（IPv6）技术创新和融合应用实施方案（2026—2030年）》</w:t>
+        <w:t>《个人信息保护政策法规问答（2026年8月）》</w:t>
       </w:r>
     </w:p>
     <w:p>
@@ -188,11 +190,11 @@
         </w:rPr>
         <w:t>文　　号：暂无</w:t>
         <w:br/>
-        <w:t>发文机关：中央网络安全和信息化委员会办公室</w:t>
+        <w:t>发文机关：国家互联网信息办公室</w:t>
         <w:br/>
-        <w:t>发文日期：2026-07-21</w:t>
+        <w:t>发文日期：2026-08-19</w:t>
         <w:br/>
-        <w:t>原文链接：https://www.cac.gov.cn/wxzw/zcfg/zcwj/A09370306index_1.htm</w:t>
+        <w:t>原文链接：https://www.cac.gov.cn/wxzw/sjzl/A093708index_1.htm</w:t>
       </w:r>
     </w:p>
     <w:p>
@@ -200,7 +202,7 @@
         <w:ind w:left="240"/>
       </w:pPr>
       <w:r>
-        <w:t>推进IPv6技术创新与融合应用，明确2026至2030年部署目标与重点场景。</w:t>
+        <w:t>针对人脸识别、算法推荐等热点问题给出合规指引与监管口径。</w:t>
       </w:r>
     </w:p>
     <w:p>
@@ -238,7 +240,7 @@
         <w:ind w:left="240"/>
       </w:pPr>
       <w:r>
-        <w:t>四部门联合发文推动互联网基础资源高质量发展，强化域名、IP等资源管理。</w:t>
+        <w:t>提出优化IPv6、域名、标识等互联网基础资源供给，强化数据与算力底座。</w:t>
       </w:r>
     </w:p>
     <w:p>
@@ -268,9 +270,9 @@
         <w:br/>
         <w:t>发文机关：国家互联网信息办公室</w:t>
         <w:br/>
-        <w:t>发文日期：2026-08-07</w:t>
+        <w:t>发文日期：2026-08-12</w:t>
         <w:br/>
-        <w:t>原文链接：https://www.cac.gov.cn/wxzw/zcfg/zcwj/A09370306index_1.htm</w:t>
+        <w:t>原文链接：https://www.cac.gov.cn/wxzw/sjzl/A093708index_1.htm</w:t>
       </w:r>
     </w:p>
     <w:p>
@@ -278,7 +280,7 @@
         <w:ind w:left="240"/>
       </w:pPr>
       <w:r>
-        <w:t>拟对大型个人信息处理者设定专门保护义务，公开征求意见。</w:t>
+        <w:t>拟对大型平台设定更严格个人信息保护义务，涵盖合规审计与跨境规则。</w:t>
       </w:r>
     </w:p>
     <w:p>
@@ -306,7 +308,7 @@
         </w:rPr>
         <w:t>文　　号：暂无</w:t>
         <w:br/>
-        <w:t>发文机关：工业和信息化部</w:t>
+        <w:t>发文机关：工业和信息化部等八部门</w:t>
         <w:br/>
         <w:t>发文日期：2026-02-03</w:t>
       </w:r>
@@ -316,7 +318,127 @@
         <w:ind w:left="240"/>
       </w:pPr>
       <w:r>
-        <w:t>明确汽车数据出境安全评估要求与操作指引，规范车企跨境数据流动。</w:t>
+        <w:t>明确汽车数据处理者出境安全评估、合同与认证要求，规范车联网数据流动。</w:t>
+      </w:r>
+    </w:p>
+    <w:p>
+      <w:pPr>
+        <w:spacing w:before="0" w:after="80"/>
+        <w:pBdr>
+          <w:bottom w:val="single" w:sz="4" w:space="1" w:color="DDDDDD"/>
+        </w:pBdr>
+      </w:pPr>
+    </w:p>
+    <w:p>
+      <w:r>
+        <w:rPr>
+          <w:b/>
+          <w:sz w:val="24"/>
+        </w:rPr>
+        <w:t>《2026年个人信息保护系列专项行动》</w:t>
+      </w:r>
+    </w:p>
+    <w:p>
+      <w:r>
+        <w:rPr>
+          <w:color w:val="646464"/>
+          <w:sz w:val="20"/>
+        </w:rPr>
+        <w:t>文　　号：暂无</w:t>
+        <w:br/>
+        <w:t>发文机关：国家互联网信息办公室</w:t>
+        <w:br/>
+        <w:t>发文日期：2026-08-20</w:t>
+        <w:br/>
+        <w:t>原文链接：https://www.cac.gov.cn/wxzw/sjzl/A093708index_1.htm</w:t>
+      </w:r>
+    </w:p>
+    <w:p>
+      <w:pPr>
+        <w:ind w:left="240"/>
+      </w:pPr>
+      <w:r>
+        <w:t>聚焦App、SDK、人脸识别等场景，集中整治违规收集使用个人信息行为。</w:t>
+      </w:r>
+    </w:p>
+    <w:p>
+      <w:pPr>
+        <w:spacing w:before="0" w:after="80"/>
+        <w:pBdr>
+          <w:bottom w:val="single" w:sz="4" w:space="1" w:color="DDDDDD"/>
+        </w:pBdr>
+      </w:pPr>
+    </w:p>
+    <w:p>
+      <w:r>
+        <w:rPr>
+          <w:b/>
+          <w:sz w:val="24"/>
+        </w:rPr>
+        <w:t>《数据出境安全管理政策法规问答（2026年7月）》</w:t>
+      </w:r>
+    </w:p>
+    <w:p>
+      <w:r>
+        <w:rPr>
+          <w:color w:val="646464"/>
+          <w:sz w:val="20"/>
+        </w:rPr>
+        <w:t>文　　号：暂无</w:t>
+        <w:br/>
+        <w:t>发文机关：国家互联网信息办公室</w:t>
+        <w:br/>
+        <w:t>发文日期：2026-07-24</w:t>
+        <w:br/>
+        <w:t>原文链接：https://www.cac.gov.cn/wxzw/sjzl/A093708index_1.htm</w:t>
+      </w:r>
+    </w:p>
+    <w:p>
+      <w:pPr>
+        <w:ind w:left="240"/>
+      </w:pPr>
+      <w:r>
+        <w:t>以问答形式细化数据出境安全评估、标准合同与认证适用口径。</w:t>
+      </w:r>
+    </w:p>
+    <w:p>
+      <w:pPr>
+        <w:spacing w:before="0" w:after="80"/>
+        <w:pBdr>
+          <w:bottom w:val="single" w:sz="4" w:space="1" w:color="DDDDDD"/>
+        </w:pBdr>
+      </w:pPr>
+    </w:p>
+    <w:p>
+      <w:r>
+        <w:rPr>
+          <w:b/>
+          <w:sz w:val="24"/>
+        </w:rPr>
+        <w:t>《互联网军事信息传播管理办法》</w:t>
+      </w:r>
+    </w:p>
+    <w:p>
+      <w:r>
+        <w:rPr>
+          <w:color w:val="646464"/>
+          <w:sz w:val="20"/>
+        </w:rPr>
+        <w:t>文　　号：暂无</w:t>
+        <w:br/>
+        <w:t>发文机关：国家互联网信息办公室等</w:t>
+        <w:br/>
+        <w:t>发文日期：2025-02-08</w:t>
+        <w:br/>
+        <w:t>原文链接：https://cagd.gov.cn/c/a/28/</w:t>
+      </w:r>
+    </w:p>
+    <w:p>
+      <w:pPr>
+        <w:ind w:left="240"/>
+      </w:pPr>
+      <w:r>
+        <w:t>规范互联网军事信息传播秩序，明确平台审核与内容管理责任。</w:t>
       </w:r>
     </w:p>
     <w:p>
@@ -347,6 +469,8 @@
         <w:t>发文机关：工业和信息化部、国家互联网信息办公室</w:t>
         <w:br/>
         <w:t>发文日期：2022-12-15</w:t>
+        <w:br/>
+        <w:t>原文链接：https://cagd.gov.cn/c/a/28/</w:t>
       </w:r>
     </w:p>
     <w:p>
@@ -354,7 +478,7 @@
         <w:ind w:left="240"/>
       </w:pPr>
       <w:r>
-        <w:t>规范移动智能终端预置应用软件行为，保障用户知情权和选择权。</w:t>
+        <w:t>要求终端预置应用可卸载，保障用户选择权，遏制预装乱象。</w:t>
       </w:r>
     </w:p>
     <w:p>
@@ -395,7 +519,7 @@
         </w:rPr>
         <w:t>文　　号：暂无</w:t>
         <w:br/>
-        <w:t>发文机关：工业和信息化部</w:t>
+        <w:t>发文机关：工业和信息化部等八部门</w:t>
         <w:br/>
         <w:t>发文日期：2026-02-03</w:t>
       </w:r>
@@ -405,83 +529,7 @@
         <w:ind w:left="240"/>
       </w:pPr>
       <w:r>
-        <w:t>明确汽车数据出境安全评估要求与操作指引，规范车企跨境数据流动。</w:t>
-      </w:r>
-    </w:p>
-    <w:p>
-      <w:pPr>
-        <w:spacing w:before="0" w:after="80"/>
-        <w:pBdr>
-          <w:bottom w:val="single" w:sz="4" w:space="1" w:color="DDDDDD"/>
-        </w:pBdr>
-      </w:pPr>
-    </w:p>
-    <w:p>
-      <w:r>
-        <w:rPr>
-          <w:b/>
-          <w:sz w:val="24"/>
-        </w:rPr>
-        <w:t>《关于推动互联网基础资源高质量发展的指导意见》</w:t>
-      </w:r>
-    </w:p>
-    <w:p>
-      <w:r>
-        <w:rPr>
-          <w:color w:val="646464"/>
-          <w:sz w:val="20"/>
-        </w:rPr>
-        <w:t>文　　号：暂无</w:t>
-        <w:br/>
-        <w:t>发文机关：工业和信息化部、中央网信办、国家发展改革委、国家数据局</w:t>
-        <w:br/>
-        <w:t>发文日期：2026-07-01</w:t>
-      </w:r>
-    </w:p>
-    <w:p>
-      <w:pPr>
-        <w:ind w:left="240"/>
-      </w:pPr>
-      <w:r>
-        <w:t>四部门联合发文推动互联网基础资源高质量发展，强化域名、IP等资源管理。</w:t>
-      </w:r>
-    </w:p>
-    <w:p>
-      <w:pPr>
-        <w:spacing w:before="0" w:after="80"/>
-        <w:pBdr>
-          <w:bottom w:val="single" w:sz="4" w:space="1" w:color="DDDDDD"/>
-        </w:pBdr>
-      </w:pPr>
-    </w:p>
-    <w:p>
-      <w:r>
-        <w:rPr>
-          <w:b/>
-          <w:sz w:val="24"/>
-        </w:rPr>
-        <w:t>《浙江省支持之江人工智能公共算力开放创新平台建设》</w:t>
-      </w:r>
-    </w:p>
-    <w:p>
-      <w:r>
-        <w:rPr>
-          <w:color w:val="646464"/>
-          <w:sz w:val="20"/>
-        </w:rPr>
-        <w:t>文　　号：暂无</w:t>
-        <w:br/>
-        <w:t>发文机关：浙江省发展和改革委员会</w:t>
-        <w:br/>
-        <w:t>发文日期：2026-06-25</w:t>
-      </w:r>
-    </w:p>
-    <w:p>
-      <w:pPr>
-        <w:ind w:left="240"/>
-      </w:pPr>
-      <w:r>
-        <w:t>浙江支持建设万卡级混合算力集群，以开放普惠方式提供AI算力。</w:t>
+        <w:t>明确汽车数据处理者出境安全评估、合同与认证要求，规范车联网数据流动。</w:t>
       </w:r>
     </w:p>
     <w:p>
@@ -509,7 +557,7 @@
         </w:rPr>
         <w:t>文　　号：暂无</w:t>
         <w:br/>
-        <w:t>发文机关：新华深读</w:t>
+        <w:t>发文机关：新华深读、工信部赛迪研究院</w:t>
         <w:br/>
         <w:t>发文日期：2026-01-28</w:t>
         <w:br/>
@@ -521,7 +569,7 @@
         <w:ind w:left="240"/>
       </w:pPr>
       <w:r>
-        <w:t>分析2026年中国AI发展趋势，指出数据孤岛与流通壁垒等核心挑战。</w:t>
+        <w:t>分析数据孤岛、标准参差等制约，展望数据要素与大模型协同发展路径。</w:t>
       </w:r>
     </w:p>
     <w:p>
@@ -538,7 +586,7 @@
           <w:b/>
           <w:sz w:val="24"/>
         </w:rPr>
-        <w:t>《数据安全和个人信息保护政策法规宣讲会（广东站）》</w:t>
+        <w:t>《互联网危险物品信息发布管理规定》</w:t>
       </w:r>
     </w:p>
     <w:p>
@@ -549,9 +597,11 @@
         </w:rPr>
         <w:t>文　　号：暂无</w:t>
         <w:br/>
-        <w:t>发文机关：国家网信办网络数据管理局、广东省互联网信息办公室</w:t>
+        <w:t>发文机关：公安部、网信办、工信部等6部门</w:t>
         <w:br/>
-        <w:t>发文日期：2026-04-14</w:t>
+        <w:t>发文日期：2026-10-16</w:t>
+        <w:br/>
+        <w:t>原文链接：https://cagd.gov.cn/c/a/28/</w:t>
       </w:r>
     </w:p>
     <w:p>
@@ -559,7 +609,165 @@
         <w:ind w:left="240"/>
       </w:pPr>
       <w:r>
-        <w:t>在广东举办数据安全与个人信息保护法规宣讲，推动制度落地落实。</w:t>
+        <w:t>规范互联网危险物品信息发布，压实平台审核与报告义务。</w:t>
+      </w:r>
+    </w:p>
+    <w:p>
+      <w:pPr>
+        <w:spacing w:before="0" w:after="80"/>
+        <w:pBdr>
+          <w:bottom w:val="single" w:sz="4" w:space="1" w:color="DDDDDD"/>
+        </w:pBdr>
+      </w:pPr>
+    </w:p>
+    <w:p>
+      <w:r>
+        <w:rPr>
+          <w:b/>
+          <w:sz w:val="24"/>
+        </w:rPr>
+        <w:t>《数字乡村高质量发展行动计划（2026—2030年）》</w:t>
+      </w:r>
+    </w:p>
+    <w:p>
+      <w:r>
+        <w:rPr>
+          <w:color w:val="646464"/>
+          <w:sz w:val="20"/>
+        </w:rPr>
+        <w:t>文　　号：暂无</w:t>
+        <w:br/>
+        <w:t>发文机关：中央网络安全和信息化委员会办公室等</w:t>
+        <w:br/>
+        <w:t>发文日期：2026-09-11</w:t>
+        <w:br/>
+        <w:t>原文链接：https://www.cac.gov.cn/wxzw/zcfg/A093703index_1.htm</w:t>
+      </w:r>
+    </w:p>
+    <w:p>
+      <w:pPr>
+        <w:ind w:left="240"/>
+      </w:pPr>
+      <w:r>
+        <w:t>部署数字乡村基础设施、数据要素与数字治理，推进城乡数字化协同发展。</w:t>
+      </w:r>
+    </w:p>
+    <w:p>
+      <w:pPr>
+        <w:spacing w:before="0" w:after="80"/>
+        <w:pBdr>
+          <w:bottom w:val="single" w:sz="4" w:space="1" w:color="DDDDDD"/>
+        </w:pBdr>
+      </w:pPr>
+    </w:p>
+    <w:p>
+      <w:r>
+        <w:rPr>
+          <w:b/>
+          <w:sz w:val="24"/>
+        </w:rPr>
+        <w:t>《专家解读：高质量推进数字乡村建设》</w:t>
+      </w:r>
+    </w:p>
+    <w:p>
+      <w:r>
+        <w:rPr>
+          <w:color w:val="646464"/>
+          <w:sz w:val="20"/>
+        </w:rPr>
+        <w:t>文　　号：暂无</w:t>
+        <w:br/>
+        <w:t>发文机关：中央网络安全和信息化委员会办公室</w:t>
+        <w:br/>
+        <w:t>发文日期：2026-09-11</w:t>
+        <w:br/>
+        <w:t>原文链接：https://www.cac.gov.cn/wxzw/zcfg/A093703index_1.htm</w:t>
+      </w:r>
+    </w:p>
+    <w:p>
+      <w:pPr>
+        <w:ind w:left="240"/>
+      </w:pPr>
+      <w:r>
+        <w:t>解读数字乡村建设重点任务，强调数据下沉与数字素养提升。</w:t>
+      </w:r>
+    </w:p>
+    <w:p>
+      <w:pPr>
+        <w:spacing w:before="0" w:after="80"/>
+        <w:pBdr>
+          <w:bottom w:val="single" w:sz="4" w:space="1" w:color="DDDDDD"/>
+        </w:pBdr>
+      </w:pPr>
+    </w:p>
+    <w:p>
+      <w:r>
+        <w:rPr>
+          <w:b/>
+          <w:sz w:val="24"/>
+        </w:rPr>
+        <w:t>《专家解读：坚持智能化、绿色化、融合化方向 纵深推进数字化绿色化协同转型发展》</w:t>
+      </w:r>
+    </w:p>
+    <w:p>
+      <w:r>
+        <w:rPr>
+          <w:color w:val="646464"/>
+          <w:sz w:val="20"/>
+        </w:rPr>
+        <w:t>文　　号：暂无</w:t>
+        <w:br/>
+        <w:t>发文机关：中央网络安全和信息化委员会办公室</w:t>
+        <w:br/>
+        <w:t>发文日期：2026-09-04</w:t>
+        <w:br/>
+        <w:t>原文链接：https://www.cac.gov.cn/wxzw/zcfg/A093703index_1.htm</w:t>
+      </w:r>
+    </w:p>
+    <w:p>
+      <w:pPr>
+        <w:ind w:left="240"/>
+      </w:pPr>
+      <w:r>
+        <w:t>提出以智能化、绿色化、融合化推进数字化绿色化协同转型。</w:t>
+      </w:r>
+    </w:p>
+    <w:p>
+      <w:pPr>
+        <w:spacing w:before="0" w:after="80"/>
+        <w:pBdr>
+          <w:bottom w:val="single" w:sz="4" w:space="1" w:color="DDDDDD"/>
+        </w:pBdr>
+      </w:pPr>
+    </w:p>
+    <w:p>
+      <w:r>
+        <w:rPr>
+          <w:b/>
+          <w:sz w:val="24"/>
+        </w:rPr>
+        <w:t>《2026年2月国内网络安全领域重要政策及标准速览》</w:t>
+      </w:r>
+    </w:p>
+    <w:p>
+      <w:r>
+        <w:rPr>
+          <w:color w:val="646464"/>
+          <w:sz w:val="20"/>
+        </w:rPr>
+        <w:t>文　　号：暂无</w:t>
+        <w:br/>
+        <w:t>发文机关：相关标准化机构</w:t>
+        <w:br/>
+        <w:t>发文日期：2026-02-28</w:t>
+      </w:r>
+    </w:p>
+    <w:p>
+      <w:pPr>
+        <w:ind w:left="240"/>
+      </w:pPr>
+      <w:r>
+        <w:t>汇总当月网络安全政策与标准动态，涵盖等级保护、数据安全等方向。</w:t>
       </w:r>
     </w:p>
     <w:p>
@@ -592,7 +800,7 @@
         <w:t xml:space="preserve">①  </w:t>
       </w:r>
       <w:r>
-        <w:t>现象：2026年下半年，国家网信办密集发布《促进数字化绿色化协同转型发展实施方案（2026-2030年）》《促进网信企业高质量发展行动计划（2026-2030年）》等五年期文件，同时就《大型个人信息处理者个人信息保护规定》公开征求意见。逻辑：这标志着中国数字政策从"建制度"阶段进入"调结构"阶段——不再单纯追求立法覆盖，而是通过五年规划引导产业方向、通过分类监管（大型处理者）提升合规精度。研判：预计2026年底至2027年初将出台大型平台数据合规审计细则，头部企业面临更严格的年度合规报告义务，中小企业则可能获得简化合规通道，形成"抓大放小"的差异化监管格局。</w:t>
+        <w:t>现象：国家网信办2026年8月就《大型个人信息处理者个人信息保护规定（征求意见稿）》公开征求意见，同时8月20日通报个人信息保护系列专项行动阶段性成效，形成“立规+执法”双轮驱动。逻辑：监管重心正从普遍性合规转向对超大型平台的结构性约束，以合规审计、跨境规则和算法透明度为抓手，回应数据集中带来的系统性风险。研判：预计年内正式稿将落地，大型平台需提前建立独立合规审计与数据映射机制；中小平台可能面临合规成本外溢，监管或配套分级分类指引以避免“一刀切”。</w:t>
       </w:r>
     </w:p>
     <w:p>
@@ -604,7 +812,7 @@
         <w:t xml:space="preserve">②  </w:t>
       </w:r>
       <w:r>
-        <w:t>现象：浙江省发改委2026年6月明确支持之江人工智能公共算力开放创新平台建设万卡级混合算力集群，以开放普惠方式提供AI算力；天津此前也发布算力产业发展实施方案。逻辑：地方算力竞赛正从"建枢纽"转向"建生态"，核心逻辑是降低中小AI企业的算力门槛，避免算力资源被少数大厂垄断。研判：2026年第四季度可能出现省级算力券/算力补贴政策的集中出台，但需警惕重复建设与利用率不足问题——建议关注国家数据局是否会出台算力调度统一标准，以遏制地方"为建而建"的冲动。</w:t>
+        <w:t>现象：工信部等四部门2026年7月印发《关于推动互联网基础资源高质量发展的指导意见》，提出优化IPv6、域名、标识等基础资源供给，并强调与算力、数据底座协同。逻辑：互联网基础资源是数字经济“根系统”，政策意图在于从底层协议和标识体系入手，解决数据流通壁垒与算力调度不畅问题，为东数西算和全国一体化算力网提供支撑。研判：下一步可能出台基础资源与算力标识互通的实施细则，IPv6单栈和域名解析安全将成为监管重点，企业需关注标识注册与解析合规。</w:t>
       </w:r>
     </w:p>
     <w:p>
@@ -616,7 +824,7 @@
         <w:t xml:space="preserve">③  </w:t>
       </w:r>
       <w:r>
-        <w:t>现象：工信部等四部门2026年7月联合发布《关于推动互联网基础资源高质量发展的指导意见》，同期网信办推进IPv6技术创新与融合应用实施方案（2026-2030年）。逻辑：互联网基础资源（域名、IP地址、AS号）是数字经济的"地基"，此前管理分散、标准不一，此次多部门联合发文意在统一治理框架，为数据要素流通和算力互联提供底层支撑。研判：IPv6规模部署将与东数西算工程深度耦合，预计2027年前国家层面将建立互联网基础资源统一注册管理平台，企业需提前做好IPv6-only环境下的合规适配。</w:t>
+        <w:t>现象：中央网信办2026年9月发布《数字乡村高质量发展行动计划（2026—2030年）》，同期专家解读强调数字化绿色化协同转型。逻辑：数字乡村与绿色化协同被纳入同一政策框架，反映政策制定者试图以数字化手段提升农村治理与产业效率，同时以绿色化约束数据中心和算力扩张的能耗。研判：县域算力节点和农业数据要素市场可能成为下一阶段试点重点，但需警惕重复建设与数据孤岛；绿色化指标或纳入地方数字化考核。</w:t>
       </w:r>
     </w:p>
     <w:p>
@@ -628,7 +836,7 @@
         <w:t xml:space="preserve">④  </w:t>
       </w:r>
       <w:r>
-        <w:t>现象：2026年8月至9月，网信办先后发布个人信息保护政策法规问答、数据出境安全管理问答，并通报个人信息保护系列专项行动阶段性成效；同期工信部发布汽车数据出境安全指引（2026版）。逻辑：数据跨境流动规则正从"原则性立法"走向"行业化落地"，汽车、医药（药物临床试验电子数据指导原则）等行业率先建立细分规则，体现"分业施策"的监管思路。研判：预计2027年将扩展至金融、医疗、能源等更多行业的数据出境指引，企业应建立行业特定的数据分类分级和出境评估流程，而非套用通用模板。</w:t>
+        <w:t>现象：工信部等八部门2026年2月发布《汽车数据出境安全指引（2026版）》，国家网信办7月发布数据出境政策问答，形成行业指引与通用问答互补。逻辑：数据跨境监管正从通用规则向行业场景细化，汽车、医疗、金融等敏感领域率先建立可操作的安全评估与合同范式，以平衡安全与产业国际化需求。研判：预计更多行业将出台出境指引，企业需建立数据分类分级与出境台账；自贸区负面清单与标准合同备案可能进一步简化，但安全评估门槛不会降低。</w:t>
       </w:r>
     </w:p>
     <w:p>
@@ -640,7 +848,7 @@
         <w:t xml:space="preserve">⑤  </w:t>
       </w:r>
       <w:r>
-        <w:t>现象：2026年9月，国家药监局药审中心发布药物临床试验电子数据指导原则，引入计算机化系统验证和ALCOA++原则；同期工信部认定集群管理要求明确"每三年评估一次、整改不合格撤销认定"。逻辑：数据治理正从互联网行业向传统行业（医药、制造）渗透，监管抓手从"立法"转向"标准+认证+动态评估"的组合工具，强调数据全生命周期可追溯。研判：2027年可能出现跨行业的数据治理成熟度评估框架，医药、汽车、金融等数据密集型行业将率先面临第三方审计要求，数据治理服务市场将迎来爆发式增长。</w:t>
+        <w:t>现象：2026年上半年工信部新闻发布会披露工业互联网、5G、算力进展，同时“数安中国行”宣讲会在广东等地举办，推动数据安全法规落地。逻辑：政策执行层面正从“发文”转向“宣贯+试点”，通过地方宣讲和试点示范降低企业合规不确定性，同时以工业互联网为抓手推动数字经济与实体经济融合。研判：广东、浙江等数字经济大省可能率先形成数据安全合规标杆，工业互联网平台需关注数据确权与跨企业流通规则，安全投入将从成本项转为竞争力项。</w:t>
       </w:r>
     </w:p>
     <w:p>
@@ -652,7 +860,7 @@
         <w:t xml:space="preserve">⑥  </w:t>
       </w:r>
       <w:r>
-        <w:t>现象：中国2026年密集出台网信企业高质量发展行动计划、数字化绿色化协同转型方案，而欧盟AI Act已进入分阶段实施期、日本数字厅持续推进AI治理框架、美国则在行政令与行业自律间摇摆。逻辑：三方路径差异明显——中国强调"发展与安全并重"的产业政策导向，欧盟侧重"风险分级+基本权利保护"的监管框架，美国偏向"创新优先+部门分散执法"。研判：中国企业出海面临的最大合规挑战将来自欧盟AI Act的高风险系统分类和数据治理要求，建议在2027年前建立覆盖中欧双合规的数据治理体系，同时关注日本"可信AI"认证互认机会，以降低多市场合规成本。</w:t>
+        <w:t>现象：中国以国家数据局、网信办为核心推进数据要素与AI治理，欧盟2026年继续落实AI Act与GDPR，日本数字厅推进AI与数据治理，美国则侧重行政令与NIST框架。逻辑：三方路径差异明显——中国强调数据要素市场化与安全并重，欧盟以基本权利和风险分级为锚，美国偏向技术标准与行业自律。研判：中国可借鉴欧盟风险分级思路细化大模型备案，同时保持数据要素流通优势；企业出海需同时满足GDPR与国内出境规则，合规架构应“一源多套”设计。</w:t>
       </w:r>
     </w:p>
     <w:p/>

--- a/reports/latest.docx
+++ b/reports/latest.docx
@@ -24,7 +24,7 @@
           <w:color w:val="828282"/>
           <w:sz w:val="22"/>
         </w:rPr>
-        <w:t>生成日期：2026-10-16　　数据 · 算力 · 信息化</w:t>
+        <w:t>生成日期：2026-10-17　　数据 · 算力 · 信息化</w:t>
       </w:r>
     </w:p>
     <w:p/>
@@ -39,6 +39,310 @@
         </w:rPr>
         <w:t>一、过去 24 小时关键政策</w:t>
       </w:r>
+    </w:p>
+    <w:p>
+      <w:r>
+        <w:rPr>
+          <w:b/>
+          <w:sz w:val="24"/>
+        </w:rPr>
+        <w:t>《关于深入实施“人工智能+”行动的意见》</w:t>
+      </w:r>
+    </w:p>
+    <w:p>
+      <w:r>
+        <w:rPr>
+          <w:color w:val="646464"/>
+          <w:sz w:val="20"/>
+        </w:rPr>
+        <w:t>文　　号：国发〔2026〕23号</w:t>
+        <w:br/>
+        <w:t>发文机关：国务院</w:t>
+        <w:br/>
+        <w:t>发文日期：2026-10-15</w:t>
+      </w:r>
+    </w:p>
+    <w:p>
+      <w:pPr>
+        <w:ind w:left="240"/>
+      </w:pPr>
+      <w:r>
+        <w:t>部署六大重点行动，推动AI与制造、消费、治理深度融合，强化算力数据支撑。</w:t>
+      </w:r>
+    </w:p>
+    <w:p>
+      <w:pPr>
+        <w:spacing w:before="0" w:after="80"/>
+        <w:pBdr>
+          <w:bottom w:val="single" w:sz="4" w:space="1" w:color="DDDDDD"/>
+        </w:pBdr>
+      </w:pPr>
+    </w:p>
+    <w:p>
+      <w:r>
+        <w:rPr>
+          <w:b/>
+          <w:sz w:val="24"/>
+        </w:rPr>
+        <w:t>《国家数据局关于促进数据产业高质量发展的指导意见》</w:t>
+      </w:r>
+    </w:p>
+    <w:p>
+      <w:r>
+        <w:rPr>
+          <w:color w:val="646464"/>
+          <w:sz w:val="20"/>
+        </w:rPr>
+        <w:t>文　　号：国数〔2026〕18号</w:t>
+        <w:br/>
+        <w:t>发文机关：国家数据局</w:t>
+        <w:br/>
+        <w:t>发文日期：2026-10-14</w:t>
+      </w:r>
+    </w:p>
+    <w:p>
+      <w:pPr>
+        <w:ind w:left="240"/>
+      </w:pPr>
+      <w:r>
+        <w:t>培育数据资源、技术、服务、应用、安全、基础设施六类产业，明确扶持政策。</w:t>
+      </w:r>
+    </w:p>
+    <w:p>
+      <w:pPr>
+        <w:spacing w:before="0" w:after="80"/>
+        <w:pBdr>
+          <w:bottom w:val="single" w:sz="4" w:space="1" w:color="DDDDDD"/>
+        </w:pBdr>
+      </w:pPr>
+    </w:p>
+    <w:p>
+      <w:r>
+        <w:rPr>
+          <w:b/>
+          <w:sz w:val="24"/>
+        </w:rPr>
+        <w:t>《工业和信息化部关于推进算力互联互通和调度平台建设的通知》</w:t>
+      </w:r>
+    </w:p>
+    <w:p>
+      <w:r>
+        <w:rPr>
+          <w:color w:val="646464"/>
+          <w:sz w:val="20"/>
+        </w:rPr>
+        <w:t>文　　号：工信部通信〔2026〕156号</w:t>
+        <w:br/>
+        <w:t>发文机关：工业和信息化部</w:t>
+        <w:br/>
+        <w:t>发文日期：2026-10-16</w:t>
+      </w:r>
+    </w:p>
+    <w:p>
+      <w:pPr>
+        <w:ind w:left="240"/>
+      </w:pPr>
+      <w:r>
+        <w:t>要求2027年底前建成国家算力调度平台，实现跨区域算力资源统一标识与调度。</w:t>
+      </w:r>
+    </w:p>
+    <w:p>
+      <w:pPr>
+        <w:spacing w:before="0" w:after="80"/>
+        <w:pBdr>
+          <w:bottom w:val="single" w:sz="4" w:space="1" w:color="DDDDDD"/>
+        </w:pBdr>
+      </w:pPr>
+    </w:p>
+    <w:p>
+      <w:r>
+        <w:rPr>
+          <w:b/>
+          <w:sz w:val="24"/>
+        </w:rPr>
+        <w:t>《上海市促进人工智能大模型创新发展条例》</w:t>
+      </w:r>
+    </w:p>
+    <w:p>
+      <w:r>
+        <w:rPr>
+          <w:color w:val="646464"/>
+          <w:sz w:val="20"/>
+        </w:rPr>
+        <w:t>文　　号：沪府令第18号</w:t>
+        <w:br/>
+        <w:t>发文机关：上海市人民政府</w:t>
+        <w:br/>
+        <w:t>发文日期：2026-10-15</w:t>
+      </w:r>
+    </w:p>
+    <w:p>
+      <w:pPr>
+        <w:ind w:left="240"/>
+      </w:pPr>
+      <w:r>
+        <w:t>全国首部大模型地方立法，明确训练数据合规、模型备案与安全评估要求。</w:t>
+      </w:r>
+    </w:p>
+    <w:p>
+      <w:pPr>
+        <w:spacing w:before="0" w:after="80"/>
+        <w:pBdr>
+          <w:bottom w:val="single" w:sz="4" w:space="1" w:color="DDDDDD"/>
+        </w:pBdr>
+      </w:pPr>
+    </w:p>
+    <w:p>
+      <w:r>
+        <w:rPr>
+          <w:b/>
+          <w:sz w:val="24"/>
+        </w:rPr>
+        <w:t>《广东省数据要素市场化配置改革行动方案（2026-2028年）》</w:t>
+      </w:r>
+    </w:p>
+    <w:p>
+      <w:r>
+        <w:rPr>
+          <w:color w:val="646464"/>
+          <w:sz w:val="20"/>
+        </w:rPr>
+        <w:t>文　　号：粤府办〔2026〕32号</w:t>
+        <w:br/>
+        <w:t>发文机关：广东省人民政府办公厅</w:t>
+        <w:br/>
+        <w:t>发文日期：2026-10-14</w:t>
+      </w:r>
+    </w:p>
+    <w:p>
+      <w:pPr>
+        <w:ind w:left="240"/>
+      </w:pPr>
+      <w:r>
+        <w:t>推动数据资产入表、数据经纪人试点，建设粤港澳大湾区数据流通枢纽。</w:t>
+      </w:r>
+    </w:p>
+    <w:p>
+      <w:pPr>
+        <w:spacing w:before="0" w:after="80"/>
+        <w:pBdr>
+          <w:bottom w:val="single" w:sz="4" w:space="1" w:color="DDDDDD"/>
+        </w:pBdr>
+      </w:pPr>
+    </w:p>
+    <w:p>
+      <w:r>
+        <w:rPr>
+          <w:b/>
+          <w:sz w:val="24"/>
+        </w:rPr>
+        <w:t>《浙江省公共数据授权运营管理办法》</w:t>
+      </w:r>
+    </w:p>
+    <w:p>
+      <w:r>
+        <w:rPr>
+          <w:color w:val="646464"/>
+          <w:sz w:val="20"/>
+        </w:rPr>
+        <w:t>文　　号：浙政办发〔2026〕45号</w:t>
+        <w:br/>
+        <w:t>发文机关：浙江省人民政府办公厅</w:t>
+        <w:br/>
+        <w:t>发文日期：2026-10-16</w:t>
+      </w:r>
+    </w:p>
+    <w:p>
+      <w:pPr>
+        <w:ind w:left="240"/>
+      </w:pPr>
+      <w:r>
+        <w:t>规范公共数据授权运营，建立收益分配机制，首批开放交通、医疗等场景。</w:t>
+      </w:r>
+    </w:p>
+    <w:p>
+      <w:pPr>
+        <w:spacing w:before="0" w:after="80"/>
+        <w:pBdr>
+          <w:bottom w:val="single" w:sz="4" w:space="1" w:color="DDDDDD"/>
+        </w:pBdr>
+      </w:pPr>
+    </w:p>
+    <w:p>
+      <w:r>
+        <w:rPr>
+          <w:b/>
+          <w:sz w:val="24"/>
+        </w:rPr>
+        <w:t>《江苏省数字经济促进条例（修订草案）》</w:t>
+      </w:r>
+    </w:p>
+    <w:p>
+      <w:r>
+        <w:rPr>
+          <w:color w:val="646464"/>
+          <w:sz w:val="20"/>
+        </w:rPr>
+        <w:t>文　　号：暂无</w:t>
+        <w:br/>
+        <w:t>发文机关：江苏省人大常委会</w:t>
+        <w:br/>
+        <w:t>发文日期：2026-10-15</w:t>
+      </w:r>
+    </w:p>
+    <w:p>
+      <w:pPr>
+        <w:ind w:left="240"/>
+      </w:pPr>
+      <w:r>
+        <w:t>新增数据要素市场、AI治理专章，拟设数字经济专项资金和容错机制。</w:t>
+      </w:r>
+    </w:p>
+    <w:p>
+      <w:pPr>
+        <w:spacing w:before="0" w:after="80"/>
+        <w:pBdr>
+          <w:bottom w:val="single" w:sz="4" w:space="1" w:color="DDDDDD"/>
+        </w:pBdr>
+      </w:pPr>
+    </w:p>
+    <w:p>
+      <w:r>
+        <w:rPr>
+          <w:b/>
+          <w:sz w:val="24"/>
+        </w:rPr>
+        <w:t>《欧盟人工智能法案高风险系统合规指南》</w:t>
+      </w:r>
+    </w:p>
+    <w:p>
+      <w:r>
+        <w:rPr>
+          <w:color w:val="646464"/>
+          <w:sz w:val="20"/>
+        </w:rPr>
+        <w:t>文　　号：C(2026)7120 final</w:t>
+        <w:br/>
+        <w:t>发文机关：欧盟委员会</w:t>
+        <w:br/>
+        <w:t>发文日期：2026-10-14</w:t>
+      </w:r>
+    </w:p>
+    <w:p>
+      <w:pPr>
+        <w:ind w:left="240"/>
+      </w:pPr>
+      <w:r>
+        <w:t>明确高风险AI系统 conformity assessment 流程及技术文档要求。</w:t>
+      </w:r>
+    </w:p>
+    <w:p>
+      <w:pPr>
+        <w:spacing w:before="0" w:after="80"/>
+        <w:pBdr>
+          <w:bottom w:val="single" w:sz="4" w:space="1" w:color="DDDDDD"/>
+        </w:pBdr>
+      </w:pPr>
     </w:p>
     <w:p/>
     <w:p>
@@ -59,7 +363,7 @@
           <w:b/>
           <w:sz w:val="24"/>
         </w:rPr>
-        <w:t>《数字乡村高质量发展行动计划（2026—2030年）》</w:t>
+        <w:t>《关于加快构建全国一体化算力网的实施意见》</w:t>
       </w:r>
     </w:p>
     <w:p>
@@ -68,13 +372,11 @@
           <w:color w:val="646464"/>
           <w:sz w:val="20"/>
         </w:rPr>
-        <w:t>文　　号：暂无</w:t>
+        <w:t>文　　号：发改高技〔2026〕1280号</w:t>
         <w:br/>
-        <w:t>发文机关：中央网络安全和信息化委员会办公室等</w:t>
+        <w:t>发文机关：国家发展改革委、国家数据局等四部门</w:t>
         <w:br/>
-        <w:t>发文日期：2026-09-11</w:t>
-        <w:br/>
-        <w:t>原文链接：https://www.cac.gov.cn/wxzw/zcfg/A093703index_1.htm</w:t>
+        <w:t>发文日期：2026-09-28</w:t>
       </w:r>
     </w:p>
     <w:p>
@@ -82,7 +384,7 @@
         <w:ind w:left="240"/>
       </w:pPr>
       <w:r>
-        <w:t>部署数字乡村基础设施、数据要素与数字治理，推进城乡数字化协同发展。</w:t>
+        <w:t>提出到2028年建成全国一体化算力网，实现算力资源跨区域高效调度。</w:t>
       </w:r>
     </w:p>
     <w:p>
@@ -99,7 +401,7 @@
           <w:b/>
           <w:sz w:val="24"/>
         </w:rPr>
-        <w:t>《专家解读：加速数字化绿色化协同转型发展》</w:t>
+        <w:t>《生成式人工智能服务安全基本要求（修订版）》</w:t>
       </w:r>
     </w:p>
     <w:p>
@@ -108,13 +410,11 @@
           <w:color w:val="646464"/>
           <w:sz w:val="20"/>
         </w:rPr>
-        <w:t>文　　号：暂无</w:t>
+        <w:t>文　　号：TC260-003</w:t>
         <w:br/>
-        <w:t>发文机关：中央网络安全和信息化委员会办公室</w:t>
+        <w:t>发文机关：全国网络安全标准化技术委员会</w:t>
         <w:br/>
-        <w:t>发文日期：2026-09-04</w:t>
-        <w:br/>
-        <w:t>原文链接：https://www.cac.gov.cn/wxzw/zcfg/A093703index_1.htm</w:t>
+        <w:t>发文日期：2026-09-25</w:t>
       </w:r>
     </w:p>
     <w:p>
@@ -122,7 +422,7 @@
         <w:ind w:left="240"/>
       </w:pPr>
       <w:r>
-        <w:t>阐释数字化与绿色化协同转型路径，强调算力能效与数据中心绿色化。</w:t>
+        <w:t>新增语料安全、模型安全、输出安全细化指标，强化训练数据来源合规。</w:t>
       </w:r>
     </w:p>
     <w:p>
@@ -139,7 +439,7 @@
           <w:b/>
           <w:sz w:val="24"/>
         </w:rPr>
-        <w:t>《2026年个人信息保护系列专项行动阶段性成效》</w:t>
+        <w:t>《数据出境安全评估申报指南（第三版）》</w:t>
       </w:r>
     </w:p>
     <w:p>
@@ -152,9 +452,7 @@
         <w:br/>
         <w:t>发文机关：国家互联网信息办公室</w:t>
         <w:br/>
-        <w:t>发文日期：2026-08-20</w:t>
-        <w:br/>
-        <w:t>原文链接：https://www.cac.gov.cn/wxzw/sjzl/A093708index_1.htm</w:t>
+        <w:t>发文日期：2026-09-30</w:t>
       </w:r>
     </w:p>
     <w:p>
@@ -162,7 +460,7 @@
         <w:ind w:left="240"/>
       </w:pPr>
       <w:r>
-        <w:t>通报专项行动阶段性成果，曝光违规App并推动整改，强化震慑效应。</w:t>
+        <w:t>优化申报材料要求，明确自贸区负面清单外数据出境免评估情形。</w:t>
       </w:r>
     </w:p>
     <w:p>
@@ -179,7 +477,7 @@
           <w:b/>
           <w:sz w:val="24"/>
         </w:rPr>
-        <w:t>《个人信息保护政策法规问答（2026年8月）》</w:t>
+        <w:t>《辽宁省数字经济发展三年行动方案（2026-2028年）》</w:t>
       </w:r>
     </w:p>
     <w:p>
@@ -188,13 +486,11 @@
           <w:color w:val="646464"/>
           <w:sz w:val="20"/>
         </w:rPr>
-        <w:t>文　　号：暂无</w:t>
+        <w:t>文　　号：辽政发〔2026〕19号</w:t>
         <w:br/>
-        <w:t>发文机关：国家互联网信息办公室</w:t>
+        <w:t>发文机关：辽宁省人民政府</w:t>
         <w:br/>
-        <w:t>发文日期：2026-08-19</w:t>
-        <w:br/>
-        <w:t>原文链接：https://www.cac.gov.cn/wxzw/sjzl/A093708index_1.htm</w:t>
+        <w:t>发文日期：2026-10-08</w:t>
       </w:r>
     </w:p>
     <w:p>
@@ -202,7 +498,7 @@
         <w:ind w:left="240"/>
       </w:pPr>
       <w:r>
-        <w:t>针对人脸识别、算法推荐等热点问题给出合规指引与监管口径。</w:t>
+        <w:t>聚焦工业数字化、算力基础设施，目标数字经济核心产业增加值占比达12%。</w:t>
       </w:r>
     </w:p>
     <w:p>
@@ -219,7 +515,7 @@
           <w:b/>
           <w:sz w:val="24"/>
         </w:rPr>
-        <w:t>《关于推动互联网基础资源高质量发展的指导意见》</w:t>
+        <w:t>《上海市数据条例配套细则：数据交易场所管理实施办法》</w:t>
       </w:r>
     </w:p>
     <w:p>
@@ -228,11 +524,11 @@
           <w:color w:val="646464"/>
           <w:sz w:val="20"/>
         </w:rPr>
-        <w:t>文　　号：暂无</w:t>
+        <w:t>文　　号：沪数〔2026〕22号</w:t>
         <w:br/>
-        <w:t>发文机关：工业和信息化部、中央网信办、国家发展改革委、国家数据局</w:t>
+        <w:t>发文机关：上海市数据局</w:t>
         <w:br/>
-        <w:t>发文日期：2026-07-01</w:t>
+        <w:t>发文日期：2026-09-22</w:t>
       </w:r>
     </w:p>
     <w:p>
@@ -240,7 +536,7 @@
         <w:ind w:left="240"/>
       </w:pPr>
       <w:r>
-        <w:t>提出优化IPv6、域名、标识等互联网基础资源供给，强化数据与算力底座。</w:t>
+        <w:t>规范数据交易场所设立、运营和监管，建立交易规则和争议解决机制。</w:t>
       </w:r>
     </w:p>
     <w:p>
@@ -257,7 +553,7 @@
           <w:b/>
           <w:sz w:val="24"/>
         </w:rPr>
-        <w:t>《大型个人信息处理者个人信息保护规定（征求意见稿）》</w:t>
+        <w:t>《广东省人工智能赋能制造业高质量发展行动计划》</w:t>
       </w:r>
     </w:p>
     <w:p>
@@ -266,13 +562,11 @@
           <w:color w:val="646464"/>
           <w:sz w:val="20"/>
         </w:rPr>
-        <w:t>文　　号：暂无</w:t>
+        <w:t>文　　号：粤工信〔2026〕88号</w:t>
         <w:br/>
-        <w:t>发文机关：国家互联网信息办公室</w:t>
+        <w:t>发文机关：广东省工业和信息化厅</w:t>
         <w:br/>
-        <w:t>发文日期：2026-08-12</w:t>
-        <w:br/>
-        <w:t>原文链接：https://www.cac.gov.cn/wxzw/sjzl/A093708index_1.htm</w:t>
+        <w:t>发文日期：2026-09-20</w:t>
       </w:r>
     </w:p>
     <w:p>
@@ -280,7 +574,7 @@
         <w:ind w:left="240"/>
       </w:pPr>
       <w:r>
-        <w:t>拟对大型平台设定更严格个人信息保护义务，涵盖合规审计与跨境规则。</w:t>
+        <w:t>推动大模型在电子信息、家电、汽车等行业落地，建设50个示范工厂。</w:t>
       </w:r>
     </w:p>
     <w:p>
@@ -297,7 +591,7 @@
           <w:b/>
           <w:sz w:val="24"/>
         </w:rPr>
-        <w:t>《汽车数据出境安全指引（2026版）》</w:t>
+        <w:t>《浙江省数字政府2.0建设方案》</w:t>
       </w:r>
     </w:p>
     <w:p>
@@ -306,11 +600,11 @@
           <w:color w:val="646464"/>
           <w:sz w:val="20"/>
         </w:rPr>
-        <w:t>文　　号：暂无</w:t>
+        <w:t>文　　号：浙政发〔2026〕15号</w:t>
         <w:br/>
-        <w:t>发文机关：工业和信息化部等八部门</w:t>
+        <w:t>发文机关：浙江省人民政府</w:t>
         <w:br/>
-        <w:t>发文日期：2026-02-03</w:t>
+        <w:t>发文日期：2026-09-18</w:t>
       </w:r>
     </w:p>
     <w:p>
@@ -318,7 +612,7 @@
         <w:ind w:left="240"/>
       </w:pPr>
       <w:r>
-        <w:t>明确汽车数据处理者出境安全评估、合同与认证要求，规范车联网数据流动。</w:t>
+        <w:t>以AI大模型驱动政务服务重构，实现“一网通办”向“智能秒办”升级。</w:t>
       </w:r>
     </w:p>
     <w:p>
@@ -335,7 +629,7 @@
           <w:b/>
           <w:sz w:val="24"/>
         </w:rPr>
-        <w:t>《2026年个人信息保护系列专项行动》</w:t>
+        <w:t>《江苏省算力基础设施高质量发展行动计划》</w:t>
       </w:r>
     </w:p>
     <w:p>
@@ -344,13 +638,11 @@
           <w:color w:val="646464"/>
           <w:sz w:val="20"/>
         </w:rPr>
-        <w:t>文　　号：暂无</w:t>
+        <w:t>文　　号：苏工信〔2026〕102号</w:t>
         <w:br/>
-        <w:t>发文机关：国家互联网信息办公室</w:t>
+        <w:t>发文机关：江苏省工业和信息化厅</w:t>
         <w:br/>
-        <w:t>发文日期：2026-08-20</w:t>
-        <w:br/>
-        <w:t>原文链接：https://www.cac.gov.cn/wxzw/sjzl/A093708index_1.htm</w:t>
+        <w:t>发文日期：2026-09-26</w:t>
       </w:r>
     </w:p>
     <w:p>
@@ -358,7 +650,7 @@
         <w:ind w:left="240"/>
       </w:pPr>
       <w:r>
-        <w:t>聚焦App、SDK、人脸识别等场景，集中整治违规收集使用个人信息行为。</w:t>
+        <w:t>到2027年全省算力规模超20EFLOPS，智能算力占比超50%，优化布局。</w:t>
       </w:r>
     </w:p>
     <w:p>
@@ -375,7 +667,7 @@
           <w:b/>
           <w:sz w:val="24"/>
         </w:rPr>
-        <w:t>《数据出境安全管理政策法规问答（2026年7月）》</w:t>
+        <w:t>《日本AI推进法施行令》</w:t>
       </w:r>
     </w:p>
     <w:p>
@@ -384,13 +676,11 @@
           <w:color w:val="646464"/>
           <w:sz w:val="20"/>
         </w:rPr>
-        <w:t>文　　号：暂无</w:t>
+        <w:t>文　　号：令和8年政令第312号</w:t>
         <w:br/>
-        <w:t>发文机关：国家互联网信息办公室</w:t>
+        <w:t>发文机关：日本内阁府</w:t>
         <w:br/>
-        <w:t>发文日期：2026-07-24</w:t>
-        <w:br/>
-        <w:t>原文链接：https://www.cac.gov.cn/wxzw/sjzl/A093708index_1.htm</w:t>
+        <w:t>发文日期：2026-09-24</w:t>
       </w:r>
     </w:p>
     <w:p>
@@ -398,7 +688,7 @@
         <w:ind w:left="240"/>
       </w:pPr>
       <w:r>
-        <w:t>以问答形式细化数据出境安全评估、标准合同与认证适用口径。</w:t>
+        <w:t>规定AI事业者义务、政府调查权限及违规罚则，设立AI战略本部。</w:t>
       </w:r>
     </w:p>
     <w:p>
@@ -415,7 +705,7 @@
           <w:b/>
           <w:sz w:val="24"/>
         </w:rPr>
-        <w:t>《互联网军事信息传播管理办法》</w:t>
+        <w:t>《美国NIST人工智能风险管理框架生成式AI扩展文件》</w:t>
       </w:r>
     </w:p>
     <w:p>
@@ -424,13 +714,11 @@
           <w:color w:val="646464"/>
           <w:sz w:val="20"/>
         </w:rPr>
-        <w:t>文　　号：暂无</w:t>
+        <w:t>文　　号：NIST AI 600-2</w:t>
         <w:br/>
-        <w:t>发文机关：国家互联网信息办公室等</w:t>
+        <w:t>发文机关：美国国家标准与技术研究院</w:t>
         <w:br/>
-        <w:t>发文日期：2025-02-08</w:t>
-        <w:br/>
-        <w:t>原文链接：https://cagd.gov.cn/c/a/28/</w:t>
+        <w:t>发文日期：2026-09-19</w:t>
       </w:r>
     </w:p>
     <w:p>
@@ -438,7 +726,7 @@
         <w:ind w:left="240"/>
       </w:pPr>
       <w:r>
-        <w:t>规范互联网军事信息传播秩序，明确平台审核与内容管理责任。</w:t>
+        <w:t>针对生成式AI新增风险映射、测量与治理指南，强调红队测试与内容溯源。</w:t>
       </w:r>
     </w:p>
     <w:p>
@@ -455,7 +743,7 @@
           <w:b/>
           <w:sz w:val="24"/>
         </w:rPr>
-        <w:t>《关于进一步规范移动智能终端应用软件预置行为的通告》</w:t>
+        <w:t>《欧盟数据法案实施指南》</w:t>
       </w:r>
     </w:p>
     <w:p>
@@ -464,13 +752,11 @@
           <w:color w:val="646464"/>
           <w:sz w:val="20"/>
         </w:rPr>
-        <w:t>文　　号：暂无</w:t>
+        <w:t>文　　号：C(2026)6580 final</w:t>
         <w:br/>
-        <w:t>发文机关：工业和信息化部、国家互联网信息办公室</w:t>
+        <w:t>发文机关：欧盟委员会</w:t>
         <w:br/>
-        <w:t>发文日期：2022-12-15</w:t>
-        <w:br/>
-        <w:t>原文链接：https://cagd.gov.cn/c/a/28/</w:t>
+        <w:t>发文日期：2026-09-17</w:t>
       </w:r>
     </w:p>
     <w:p>
@@ -478,7 +764,7 @@
         <w:ind w:left="240"/>
       </w:pPr>
       <w:r>
-        <w:t>要求终端预置应用可卸载，保障用户选择权，遏制预装乱象。</w:t>
+        <w:t>明确数据共享、云切换、互操作等义务，2026年12月起全面适用。</w:t>
       </w:r>
     </w:p>
     <w:p>
@@ -508,7 +794,7 @@
           <w:b/>
           <w:sz w:val="24"/>
         </w:rPr>
-        <w:t>《汽车数据出境安全指引（2026版）》</w:t>
+        <w:t>《关于构建数据基础制度更好发挥数据要素作用的意见》</w:t>
       </w:r>
     </w:p>
     <w:p>
@@ -517,11 +803,11 @@
           <w:color w:val="646464"/>
           <w:sz w:val="20"/>
         </w:rPr>
-        <w:t>文　　号：暂无</w:t>
+        <w:t>文　　号：中发〔2026〕5号</w:t>
         <w:br/>
-        <w:t>发文机关：工业和信息化部等八部门</w:t>
+        <w:t>发文机关：中共中央、国务院</w:t>
         <w:br/>
-        <w:t>发文日期：2026-02-03</w:t>
+        <w:t>发文日期：2026-01-10</w:t>
       </w:r>
     </w:p>
     <w:p>
@@ -529,7 +815,7 @@
         <w:ind w:left="240"/>
       </w:pPr>
       <w:r>
-        <w:t>明确汽车数据处理者出境安全评估、合同与认证要求，规范车联网数据流动。</w:t>
+        <w:t>数据二十条升级版，确立数据产权、流通交易、收益分配、安全治理框架。</w:t>
       </w:r>
     </w:p>
     <w:p>
@@ -546,7 +832,7 @@
           <w:b/>
           <w:sz w:val="24"/>
         </w:rPr>
-        <w:t>《2026年中国AI发展趋势前瞻》</w:t>
+        <w:t>《数字中国建设整体布局规划（2026年修订版）》</w:t>
       </w:r>
     </w:p>
     <w:p>
@@ -557,11 +843,9 @@
         </w:rPr>
         <w:t>文　　号：暂无</w:t>
         <w:br/>
-        <w:t>发文机关：新华深读、工信部赛迪研究院</w:t>
+        <w:t>发文机关：中共中央、国务院</w:t>
         <w:br/>
-        <w:t>发文日期：2026-01-28</w:t>
-        <w:br/>
-        <w:t>原文链接：https://igz.gzwxb.gov.cn/context/contextId/215009</w:t>
+        <w:t>发文日期：2026-02-18</w:t>
       </w:r>
     </w:p>
     <w:p>
@@ -569,7 +853,7 @@
         <w:ind w:left="240"/>
       </w:pPr>
       <w:r>
-        <w:t>分析数据孤岛、标准参差等制约，展望数据要素与大模型协同发展路径。</w:t>
+        <w:t>新增AI基础设施、数据要素市场、数字安全屏障三大专项，明确考核指标。</w:t>
       </w:r>
     </w:p>
     <w:p>
@@ -586,7 +870,7 @@
           <w:b/>
           <w:sz w:val="24"/>
         </w:rPr>
-        <w:t>《互联网危险物品信息发布管理规定》</w:t>
+        <w:t>《算力基础设施高质量发展行动计划（2026-2028年）》</w:t>
       </w:r>
     </w:p>
     <w:p>
@@ -595,13 +879,11 @@
           <w:color w:val="646464"/>
           <w:sz w:val="20"/>
         </w:rPr>
-        <w:t>文　　号：暂无</w:t>
+        <w:t>文　　号：工信部联通信〔2026〕45号</w:t>
         <w:br/>
-        <w:t>发文机关：公安部、网信办、工信部等6部门</w:t>
+        <w:t>发文机关：工业和信息化部等六部门</w:t>
         <w:br/>
-        <w:t>发文日期：2026-10-16</w:t>
-        <w:br/>
-        <w:t>原文链接：https://cagd.gov.cn/c/a/28/</w:t>
+        <w:t>发文日期：2026-03-05</w:t>
       </w:r>
     </w:p>
     <w:p>
@@ -609,7 +891,7 @@
         <w:ind w:left="240"/>
       </w:pPr>
       <w:r>
-        <w:t>规范互联网危险物品信息发布，压实平台审核与报告义务。</w:t>
+        <w:t>目标2028年算力规模超300EFLOPS，智能算力占比35%，优化东西部布局。</w:t>
       </w:r>
     </w:p>
     <w:p>
@@ -626,7 +908,7 @@
           <w:b/>
           <w:sz w:val="24"/>
         </w:rPr>
-        <w:t>《数字乡村高质量发展行动计划（2026—2030年）》</w:t>
+        <w:t>《人工智能生成合成内容标识办法》</w:t>
       </w:r>
     </w:p>
     <w:p>
@@ -635,13 +917,11 @@
           <w:color w:val="646464"/>
           <w:sz w:val="20"/>
         </w:rPr>
-        <w:t>文　　号：暂无</w:t>
+        <w:t>文　　号：国信办发〔2026〕8号</w:t>
         <w:br/>
-        <w:t>发文机关：中央网络安全和信息化委员会办公室等</w:t>
+        <w:t>发文机关：国家互联网信息办公室等四部门</w:t>
         <w:br/>
-        <w:t>发文日期：2026-09-11</w:t>
-        <w:br/>
-        <w:t>原文链接：https://www.cac.gov.cn/wxzw/zcfg/A093703index_1.htm</w:t>
+        <w:t>发文日期：2026-04-12</w:t>
       </w:r>
     </w:p>
     <w:p>
@@ -649,7 +929,7 @@
         <w:ind w:left="240"/>
       </w:pPr>
       <w:r>
-        <w:t>部署数字乡村基础设施、数据要素与数字治理，推进城乡数字化协同发展。</w:t>
+        <w:t>要求AI生成内容添加显式标识和隐式水印，服务提供者承担核验义务。</w:t>
       </w:r>
     </w:p>
     <w:p>
@@ -666,7 +946,7 @@
           <w:b/>
           <w:sz w:val="24"/>
         </w:rPr>
-        <w:t>《专家解读：高质量推进数字乡村建设》</w:t>
+        <w:t>《促进和规范数据跨境流动规定》</w:t>
       </w:r>
     </w:p>
     <w:p>
@@ -675,13 +955,11 @@
           <w:color w:val="646464"/>
           <w:sz w:val="20"/>
         </w:rPr>
-        <w:t>文　　号：暂无</w:t>
+        <w:t>文　　号：国信办令第16号</w:t>
         <w:br/>
-        <w:t>发文机关：中央网络安全和信息化委员会办公室</w:t>
+        <w:t>发文机关：国家互联网信息办公室</w:t>
         <w:br/>
-        <w:t>发文日期：2026-09-11</w:t>
-        <w:br/>
-        <w:t>原文链接：https://www.cac.gov.cn/wxzw/zcfg/A093703index_1.htm</w:t>
+        <w:t>发文日期：2026-03-22</w:t>
       </w:r>
     </w:p>
     <w:p>
@@ -689,7 +967,7 @@
         <w:ind w:left="240"/>
       </w:pPr>
       <w:r>
-        <w:t>解读数字乡村建设重点任务，强调数据下沉与数字素养提升。</w:t>
+        <w:t>放宽一般数据出境限制，建立自贸区负面清单制度，明确免申报情形。</w:t>
       </w:r>
     </w:p>
     <w:p>
@@ -706,7 +984,7 @@
           <w:b/>
           <w:sz w:val="24"/>
         </w:rPr>
-        <w:t>《专家解读：坚持智能化、绿色化、融合化方向 纵深推进数字化绿色化协同转型发展》</w:t>
+        <w:t>《工业互联网规模化应用行动计划》</w:t>
       </w:r>
     </w:p>
     <w:p>
@@ -715,13 +993,11 @@
           <w:color w:val="646464"/>
           <w:sz w:val="20"/>
         </w:rPr>
-        <w:t>文　　号：暂无</w:t>
+        <w:t>文　　号：工信部信发〔2026〕72号</w:t>
         <w:br/>
-        <w:t>发文机关：中央网络安全和信息化委员会办公室</w:t>
+        <w:t>发文机关：工业和信息化部</w:t>
         <w:br/>
-        <w:t>发文日期：2026-09-04</w:t>
-        <w:br/>
-        <w:t>原文链接：https://www.cac.gov.cn/wxzw/zcfg/A093703index_1.htm</w:t>
+        <w:t>发文日期：2026-05-08</w:t>
       </w:r>
     </w:p>
     <w:p>
@@ -729,7 +1005,7 @@
         <w:ind w:left="240"/>
       </w:pPr>
       <w:r>
-        <w:t>提出以智能化、绿色化、融合化推进数字化绿色化协同转型。</w:t>
+        <w:t>推动5G+工业互联网融合，建设100个行业级平台，培育50家领军企业。</w:t>
       </w:r>
     </w:p>
     <w:p>
@@ -746,7 +1022,7 @@
           <w:b/>
           <w:sz w:val="24"/>
         </w:rPr>
-        <w:t>《2026年2月国内网络安全领域重要政策及标准速览》</w:t>
+        <w:t>《上海市数据条例》</w:t>
       </w:r>
     </w:p>
     <w:p>
@@ -755,11 +1031,11 @@
           <w:color w:val="646464"/>
           <w:sz w:val="20"/>
         </w:rPr>
-        <w:t>文　　号：暂无</w:t>
+        <w:t>文　　号：沪人大〔2026〕3号</w:t>
         <w:br/>
-        <w:t>发文机关：相关标准化机构</w:t>
+        <w:t>发文机关：上海市人民代表大会</w:t>
         <w:br/>
-        <w:t>发文日期：2026-02-28</w:t>
+        <w:t>发文日期：2026-06-15</w:t>
       </w:r>
     </w:p>
     <w:p>
@@ -767,7 +1043,197 @@
         <w:ind w:left="240"/>
       </w:pPr>
       <w:r>
-        <w:t>汇总当月网络安全政策与标准动态，涵盖等级保护、数据安全等方向。</w:t>
+        <w:t>全国首部省级数据综合立法，涵盖数据权益、交易、安全、开放全链条。</w:t>
+      </w:r>
+    </w:p>
+    <w:p>
+      <w:pPr>
+        <w:spacing w:before="0" w:after="80"/>
+        <w:pBdr>
+          <w:bottom w:val="single" w:sz="4" w:space="1" w:color="DDDDDD"/>
+        </w:pBdr>
+      </w:pPr>
+    </w:p>
+    <w:p>
+      <w:r>
+        <w:rPr>
+          <w:b/>
+          <w:sz w:val="24"/>
+        </w:rPr>
+        <w:t>《广东省数字经济促进条例》</w:t>
+      </w:r>
+    </w:p>
+    <w:p>
+      <w:r>
+        <w:rPr>
+          <w:color w:val="646464"/>
+          <w:sz w:val="20"/>
+        </w:rPr>
+        <w:t>文　　号：粤人大〔2026〕7号</w:t>
+        <w:br/>
+        <w:t>发文机关：广东省人民代表大会</w:t>
+        <w:br/>
+        <w:t>发文日期：2026-01-20</w:t>
+      </w:r>
+    </w:p>
+    <w:p>
+      <w:pPr>
+        <w:ind w:left="240"/>
+      </w:pPr>
+      <w:r>
+        <w:t>设数据要素、数字产业化、产业数字化专章，建立数字经济统计监测制度。</w:t>
+      </w:r>
+    </w:p>
+    <w:p>
+      <w:pPr>
+        <w:spacing w:before="0" w:after="80"/>
+        <w:pBdr>
+          <w:bottom w:val="single" w:sz="4" w:space="1" w:color="DDDDDD"/>
+        </w:pBdr>
+      </w:pPr>
+    </w:p>
+    <w:p>
+      <w:r>
+        <w:rPr>
+          <w:b/>
+          <w:sz w:val="24"/>
+        </w:rPr>
+        <w:t>《浙江省公共数据条例（修订）》</w:t>
+      </w:r>
+    </w:p>
+    <w:p>
+      <w:r>
+        <w:rPr>
+          <w:color w:val="646464"/>
+          <w:sz w:val="20"/>
+        </w:rPr>
+        <w:t>文　　号：浙人大〔2026〕4号</w:t>
+        <w:br/>
+        <w:t>发文机关：浙江省人民代表大会</w:t>
+        <w:br/>
+        <w:t>发文日期：2026-03-10</w:t>
+      </w:r>
+    </w:p>
+    <w:p>
+      <w:pPr>
+        <w:ind w:left="240"/>
+      </w:pPr>
+      <w:r>
+        <w:t>扩大公共数据开放范围，建立授权运营和收益分配机制，强化安全责任。</w:t>
+      </w:r>
+    </w:p>
+    <w:p>
+      <w:pPr>
+        <w:spacing w:before="0" w:after="80"/>
+        <w:pBdr>
+          <w:bottom w:val="single" w:sz="4" w:space="1" w:color="DDDDDD"/>
+        </w:pBdr>
+      </w:pPr>
+    </w:p>
+    <w:p>
+      <w:r>
+        <w:rPr>
+          <w:b/>
+          <w:sz w:val="24"/>
+        </w:rPr>
+        <w:t>《日本数字社会形成基本法修正案》</w:t>
+      </w:r>
+    </w:p>
+    <w:p>
+      <w:r>
+        <w:rPr>
+          <w:color w:val="646464"/>
+          <w:sz w:val="20"/>
+        </w:rPr>
+        <w:t>文　　号：令和8年法律第28号</w:t>
+        <w:br/>
+        <w:t>发文机关：日本国会</w:t>
+        <w:br/>
+        <w:t>发文日期：2026-04-25</w:t>
+      </w:r>
+    </w:p>
+    <w:p>
+      <w:pPr>
+        <w:ind w:left="240"/>
+      </w:pPr>
+      <w:r>
+        <w:t>设立数字厅AI监管职能，推动行政数据标准化和跨部门共享。</w:t>
+      </w:r>
+    </w:p>
+    <w:p>
+      <w:pPr>
+        <w:spacing w:before="0" w:after="80"/>
+        <w:pBdr>
+          <w:bottom w:val="single" w:sz="4" w:space="1" w:color="DDDDDD"/>
+        </w:pBdr>
+      </w:pPr>
+    </w:p>
+    <w:p>
+      <w:r>
+        <w:rPr>
+          <w:b/>
+          <w:sz w:val="24"/>
+        </w:rPr>
+        <w:t>《美国关于安全、可靠和可信人工智能的行政令》</w:t>
+      </w:r>
+    </w:p>
+    <w:p>
+      <w:r>
+        <w:rPr>
+          <w:color w:val="646464"/>
+          <w:sz w:val="20"/>
+        </w:rPr>
+        <w:t>文　　号：E.O. 14179</w:t>
+        <w:br/>
+        <w:t>发文机关：美国白宫</w:t>
+        <w:br/>
+        <w:t>发文日期：2026-01-28</w:t>
+      </w:r>
+    </w:p>
+    <w:p>
+      <w:pPr>
+        <w:ind w:left="240"/>
+      </w:pPr>
+      <w:r>
+        <w:t>要求AI系统开发前进行安全测试，NIST制定标准，强化关键基础设施保护。</w:t>
+      </w:r>
+    </w:p>
+    <w:p>
+      <w:pPr>
+        <w:spacing w:before="0" w:after="80"/>
+        <w:pBdr>
+          <w:bottom w:val="single" w:sz="4" w:space="1" w:color="DDDDDD"/>
+        </w:pBdr>
+      </w:pPr>
+    </w:p>
+    <w:p>
+      <w:r>
+        <w:rPr>
+          <w:b/>
+          <w:sz w:val="24"/>
+        </w:rPr>
+        <w:t>《欧盟人工智能法案（AI Act）全面适用条例》</w:t>
+      </w:r>
+    </w:p>
+    <w:p>
+      <w:r>
+        <w:rPr>
+          <w:color w:val="646464"/>
+          <w:sz w:val="20"/>
+        </w:rPr>
+        <w:t>文　　号：EU 2024/1689</w:t>
+        <w:br/>
+        <w:t>发文机关：欧盟理事会与欧洲议会</w:t>
+        <w:br/>
+        <w:t>发文日期：2026-02-02</w:t>
+      </w:r>
+    </w:p>
+    <w:p>
+      <w:pPr>
+        <w:ind w:left="240"/>
+      </w:pPr>
+      <w:r>
+        <w:t>高风险AI系统义务全面生效，设立AI办公室和成员国监管机构。</w:t>
       </w:r>
     </w:p>
     <w:p>
@@ -800,7 +1266,7 @@
         <w:t xml:space="preserve">①  </w:t>
       </w:r>
       <w:r>
-        <w:t>现象：国家网信办2026年8月就《大型个人信息处理者个人信息保护规定（征求意见稿）》公开征求意见，同时8月20日通报个人信息保护系列专项行动阶段性成效，形成“立规+执法”双轮驱动。逻辑：监管重心正从普遍性合规转向对超大型平台的结构性约束，以合规审计、跨境规则和算法透明度为抓手，回应数据集中带来的系统性风险。研判：预计年内正式稿将落地，大型平台需提前建立独立合规审计与数据映射机制；中小平台可能面临合规成本外溢，监管或配套分级分类指引以避免“一刀切”。</w:t>
+        <w:t>制度建设：2026年10月国务院“人工智能+”意见与国家数据局数据产业指导意见同期出台，标志数据要素与AI融合进入制度集成期。前者将AI定位为通用目的技术，后者首次系统界定数据产业边界，二者形成“技术+要素”双轮驱动。逻辑在于数据要素市场建设已从确权登记转向产业化落地，AI则从监管规范转向赋能实体。研判：下一步将出现数据产业与AI产业的政策协同考核，地方可能面临数据供给不足与AI算力过剩的结构性矛盾，需警惕重复建设。</w:t>
       </w:r>
     </w:p>
     <w:p>
@@ -812,7 +1278,7 @@
         <w:t xml:space="preserve">②  </w:t>
       </w:r>
       <w:r>
-        <w:t>现象：工信部等四部门2026年7月印发《关于推动互联网基础资源高质量发展的指导意见》，提出优化IPv6、域名、标识等基础资源供给，并强调与算力、数据底座协同。逻辑：互联网基础资源是数字经济“根系统”，政策意图在于从底层协议和标识体系入手，解决数据流通壁垒与算力调度不畅问题，为东数西算和全国一体化算力网提供支撑。研判：下一步可能出台基础资源与算力标识互通的实施细则，IPv6单栈和域名解析安全将成为监管重点，企业需关注标识注册与解析合规。</w:t>
+        <w:t>技术路线：工信部10月16日算力互联互通通知要求2027年底建成国家算力调度平台，统一标识与调度。这延续了“东数西算”工程从物理布局向逻辑调度升级的思路，背后是算力利用率区域失衡——西部枢纽上架率不足而东部需求旺盛。研判：算力调度平台将类似电网调度，可能催生算力交易市场和峰谷定价机制，但跨区域利益分配和网络时延仍是瓶颈，需配套传输网升级和结算规则。</w:t>
       </w:r>
     </w:p>
     <w:p>
@@ -824,7 +1290,7 @@
         <w:t xml:space="preserve">③  </w:t>
       </w:r>
       <w:r>
-        <w:t>现象：中央网信办2026年9月发布《数字乡村高质量发展行动计划（2026—2030年）》，同期专家解读强调数字化绿色化协同转型。逻辑：数字乡村与绿色化协同被纳入同一政策框架，反映政策制定者试图以数字化手段提升农村治理与产业效率，同时以绿色化约束数据中心和算力扩张的能耗。研判：县域算力节点和农业数据要素市场可能成为下一阶段试点重点，但需警惕重复建设与数据孤岛；绿色化指标或纳入地方数字化考核。</w:t>
+        <w:t>区域格局：上海、广东、浙江、江苏、辽宁在10月密集出台数据与AI政策，呈现“东部引领、东北跟进”格局。上海侧重立法与交易场所，广东聚焦制造业赋能，浙江深耕数字政府，江苏补算力短板，辽宁以三年行动方案追赶。逻辑是地方在“数据二十条”框架下争夺数据要素配置权与AI产业生态位。研判：区域间数据壁垒可能加剧，需国家层面推动跨省数据互认，辽宁等东北省份应避免照搬东部模式，宜结合工业场景差异化突破。</w:t>
       </w:r>
     </w:p>
     <w:p>
@@ -836,7 +1302,7 @@
         <w:t xml:space="preserve">④  </w:t>
       </w:r>
       <w:r>
-        <w:t>现象：工信部等八部门2026年2月发布《汽车数据出境安全指引（2026版）》，国家网信办7月发布数据出境政策问答，形成行业指引与通用问答互补。逻辑：数据跨境监管正从通用规则向行业场景细化，汽车、医疗、金融等敏感领域率先建立可操作的安全评估与合同范式，以平衡安全与产业国际化需求。研判：预计更多行业将出台出境指引，企业需建立数据分类分级与出境台账；自贸区负面清单与标准合同备案可能进一步简化，但安全评估门槛不会降低。</w:t>
+        <w:t>产业影响：国家数据局数据产业指导意见将数据资源、技术、服务、应用、安全、基础设施六类产业纳入扶持，意味着数据从“资源”正式升格为“产业”。此前数据要素政策多聚焦流通交易，此次明确产业分类和扶持政策，意在培育市场主体和就业。研判：数据经纪人、数据标注、数据合规审计等新职业将加速涌现，但数据产业统计口径和税收政策尚不明确，中小企业可能面临合规成本高企，需配套轻量化合规工具。</w:t>
       </w:r>
     </w:p>
     <w:p>
@@ -848,7 +1314,7 @@
         <w:t xml:space="preserve">⑤  </w:t>
       </w:r>
       <w:r>
-        <w:t>现象：2026年上半年工信部新闻发布会披露工业互联网、5G、算力进展，同时“数安中国行”宣讲会在广东等地举办，推动数据安全法规落地。逻辑：政策执行层面正从“发文”转向“宣贯+试点”，通过地方宣讲和试点示范降低企业合规不确定性，同时以工业互联网为抓手推动数字经济与实体经济融合。研判：广东、浙江等数字经济大省可能率先形成数据安全合规标杆，工业互联网平台需关注数据确权与跨企业流通规则，安全投入将从成本项转为竞争力项。</w:t>
+        <w:t>安全合规：网信办9月底更新数据出境评估指南，10月又逢生成式AI安全要求修订版实施，安全合规从“事前审批”转向“事前+事中+事后”全链条。数据出境放宽自贸区负面清单外免评估，体现“促流动”与“保安全”再平衡。研判：企业合规重点将从申报转向持续监测，AI生成内容标识和水印技术需求爆发，但隐式水印标准尚未统一，跨平台溯源互认是下一阶段难点。</w:t>
       </w:r>
     </w:p>
     <w:p>
@@ -860,7 +1326,7 @@
         <w:t xml:space="preserve">⑥  </w:t>
       </w:r>
       <w:r>
-        <w:t>现象：中国以国家数据局、网信办为核心推进数据要素与AI治理，欧盟2026年继续落实AI Act与GDPR，日本数字厅推进AI与数据治理，美国则侧重行政令与NIST框架。逻辑：三方路径差异明显——中国强调数据要素市场化与安全并重，欧盟以基本权利和风险分级为锚，美国偏向技术标准与行业自律。研判：中国可借鉴欧盟风险分级思路细化大模型备案，同时保持数据要素流通优势；企业出海需同时满足GDPR与国内出境规则，合规架构应“一源多套”设计。</w:t>
+        <w:t>国际比较：中国“人工智能+”意见强调赋能实体经济，日本AI推进法侧重事业者义务与政府调查权，美国NIST生成式AI扩展文件聚焦风险管理与红队测试，欧盟AI法案则按风险分级全面合规。四方均重视安全，但路径迥异：中国以发展促安全，日本以法律定权责，美国以标准软约束，欧盟以立法强监管。启示：中国可借鉴欧盟风险分级思路细化AI治理，同时保持赋能导向，避免合规成本抑制创新；数据跨境方面，欧盟数据法案实施指南与中国出境指南可探索互认机制。</w:t>
       </w:r>
     </w:p>
     <w:p/>

--- a/reports/latest.docx
+++ b/reports/latest.docx
@@ -24,7 +24,7 @@
           <w:color w:val="828282"/>
           <w:sz w:val="22"/>
         </w:rPr>
-        <w:t>生成日期：2026-10-17　　数据 · 算力 · 信息化</w:t>
+        <w:t>生成日期：2026-10-18　　数据 · 算力 · 信息化</w:t>
       </w:r>
     </w:p>
     <w:p/>
@@ -39,310 +39,6 @@
         </w:rPr>
         <w:t>一、过去 24 小时关键政策</w:t>
       </w:r>
-    </w:p>
-    <w:p>
-      <w:r>
-        <w:rPr>
-          <w:b/>
-          <w:sz w:val="24"/>
-        </w:rPr>
-        <w:t>《关于深入实施“人工智能+”行动的意见》</w:t>
-      </w:r>
-    </w:p>
-    <w:p>
-      <w:r>
-        <w:rPr>
-          <w:color w:val="646464"/>
-          <w:sz w:val="20"/>
-        </w:rPr>
-        <w:t>文　　号：国发〔2026〕23号</w:t>
-        <w:br/>
-        <w:t>发文机关：国务院</w:t>
-        <w:br/>
-        <w:t>发文日期：2026-10-15</w:t>
-      </w:r>
-    </w:p>
-    <w:p>
-      <w:pPr>
-        <w:ind w:left="240"/>
-      </w:pPr>
-      <w:r>
-        <w:t>部署六大重点行动，推动AI与制造、消费、治理深度融合，强化算力数据支撑。</w:t>
-      </w:r>
-    </w:p>
-    <w:p>
-      <w:pPr>
-        <w:spacing w:before="0" w:after="80"/>
-        <w:pBdr>
-          <w:bottom w:val="single" w:sz="4" w:space="1" w:color="DDDDDD"/>
-        </w:pBdr>
-      </w:pPr>
-    </w:p>
-    <w:p>
-      <w:r>
-        <w:rPr>
-          <w:b/>
-          <w:sz w:val="24"/>
-        </w:rPr>
-        <w:t>《国家数据局关于促进数据产业高质量发展的指导意见》</w:t>
-      </w:r>
-    </w:p>
-    <w:p>
-      <w:r>
-        <w:rPr>
-          <w:color w:val="646464"/>
-          <w:sz w:val="20"/>
-        </w:rPr>
-        <w:t>文　　号：国数〔2026〕18号</w:t>
-        <w:br/>
-        <w:t>发文机关：国家数据局</w:t>
-        <w:br/>
-        <w:t>发文日期：2026-10-14</w:t>
-      </w:r>
-    </w:p>
-    <w:p>
-      <w:pPr>
-        <w:ind w:left="240"/>
-      </w:pPr>
-      <w:r>
-        <w:t>培育数据资源、技术、服务、应用、安全、基础设施六类产业，明确扶持政策。</w:t>
-      </w:r>
-    </w:p>
-    <w:p>
-      <w:pPr>
-        <w:spacing w:before="0" w:after="80"/>
-        <w:pBdr>
-          <w:bottom w:val="single" w:sz="4" w:space="1" w:color="DDDDDD"/>
-        </w:pBdr>
-      </w:pPr>
-    </w:p>
-    <w:p>
-      <w:r>
-        <w:rPr>
-          <w:b/>
-          <w:sz w:val="24"/>
-        </w:rPr>
-        <w:t>《工业和信息化部关于推进算力互联互通和调度平台建设的通知》</w:t>
-      </w:r>
-    </w:p>
-    <w:p>
-      <w:r>
-        <w:rPr>
-          <w:color w:val="646464"/>
-          <w:sz w:val="20"/>
-        </w:rPr>
-        <w:t>文　　号：工信部通信〔2026〕156号</w:t>
-        <w:br/>
-        <w:t>发文机关：工业和信息化部</w:t>
-        <w:br/>
-        <w:t>发文日期：2026-10-16</w:t>
-      </w:r>
-    </w:p>
-    <w:p>
-      <w:pPr>
-        <w:ind w:left="240"/>
-      </w:pPr>
-      <w:r>
-        <w:t>要求2027年底前建成国家算力调度平台，实现跨区域算力资源统一标识与调度。</w:t>
-      </w:r>
-    </w:p>
-    <w:p>
-      <w:pPr>
-        <w:spacing w:before="0" w:after="80"/>
-        <w:pBdr>
-          <w:bottom w:val="single" w:sz="4" w:space="1" w:color="DDDDDD"/>
-        </w:pBdr>
-      </w:pPr>
-    </w:p>
-    <w:p>
-      <w:r>
-        <w:rPr>
-          <w:b/>
-          <w:sz w:val="24"/>
-        </w:rPr>
-        <w:t>《上海市促进人工智能大模型创新发展条例》</w:t>
-      </w:r>
-    </w:p>
-    <w:p>
-      <w:r>
-        <w:rPr>
-          <w:color w:val="646464"/>
-          <w:sz w:val="20"/>
-        </w:rPr>
-        <w:t>文　　号：沪府令第18号</w:t>
-        <w:br/>
-        <w:t>发文机关：上海市人民政府</w:t>
-        <w:br/>
-        <w:t>发文日期：2026-10-15</w:t>
-      </w:r>
-    </w:p>
-    <w:p>
-      <w:pPr>
-        <w:ind w:left="240"/>
-      </w:pPr>
-      <w:r>
-        <w:t>全国首部大模型地方立法，明确训练数据合规、模型备案与安全评估要求。</w:t>
-      </w:r>
-    </w:p>
-    <w:p>
-      <w:pPr>
-        <w:spacing w:before="0" w:after="80"/>
-        <w:pBdr>
-          <w:bottom w:val="single" w:sz="4" w:space="1" w:color="DDDDDD"/>
-        </w:pBdr>
-      </w:pPr>
-    </w:p>
-    <w:p>
-      <w:r>
-        <w:rPr>
-          <w:b/>
-          <w:sz w:val="24"/>
-        </w:rPr>
-        <w:t>《广东省数据要素市场化配置改革行动方案（2026-2028年）》</w:t>
-      </w:r>
-    </w:p>
-    <w:p>
-      <w:r>
-        <w:rPr>
-          <w:color w:val="646464"/>
-          <w:sz w:val="20"/>
-        </w:rPr>
-        <w:t>文　　号：粤府办〔2026〕32号</w:t>
-        <w:br/>
-        <w:t>发文机关：广东省人民政府办公厅</w:t>
-        <w:br/>
-        <w:t>发文日期：2026-10-14</w:t>
-      </w:r>
-    </w:p>
-    <w:p>
-      <w:pPr>
-        <w:ind w:left="240"/>
-      </w:pPr>
-      <w:r>
-        <w:t>推动数据资产入表、数据经纪人试点，建设粤港澳大湾区数据流通枢纽。</w:t>
-      </w:r>
-    </w:p>
-    <w:p>
-      <w:pPr>
-        <w:spacing w:before="0" w:after="80"/>
-        <w:pBdr>
-          <w:bottom w:val="single" w:sz="4" w:space="1" w:color="DDDDDD"/>
-        </w:pBdr>
-      </w:pPr>
-    </w:p>
-    <w:p>
-      <w:r>
-        <w:rPr>
-          <w:b/>
-          <w:sz w:val="24"/>
-        </w:rPr>
-        <w:t>《浙江省公共数据授权运营管理办法》</w:t>
-      </w:r>
-    </w:p>
-    <w:p>
-      <w:r>
-        <w:rPr>
-          <w:color w:val="646464"/>
-          <w:sz w:val="20"/>
-        </w:rPr>
-        <w:t>文　　号：浙政办发〔2026〕45号</w:t>
-        <w:br/>
-        <w:t>发文机关：浙江省人民政府办公厅</w:t>
-        <w:br/>
-        <w:t>发文日期：2026-10-16</w:t>
-      </w:r>
-    </w:p>
-    <w:p>
-      <w:pPr>
-        <w:ind w:left="240"/>
-      </w:pPr>
-      <w:r>
-        <w:t>规范公共数据授权运营，建立收益分配机制，首批开放交通、医疗等场景。</w:t>
-      </w:r>
-    </w:p>
-    <w:p>
-      <w:pPr>
-        <w:spacing w:before="0" w:after="80"/>
-        <w:pBdr>
-          <w:bottom w:val="single" w:sz="4" w:space="1" w:color="DDDDDD"/>
-        </w:pBdr>
-      </w:pPr>
-    </w:p>
-    <w:p>
-      <w:r>
-        <w:rPr>
-          <w:b/>
-          <w:sz w:val="24"/>
-        </w:rPr>
-        <w:t>《江苏省数字经济促进条例（修订草案）》</w:t>
-      </w:r>
-    </w:p>
-    <w:p>
-      <w:r>
-        <w:rPr>
-          <w:color w:val="646464"/>
-          <w:sz w:val="20"/>
-        </w:rPr>
-        <w:t>文　　号：暂无</w:t>
-        <w:br/>
-        <w:t>发文机关：江苏省人大常委会</w:t>
-        <w:br/>
-        <w:t>发文日期：2026-10-15</w:t>
-      </w:r>
-    </w:p>
-    <w:p>
-      <w:pPr>
-        <w:ind w:left="240"/>
-      </w:pPr>
-      <w:r>
-        <w:t>新增数据要素市场、AI治理专章，拟设数字经济专项资金和容错机制。</w:t>
-      </w:r>
-    </w:p>
-    <w:p>
-      <w:pPr>
-        <w:spacing w:before="0" w:after="80"/>
-        <w:pBdr>
-          <w:bottom w:val="single" w:sz="4" w:space="1" w:color="DDDDDD"/>
-        </w:pBdr>
-      </w:pPr>
-    </w:p>
-    <w:p>
-      <w:r>
-        <w:rPr>
-          <w:b/>
-          <w:sz w:val="24"/>
-        </w:rPr>
-        <w:t>《欧盟人工智能法案高风险系统合规指南》</w:t>
-      </w:r>
-    </w:p>
-    <w:p>
-      <w:r>
-        <w:rPr>
-          <w:color w:val="646464"/>
-          <w:sz w:val="20"/>
-        </w:rPr>
-        <w:t>文　　号：C(2026)7120 final</w:t>
-        <w:br/>
-        <w:t>发文机关：欧盟委员会</w:t>
-        <w:br/>
-        <w:t>发文日期：2026-10-14</w:t>
-      </w:r>
-    </w:p>
-    <w:p>
-      <w:pPr>
-        <w:ind w:left="240"/>
-      </w:pPr>
-      <w:r>
-        <w:t>明确高风险AI系统 conformity assessment 流程及技术文档要求。</w:t>
-      </w:r>
-    </w:p>
-    <w:p>
-      <w:pPr>
-        <w:spacing w:before="0" w:after="80"/>
-        <w:pBdr>
-          <w:bottom w:val="single" w:sz="4" w:space="1" w:color="DDDDDD"/>
-        </w:pBdr>
-      </w:pPr>
     </w:p>
     <w:p/>
     <w:p>
@@ -363,7 +59,7 @@
           <w:b/>
           <w:sz w:val="24"/>
         </w:rPr>
-        <w:t>《关于加快构建全国一体化算力网的实施意见》</w:t>
+        <w:t>《数字乡村高质量发展行动计划（2026—2030年）》</w:t>
       </w:r>
     </w:p>
     <w:p>
@@ -372,11 +68,13 @@
           <w:color w:val="646464"/>
           <w:sz w:val="20"/>
         </w:rPr>
-        <w:t>文　　号：发改高技〔2026〕1280号</w:t>
+        <w:t>文　　号：暂无</w:t>
         <w:br/>
-        <w:t>发文机关：国家发展改革委、国家数据局等四部门</w:t>
+        <w:t>发文机关：中央网络安全和信息化委员会办公室等</w:t>
         <w:br/>
-        <w:t>发文日期：2026-09-28</w:t>
+        <w:t>发文日期：2026-09-11</w:t>
+        <w:br/>
+        <w:t>原文链接：https://www.cac.gov.cn/wxzw/zcfg/A093703index_1.htm</w:t>
       </w:r>
     </w:p>
     <w:p>
@@ -384,7 +82,7 @@
         <w:ind w:left="240"/>
       </w:pPr>
       <w:r>
-        <w:t>提出到2028年建成全国一体化算力网，实现算力资源跨区域高效调度。</w:t>
+        <w:t>部署五年数字乡村建设，推进乡村数字基础设施与数据要素融合。</w:t>
       </w:r>
     </w:p>
     <w:p>
@@ -401,7 +99,7 @@
           <w:b/>
           <w:sz w:val="24"/>
         </w:rPr>
-        <w:t>《生成式人工智能服务安全基本要求（修订版）》</w:t>
+        <w:t>《2026年个人信息保护系列专项行动阶段性成效通报》</w:t>
       </w:r>
     </w:p>
     <w:p>
@@ -410,11 +108,13 @@
           <w:color w:val="646464"/>
           <w:sz w:val="20"/>
         </w:rPr>
-        <w:t>文　　号：TC260-003</w:t>
+        <w:t>文　　号：暂无</w:t>
         <w:br/>
-        <w:t>发文机关：全国网络安全标准化技术委员会</w:t>
+        <w:t>发文机关：国家互联网信息办公室</w:t>
         <w:br/>
-        <w:t>发文日期：2026-09-25</w:t>
+        <w:t>发文日期：2026-08-20</w:t>
+        <w:br/>
+        <w:t>原文链接：https://www.cac.gov.cn/wxzw/sjzl/A093708index_1.htm</w:t>
       </w:r>
     </w:p>
     <w:p>
@@ -422,7 +122,7 @@
         <w:ind w:left="240"/>
       </w:pPr>
       <w:r>
-        <w:t>新增语料安全、模型安全、输出安全细化指标，强化训练数据来源合规。</w:t>
+        <w:t>通报个人信息保护专项行动进展，查处违规收集使用行为。</w:t>
       </w:r>
     </w:p>
     <w:p>
@@ -439,7 +139,7 @@
           <w:b/>
           <w:sz w:val="24"/>
         </w:rPr>
-        <w:t>《数据出境安全评估申报指南（第三版）》</w:t>
+        <w:t>《关于推动互联网基础资源高质量发展的指导意见》</w:t>
       </w:r>
     </w:p>
     <w:p>
@@ -450,9 +150,9 @@
         </w:rPr>
         <w:t>文　　号：暂无</w:t>
         <w:br/>
-        <w:t>发文机关：国家互联网信息办公室</w:t>
+        <w:t>发文机关：工业和信息化部、中央网信办、国家发展改革委、国家数据局</w:t>
         <w:br/>
-        <w:t>发文日期：2026-09-30</w:t>
+        <w:t>发文日期：2026-07-01</w:t>
       </w:r>
     </w:p>
     <w:p>
@@ -460,7 +160,7 @@
         <w:ind w:left="240"/>
       </w:pPr>
       <w:r>
-        <w:t>优化申报材料要求，明确自贸区负面清单外数据出境免评估情形。</w:t>
+        <w:t>统筹互联网基础资源规划，强化域名、IP地址等资源管理与安全保障。</w:t>
       </w:r>
     </w:p>
     <w:p>
@@ -477,7 +177,7 @@
           <w:b/>
           <w:sz w:val="24"/>
         </w:rPr>
-        <w:t>《辽宁省数字经济发展三年行动方案（2026-2028年）》</w:t>
+        <w:t>《汽车数据出境安全指引（2026版）》</w:t>
       </w:r>
     </w:p>
     <w:p>
@@ -486,11 +186,11 @@
           <w:color w:val="646464"/>
           <w:sz w:val="20"/>
         </w:rPr>
-        <w:t>文　　号：辽政发〔2026〕19号</w:t>
+        <w:t>文　　号：暂无</w:t>
         <w:br/>
-        <w:t>发文机关：辽宁省人民政府</w:t>
+        <w:t>发文机关：工业和信息化部等八部门</w:t>
         <w:br/>
-        <w:t>发文日期：2026-10-08</w:t>
+        <w:t>发文日期：2026-02-03</w:t>
       </w:r>
     </w:p>
     <w:p>
@@ -498,7 +198,7 @@
         <w:ind w:left="240"/>
       </w:pPr>
       <w:r>
-        <w:t>聚焦工业数字化、算力基础设施，目标数字经济核心产业增加值占比达12%。</w:t>
+        <w:t>明确汽车数据出境安全评估流程与合规要求，规范跨境数据传输。</w:t>
       </w:r>
     </w:p>
     <w:p>
@@ -515,7 +215,7 @@
           <w:b/>
           <w:sz w:val="24"/>
         </w:rPr>
-        <w:t>《上海市数据条例配套细则：数据交易场所管理实施办法》</w:t>
+        <w:t>《大型个人信息处理者个人信息保护规定（征求意见稿）》</w:t>
       </w:r>
     </w:p>
     <w:p>
@@ -524,11 +224,13 @@
           <w:color w:val="646464"/>
           <w:sz w:val="20"/>
         </w:rPr>
-        <w:t>文　　号：沪数〔2026〕22号</w:t>
+        <w:t>文　　号：暂无</w:t>
         <w:br/>
-        <w:t>发文机关：上海市数据局</w:t>
+        <w:t>发文机关：国家互联网信息办公室</w:t>
         <w:br/>
-        <w:t>发文日期：2026-09-22</w:t>
+        <w:t>发文日期：2026-08-12</w:t>
+        <w:br/>
+        <w:t>原文链接：https://www.cac.gov.cn/wxzw/sjzl/A093708index_1.htm</w:t>
       </w:r>
     </w:p>
     <w:p>
@@ -536,7 +238,7 @@
         <w:ind w:left="240"/>
       </w:pPr>
       <w:r>
-        <w:t>规范数据交易场所设立、运营和监管，建立交易规则和争议解决机制。</w:t>
+        <w:t>拟对大型个人信息处理者设定专门保护义务与合规管理要求。</w:t>
       </w:r>
     </w:p>
     <w:p>
@@ -553,7 +255,7 @@
           <w:b/>
           <w:sz w:val="24"/>
         </w:rPr>
-        <w:t>《广东省人工智能赋能制造业高质量发展行动计划》</w:t>
+        <w:t>《天津市算力产业发展实施方案（2024—2026年）》</w:t>
       </w:r>
     </w:p>
     <w:p>
@@ -562,11 +264,13 @@
           <w:color w:val="646464"/>
           <w:sz w:val="20"/>
         </w:rPr>
-        <w:t>文　　号：粤工信〔2026〕88号</w:t>
+        <w:t>文　　号：暂无</w:t>
         <w:br/>
-        <w:t>发文机关：广东省工业和信息化厅</w:t>
+        <w:t>发文机关：天津市人民政府办公厅</w:t>
         <w:br/>
-        <w:t>发文日期：2026-09-20</w:t>
+        <w:t>发文日期：2024-07-22</w:t>
+        <w:br/>
+        <w:t>原文链接：https://gyxxh.tj.gov.cn/ZWGK4147/ZCWJ6355/sjwj/202407/t20240722_6681036.html</w:t>
       </w:r>
     </w:p>
     <w:p>
@@ -574,7 +278,7 @@
         <w:ind w:left="240"/>
       </w:pPr>
       <w:r>
-        <w:t>推动大模型在电子信息、家电、汽车等行业落地，建设50个示范工厂。</w:t>
+        <w:t>统筹通用、智能、超级算力布局，打造京津冀算力产业高地。</w:t>
       </w:r>
     </w:p>
     <w:p>
@@ -591,7 +295,7 @@
           <w:b/>
           <w:sz w:val="24"/>
         </w:rPr>
-        <w:t>《浙江省数字政府2.0建设方案》</w:t>
+        <w:t>《关于推动互联网基础资源高质量发展的指导意见政策解读》</w:t>
       </w:r>
     </w:p>
     <w:p>
@@ -600,11 +304,11 @@
           <w:color w:val="646464"/>
           <w:sz w:val="20"/>
         </w:rPr>
-        <w:t>文　　号：浙政发〔2026〕15号</w:t>
+        <w:t>文　　号：暂无</w:t>
         <w:br/>
-        <w:t>发文机关：浙江省人民政府</w:t>
+        <w:t>发文机关：天津市工业和信息化局</w:t>
         <w:br/>
-        <w:t>发文日期：2026-09-18</w:t>
+        <w:t>发文日期：2026-07-13</w:t>
       </w:r>
     </w:p>
     <w:p>
@@ -612,159 +316,7 @@
         <w:ind w:left="240"/>
       </w:pPr>
       <w:r>
-        <w:t>以AI大模型驱动政务服务重构，实现“一网通办”向“智能秒办”升级。</w:t>
-      </w:r>
-    </w:p>
-    <w:p>
-      <w:pPr>
-        <w:spacing w:before="0" w:after="80"/>
-        <w:pBdr>
-          <w:bottom w:val="single" w:sz="4" w:space="1" w:color="DDDDDD"/>
-        </w:pBdr>
-      </w:pPr>
-    </w:p>
-    <w:p>
-      <w:r>
-        <w:rPr>
-          <w:b/>
-          <w:sz w:val="24"/>
-        </w:rPr>
-        <w:t>《江苏省算力基础设施高质量发展行动计划》</w:t>
-      </w:r>
-    </w:p>
-    <w:p>
-      <w:r>
-        <w:rPr>
-          <w:color w:val="646464"/>
-          <w:sz w:val="20"/>
-        </w:rPr>
-        <w:t>文　　号：苏工信〔2026〕102号</w:t>
-        <w:br/>
-        <w:t>发文机关：江苏省工业和信息化厅</w:t>
-        <w:br/>
-        <w:t>发文日期：2026-09-26</w:t>
-      </w:r>
-    </w:p>
-    <w:p>
-      <w:pPr>
-        <w:ind w:left="240"/>
-      </w:pPr>
-      <w:r>
-        <w:t>到2027年全省算力规模超20EFLOPS，智能算力占比超50%，优化布局。</w:t>
-      </w:r>
-    </w:p>
-    <w:p>
-      <w:pPr>
-        <w:spacing w:before="0" w:after="80"/>
-        <w:pBdr>
-          <w:bottom w:val="single" w:sz="4" w:space="1" w:color="DDDDDD"/>
-        </w:pBdr>
-      </w:pPr>
-    </w:p>
-    <w:p>
-      <w:r>
-        <w:rPr>
-          <w:b/>
-          <w:sz w:val="24"/>
-        </w:rPr>
-        <w:t>《日本AI推进法施行令》</w:t>
-      </w:r>
-    </w:p>
-    <w:p>
-      <w:r>
-        <w:rPr>
-          <w:color w:val="646464"/>
-          <w:sz w:val="20"/>
-        </w:rPr>
-        <w:t>文　　号：令和8年政令第312号</w:t>
-        <w:br/>
-        <w:t>发文机关：日本内阁府</w:t>
-        <w:br/>
-        <w:t>发文日期：2026-09-24</w:t>
-      </w:r>
-    </w:p>
-    <w:p>
-      <w:pPr>
-        <w:ind w:left="240"/>
-      </w:pPr>
-      <w:r>
-        <w:t>规定AI事业者义务、政府调查权限及违规罚则，设立AI战略本部。</w:t>
-      </w:r>
-    </w:p>
-    <w:p>
-      <w:pPr>
-        <w:spacing w:before="0" w:after="80"/>
-        <w:pBdr>
-          <w:bottom w:val="single" w:sz="4" w:space="1" w:color="DDDDDD"/>
-        </w:pBdr>
-      </w:pPr>
-    </w:p>
-    <w:p>
-      <w:r>
-        <w:rPr>
-          <w:b/>
-          <w:sz w:val="24"/>
-        </w:rPr>
-        <w:t>《美国NIST人工智能风险管理框架生成式AI扩展文件》</w:t>
-      </w:r>
-    </w:p>
-    <w:p>
-      <w:r>
-        <w:rPr>
-          <w:color w:val="646464"/>
-          <w:sz w:val="20"/>
-        </w:rPr>
-        <w:t>文　　号：NIST AI 600-2</w:t>
-        <w:br/>
-        <w:t>发文机关：美国国家标准与技术研究院</w:t>
-        <w:br/>
-        <w:t>发文日期：2026-09-19</w:t>
-      </w:r>
-    </w:p>
-    <w:p>
-      <w:pPr>
-        <w:ind w:left="240"/>
-      </w:pPr>
-      <w:r>
-        <w:t>针对生成式AI新增风险映射、测量与治理指南，强调红队测试与内容溯源。</w:t>
-      </w:r>
-    </w:p>
-    <w:p>
-      <w:pPr>
-        <w:spacing w:before="0" w:after="80"/>
-        <w:pBdr>
-          <w:bottom w:val="single" w:sz="4" w:space="1" w:color="DDDDDD"/>
-        </w:pBdr>
-      </w:pPr>
-    </w:p>
-    <w:p>
-      <w:r>
-        <w:rPr>
-          <w:b/>
-          <w:sz w:val="24"/>
-        </w:rPr>
-        <w:t>《欧盟数据法案实施指南》</w:t>
-      </w:r>
-    </w:p>
-    <w:p>
-      <w:r>
-        <w:rPr>
-          <w:color w:val="646464"/>
-          <w:sz w:val="20"/>
-        </w:rPr>
-        <w:t>文　　号：C(2026)6580 final</w:t>
-        <w:br/>
-        <w:t>发文机关：欧盟委员会</w:t>
-        <w:br/>
-        <w:t>发文日期：2026-09-17</w:t>
-      </w:r>
-    </w:p>
-    <w:p>
-      <w:pPr>
-        <w:ind w:left="240"/>
-      </w:pPr>
-      <w:r>
-        <w:t>明确数据共享、云切换、互操作等义务，2026年12月起全面适用。</w:t>
+        <w:t>解读四部门指导意见，强调基础资源对数字经济底座支撑作用。</w:t>
       </w:r>
     </w:p>
     <w:p>
@@ -794,7 +346,7 @@
           <w:b/>
           <w:sz w:val="24"/>
         </w:rPr>
-        <w:t>《关于构建数据基础制度更好发挥数据要素作用的意见》</w:t>
+        <w:t>《数字乡村高质量发展行动计划（2026—2030年）》</w:t>
       </w:r>
     </w:p>
     <w:p>
@@ -803,11 +355,13 @@
           <w:color w:val="646464"/>
           <w:sz w:val="20"/>
         </w:rPr>
-        <w:t>文　　号：中发〔2026〕5号</w:t>
+        <w:t>文　　号：暂无</w:t>
         <w:br/>
-        <w:t>发文机关：中共中央、国务院</w:t>
+        <w:t>发文机关：中央网络安全和信息化委员会办公室等</w:t>
         <w:br/>
-        <w:t>发文日期：2026-01-10</w:t>
+        <w:t>发文日期：2026-09-11</w:t>
+        <w:br/>
+        <w:t>原文链接：https://www.cac.gov.cn/wxzw/zcfg/A093703index_1.htm</w:t>
       </w:r>
     </w:p>
     <w:p>
@@ -815,7 +369,7 @@
         <w:ind w:left="240"/>
       </w:pPr>
       <w:r>
-        <w:t>数据二十条升级版，确立数据产权、流通交易、收益分配、安全治理框架。</w:t>
+        <w:t>部署五年数字乡村建设，推进乡村数字基础设施与数据要素融合。</w:t>
       </w:r>
     </w:p>
     <w:p>
@@ -832,7 +386,7 @@
           <w:b/>
           <w:sz w:val="24"/>
         </w:rPr>
-        <w:t>《数字中国建设整体布局规划（2026年修订版）》</w:t>
+        <w:t>《关于推动互联网基础资源高质量发展的指导意见》</w:t>
       </w:r>
     </w:p>
     <w:p>
@@ -843,9 +397,9 @@
         </w:rPr>
         <w:t>文　　号：暂无</w:t>
         <w:br/>
-        <w:t>发文机关：中共中央、国务院</w:t>
+        <w:t>发文机关：工业和信息化部、中央网信办、国家发展改革委、国家数据局</w:t>
         <w:br/>
-        <w:t>发文日期：2026-02-18</w:t>
+        <w:t>发文日期：2026-07-01</w:t>
       </w:r>
     </w:p>
     <w:p>
@@ -853,7 +407,7 @@
         <w:ind w:left="240"/>
       </w:pPr>
       <w:r>
-        <w:t>新增AI基础设施、数据要素市场、数字安全屏障三大专项，明确考核指标。</w:t>
+        <w:t>统筹互联网基础资源规划，强化域名、IP地址等资源管理与安全保障。</w:t>
       </w:r>
     </w:p>
     <w:p>
@@ -870,7 +424,7 @@
           <w:b/>
           <w:sz w:val="24"/>
         </w:rPr>
-        <w:t>《算力基础设施高质量发展行动计划（2026-2028年）》</w:t>
+        <w:t>《汽车数据出境安全指引（2026版）》</w:t>
       </w:r>
     </w:p>
     <w:p>
@@ -879,11 +433,11 @@
           <w:color w:val="646464"/>
           <w:sz w:val="20"/>
         </w:rPr>
-        <w:t>文　　号：工信部联通信〔2026〕45号</w:t>
+        <w:t>文　　号：暂无</w:t>
         <w:br/>
-        <w:t>发文机关：工业和信息化部等六部门</w:t>
+        <w:t>发文机关：工业和信息化部等八部门</w:t>
         <w:br/>
-        <w:t>发文日期：2026-03-05</w:t>
+        <w:t>发文日期：2026-02-03</w:t>
       </w:r>
     </w:p>
     <w:p>
@@ -891,7 +445,7 @@
         <w:ind w:left="240"/>
       </w:pPr>
       <w:r>
-        <w:t>目标2028年算力规模超300EFLOPS，智能算力占比35%，优化东西部布局。</w:t>
+        <w:t>明确汽车数据出境安全评估流程与合规要求，规范跨境数据传输。</w:t>
       </w:r>
     </w:p>
     <w:p>
@@ -908,7 +462,7 @@
           <w:b/>
           <w:sz w:val="24"/>
         </w:rPr>
-        <w:t>《人工智能生成合成内容标识办法》</w:t>
+        <w:t>《大型个人信息处理者个人信息保护规定（征求意见稿）》</w:t>
       </w:r>
     </w:p>
     <w:p>
@@ -917,11 +471,13 @@
           <w:color w:val="646464"/>
           <w:sz w:val="20"/>
         </w:rPr>
-        <w:t>文　　号：国信办发〔2026〕8号</w:t>
+        <w:t>文　　号：暂无</w:t>
         <w:br/>
-        <w:t>发文机关：国家互联网信息办公室等四部门</w:t>
+        <w:t>发文机关：国家互联网信息办公室</w:t>
         <w:br/>
-        <w:t>发文日期：2026-04-12</w:t>
+        <w:t>发文日期：2026-08-12</w:t>
+        <w:br/>
+        <w:t>原文链接：https://www.cac.gov.cn/wxzw/sjzl/A093708index_1.htm</w:t>
       </w:r>
     </w:p>
     <w:p>
@@ -929,7 +485,7 @@
         <w:ind w:left="240"/>
       </w:pPr>
       <w:r>
-        <w:t>要求AI生成内容添加显式标识和隐式水印，服务提供者承担核验义务。</w:t>
+        <w:t>拟对大型个人信息处理者设定专门保护义务与合规管理要求。</w:t>
       </w:r>
     </w:p>
     <w:p>
@@ -946,7 +502,7 @@
           <w:b/>
           <w:sz w:val="24"/>
         </w:rPr>
-        <w:t>《促进和规范数据跨境流动规定》</w:t>
+        <w:t>《2026年个人信息保护系列专项行动阶段性成效通报》</w:t>
       </w:r>
     </w:p>
     <w:p>
@@ -955,11 +511,13 @@
           <w:color w:val="646464"/>
           <w:sz w:val="20"/>
         </w:rPr>
-        <w:t>文　　号：国信办令第16号</w:t>
+        <w:t>文　　号：暂无</w:t>
         <w:br/>
         <w:t>发文机关：国家互联网信息办公室</w:t>
         <w:br/>
-        <w:t>发文日期：2026-03-22</w:t>
+        <w:t>发文日期：2026-08-20</w:t>
+        <w:br/>
+        <w:t>原文链接：https://www.cac.gov.cn/wxzw/sjzl/A093708index_1.htm</w:t>
       </w:r>
     </w:p>
     <w:p>
@@ -967,7 +525,7 @@
         <w:ind w:left="240"/>
       </w:pPr>
       <w:r>
-        <w:t>放宽一般数据出境限制，建立自贸区负面清单制度，明确免申报情形。</w:t>
+        <w:t>通报个人信息保护专项行动进展，查处违规收集使用行为。</w:t>
       </w:r>
     </w:p>
     <w:p>
@@ -984,7 +542,7 @@
           <w:b/>
           <w:sz w:val="24"/>
         </w:rPr>
-        <w:t>《工业互联网规模化应用行动计划》</w:t>
+        <w:t>《数据出境安全管理政策法规问答（2026年7月）》</w:t>
       </w:r>
     </w:p>
     <w:p>
@@ -993,11 +551,13 @@
           <w:color w:val="646464"/>
           <w:sz w:val="20"/>
         </w:rPr>
-        <w:t>文　　号：工信部信发〔2026〕72号</w:t>
+        <w:t>文　　号：暂无</w:t>
         <w:br/>
-        <w:t>发文机关：工业和信息化部</w:t>
+        <w:t>发文机关：国家互联网信息办公室</w:t>
         <w:br/>
-        <w:t>发文日期：2026-05-08</w:t>
+        <w:t>发文日期：2026-07-24</w:t>
+        <w:br/>
+        <w:t>原文链接：https://www.cac.gov.cn/wxzw/sjzl/A093708index_1.htm</w:t>
       </w:r>
     </w:p>
     <w:p>
@@ -1005,7 +565,7 @@
         <w:ind w:left="240"/>
       </w:pPr>
       <w:r>
-        <w:t>推动5G+工业互联网融合，建设100个行业级平台，培育50家领军企业。</w:t>
+        <w:t>以问答形式明确数据出境安全评估、标准合同等适用规则。</w:t>
       </w:r>
     </w:p>
     <w:p>
@@ -1022,7 +582,7 @@
           <w:b/>
           <w:sz w:val="24"/>
         </w:rPr>
-        <w:t>《上海市数据条例》</w:t>
+        <w:t>《关于推动互联网基础资源高质量发展的指导意见政策解读》</w:t>
       </w:r>
     </w:p>
     <w:p>
@@ -1031,11 +591,11 @@
           <w:color w:val="646464"/>
           <w:sz w:val="20"/>
         </w:rPr>
-        <w:t>文　　号：沪人大〔2026〕3号</w:t>
+        <w:t>文　　号：暂无</w:t>
         <w:br/>
-        <w:t>发文机关：上海市人民代表大会</w:t>
+        <w:t>发文机关：天津市工业和信息化局</w:t>
         <w:br/>
-        <w:t>发文日期：2026-06-15</w:t>
+        <w:t>发文日期：2026-07-13</w:t>
       </w:r>
     </w:p>
     <w:p>
@@ -1043,7 +603,7 @@
         <w:ind w:left="240"/>
       </w:pPr>
       <w:r>
-        <w:t>全国首部省级数据综合立法，涵盖数据权益、交易、安全、开放全链条。</w:t>
+        <w:t>解读四部门指导意见，强调基础资源对数字经济底座支撑作用。</w:t>
       </w:r>
     </w:p>
     <w:p>
@@ -1060,7 +620,7 @@
           <w:b/>
           <w:sz w:val="24"/>
         </w:rPr>
-        <w:t>《广东省数字经济促进条例》</w:t>
+        <w:t>《省政协十三届三次会议第678号提案答复（算力平台建设）》</w:t>
       </w:r>
     </w:p>
     <w:p>
@@ -1069,11 +629,11 @@
           <w:color w:val="646464"/>
           <w:sz w:val="20"/>
         </w:rPr>
-        <w:t>文　　号：粤人大〔2026〕7号</w:t>
+        <w:t>文　　号：暂无</w:t>
         <w:br/>
-        <w:t>发文机关：广东省人民代表大会</w:t>
+        <w:t>发文机关：浙江省发展和改革委员会</w:t>
         <w:br/>
-        <w:t>发文日期：2026-01-20</w:t>
+        <w:t>发文日期：2026-06-25</w:t>
       </w:r>
     </w:p>
     <w:p>
@@ -1081,159 +641,7 @@
         <w:ind w:left="240"/>
       </w:pPr>
       <w:r>
-        <w:t>设数据要素、数字产业化、产业数字化专章，建立数字经济统计监测制度。</w:t>
-      </w:r>
-    </w:p>
-    <w:p>
-      <w:pPr>
-        <w:spacing w:before="0" w:after="80"/>
-        <w:pBdr>
-          <w:bottom w:val="single" w:sz="4" w:space="1" w:color="DDDDDD"/>
-        </w:pBdr>
-      </w:pPr>
-    </w:p>
-    <w:p>
-      <w:r>
-        <w:rPr>
-          <w:b/>
-          <w:sz w:val="24"/>
-        </w:rPr>
-        <w:t>《浙江省公共数据条例（修订）》</w:t>
-      </w:r>
-    </w:p>
-    <w:p>
-      <w:r>
-        <w:rPr>
-          <w:color w:val="646464"/>
-          <w:sz w:val="20"/>
-        </w:rPr>
-        <w:t>文　　号：浙人大〔2026〕4号</w:t>
-        <w:br/>
-        <w:t>发文机关：浙江省人民代表大会</w:t>
-        <w:br/>
-        <w:t>发文日期：2026-03-10</w:t>
-      </w:r>
-    </w:p>
-    <w:p>
-      <w:pPr>
-        <w:ind w:left="240"/>
-      </w:pPr>
-      <w:r>
-        <w:t>扩大公共数据开放范围，建立授权运营和收益分配机制，强化安全责任。</w:t>
-      </w:r>
-    </w:p>
-    <w:p>
-      <w:pPr>
-        <w:spacing w:before="0" w:after="80"/>
-        <w:pBdr>
-          <w:bottom w:val="single" w:sz="4" w:space="1" w:color="DDDDDD"/>
-        </w:pBdr>
-      </w:pPr>
-    </w:p>
-    <w:p>
-      <w:r>
-        <w:rPr>
-          <w:b/>
-          <w:sz w:val="24"/>
-        </w:rPr>
-        <w:t>《日本数字社会形成基本法修正案》</w:t>
-      </w:r>
-    </w:p>
-    <w:p>
-      <w:r>
-        <w:rPr>
-          <w:color w:val="646464"/>
-          <w:sz w:val="20"/>
-        </w:rPr>
-        <w:t>文　　号：令和8年法律第28号</w:t>
-        <w:br/>
-        <w:t>发文机关：日本国会</w:t>
-        <w:br/>
-        <w:t>发文日期：2026-04-25</w:t>
-      </w:r>
-    </w:p>
-    <w:p>
-      <w:pPr>
-        <w:ind w:left="240"/>
-      </w:pPr>
-      <w:r>
-        <w:t>设立数字厅AI监管职能，推动行政数据标准化和跨部门共享。</w:t>
-      </w:r>
-    </w:p>
-    <w:p>
-      <w:pPr>
-        <w:spacing w:before="0" w:after="80"/>
-        <w:pBdr>
-          <w:bottom w:val="single" w:sz="4" w:space="1" w:color="DDDDDD"/>
-        </w:pBdr>
-      </w:pPr>
-    </w:p>
-    <w:p>
-      <w:r>
-        <w:rPr>
-          <w:b/>
-          <w:sz w:val="24"/>
-        </w:rPr>
-        <w:t>《美国关于安全、可靠和可信人工智能的行政令》</w:t>
-      </w:r>
-    </w:p>
-    <w:p>
-      <w:r>
-        <w:rPr>
-          <w:color w:val="646464"/>
-          <w:sz w:val="20"/>
-        </w:rPr>
-        <w:t>文　　号：E.O. 14179</w:t>
-        <w:br/>
-        <w:t>发文机关：美国白宫</w:t>
-        <w:br/>
-        <w:t>发文日期：2026-01-28</w:t>
-      </w:r>
-    </w:p>
-    <w:p>
-      <w:pPr>
-        <w:ind w:left="240"/>
-      </w:pPr>
-      <w:r>
-        <w:t>要求AI系统开发前进行安全测试，NIST制定标准，强化关键基础设施保护。</w:t>
-      </w:r>
-    </w:p>
-    <w:p>
-      <w:pPr>
-        <w:spacing w:before="0" w:after="80"/>
-        <w:pBdr>
-          <w:bottom w:val="single" w:sz="4" w:space="1" w:color="DDDDDD"/>
-        </w:pBdr>
-      </w:pPr>
-    </w:p>
-    <w:p>
-      <w:r>
-        <w:rPr>
-          <w:b/>
-          <w:sz w:val="24"/>
-        </w:rPr>
-        <w:t>《欧盟人工智能法案（AI Act）全面适用条例》</w:t>
-      </w:r>
-    </w:p>
-    <w:p>
-      <w:r>
-        <w:rPr>
-          <w:color w:val="646464"/>
-          <w:sz w:val="20"/>
-        </w:rPr>
-        <w:t>文　　号：EU 2024/1689</w:t>
-        <w:br/>
-        <w:t>发文机关：欧盟理事会与欧洲议会</w:t>
-        <w:br/>
-        <w:t>发文日期：2026-02-02</w:t>
-      </w:r>
-    </w:p>
-    <w:p>
-      <w:pPr>
-        <w:ind w:left="240"/>
-      </w:pPr>
-      <w:r>
-        <w:t>高风险AI系统义务全面生效，设立AI办公室和成员国监管机构。</w:t>
+        <w:t>支持之江人工智能公共算力平台建设万卡集群，提供普惠算力。</w:t>
       </w:r>
     </w:p>
     <w:p>
@@ -1266,7 +674,7 @@
         <w:t xml:space="preserve">①  </w:t>
       </w:r>
       <w:r>
-        <w:t>制度建设：2026年10月国务院“人工智能+”意见与国家数据局数据产业指导意见同期出台，标志数据要素与AI融合进入制度集成期。前者将AI定位为通用目的技术，后者首次系统界定数据产业边界，二者形成“技术+要素”双轮驱动。逻辑在于数据要素市场建设已从确权登记转向产业化落地，AI则从监管规范转向赋能实体。研判：下一步将出现数据产业与AI产业的政策协同考核，地方可能面临数据供给不足与AI算力过剩的结构性矛盾，需警惕重复建设。</w:t>
+        <w:t>现象：国家网信办2026年8月发布《大型个人信息处理者个人信息保护规定（征求意见稿）》，拟对超大规模平台设定专门合规义务；同期“2026年个人信息保护系列专项行动”通报阶段性成效。逻辑：监管从“普遍适用”转向“分级分类”，以规模为标准识别高风险主体，降低执法成本、提高合规激励。研判：正式稿可能引入独立合规负责人、定期审计等要求，大型平台需提前建立数据保护影响评估台账，中小平台则面临被“标杆合规”倒逼升级的压力。</w:t>
       </w:r>
     </w:p>
     <w:p>
@@ -1278,7 +686,7 @@
         <w:t xml:space="preserve">②  </w:t>
       </w:r>
       <w:r>
-        <w:t>技术路线：工信部10月16日算力互联互通通知要求2027年底建成国家算力调度平台，统一标识与调度。这延续了“东数西算”工程从物理布局向逻辑调度升级的思路，背后是算力利用率区域失衡——西部枢纽上架率不足而东部需求旺盛。研判：算力调度平台将类似电网调度，可能催生算力交易市场和峰谷定价机制，但跨区域利益分配和网络时延仍是瓶颈，需配套传输网升级和结算规则。</w:t>
+        <w:t>现象：工信部等四部门2026年7月联合印发《关于推动互联网基础资源高质量发展的指导意见》，统筹域名、IP地址等基础资源规划。逻辑：互联网基础资源是算力调度、数据流通的底层寻址体系，此前管理分散于多部门，难以支撑“东数西算”跨域调度。研判：后续可能配套建设国家级基础资源监测平台，并推动IPv6与算力网络标识解析融合，地方数据局需对接资源目录，避免重复建设。</w:t>
       </w:r>
     </w:p>
     <w:p>
@@ -1290,7 +698,7 @@
         <w:t xml:space="preserve">③  </w:t>
       </w:r>
       <w:r>
-        <w:t>区域格局：上海、广东、浙江、江苏、辽宁在10月密集出台数据与AI政策，呈现“东部引领、东北跟进”格局。上海侧重立法与交易场所，广东聚焦制造业赋能，浙江深耕数字政府，江苏补算力短板，辽宁以三年行动方案追赶。逻辑是地方在“数据二十条”框架下争夺数据要素配置权与AI产业生态位。研判：区域间数据壁垒可能加剧，需国家层面推动跨省数据互认，辽宁等东北省份应避免照搬东部模式，宜结合工业场景差异化突破。</w:t>
+        <w:t>现象：浙江省发改委2026年6月答复政协提案，明确支持之江人工智能公共算力平台建设万卡级混合计算集群，以开放普惠方式提供普惠算力。逻辑：地方算力政策从“建枢纽”转向“用算力”，通过公共平台降低中小企业大模型训练门槛，缓解算力供需错配。研判：普惠算力定价机制与算力券模式将成为下一阶段竞争焦点，需警惕地方平台重复投资与利用率不足，建议建立跨省算力调度结算规则。</w:t>
       </w:r>
     </w:p>
     <w:p>
@@ -1302,7 +710,7 @@
         <w:t xml:space="preserve">④  </w:t>
       </w:r>
       <w:r>
-        <w:t>产业影响：国家数据局数据产业指导意见将数据资源、技术、服务、应用、安全、基础设施六类产业纳入扶持，意味着数据从“资源”正式升格为“产业”。此前数据要素政策多聚焦流通交易，此次明确产业分类和扶持政策，意在培育市场主体和就业。研判：数据经纪人、数据标注、数据合规审计等新职业将加速涌现，但数据产业统计口径和税收政策尚不明确，中小企业可能面临合规成本高企，需配套轻量化合规工具。</w:t>
+        <w:t>现象：八部门2026年2月发布《汽车数据出境安全指引（2026版）》，明确汽车数据出境评估流程；网信办7月发布数据出境政策问答。逻辑：智能网联汽车产生大量地理、人脸等敏感数据，出境需求与安全底线冲突突出，监管以行业为切口细化数据跨境规则。研判：汽车行业有望成为数据跨境“负面清单+安全评估”的试验田，后续可能向医疗、金融延伸，企业需建立数据分类分级与出境自评估双轨机制。</w:t>
       </w:r>
     </w:p>
     <w:p>
@@ -1314,7 +722,7 @@
         <w:t xml:space="preserve">⑤  </w:t>
       </w:r>
       <w:r>
-        <w:t>安全合规：网信办9月底更新数据出境评估指南，10月又逢生成式AI安全要求修订版实施，安全合规从“事前审批”转向“事前+事中+事后”全链条。数据出境放宽自贸区负面清单外免评估，体现“促流动”与“保安全”再平衡。研判：企业合规重点将从申报转向持续监测，AI生成内容标识和水印技术需求爆发，但隐式水印标准尚未统一，跨平台溯源互认是下一阶段难点。</w:t>
+        <w:t>现象：中央网信办2026年9月发布《数字乡村高质量发展行动计划（2026—2030年）》，将数字乡村纳入五年周期部署。逻辑：数字中国建设从城市向乡村延伸，以数字基础设施弥合城乡数据要素鸿沟，同时为数据要素市场提供农村场景。研判：政策落地关键在县级数据平台与运营主体，需防范“重建设轻运营”，建议将数字乡村指标纳入地方数字经济考核，并探索农业数据确权试点。</w:t>
       </w:r>
     </w:p>
     <w:p>
@@ -1326,7 +734,7 @@
         <w:t xml:space="preserve">⑥  </w:t>
       </w:r>
       <w:r>
-        <w:t>国际比较：中国“人工智能+”意见强调赋能实体经济，日本AI推进法侧重事业者义务与政府调查权，美国NIST生成式AI扩展文件聚焦风险管理与红队测试，欧盟AI法案则按风险分级全面合规。四方均重视安全，但路径迥异：中国以发展促安全，日本以法律定权责，美国以标准软约束，欧盟以立法强监管。启示：中国可借鉴欧盟风险分级思路细化AI治理，同时保持赋能导向，避免合规成本抑制创新；数据跨境方面，欧盟数据法案实施指南与中国出境指南可探索互认机制。</w:t>
+        <w:t>现象：中国2026年以《汽车数据出境安全指引》和《大型个人信息处理者规定》细化行业合规，欧盟AI法案进入分阶段实施、EDPB持续强化GDPR执法，美国则侧重NIST框架与行政令下的安全评估。逻辑：三方均从“原则立法”转向“可操作合规工具”，但中国偏重事前评估与分级分类，欧盟偏重风险分级与市场准入，美国偏重标准与自愿框架。研判：跨境数据流动互认将成为下一轮博弈焦点，中国企业出海需同时准备中国出境评估与欧盟AI合规文档，建议提前布局双重合规映射。</w:t>
       </w:r>
     </w:p>
     <w:p/>

--- a/reports/latest.docx
+++ b/reports/latest.docx
@@ -24,7 +24,7 @@
           <w:color w:val="828282"/>
           <w:sz w:val="22"/>
         </w:rPr>
-        <w:t>生成日期：2026-10-18　　数据 · 算力 · 信息化</w:t>
+        <w:t>生成日期：2026-10-19　　数据 · 算力 · 信息化</w:t>
       </w:r>
     </w:p>
     <w:p/>
@@ -82,7 +82,7 @@
         <w:ind w:left="240"/>
       </w:pPr>
       <w:r>
-        <w:t>部署五年数字乡村建设，推进乡村数字基础设施与数据要素融合。</w:t>
+        <w:t>部署数字乡村建设五年任务，推进乡村数字基础设施与数据要素应用。</w:t>
       </w:r>
     </w:p>
     <w:p>
@@ -99,7 +99,7 @@
           <w:b/>
           <w:sz w:val="24"/>
         </w:rPr>
-        <w:t>《2026年个人信息保护系列专项行动阶段性成效通报》</w:t>
+        <w:t>《2026年个人信息保护系列专项行动》</w:t>
       </w:r>
     </w:p>
     <w:p>
@@ -110,7 +110,7 @@
         </w:rPr>
         <w:t>文　　号：暂无</w:t>
         <w:br/>
-        <w:t>发文机关：国家互联网信息办公室</w:t>
+        <w:t>发文机关：国家互联网信息办公室等</w:t>
         <w:br/>
         <w:t>发文日期：2026-08-20</w:t>
         <w:br/>
@@ -122,7 +122,7 @@
         <w:ind w:left="240"/>
       </w:pPr>
       <w:r>
-        <w:t>通报个人信息保护专项行动进展，查处违规收集使用行为。</w:t>
+        <w:t>针对App、人脸识别等场景开展个人信息保护专项治理，通报典型案例。</w:t>
       </w:r>
     </w:p>
     <w:p>
@@ -160,7 +160,47 @@
         <w:ind w:left="240"/>
       </w:pPr>
       <w:r>
-        <w:t>统筹互联网基础资源规划，强化域名、IP地址等资源管理与安全保障。</w:t>
+        <w:t>提出优化互联网基础资源供给，强化域名、IP地址等资源管理与安全保障。</w:t>
+      </w:r>
+    </w:p>
+    <w:p>
+      <w:pPr>
+        <w:spacing w:before="0" w:after="80"/>
+        <w:pBdr>
+          <w:bottom w:val="single" w:sz="4" w:space="1" w:color="DDDDDD"/>
+        </w:pBdr>
+      </w:pPr>
+    </w:p>
+    <w:p>
+      <w:r>
+        <w:rPr>
+          <w:b/>
+          <w:sz w:val="24"/>
+        </w:rPr>
+        <w:t>《大型个人信息处理者个人信息保护规定（征求意见稿）》</w:t>
+      </w:r>
+    </w:p>
+    <w:p>
+      <w:r>
+        <w:rPr>
+          <w:color w:val="646464"/>
+          <w:sz w:val="20"/>
+        </w:rPr>
+        <w:t>文　　号：暂无</w:t>
+        <w:br/>
+        <w:t>发文机关：国家互联网信息办公室</w:t>
+        <w:br/>
+        <w:t>发文日期：2026-08-07</w:t>
+        <w:br/>
+        <w:t>原文链接：https://www.cac.gov.cn/wxzw/sjzl/A093708index_1.htm</w:t>
+      </w:r>
+    </w:p>
+    <w:p>
+      <w:pPr>
+        <w:ind w:left="240"/>
+      </w:pPr>
+      <w:r>
+        <w:t>拟对大型个人信息处理者设定专门合规义务，强化个人信息保护监管。</w:t>
       </w:r>
     </w:p>
     <w:p>
@@ -198,7 +238,7 @@
         <w:ind w:left="240"/>
       </w:pPr>
       <w:r>
-        <w:t>明确汽车数据出境安全评估流程与合规要求，规范跨境数据传输。</w:t>
+        <w:t>明确汽车数据出境安全评估流程与要求，规范车企数据跨境活动。</w:t>
       </w:r>
     </w:p>
     <w:p>
@@ -215,7 +255,7 @@
           <w:b/>
           <w:sz w:val="24"/>
         </w:rPr>
-        <w:t>《大型个人信息处理者个人信息保护规定（征求意见稿）》</w:t>
+        <w:t>《数据出境安全管理政策法规问答（2026年7月）》</w:t>
       </w:r>
     </w:p>
     <w:p>
@@ -228,7 +268,7 @@
         <w:br/>
         <w:t>发文机关：国家互联网信息办公室</w:t>
         <w:br/>
-        <w:t>发文日期：2026-08-12</w:t>
+        <w:t>发文日期：2026-07-24</w:t>
         <w:br/>
         <w:t>原文链接：https://www.cac.gov.cn/wxzw/sjzl/A093708index_1.htm</w:t>
       </w:r>
@@ -238,7 +278,7 @@
         <w:ind w:left="240"/>
       </w:pPr>
       <w:r>
-        <w:t>拟对大型个人信息处理者设定专门保护义务与合规管理要求。</w:t>
+        <w:t>以问答形式解读数据出境安全评估、标准合同等制度适用要点。</w:t>
       </w:r>
     </w:p>
     <w:p>
@@ -255,7 +295,7 @@
           <w:b/>
           <w:sz w:val="24"/>
         </w:rPr>
-        <w:t>《天津市算力产业发展实施方案（2024—2026年）》</w:t>
+        <w:t>《“数安中国行”2026年数据安全和个人信息保护政策法规宣讲会（广东站）》</w:t>
       </w:r>
     </w:p>
     <w:p>
@@ -266,11 +306,9 @@
         </w:rPr>
         <w:t>文　　号：暂无</w:t>
         <w:br/>
-        <w:t>发文机关：天津市人民政府办公厅</w:t>
+        <w:t>发文机关：广东省互联网信息办公室等</w:t>
         <w:br/>
-        <w:t>发文日期：2024-07-22</w:t>
-        <w:br/>
-        <w:t>原文链接：https://gyxxh.tj.gov.cn/ZWGK4147/ZCWJ6355/sjwj/202407/t20240722_6681036.html</w:t>
+        <w:t>发文日期：2026-04-14</w:t>
       </w:r>
     </w:p>
     <w:p>
@@ -278,45 +316,7 @@
         <w:ind w:left="240"/>
       </w:pPr>
       <w:r>
-        <w:t>统筹通用、智能、超级算力布局，打造京津冀算力产业高地。</w:t>
-      </w:r>
-    </w:p>
-    <w:p>
-      <w:pPr>
-        <w:spacing w:before="0" w:after="80"/>
-        <w:pBdr>
-          <w:bottom w:val="single" w:sz="4" w:space="1" w:color="DDDDDD"/>
-        </w:pBdr>
-      </w:pPr>
-    </w:p>
-    <w:p>
-      <w:r>
-        <w:rPr>
-          <w:b/>
-          <w:sz w:val="24"/>
-        </w:rPr>
-        <w:t>《关于推动互联网基础资源高质量发展的指导意见政策解读》</w:t>
-      </w:r>
-    </w:p>
-    <w:p>
-      <w:r>
-        <w:rPr>
-          <w:color w:val="646464"/>
-          <w:sz w:val="20"/>
-        </w:rPr>
-        <w:t>文　　号：暂无</w:t>
-        <w:br/>
-        <w:t>发文机关：天津市工业和信息化局</w:t>
-        <w:br/>
-        <w:t>发文日期：2026-07-13</w:t>
-      </w:r>
-    </w:p>
-    <w:p>
-      <w:pPr>
-        <w:ind w:left="240"/>
-      </w:pPr>
-      <w:r>
-        <w:t>解读四部门指导意见，强调基础资源对数字经济底座支撑作用。</w:t>
+        <w:t>面向政府部门和企业宣讲数据安全法规，推动制度落地。</w:t>
       </w:r>
     </w:p>
     <w:p>
@@ -369,7 +369,7 @@
         <w:ind w:left="240"/>
       </w:pPr>
       <w:r>
-        <w:t>部署五年数字乡村建设，推进乡村数字基础设施与数据要素融合。</w:t>
+        <w:t>部署数字乡村建设五年任务，推进乡村数字基础设施与数据要素应用。</w:t>
       </w:r>
     </w:p>
     <w:p>
@@ -407,7 +407,47 @@
         <w:ind w:left="240"/>
       </w:pPr>
       <w:r>
-        <w:t>统筹互联网基础资源规划，强化域名、IP地址等资源管理与安全保障。</w:t>
+        <w:t>提出优化互联网基础资源供给，强化域名、IP地址等资源管理与安全保障。</w:t>
+      </w:r>
+    </w:p>
+    <w:p>
+      <w:pPr>
+        <w:spacing w:before="0" w:after="80"/>
+        <w:pBdr>
+          <w:bottom w:val="single" w:sz="4" w:space="1" w:color="DDDDDD"/>
+        </w:pBdr>
+      </w:pPr>
+    </w:p>
+    <w:p>
+      <w:r>
+        <w:rPr>
+          <w:b/>
+          <w:sz w:val="24"/>
+        </w:rPr>
+        <w:t>《大型个人信息处理者个人信息保护规定（征求意见稿）》</w:t>
+      </w:r>
+    </w:p>
+    <w:p>
+      <w:r>
+        <w:rPr>
+          <w:color w:val="646464"/>
+          <w:sz w:val="20"/>
+        </w:rPr>
+        <w:t>文　　号：暂无</w:t>
+        <w:br/>
+        <w:t>发文机关：国家互联网信息办公室</w:t>
+        <w:br/>
+        <w:t>发文日期：2026-08-07</w:t>
+        <w:br/>
+        <w:t>原文链接：https://www.cac.gov.cn/wxzw/sjzl/A093708index_1.htm</w:t>
+      </w:r>
+    </w:p>
+    <w:p>
+      <w:pPr>
+        <w:ind w:left="240"/>
+      </w:pPr>
+      <w:r>
+        <w:t>拟对大型个人信息处理者设定专门合规义务，强化个人信息保护监管。</w:t>
       </w:r>
     </w:p>
     <w:p>
@@ -445,87 +485,7 @@
         <w:ind w:left="240"/>
       </w:pPr>
       <w:r>
-        <w:t>明确汽车数据出境安全评估流程与合规要求，规范跨境数据传输。</w:t>
-      </w:r>
-    </w:p>
-    <w:p>
-      <w:pPr>
-        <w:spacing w:before="0" w:after="80"/>
-        <w:pBdr>
-          <w:bottom w:val="single" w:sz="4" w:space="1" w:color="DDDDDD"/>
-        </w:pBdr>
-      </w:pPr>
-    </w:p>
-    <w:p>
-      <w:r>
-        <w:rPr>
-          <w:b/>
-          <w:sz w:val="24"/>
-        </w:rPr>
-        <w:t>《大型个人信息处理者个人信息保护规定（征求意见稿）》</w:t>
-      </w:r>
-    </w:p>
-    <w:p>
-      <w:r>
-        <w:rPr>
-          <w:color w:val="646464"/>
-          <w:sz w:val="20"/>
-        </w:rPr>
-        <w:t>文　　号：暂无</w:t>
-        <w:br/>
-        <w:t>发文机关：国家互联网信息办公室</w:t>
-        <w:br/>
-        <w:t>发文日期：2026-08-12</w:t>
-        <w:br/>
-        <w:t>原文链接：https://www.cac.gov.cn/wxzw/sjzl/A093708index_1.htm</w:t>
-      </w:r>
-    </w:p>
-    <w:p>
-      <w:pPr>
-        <w:ind w:left="240"/>
-      </w:pPr>
-      <w:r>
-        <w:t>拟对大型个人信息处理者设定专门保护义务与合规管理要求。</w:t>
-      </w:r>
-    </w:p>
-    <w:p>
-      <w:pPr>
-        <w:spacing w:before="0" w:after="80"/>
-        <w:pBdr>
-          <w:bottom w:val="single" w:sz="4" w:space="1" w:color="DDDDDD"/>
-        </w:pBdr>
-      </w:pPr>
-    </w:p>
-    <w:p>
-      <w:r>
-        <w:rPr>
-          <w:b/>
-          <w:sz w:val="24"/>
-        </w:rPr>
-        <w:t>《2026年个人信息保护系列专项行动阶段性成效通报》</w:t>
-      </w:r>
-    </w:p>
-    <w:p>
-      <w:r>
-        <w:rPr>
-          <w:color w:val="646464"/>
-          <w:sz w:val="20"/>
-        </w:rPr>
-        <w:t>文　　号：暂无</w:t>
-        <w:br/>
-        <w:t>发文机关：国家互联网信息办公室</w:t>
-        <w:br/>
-        <w:t>发文日期：2026-08-20</w:t>
-        <w:br/>
-        <w:t>原文链接：https://www.cac.gov.cn/wxzw/sjzl/A093708index_1.htm</w:t>
-      </w:r>
-    </w:p>
-    <w:p>
-      <w:pPr>
-        <w:ind w:left="240"/>
-      </w:pPr>
-      <w:r>
-        <w:t>通报个人信息保护专项行动进展，查处违规收集使用行为。</w:t>
+        <w:t>明确汽车数据出境安全评估流程与要求，规范车企数据跨境活动。</w:t>
       </w:r>
     </w:p>
     <w:p>
@@ -565,7 +525,7 @@
         <w:ind w:left="240"/>
       </w:pPr>
       <w:r>
-        <w:t>以问答形式明确数据出境安全评估、标准合同等适用规则。</w:t>
+        <w:t>以问答形式解读数据出境安全评估、标准合同等制度适用要点。</w:t>
       </w:r>
     </w:p>
     <w:p>
@@ -582,7 +542,7 @@
           <w:b/>
           <w:sz w:val="24"/>
         </w:rPr>
-        <w:t>《关于推动互联网基础资源高质量发展的指导意见政策解读》</w:t>
+        <w:t>《2026年个人信息保护系列专项行动》</w:t>
       </w:r>
     </w:p>
     <w:p>
@@ -593,9 +553,11 @@
         </w:rPr>
         <w:t>文　　号：暂无</w:t>
         <w:br/>
-        <w:t>发文机关：天津市工业和信息化局</w:t>
+        <w:t>发文机关：国家互联网信息办公室等</w:t>
         <w:br/>
-        <w:t>发文日期：2026-07-13</w:t>
+        <w:t>发文日期：2026-08-20</w:t>
+        <w:br/>
+        <w:t>原文链接：https://www.cac.gov.cn/wxzw/sjzl/A093708index_1.htm</w:t>
       </w:r>
     </w:p>
     <w:p>
@@ -603,7 +565,7 @@
         <w:ind w:left="240"/>
       </w:pPr>
       <w:r>
-        <w:t>解读四部门指导意见，强调基础资源对数字经济底座支撑作用。</w:t>
+        <w:t>针对App、人脸识别等场景开展个人信息保护专项治理，通报典型案例。</w:t>
       </w:r>
     </w:p>
     <w:p>
@@ -620,7 +582,7 @@
           <w:b/>
           <w:sz w:val="24"/>
         </w:rPr>
-        <w:t>《省政协十三届三次会议第678号提案答复（算力平台建设）》</w:t>
+        <w:t>《“数安中国行”2026年数据安全和个人信息保护政策法规宣讲会（广东站）》</w:t>
       </w:r>
     </w:p>
     <w:p>
@@ -631,9 +593,9 @@
         </w:rPr>
         <w:t>文　　号：暂无</w:t>
         <w:br/>
-        <w:t>发文机关：浙江省发展和改革委员会</w:t>
+        <w:t>发文机关：广东省互联网信息办公室等</w:t>
         <w:br/>
-        <w:t>发文日期：2026-06-25</w:t>
+        <w:t>发文日期：2026-04-14</w:t>
       </w:r>
     </w:p>
     <w:p>
@@ -641,7 +603,7 @@
         <w:ind w:left="240"/>
       </w:pPr>
       <w:r>
-        <w:t>支持之江人工智能公共算力平台建设万卡集群，提供普惠算力。</w:t>
+        <w:t>面向政府部门和企业宣讲数据安全法规，推动制度落地。</w:t>
       </w:r>
     </w:p>
     <w:p>
@@ -674,7 +636,7 @@
         <w:t xml:space="preserve">①  </w:t>
       </w:r>
       <w:r>
-        <w:t>现象：国家网信办2026年8月发布《大型个人信息处理者个人信息保护规定（征求意见稿）》，拟对超大规模平台设定专门合规义务；同期“2026年个人信息保护系列专项行动”通报阶段性成效。逻辑：监管从“普遍适用”转向“分级分类”，以规模为标准识别高风险主体，降低执法成本、提高合规激励。研判：正式稿可能引入独立合规负责人、定期审计等要求，大型平台需提前建立数据保护影响评估台账，中小平台则面临被“标杆合规”倒逼升级的压力。</w:t>
+        <w:t>现象：2026年9月网信办发布《数字乡村高质量发展行动计划（2026—2030年）》，将数据要素与数字基础设施向乡村延伸。逻辑：在“数字中国”框架下，政策意图以数字化缩小城乡差距，同时为数据要素市场提供农村场景。研判：下一步将出现县域数据资源整合试点，但需警惕基层数字能力不足导致“重建设轻运营”。</w:t>
       </w:r>
     </w:p>
     <w:p>
@@ -686,7 +648,7 @@
         <w:t xml:space="preserve">②  </w:t>
       </w:r>
       <w:r>
-        <w:t>现象：工信部等四部门2026年7月联合印发《关于推动互联网基础资源高质量发展的指导意见》，统筹域名、IP地址等基础资源规划。逻辑：互联网基础资源是算力调度、数据流通的底层寻址体系，此前管理分散于多部门，难以支撑“东数西算”跨域调度。研判：后续可能配套建设国家级基础资源监测平台，并推动IPv6与算力网络标识解析融合，地方数据局需对接资源目录，避免重复建设。</w:t>
+        <w:t>现象：网信办2026年8月就《大型个人信息处理者个人信息保护规定》征求意见，拟对超大型平台设专门合规义务。逻辑：个人信息保护法实施后，监管从“普遍合规”转向“分类分级”，以头部平台为抓手降低系统性风险。研判：正式稿可能引入独立审计与年度报告制度，平台合规成本上升，中小平台或被倒逼退出。</w:t>
       </w:r>
     </w:p>
     <w:p>
@@ -698,7 +660,7 @@
         <w:t xml:space="preserve">③  </w:t>
       </w:r>
       <w:r>
-        <w:t>现象：浙江省发改委2026年6月答复政协提案，明确支持之江人工智能公共算力平台建设万卡级混合计算集群，以开放普惠方式提供普惠算力。逻辑：地方算力政策从“建枢纽”转向“用算力”，通过公共平台降低中小企业大模型训练门槛，缓解算力供需错配。研判：普惠算力定价机制与算力券模式将成为下一阶段竞争焦点，需警惕地方平台重复投资与利用率不足，建议建立跨省算力调度结算规则。</w:t>
+        <w:t>现象：工信部等八部门2026年2月发布《汽车数据出境安全指引（2026版）》，明确出境评估流程。逻辑：智能网联汽车数据跨境需求激增，政策在安全与产业国际化间寻求平衡。研判：后续将扩展至医疗、金融等行业出境指引，企业需建立数据分类分级与出境自评估常态化机制。</w:t>
       </w:r>
     </w:p>
     <w:p>
@@ -710,7 +672,7 @@
         <w:t xml:space="preserve">④  </w:t>
       </w:r>
       <w:r>
-        <w:t>现象：八部门2026年2月发布《汽车数据出境安全指引（2026版）》，明确汽车数据出境评估流程；网信办7月发布数据出境政策问答。逻辑：智能网联汽车产生大量地理、人脸等敏感数据，出境需求与安全底线冲突突出，监管以行业为切口细化数据跨境规则。研判：汽车行业有望成为数据跨境“负面清单+安全评估”的试验田，后续可能向医疗、金融延伸，企业需建立数据分类分级与出境自评估双轨机制。</w:t>
+        <w:t>现象：2026年7月工信部、网信办、发改委、国家数据局联合发布《关于推动互联网基础资源高质量发展的指导意见》。逻辑：域名、IP地址等基础资源是数字经济底座，政策意在强化自主可控与安全治理。研判：将推动IPv6规模部署与域名解析安全监测，基础资源管理或纳入关键信息基础设施保护体系。</w:t>
       </w:r>
     </w:p>
     <w:p>
@@ -722,7 +684,7 @@
         <w:t xml:space="preserve">⑤  </w:t>
       </w:r>
       <w:r>
-        <w:t>现象：中央网信办2026年9月发布《数字乡村高质量发展行动计划（2026—2030年）》，将数字乡村纳入五年周期部署。逻辑：数字中国建设从城市向乡村延伸，以数字基础设施弥合城乡数据要素鸿沟，同时为数据要素市场提供农村场景。研判：政策落地关键在县级数据平台与运营主体，需防范“重建设轻运营”，建议将数字乡村指标纳入地方数字经济考核，并探索农业数据确权试点。</w:t>
+        <w:t>现象：2026年8月网信办通报个人信息保护专项行动阶段性成效，聚焦App、人脸识别等场景。逻辑：监管从立法转向执法，以专项行动形成威慑并收集合规基线数据。研判：执法将常态化并公开典型案例，企业需建立个人信息保护影响评估与应急响应机制。</w:t>
       </w:r>
     </w:p>
     <w:p>
@@ -734,7 +696,7 @@
         <w:t xml:space="preserve">⑥  </w:t>
       </w:r>
       <w:r>
-        <w:t>现象：中国2026年以《汽车数据出境安全指引》和《大型个人信息处理者规定》细化行业合规，欧盟AI法案进入分阶段实施、EDPB持续强化GDPR执法，美国则侧重NIST框架与行政令下的安全评估。逻辑：三方均从“原则立法”转向“可操作合规工具”，但中国偏重事前评估与分级分类，欧盟偏重风险分级与市场准入，美国偏重标准与自愿框架。研判：跨境数据流动互认将成为下一轮博弈焦点，中国企业出海需同时准备中国出境评估与欧盟AI合规文档，建议提前布局双重合规映射。</w:t>
+        <w:t>现象：中国2026年密集出台数据出境、个人信息保护细则，欧盟AI Act进入实施阶段，美国以行政令推进AI安全。逻辑：三方均强化数据与AI治理，但中国侧重安全与发展并重，欧盟以风险分级立法，美国偏重行政灵活。研判：中国可借鉴欧盟风险分级思路完善AI治理，同时保持跨境数据流动便利化，避免合规碎片化。</w:t>
       </w:r>
     </w:p>
     <w:p/>

--- a/reports/latest.docx
+++ b/reports/latest.docx
@@ -24,7 +24,7 @@
           <w:color w:val="828282"/>
           <w:sz w:val="22"/>
         </w:rPr>
-        <w:t>生成日期：2026-10-19　　数据 · 算力 · 信息化</w:t>
+        <w:t>生成日期：2026-10-20　　数据 · 算力 · 信息化</w:t>
       </w:r>
     </w:p>
     <w:p/>
@@ -59,7 +59,7 @@
           <w:b/>
           <w:sz w:val="24"/>
         </w:rPr>
-        <w:t>《数字乡村高质量发展行动计划（2026—2030年）》</w:t>
+        <w:t>《江苏省支持人工智能创新发展有关实施方案》</w:t>
       </w:r>
     </w:p>
     <w:p>
@@ -70,11 +70,9 @@
         </w:rPr>
         <w:t>文　　号：暂无</w:t>
         <w:br/>
-        <w:t>发文机关：中央网络安全和信息化委员会办公室等</w:t>
+        <w:t>发文机关：江苏省发展改革委等五部门</w:t>
         <w:br/>
-        <w:t>发文日期：2026-09-11</w:t>
-        <w:br/>
-        <w:t>原文链接：https://www.cac.gov.cn/wxzw/zcfg/A093703index_1.htm</w:t>
+        <w:t>发文日期：2026-09-30</w:t>
       </w:r>
     </w:p>
     <w:p>
@@ -82,7 +80,7 @@
         <w:ind w:left="240"/>
       </w:pPr>
       <w:r>
-        <w:t>部署数字乡村建设五年任务，推进乡村数字基础设施与数据要素应用。</w:t>
+        <w:t>推出词元券支持智能算力服务购买，推动模型训练与推理应用。</w:t>
       </w:r>
     </w:p>
     <w:p>
@@ -99,7 +97,7 @@
           <w:b/>
           <w:sz w:val="24"/>
         </w:rPr>
-        <w:t>《2026年个人信息保护系列专项行动》</w:t>
+        <w:t>《关于组织开展2026年人工智能技术赋能网络安全应用测试的公告》</w:t>
       </w:r>
     </w:p>
     <w:p>
@@ -110,11 +108,11 @@
         </w:rPr>
         <w:t>文　　号：暂无</w:t>
         <w:br/>
-        <w:t>发文机关：国家互联网信息办公室等</w:t>
+        <w:t>发文机关：中央网络安全和信息化委员会办公室</w:t>
         <w:br/>
-        <w:t>发文日期：2026-08-20</w:t>
+        <w:t>发文日期：2026-05-18</w:t>
         <w:br/>
-        <w:t>原文链接：https://www.cac.gov.cn/wxzw/sjzl/A093708index_1.htm</w:t>
+        <w:t>原文链接：https://www.cac.gov.cn/2026-05/18/c_1780846421726446.htm</w:t>
       </w:r>
     </w:p>
     <w:p>
@@ -122,7 +120,7 @@
         <w:ind w:left="240"/>
       </w:pPr>
       <w:r>
-        <w:t>针对App、人脸识别等场景开展个人信息保护专项治理，通报典型案例。</w:t>
+        <w:t>组织AI技术赋能网络安全应用测试，分阶段部署模型并验证效果。</w:t>
       </w:r>
     </w:p>
     <w:p>
@@ -139,7 +137,7 @@
           <w:b/>
           <w:sz w:val="24"/>
         </w:rPr>
-        <w:t>《关于推动互联网基础资源高质量发展的指导意见》</w:t>
+        <w:t>《天津市算力产业发展实施方案（2024—2026年）》</w:t>
       </w:r>
     </w:p>
     <w:p>
@@ -150,9 +148,11 @@
         </w:rPr>
         <w:t>文　　号：暂无</w:t>
         <w:br/>
-        <w:t>发文机关：工业和信息化部、中央网信办、国家发展改革委、国家数据局</w:t>
+        <w:t>发文机关：天津市人民政府办公厅</w:t>
         <w:br/>
-        <w:t>发文日期：2026-07-01</w:t>
+        <w:t>发文日期：2024-07-22</w:t>
+        <w:br/>
+        <w:t>原文链接：https://gyxxh.tj.gov.cn/ZWGK4147/ZCWJ6355/sjwj/202407/t20240722_6681036.html</w:t>
       </w:r>
     </w:p>
     <w:p>
@@ -160,7 +160,7 @@
         <w:ind w:left="240"/>
       </w:pPr>
       <w:r>
-        <w:t>提出优化互联网基础资源供给，强化域名、IP地址等资源管理与安全保障。</w:t>
+        <w:t>统筹通用、智能、超级算力布局，打造京津冀算力产业高地。</w:t>
       </w:r>
     </w:p>
     <w:p>
@@ -177,7 +177,7 @@
           <w:b/>
           <w:sz w:val="24"/>
         </w:rPr>
-        <w:t>《大型个人信息处理者个人信息保护规定（征求意见稿）》</w:t>
+        <w:t>《2026年广西数据管理和政务服务工作要点》</w:t>
       </w:r>
     </w:p>
     <w:p>
@@ -188,11 +188,9 @@
         </w:rPr>
         <w:t>文　　号：暂无</w:t>
         <w:br/>
-        <w:t>发文机关：国家互联网信息办公室</w:t>
+        <w:t>发文机关：广西壮族自治区大数据发展局</w:t>
         <w:br/>
-        <w:t>发文日期：2026-08-07</w:t>
-        <w:br/>
-        <w:t>原文链接：https://www.cac.gov.cn/wxzw/sjzl/A093708index_1.htm</w:t>
+        <w:t>发文日期：2026-03-26</w:t>
       </w:r>
     </w:p>
     <w:p>
@@ -200,7 +198,7 @@
         <w:ind w:left="240"/>
       </w:pPr>
       <w:r>
-        <w:t>拟对大型个人信息处理者设定专门合规义务，强化个人信息保护监管。</w:t>
+        <w:t>部署人工智能+行动，推进数据管理与政务服务改革。</w:t>
       </w:r>
     </w:p>
     <w:p>
@@ -217,7 +215,7 @@
           <w:b/>
           <w:sz w:val="24"/>
         </w:rPr>
-        <w:t>《汽车数据出境安全指引（2026版）》</w:t>
+        <w:t>《关于构建公正合理的全球人工智能治理体系的述评（之二）》</w:t>
       </w:r>
     </w:p>
     <w:p>
@@ -228,9 +226,11 @@
         </w:rPr>
         <w:t>文　　号：暂无</w:t>
         <w:br/>
-        <w:t>发文机关：工业和信息化部等八部门</w:t>
+        <w:t>发文机关：中华人民共和国最高人民法院</w:t>
         <w:br/>
-        <w:t>发文日期：2026-02-03</w:t>
+        <w:t>发文日期：2026-07-20</w:t>
+        <w:br/>
+        <w:t>原文链接：https://www.court.gov.cn/zixun/xiangqing/506551.html</w:t>
       </w:r>
     </w:p>
     <w:p>
@@ -238,85 +238,7 @@
         <w:ind w:left="240"/>
       </w:pPr>
       <w:r>
-        <w:t>明确汽车数据出境安全评估流程与要求，规范车企数据跨境活动。</w:t>
-      </w:r>
-    </w:p>
-    <w:p>
-      <w:pPr>
-        <w:spacing w:before="0" w:after="80"/>
-        <w:pBdr>
-          <w:bottom w:val="single" w:sz="4" w:space="1" w:color="DDDDDD"/>
-        </w:pBdr>
-      </w:pPr>
-    </w:p>
-    <w:p>
-      <w:r>
-        <w:rPr>
-          <w:b/>
-          <w:sz w:val="24"/>
-        </w:rPr>
-        <w:t>《数据出境安全管理政策法规问答（2026年7月）》</w:t>
-      </w:r>
-    </w:p>
-    <w:p>
-      <w:r>
-        <w:rPr>
-          <w:color w:val="646464"/>
-          <w:sz w:val="20"/>
-        </w:rPr>
-        <w:t>文　　号：暂无</w:t>
-        <w:br/>
-        <w:t>发文机关：国家互联网信息办公室</w:t>
-        <w:br/>
-        <w:t>发文日期：2026-07-24</w:t>
-        <w:br/>
-        <w:t>原文链接：https://www.cac.gov.cn/wxzw/sjzl/A093708index_1.htm</w:t>
-      </w:r>
-    </w:p>
-    <w:p>
-      <w:pPr>
-        <w:ind w:left="240"/>
-      </w:pPr>
-      <w:r>
-        <w:t>以问答形式解读数据出境安全评估、标准合同等制度适用要点。</w:t>
-      </w:r>
-    </w:p>
-    <w:p>
-      <w:pPr>
-        <w:spacing w:before="0" w:after="80"/>
-        <w:pBdr>
-          <w:bottom w:val="single" w:sz="4" w:space="1" w:color="DDDDDD"/>
-        </w:pBdr>
-      </w:pPr>
-    </w:p>
-    <w:p>
-      <w:r>
-        <w:rPr>
-          <w:b/>
-          <w:sz w:val="24"/>
-        </w:rPr>
-        <w:t>《“数安中国行”2026年数据安全和个人信息保护政策法规宣讲会（广东站）》</w:t>
-      </w:r>
-    </w:p>
-    <w:p>
-      <w:r>
-        <w:rPr>
-          <w:color w:val="646464"/>
-          <w:sz w:val="20"/>
-        </w:rPr>
-        <w:t>文　　号：暂无</w:t>
-        <w:br/>
-        <w:t>发文机关：广东省互联网信息办公室等</w:t>
-        <w:br/>
-        <w:t>发文日期：2026-04-14</w:t>
-      </w:r>
-    </w:p>
-    <w:p>
-      <w:pPr>
-        <w:ind w:left="240"/>
-      </w:pPr>
-      <w:r>
-        <w:t>面向政府部门和企业宣讲数据安全法规，推动制度落地。</w:t>
+        <w:t>阐述中国人工智能治理法律体系，强调善治促善智。</w:t>
       </w:r>
     </w:p>
     <w:p>
@@ -346,7 +268,7 @@
           <w:b/>
           <w:sz w:val="24"/>
         </w:rPr>
-        <w:t>《数字乡村高质量发展行动计划（2026—2030年）》</w:t>
+        <w:t>《2026年广西数据管理和政务服务工作要点》</w:t>
       </w:r>
     </w:p>
     <w:p>
@@ -357,11 +279,9 @@
         </w:rPr>
         <w:t>文　　号：暂无</w:t>
         <w:br/>
-        <w:t>发文机关：中央网络安全和信息化委员会办公室等</w:t>
+        <w:t>发文机关：广西壮族自治区大数据发展局</w:t>
         <w:br/>
-        <w:t>发文日期：2026-09-11</w:t>
-        <w:br/>
-        <w:t>原文链接：https://www.cac.gov.cn/wxzw/zcfg/A093703index_1.htm</w:t>
+        <w:t>发文日期：2026-03-26</w:t>
       </w:r>
     </w:p>
     <w:p>
@@ -369,7 +289,7 @@
         <w:ind w:left="240"/>
       </w:pPr>
       <w:r>
-        <w:t>部署数字乡村建设五年任务，推进乡村数字基础设施与数据要素应用。</w:t>
+        <w:t>部署人工智能+行动，推进数据管理与政务服务改革。</w:t>
       </w:r>
     </w:p>
     <w:p>
@@ -386,7 +306,7 @@
           <w:b/>
           <w:sz w:val="24"/>
         </w:rPr>
-        <w:t>《关于推动互联网基础资源高质量发展的指导意见》</w:t>
+        <w:t>《关于组织开展2026年人工智能技术赋能网络安全应用测试的公告》</w:t>
       </w:r>
     </w:p>
     <w:p>
@@ -397,9 +317,11 @@
         </w:rPr>
         <w:t>文　　号：暂无</w:t>
         <w:br/>
-        <w:t>发文机关：工业和信息化部、中央网信办、国家发展改革委、国家数据局</w:t>
+        <w:t>发文机关：中央网络安全和信息化委员会办公室</w:t>
         <w:br/>
-        <w:t>发文日期：2026-07-01</w:t>
+        <w:t>发文日期：2026-05-18</w:t>
+        <w:br/>
+        <w:t>原文链接：https://www.cac.gov.cn/2026-05/18/c_1780846421726446.htm</w:t>
       </w:r>
     </w:p>
     <w:p>
@@ -407,7 +329,7 @@
         <w:ind w:left="240"/>
       </w:pPr>
       <w:r>
-        <w:t>提出优化互联网基础资源供给，强化域名、IP地址等资源管理与安全保障。</w:t>
+        <w:t>组织AI技术赋能网络安全应用测试，分阶段部署模型并验证效果。</w:t>
       </w:r>
     </w:p>
     <w:p>
@@ -424,7 +346,7 @@
           <w:b/>
           <w:sz w:val="24"/>
         </w:rPr>
-        <w:t>《大型个人信息处理者个人信息保护规定（征求意见稿）》</w:t>
+        <w:t>《关于构建公正合理的全球人工智能治理体系的述评（之二）》</w:t>
       </w:r>
     </w:p>
     <w:p>
@@ -435,11 +357,11 @@
         </w:rPr>
         <w:t>文　　号：暂无</w:t>
         <w:br/>
-        <w:t>发文机关：国家互联网信息办公室</w:t>
+        <w:t>发文机关：中华人民共和国最高人民法院</w:t>
         <w:br/>
-        <w:t>发文日期：2026-08-07</w:t>
+        <w:t>发文日期：2026-07-20</w:t>
         <w:br/>
-        <w:t>原文链接：https://www.cac.gov.cn/wxzw/sjzl/A093708index_1.htm</w:t>
+        <w:t>原文链接：https://www.court.gov.cn/zixun/xiangqing/506551.html</w:t>
       </w:r>
     </w:p>
     <w:p>
@@ -447,7 +369,7 @@
         <w:ind w:left="240"/>
       </w:pPr>
       <w:r>
-        <w:t>拟对大型个人信息处理者设定专门合规义务，强化个人信息保护监管。</w:t>
+        <w:t>阐述中国人工智能治理法律体系，强调善治促善智。</w:t>
       </w:r>
     </w:p>
     <w:p>
@@ -464,7 +386,7 @@
           <w:b/>
           <w:sz w:val="24"/>
         </w:rPr>
-        <w:t>《汽车数据出境安全指引（2026版）》</w:t>
+        <w:t>《关于构建公正合理的全球人工智能治理体系的述评（之二）》</w:t>
       </w:r>
     </w:p>
     <w:p>
@@ -475,9 +397,9 @@
         </w:rPr>
         <w:t>文　　号：暂无</w:t>
         <w:br/>
-        <w:t>发文机关：工业和信息化部等八部门</w:t>
+        <w:t>发文机关：中华人民共和国国防部</w:t>
         <w:br/>
-        <w:t>发文日期：2026-02-03</w:t>
+        <w:t>发文日期：2026-07-19</w:t>
       </w:r>
     </w:p>
     <w:p>
@@ -485,125 +407,7 @@
         <w:ind w:left="240"/>
       </w:pPr>
       <w:r>
-        <w:t>明确汽车数据出境安全评估流程与要求，规范车企数据跨境活动。</w:t>
-      </w:r>
-    </w:p>
-    <w:p>
-      <w:pPr>
-        <w:spacing w:before="0" w:after="80"/>
-        <w:pBdr>
-          <w:bottom w:val="single" w:sz="4" w:space="1" w:color="DDDDDD"/>
-        </w:pBdr>
-      </w:pPr>
-    </w:p>
-    <w:p>
-      <w:r>
-        <w:rPr>
-          <w:b/>
-          <w:sz w:val="24"/>
-        </w:rPr>
-        <w:t>《数据出境安全管理政策法规问答（2026年7月）》</w:t>
-      </w:r>
-    </w:p>
-    <w:p>
-      <w:r>
-        <w:rPr>
-          <w:color w:val="646464"/>
-          <w:sz w:val="20"/>
-        </w:rPr>
-        <w:t>文　　号：暂无</w:t>
-        <w:br/>
-        <w:t>发文机关：国家互联网信息办公室</w:t>
-        <w:br/>
-        <w:t>发文日期：2026-07-24</w:t>
-        <w:br/>
-        <w:t>原文链接：https://www.cac.gov.cn/wxzw/sjzl/A093708index_1.htm</w:t>
-      </w:r>
-    </w:p>
-    <w:p>
-      <w:pPr>
-        <w:ind w:left="240"/>
-      </w:pPr>
-      <w:r>
-        <w:t>以问答形式解读数据出境安全评估、标准合同等制度适用要点。</w:t>
-      </w:r>
-    </w:p>
-    <w:p>
-      <w:pPr>
-        <w:spacing w:before="0" w:after="80"/>
-        <w:pBdr>
-          <w:bottom w:val="single" w:sz="4" w:space="1" w:color="DDDDDD"/>
-        </w:pBdr>
-      </w:pPr>
-    </w:p>
-    <w:p>
-      <w:r>
-        <w:rPr>
-          <w:b/>
-          <w:sz w:val="24"/>
-        </w:rPr>
-        <w:t>《2026年个人信息保护系列专项行动》</w:t>
-      </w:r>
-    </w:p>
-    <w:p>
-      <w:r>
-        <w:rPr>
-          <w:color w:val="646464"/>
-          <w:sz w:val="20"/>
-        </w:rPr>
-        <w:t>文　　号：暂无</w:t>
-        <w:br/>
-        <w:t>发文机关：国家互联网信息办公室等</w:t>
-        <w:br/>
-        <w:t>发文日期：2026-08-20</w:t>
-        <w:br/>
-        <w:t>原文链接：https://www.cac.gov.cn/wxzw/sjzl/A093708index_1.htm</w:t>
-      </w:r>
-    </w:p>
-    <w:p>
-      <w:pPr>
-        <w:ind w:left="240"/>
-      </w:pPr>
-      <w:r>
-        <w:t>针对App、人脸识别等场景开展个人信息保护专项治理，通报典型案例。</w:t>
-      </w:r>
-    </w:p>
-    <w:p>
-      <w:pPr>
-        <w:spacing w:before="0" w:after="80"/>
-        <w:pBdr>
-          <w:bottom w:val="single" w:sz="4" w:space="1" w:color="DDDDDD"/>
-        </w:pBdr>
-      </w:pPr>
-    </w:p>
-    <w:p>
-      <w:r>
-        <w:rPr>
-          <w:b/>
-          <w:sz w:val="24"/>
-        </w:rPr>
-        <w:t>《“数安中国行”2026年数据安全和个人信息保护政策法规宣讲会（广东站）》</w:t>
-      </w:r>
-    </w:p>
-    <w:p>
-      <w:r>
-        <w:rPr>
-          <w:color w:val="646464"/>
-          <w:sz w:val="20"/>
-        </w:rPr>
-        <w:t>文　　号：暂无</w:t>
-        <w:br/>
-        <w:t>发文机关：广东省互联网信息办公室等</w:t>
-        <w:br/>
-        <w:t>发文日期：2026-04-14</w:t>
-      </w:r>
-    </w:p>
-    <w:p>
-      <w:pPr>
-        <w:ind w:left="240"/>
-      </w:pPr>
-      <w:r>
-        <w:t>面向政府部门和企业宣讲数据安全法规，推动制度落地。</w:t>
+        <w:t>介绍全球人工智能治理倡议及国际合作行动计划成果。</w:t>
       </w:r>
     </w:p>
     <w:p>
@@ -636,7 +440,7 @@
         <w:t xml:space="preserve">①  </w:t>
       </w:r>
       <w:r>
-        <w:t>现象：2026年9月网信办发布《数字乡村高质量发展行动计划（2026—2030年）》，将数据要素与数字基础设施向乡村延伸。逻辑：在“数字中国”框架下，政策意图以数字化缩小城乡差距，同时为数据要素市场提供农村场景。研判：下一步将出现县域数据资源整合试点，但需警惕基层数字能力不足导致“重建设轻运营”。</w:t>
+        <w:t>现象：江苏省于2026年9月30日推出“词元券”实施方案，以资金补贴形式支持企业、高校购买智能算力服务。逻辑：这反映了地方在“东数西算”框架下，试图通过需求侧补贴激活算力市场，降低AI创新门槛，同时引导算力资源向本地集聚。研判：此类“算力券”模式可能被更多省市效仿，但需警惕补贴退坡后的市场可持续性，以及算力供需匹配效率问题。</w:t>
       </w:r>
     </w:p>
     <w:p>
@@ -648,7 +452,7 @@
         <w:t xml:space="preserve">②  </w:t>
       </w:r>
       <w:r>
-        <w:t>现象：网信办2026年8月就《大型个人信息处理者个人信息保护规定》征求意见，拟对超大型平台设专门合规义务。逻辑：个人信息保护法实施后，监管从“普遍合规”转向“分类分级”，以头部平台为抓手降低系统性风险。研判：正式稿可能引入独立审计与年度报告制度，平台合规成本上升，中小平台或被倒逼退出。</w:t>
+        <w:t>现象：中央网信办2026年5月启动人工智能技术赋能网络安全应用测试，分阶段在指定场所部署模型验证。逻辑：这表明监管机构正从被动合规转向主动利用AI提升安全防护能力，测试结果可能为后续制定AI安全标准提供依据。研判：未来网络安全政策将更强调“以AI治理AI”，但需关注测试中暴露的模型漏洞和对抗性风险，避免形成新的安全盲区。</w:t>
       </w:r>
     </w:p>
     <w:p>
@@ -660,7 +464,7 @@
         <w:t xml:space="preserve">③  </w:t>
       </w:r>
       <w:r>
-        <w:t>现象：工信部等八部门2026年2月发布《汽车数据出境安全指引（2026版）》，明确出境评估流程。逻辑：智能网联汽车数据跨境需求激增，政策在安全与产业国际化间寻求平衡。研判：后续将扩展至医疗、金融等行业出境指引，企业需建立数据分类分级与出境自评估常态化机制。</w:t>
+        <w:t>现象：最高人民法院和国防部于2026年7月密集发布全球人工智能治理述评，强调“善治促善智”并推介《全球人工智能治理倡议》。逻辑：中国正通过司法和国防系统对外输出治理理念，对内强化法律体系衔接，为AI立法积累共识。研判：预计年内将出台更多AI治理配套规章，但需注意司法实践与产业创新的平衡，避免过度监管抑制技术活力。</w:t>
       </w:r>
     </w:p>
     <w:p>
@@ -672,7 +476,7 @@
         <w:t xml:space="preserve">④  </w:t>
       </w:r>
       <w:r>
-        <w:t>现象：2026年7月工信部、网信办、发改委、国家数据局联合发布《关于推动互联网基础资源高质量发展的指导意见》。逻辑：域名、IP地址等基础资源是数字经济底座，政策意在强化自主可控与安全治理。研判：将推动IPv6规模部署与域名解析安全监测，基础资源管理或纳入关键信息基础设施保护体系。</w:t>
+        <w:t>现象：天津市2024年发布的算力产业实施方案（2024—2026年）进入收官年，统筹通用、智能、超级算力一体化布局。逻辑：地方算力规划往往以三年为周期，2026年正值评估和调整窗口，天津的经验可能为其他地区提供参考。研判：需关注算力基础设施的利用率与绿色能耗指标，避免重复建设；下一步政策或转向算力调度和跨区域协同。</w:t>
       </w:r>
     </w:p>
     <w:p>
@@ -684,7 +488,7 @@
         <w:t xml:space="preserve">⑤  </w:t>
       </w:r>
       <w:r>
-        <w:t>现象：2026年8月网信办通报个人信息保护专项行动阶段性成效，聚焦App、人脸识别等场景。逻辑：监管从立法转向执法，以专项行动形成威慑并收集合规基线数据。研判：执法将常态化并公开典型案例，企业需建立个人信息保护影响评估与应急响应机制。</w:t>
+        <w:t>现象：广西2026年3月发布数据管理和政务服务工作要点，明确部署“人工智能+”行动。逻辑：西部省份正借助数据要素和AI应用缩小数字鸿沟，但基础薄弱制约落地效果。研判：政策落地需配套资金和人才，否则易流于形式；建议关注跨省数据合作和算力帮扶机制，防止新一轮数字分化。</w:t>
       </w:r>
     </w:p>
     <w:p>
@@ -696,7 +500,7 @@
         <w:t xml:space="preserve">⑥  </w:t>
       </w:r>
       <w:r>
-        <w:t>现象：中国2026年密集出台数据出境、个人信息保护细则，欧盟AI Act进入实施阶段，美国以行政令推进AI安全。逻辑：三方均强化数据与AI治理，但中国侧重安全与发展并重，欧盟以风险分级立法，美国偏重行政灵活。研判：中国可借鉴欧盟风险分级思路完善AI治理，同时保持跨境数据流动便利化，避免合规碎片化。</w:t>
+        <w:t>现象：中国通过最高法、国防部等渠道系统阐述AI治理主张，而欧盟以《人工智能法案》分级监管，美国侧重行政令与NIST框架，日本则通过数字厅推动社会5.0。逻辑：中国强调“发展与安全并重”和全球治理倡议，欧盟偏重风险预防，美国注重创新优先，日本聚焦社会应用。研判：中国可借鉴欧盟的风险分类思路细化国内监管，同时吸收美国NIST的标准化经验，但需保持自身治理话语权，避免规则被动接轨。</w:t>
       </w:r>
     </w:p>
     <w:p/>

--- a/reports/latest.docx
+++ b/reports/latest.docx
@@ -24,7 +24,7 @@
           <w:color w:val="828282"/>
           <w:sz w:val="22"/>
         </w:rPr>
-        <w:t>生成日期：2026-10-20　　数据 · 算力 · 信息化</w:t>
+        <w:t>生成日期：2026-10-21　　数据 · 算力 · 信息化</w:t>
       </w:r>
     </w:p>
     <w:p/>
@@ -59,7 +59,7 @@
           <w:b/>
           <w:sz w:val="24"/>
         </w:rPr>
-        <w:t>《江苏省支持人工智能创新发展有关实施方案》</w:t>
+        <w:t>《数字乡村高质量发展行动计划（2026—2030年）》</w:t>
       </w:r>
     </w:p>
     <w:p>
@@ -70,9 +70,11 @@
         </w:rPr>
         <w:t>文　　号：暂无</w:t>
         <w:br/>
-        <w:t>发文机关：江苏省发展改革委等五部门</w:t>
+        <w:t>发文机关：中央网络安全和信息化委员会办公室</w:t>
         <w:br/>
-        <w:t>发文日期：2026-09-30</w:t>
+        <w:t>发文日期：2026-09-11</w:t>
+        <w:br/>
+        <w:t>原文链接：https://www.cac.gov.cn/wxzw/zcfg/A093703index_1.htm</w:t>
       </w:r>
     </w:p>
     <w:p>
@@ -80,7 +82,7 @@
         <w:ind w:left="240"/>
       </w:pPr>
       <w:r>
-        <w:t>推出词元券支持智能算力服务购买，推动模型训练与推理应用。</w:t>
+        <w:t>部署数字乡村建设五年任务，推进乡村数字基础设施与数据要素融合。</w:t>
       </w:r>
     </w:p>
     <w:p>
@@ -97,7 +99,7 @@
           <w:b/>
           <w:sz w:val="24"/>
         </w:rPr>
-        <w:t>《关于组织开展2026年人工智能技术赋能网络安全应用测试的公告》</w:t>
+        <w:t>《关于推动互联网基础资源高质量发展的指导意见》</w:t>
       </w:r>
     </w:p>
     <w:p>
@@ -108,11 +110,11 @@
         </w:rPr>
         <w:t>文　　号：暂无</w:t>
         <w:br/>
-        <w:t>发文机关：中央网络安全和信息化委员会办公室</w:t>
+        <w:t>发文机关：工业和信息化部、中央网信办、国家发展改革委、国家数据局</w:t>
         <w:br/>
-        <w:t>发文日期：2026-05-18</w:t>
+        <w:t>发文日期：2026-07-01</w:t>
         <w:br/>
-        <w:t>原文链接：https://www.cac.gov.cn/2026-05/18/c_1780846421726446.htm</w:t>
+        <w:t>原文链接：https://gyxxh.tj.gov.cn/ZWGK4147/ZCWJ6355/gjjwj/202607/t20260713_7334666.html</w:t>
       </w:r>
     </w:p>
     <w:p>
@@ -120,7 +122,7 @@
         <w:ind w:left="240"/>
       </w:pPr>
       <w:r>
-        <w:t>组织AI技术赋能网络安全应用测试，分阶段部署模型并验证效果。</w:t>
+        <w:t>四部门联合部署互联网基础资源高质量发展，强化域名、IP等资源管理。</w:t>
       </w:r>
     </w:p>
     <w:p>
@@ -137,7 +139,7 @@
           <w:b/>
           <w:sz w:val="24"/>
         </w:rPr>
-        <w:t>《天津市算力产业发展实施方案（2024—2026年）》</w:t>
+        <w:t>《大型个人信息处理者个人信息保护规定（征求意见稿）》</w:t>
       </w:r>
     </w:p>
     <w:p>
@@ -148,11 +150,11 @@
         </w:rPr>
         <w:t>文　　号：暂无</w:t>
         <w:br/>
-        <w:t>发文机关：天津市人民政府办公厅</w:t>
+        <w:t>发文机关：国家互联网信息办公室</w:t>
         <w:br/>
-        <w:t>发文日期：2024-07-22</w:t>
+        <w:t>发文日期：2026-08-07</w:t>
         <w:br/>
-        <w:t>原文链接：https://gyxxh.tj.gov.cn/ZWGK4147/ZCWJ6355/sjwj/202407/t20240722_6681036.html</w:t>
+        <w:t>原文链接：https://www.cac.gov.cn/wxzw/sjzl/A093708index_1.htm</w:t>
       </w:r>
     </w:p>
     <w:p>
@@ -160,7 +162,7 @@
         <w:ind w:left="240"/>
       </w:pPr>
       <w:r>
-        <w:t>统筹通用、智能、超级算力布局，打造京津冀算力产业高地。</w:t>
+        <w:t>拟对大型个人信息处理者设定专门保护义务，公开征求意见。</w:t>
       </w:r>
     </w:p>
     <w:p>
@@ -177,7 +179,7 @@
           <w:b/>
           <w:sz w:val="24"/>
         </w:rPr>
-        <w:t>《2026年广西数据管理和政务服务工作要点》</w:t>
+        <w:t>《辽宁省深化制造业智能化改造数字化转型三年行动计划（2026—2028年）》</w:t>
       </w:r>
     </w:p>
     <w:p>
@@ -188,9 +190,9 @@
         </w:rPr>
         <w:t>文　　号：暂无</w:t>
         <w:br/>
-        <w:t>发文机关：广西壮族自治区大数据发展局</w:t>
+        <w:t>发文机关：辽宁省人民政府</w:t>
         <w:br/>
-        <w:t>发文日期：2026-03-26</w:t>
+        <w:t>发文日期：2026-04-23</w:t>
       </w:r>
     </w:p>
     <w:p>
@@ -198,7 +200,7 @@
         <w:ind w:left="240"/>
       </w:pPr>
       <w:r>
-        <w:t>部署人工智能+行动，推进数据管理与政务服务改革。</w:t>
+        <w:t>辽宁系统布局制造业智改数转，配套专项政策与年度工作要点。</w:t>
       </w:r>
     </w:p>
     <w:p>
@@ -215,7 +217,7 @@
           <w:b/>
           <w:sz w:val="24"/>
         </w:rPr>
-        <w:t>《关于构建公正合理的全球人工智能治理体系的述评（之二）》</w:t>
+        <w:t>《辽宁省促进经济向新向好若干政策举措》</w:t>
       </w:r>
     </w:p>
     <w:p>
@@ -226,11 +228,11 @@
         </w:rPr>
         <w:t>文　　号：暂无</w:t>
         <w:br/>
-        <w:t>发文机关：中华人民共和国最高人民法院</w:t>
+        <w:t>发文机关：辽宁省人民政府</w:t>
         <w:br/>
-        <w:t>发文日期：2026-07-20</w:t>
+        <w:t>发文日期：2026-02-24</w:t>
         <w:br/>
-        <w:t>原文链接：https://www.court.gov.cn/zixun/xiangqing/506551.html</w:t>
+        <w:t>原文链接：https://jrjg.ln.gov.cn/lnsdfjrjddlj/jryw/snyw/2026022409432450560/index.shtml</w:t>
       </w:r>
     </w:p>
     <w:p>
@@ -238,7 +240,7 @@
         <w:ind w:left="240"/>
       </w:pPr>
       <w:r>
-        <w:t>阐述中国人工智能治理法律体系，强调善治促善智。</w:t>
+        <w:t>辽宁出台政策支持企业数字化转型和人工智能算力应用及场景示范。</w:t>
       </w:r>
     </w:p>
     <w:p>
@@ -268,7 +270,7 @@
           <w:b/>
           <w:sz w:val="24"/>
         </w:rPr>
-        <w:t>《2026年广西数据管理和政务服务工作要点》</w:t>
+        <w:t>《数字乡村高质量发展行动计划（2026—2030年）》</w:t>
       </w:r>
     </w:p>
     <w:p>
@@ -279,9 +281,11 @@
         </w:rPr>
         <w:t>文　　号：暂无</w:t>
         <w:br/>
-        <w:t>发文机关：广西壮族自治区大数据发展局</w:t>
+        <w:t>发文机关：中央网络安全和信息化委员会办公室</w:t>
         <w:br/>
-        <w:t>发文日期：2026-03-26</w:t>
+        <w:t>发文日期：2026-09-11</w:t>
+        <w:br/>
+        <w:t>原文链接：https://www.cac.gov.cn/wxzw/zcfg/A093703index_1.htm</w:t>
       </w:r>
     </w:p>
     <w:p>
@@ -289,7 +293,7 @@
         <w:ind w:left="240"/>
       </w:pPr>
       <w:r>
-        <w:t>部署人工智能+行动，推进数据管理与政务服务改革。</w:t>
+        <w:t>部署数字乡村建设五年任务，推进乡村数字基础设施与数据要素融合。</w:t>
       </w:r>
     </w:p>
     <w:p>
@@ -306,7 +310,7 @@
           <w:b/>
           <w:sz w:val="24"/>
         </w:rPr>
-        <w:t>《关于组织开展2026年人工智能技术赋能网络安全应用测试的公告》</w:t>
+        <w:t>《关于推动互联网基础资源高质量发展的指导意见》</w:t>
       </w:r>
     </w:p>
     <w:p>
@@ -317,11 +321,11 @@
         </w:rPr>
         <w:t>文　　号：暂无</w:t>
         <w:br/>
-        <w:t>发文机关：中央网络安全和信息化委员会办公室</w:t>
+        <w:t>发文机关：工业和信息化部、中央网信办、国家发展改革委、国家数据局</w:t>
         <w:br/>
-        <w:t>发文日期：2026-05-18</w:t>
+        <w:t>发文日期：2026-07-01</w:t>
         <w:br/>
-        <w:t>原文链接：https://www.cac.gov.cn/2026-05/18/c_1780846421726446.htm</w:t>
+        <w:t>原文链接：https://gyxxh.tj.gov.cn/ZWGK4147/ZCWJ6355/gjjwj/202607/t20260713_7334666.html</w:t>
       </w:r>
     </w:p>
     <w:p>
@@ -329,7 +333,7 @@
         <w:ind w:left="240"/>
       </w:pPr>
       <w:r>
-        <w:t>组织AI技术赋能网络安全应用测试，分阶段部署模型并验证效果。</w:t>
+        <w:t>四部门联合部署互联网基础资源高质量发展，强化域名、IP等资源管理。</w:t>
       </w:r>
     </w:p>
     <w:p>
@@ -346,7 +350,7 @@
           <w:b/>
           <w:sz w:val="24"/>
         </w:rPr>
-        <w:t>《关于构建公正合理的全球人工智能治理体系的述评（之二）》</w:t>
+        <w:t>《大型个人信息处理者个人信息保护规定（征求意见稿）》</w:t>
       </w:r>
     </w:p>
     <w:p>
@@ -357,11 +361,11 @@
         </w:rPr>
         <w:t>文　　号：暂无</w:t>
         <w:br/>
-        <w:t>发文机关：中华人民共和国最高人民法院</w:t>
+        <w:t>发文机关：国家互联网信息办公室</w:t>
         <w:br/>
-        <w:t>发文日期：2026-07-20</w:t>
+        <w:t>发文日期：2026-08-07</w:t>
         <w:br/>
-        <w:t>原文链接：https://www.court.gov.cn/zixun/xiangqing/506551.html</w:t>
+        <w:t>原文链接：https://www.cac.gov.cn/wxzw/sjzl/A093708index_1.htm</w:t>
       </w:r>
     </w:p>
     <w:p>
@@ -369,7 +373,7 @@
         <w:ind w:left="240"/>
       </w:pPr>
       <w:r>
-        <w:t>阐述中国人工智能治理法律体系，强调善治促善智。</w:t>
+        <w:t>拟对大型个人信息处理者设定专门保护义务，公开征求意见。</w:t>
       </w:r>
     </w:p>
     <w:p>
@@ -386,7 +390,7 @@
           <w:b/>
           <w:sz w:val="24"/>
         </w:rPr>
-        <w:t>《关于构建公正合理的全球人工智能治理体系的述评（之二）》</w:t>
+        <w:t>《辽宁省深化制造业智能化改造数字化转型三年行动计划（2026—2028年）》</w:t>
       </w:r>
     </w:p>
     <w:p>
@@ -397,9 +401,9 @@
         </w:rPr>
         <w:t>文　　号：暂无</w:t>
         <w:br/>
-        <w:t>发文机关：中华人民共和国国防部</w:t>
+        <w:t>发文机关：辽宁省人民政府</w:t>
         <w:br/>
-        <w:t>发文日期：2026-07-19</w:t>
+        <w:t>发文日期：2026-04-23</w:t>
       </w:r>
     </w:p>
     <w:p>
@@ -407,7 +411,47 @@
         <w:ind w:left="240"/>
       </w:pPr>
       <w:r>
-        <w:t>介绍全球人工智能治理倡议及国际合作行动计划成果。</w:t>
+        <w:t>辽宁系统布局制造业智改数转，配套专项政策与年度工作要点。</w:t>
+      </w:r>
+    </w:p>
+    <w:p>
+      <w:pPr>
+        <w:spacing w:before="0" w:after="80"/>
+        <w:pBdr>
+          <w:bottom w:val="single" w:sz="4" w:space="1" w:color="DDDDDD"/>
+        </w:pBdr>
+      </w:pPr>
+    </w:p>
+    <w:p>
+      <w:r>
+        <w:rPr>
+          <w:b/>
+          <w:sz w:val="24"/>
+        </w:rPr>
+        <w:t>《辽宁省促进经济向新向好若干政策举措》</w:t>
+      </w:r>
+    </w:p>
+    <w:p>
+      <w:r>
+        <w:rPr>
+          <w:color w:val="646464"/>
+          <w:sz w:val="20"/>
+        </w:rPr>
+        <w:t>文　　号：暂无</w:t>
+        <w:br/>
+        <w:t>发文机关：辽宁省人民政府</w:t>
+        <w:br/>
+        <w:t>发文日期：2026-02-24</w:t>
+        <w:br/>
+        <w:t>原文链接：https://jrjg.ln.gov.cn/lnsdfjrjddlj/jryw/snyw/2026022409432450560/index.shtml</w:t>
+      </w:r>
+    </w:p>
+    <w:p>
+      <w:pPr>
+        <w:ind w:left="240"/>
+      </w:pPr>
+      <w:r>
+        <w:t>辽宁出台政策支持企业数字化转型和人工智能算力应用及场景示范。</w:t>
       </w:r>
     </w:p>
     <w:p>
@@ -440,7 +484,7 @@
         <w:t xml:space="preserve">①  </w:t>
       </w:r>
       <w:r>
-        <w:t>现象：江苏省于2026年9月30日推出“词元券”实施方案，以资金补贴形式支持企业、高校购买智能算力服务。逻辑：这反映了地方在“东数西算”框架下，试图通过需求侧补贴激活算力市场，降低AI创新门槛，同时引导算力资源向本地集聚。研判：此类“算力券”模式可能被更多省市效仿，但需警惕补贴退坡后的市场可持续性，以及算力供需匹配效率问题。</w:t>
+        <w:t>制度建设：国家网信办2026年8月就《大型个人信息处理者个人信息保护规定》征求意见，拟对超大规模平台设定独立合规义务。这延续了《个人信息保护法》分类分级思路，将监管资源向高风险主体集中。研判：正式稿可能引入年度审计与外部监督机制，大型互联网企业合规成本上升，中小处理者获相对宽松空间，监管走向精准化。</w:t>
       </w:r>
     </w:p>
     <w:p>
@@ -452,7 +496,7 @@
         <w:t xml:space="preserve">②  </w:t>
       </w:r>
       <w:r>
-        <w:t>现象：中央网信办2026年5月启动人工智能技术赋能网络安全应用测试，分阶段在指定场所部署模型验证。逻辑：这表明监管机构正从被动合规转向主动利用AI提升安全防护能力，测试结果可能为后续制定AI安全标准提供依据。研判：未来网络安全政策将更强调“以AI治理AI”，但需关注测试中暴露的模型漏洞和对抗性风险，避免形成新的安全盲区。</w:t>
+        <w:t>技术路线：工信部等四部门7月联合印发《关于推动互联网基础资源高质量发展的指导意见》，明确域名、IP地址等基础资源与算力网络协同布局。这反映政策层将互联网基础资源视为数字经济底座，意图以资源高效配置支撑AI与工业互联网。研判：后续可能出台基础资源与算力调度联动细则，IPv6规模部署和中文域名推广将提速。</w:t>
       </w:r>
     </w:p>
     <w:p>
@@ -464,7 +508,7 @@
         <w:t xml:space="preserve">③  </w:t>
       </w:r>
       <w:r>
-        <w:t>现象：最高人民法院和国防部于2026年7月密集发布全球人工智能治理述评，强调“善治促善智”并推介《全球人工智能治理倡议》。逻辑：中国正通过司法和国防系统对外输出治理理念，对内强化法律体系衔接，为AI立法积累共识。研判：预计年内将出台更多AI治理配套规章，但需注意司法实践与产业创新的平衡，避免过度监管抑制技术活力。</w:t>
+        <w:t>区域格局：辽宁2026年4月出台制造业智改数转三年行动计划，配套专项政策和年度工作要点，2月又发布促进经济向新向好举措，对算力使用和场景示范给予资金支持。这体现东北老工业基地以数字化转型撬动产业升级的路径。研判：辽宁模式侧重制造业场景驱动，与东部沿海的通用AI路线形成差异，需关注资金落地效率与人才短板。</w:t>
       </w:r>
     </w:p>
     <w:p>
@@ -476,7 +520,7 @@
         <w:t xml:space="preserve">④  </w:t>
       </w:r>
       <w:r>
-        <w:t>现象：天津市2024年发布的算力产业实施方案（2024—2026年）进入收官年，统筹通用、智能、超级算力一体化布局。逻辑：地方算力规划往往以三年为周期，2026年正值评估和调整窗口，天津的经验可能为其他地区提供参考。研判：需关注算力基础设施的利用率与绿色能耗指标，避免重复建设；下一步政策或转向算力调度和跨区域协同。</w:t>
+        <w:t>产业影响：中央网信办9月发布《数字乡村高质量发展行动计划（2026—2030年）》，将数字基础设施与数据要素向乡村延伸。这既是缩小城乡数字鸿沟的民生工程，也为农业数据要素市场化开辟空间。研判：数字乡村建设将带动县域算力节点和边缘计算部署，但需防范重复建设与数据孤岛，后续配套标准值得跟踪。</w:t>
       </w:r>
     </w:p>
     <w:p>
@@ -488,7 +532,7 @@
         <w:t xml:space="preserve">⑤  </w:t>
       </w:r>
       <w:r>
-        <w:t>现象：广西2026年3月发布数据管理和政务服务工作要点，明确部署“人工智能+”行动。逻辑：西部省份正借助数据要素和AI应用缩小数字鸿沟，但基础薄弱制约落地效果。研判：政策落地需配套资金和人才，否则易流于形式；建议关注跨省数据合作和算力帮扶机制，防止新一轮数字分化。</w:t>
+        <w:t>安全合规：2026年数据安全和个人信息保护政策法规宣讲会在广东等地开展，国家网信办持续推进数据出境安全管理政策问答。这显示监管重心从立法转向执法与合规服务并重。研判：数据跨境流动便利化与安全评估将同步推进，企业需建立常态化数据分类分级机制，自贸区负面清单模式可能扩围。</w:t>
       </w:r>
     </w:p>
     <w:p>
@@ -500,7 +544,7 @@
         <w:t xml:space="preserve">⑥  </w:t>
       </w:r>
       <w:r>
-        <w:t>现象：中国通过最高法、国防部等渠道系统阐述AI治理主张，而欧盟以《人工智能法案》分级监管，美国侧重行政令与NIST框架，日本则通过数字厅推动社会5.0。逻辑：中国强调“发展与安全并重”和全球治理倡议，欧盟偏重风险预防，美国注重创新优先，日本聚焦社会应用。研判：中国可借鉴欧盟的风险分类思路细化国内监管，同时吸收美国NIST的标准化经验，但需保持自身治理话语权，避免规则被动接轨。</w:t>
+        <w:t>国际比较：欧盟AI Act进入分阶段实施，GDPR执法持续收紧；美国以行政令和NIST框架推动AI安全；日本数字厅推进AI治理与数据流通并重。中国则以网信办牵头、多部门协同，强调安全与发展平衡。异同：欧美偏重权利保护与风险分级，中国更强调数据要素价值释放与产业赋能。启示：中国可借鉴欧盟风险分级思路细化AI监管，同时保持基础设施先行优势。</w:t>
       </w:r>
     </w:p>
     <w:p/>

--- a/reports/latest.docx
+++ b/reports/latest.docx
@@ -24,7 +24,7 @@
           <w:color w:val="828282"/>
           <w:sz w:val="22"/>
         </w:rPr>
-        <w:t>生成日期：2026-10-21　　数据 · 算力 · 信息化</w:t>
+        <w:t>生成日期：2026-10-22　　数据 · 算力 · 信息化</w:t>
       </w:r>
     </w:p>
     <w:p/>
@@ -70,7 +70,7 @@
         </w:rPr>
         <w:t>文　　号：暂无</w:t>
         <w:br/>
-        <w:t>发文机关：中央网络安全和信息化委员会办公室</w:t>
+        <w:t>发文机关：中央网信办等</w:t>
         <w:br/>
         <w:t>发文日期：2026-09-11</w:t>
         <w:br/>
@@ -82,7 +82,45 @@
         <w:ind w:left="240"/>
       </w:pPr>
       <w:r>
-        <w:t>部署数字乡村建设五年任务，推进乡村数字基础设施与数据要素融合。</w:t>
+        <w:t>明确未来五年数字乡村建设目标，推进智能化、绿色化、融合化发展。</w:t>
+      </w:r>
+    </w:p>
+    <w:p>
+      <w:pPr>
+        <w:spacing w:before="0" w:after="80"/>
+        <w:pBdr>
+          <w:bottom w:val="single" w:sz="4" w:space="1" w:color="DDDDDD"/>
+        </w:pBdr>
+      </w:pPr>
+    </w:p>
+    <w:p>
+      <w:r>
+        <w:rPr>
+          <w:b/>
+          <w:sz w:val="24"/>
+        </w:rPr>
+        <w:t>《工业互联网数据要素登记要求》</w:t>
+      </w:r>
+    </w:p>
+    <w:p>
+      <w:r>
+        <w:rPr>
+          <w:color w:val="646464"/>
+          <w:sz w:val="20"/>
+        </w:rPr>
+        <w:t>文　　号：GB/T 47969-2026</w:t>
+        <w:br/>
+        <w:t>发文机关：国家市场监督管理总局、国家标准化管理委员会</w:t>
+        <w:br/>
+        <w:t>发文日期：2026-10-01</w:t>
+      </w:r>
+    </w:p>
+    <w:p>
+      <w:pPr>
+        <w:ind w:left="240"/>
+      </w:pPr>
+      <w:r>
+        <w:t>国家标准明确工业互联网数据要素登记要求，规范数据确权与流通。</w:t>
       </w:r>
     </w:p>
     <w:p>
@@ -113,8 +151,6 @@
         <w:t>发文机关：工业和信息化部、中央网信办、国家发展改革委、国家数据局</w:t>
         <w:br/>
         <w:t>发文日期：2026-07-01</w:t>
-        <w:br/>
-        <w:t>原文链接：https://gyxxh.tj.gov.cn/ZWGK4147/ZCWJ6355/gjjwj/202607/t20260713_7334666.html</w:t>
       </w:r>
     </w:p>
     <w:p>
@@ -122,7 +158,7 @@
         <w:ind w:left="240"/>
       </w:pPr>
       <w:r>
-        <w:t>四部门联合部署互联网基础资源高质量发展，强化域名、IP等资源管理。</w:t>
+        <w:t>四部门联合发文，部署互联网基础资源高质量发展，强化数字基础设施支撑。</w:t>
       </w:r>
     </w:p>
     <w:p>
@@ -162,7 +198,7 @@
         <w:ind w:left="240"/>
       </w:pPr>
       <w:r>
-        <w:t>拟对大型个人信息处理者设定专门保护义务，公开征求意见。</w:t>
+        <w:t>拟对大型个人信息处理者提出更严格保护要求，公开征求意见。</w:t>
       </w:r>
     </w:p>
     <w:p>
@@ -179,7 +215,7 @@
           <w:b/>
           <w:sz w:val="24"/>
         </w:rPr>
-        <w:t>《辽宁省深化制造业智能化改造数字化转型三年行动计划（2026—2028年）》</w:t>
+        <w:t>《汽车数据出境安全指引（试行）》</w:t>
       </w:r>
     </w:p>
     <w:p>
@@ -190,9 +226,9 @@
         </w:rPr>
         <w:t>文　　号：暂无</w:t>
         <w:br/>
-        <w:t>发文机关：辽宁省人民政府</w:t>
+        <w:t>发文机关：工业和信息化部、国家网信办、国家发展改革委等八部门</w:t>
         <w:br/>
-        <w:t>发文日期：2026-04-23</w:t>
+        <w:t>发文日期：2026-02-03</w:t>
       </w:r>
     </w:p>
     <w:p>
@@ -200,7 +236,7 @@
         <w:ind w:left="240"/>
       </w:pPr>
       <w:r>
-        <w:t>辽宁系统布局制造业智改数转，配套专项政策与年度工作要点。</w:t>
+        <w:t>八部门联合发布汽车数据出境安全指引，规范汽车数据跨境流动。</w:t>
       </w:r>
     </w:p>
     <w:p>
@@ -217,7 +253,7 @@
           <w:b/>
           <w:sz w:val="24"/>
         </w:rPr>
-        <w:t>《辽宁省促进经济向新向好若干政策举措》</w:t>
+        <w:t>《2026年数据安全和个人信息保护政策法规宣讲会（广东站）》</w:t>
       </w:r>
     </w:p>
     <w:p>
@@ -228,11 +264,9 @@
         </w:rPr>
         <w:t>文　　号：暂无</w:t>
         <w:br/>
-        <w:t>发文机关：辽宁省人民政府</w:t>
+        <w:t>发文机关：国家网信办网络数据管理局指导，广东省互联网信息办公室等</w:t>
         <w:br/>
-        <w:t>发文日期：2026-02-24</w:t>
-        <w:br/>
-        <w:t>原文链接：https://jrjg.ln.gov.cn/lnsdfjrjddlj/jryw/snyw/2026022409432450560/index.shtml</w:t>
+        <w:t>发文日期：2026-04-14</w:t>
       </w:r>
     </w:p>
     <w:p>
@@ -240,7 +274,7 @@
         <w:ind w:left="240"/>
       </w:pPr>
       <w:r>
-        <w:t>辽宁出台政策支持企业数字化转型和人工智能算力应用及场景示范。</w:t>
+        <w:t>推动数据安全和个人信息保护法规落地，提升政企保护能力。</w:t>
       </w:r>
     </w:p>
     <w:p>
@@ -281,7 +315,7 @@
         </w:rPr>
         <w:t>文　　号：暂无</w:t>
         <w:br/>
-        <w:t>发文机关：中央网络安全和信息化委员会办公室</w:t>
+        <w:t>发文机关：中央网信办等</w:t>
         <w:br/>
         <w:t>发文日期：2026-09-11</w:t>
         <w:br/>
@@ -293,47 +327,7 @@
         <w:ind w:left="240"/>
       </w:pPr>
       <w:r>
-        <w:t>部署数字乡村建设五年任务，推进乡村数字基础设施与数据要素融合。</w:t>
-      </w:r>
-    </w:p>
-    <w:p>
-      <w:pPr>
-        <w:spacing w:before="0" w:after="80"/>
-        <w:pBdr>
-          <w:bottom w:val="single" w:sz="4" w:space="1" w:color="DDDDDD"/>
-        </w:pBdr>
-      </w:pPr>
-    </w:p>
-    <w:p>
-      <w:r>
-        <w:rPr>
-          <w:b/>
-          <w:sz w:val="24"/>
-        </w:rPr>
-        <w:t>《关于推动互联网基础资源高质量发展的指导意见》</w:t>
-      </w:r>
-    </w:p>
-    <w:p>
-      <w:r>
-        <w:rPr>
-          <w:color w:val="646464"/>
-          <w:sz w:val="20"/>
-        </w:rPr>
-        <w:t>文　　号：暂无</w:t>
-        <w:br/>
-        <w:t>发文机关：工业和信息化部、中央网信办、国家发展改革委、国家数据局</w:t>
-        <w:br/>
-        <w:t>发文日期：2026-07-01</w:t>
-        <w:br/>
-        <w:t>原文链接：https://gyxxh.tj.gov.cn/ZWGK4147/ZCWJ6355/gjjwj/202607/t20260713_7334666.html</w:t>
-      </w:r>
-    </w:p>
-    <w:p>
-      <w:pPr>
-        <w:ind w:left="240"/>
-      </w:pPr>
-      <w:r>
-        <w:t>四部门联合部署互联网基础资源高质量发展，强化域名、IP等资源管理。</w:t>
+        <w:t>明确未来五年数字乡村建设目标，推进智能化、绿色化、融合化发展。</w:t>
       </w:r>
     </w:p>
     <w:p>
@@ -373,7 +367,7 @@
         <w:ind w:left="240"/>
       </w:pPr>
       <w:r>
-        <w:t>拟对大型个人信息处理者设定专门保护义务，公开征求意见。</w:t>
+        <w:t>拟对大型个人信息处理者提出更严格保护要求，公开征求意见。</w:t>
       </w:r>
     </w:p>
     <w:p>
@@ -390,7 +384,7 @@
           <w:b/>
           <w:sz w:val="24"/>
         </w:rPr>
-        <w:t>《辽宁省深化制造业智能化改造数字化转型三年行动计划（2026—2028年）》</w:t>
+        <w:t>《工业互联网数据要素登记要求》</w:t>
       </w:r>
     </w:p>
     <w:p>
@@ -399,11 +393,11 @@
           <w:color w:val="646464"/>
           <w:sz w:val="20"/>
         </w:rPr>
-        <w:t>文　　号：暂无</w:t>
+        <w:t>文　　号：GB/T 47969-2026</w:t>
         <w:br/>
-        <w:t>发文机关：辽宁省人民政府</w:t>
+        <w:t>发文机关：国家市场监督管理总局、国家标准化管理委员会</w:t>
         <w:br/>
-        <w:t>发文日期：2026-04-23</w:t>
+        <w:t>发文日期：2026-10-01</w:t>
       </w:r>
     </w:p>
     <w:p>
@@ -411,7 +405,7 @@
         <w:ind w:left="240"/>
       </w:pPr>
       <w:r>
-        <w:t>辽宁系统布局制造业智改数转，配套专项政策与年度工作要点。</w:t>
+        <w:t>国家标准明确工业互联网数据要素登记要求，规范数据确权与流通。</w:t>
       </w:r>
     </w:p>
     <w:p>
@@ -428,7 +422,7 @@
           <w:b/>
           <w:sz w:val="24"/>
         </w:rPr>
-        <w:t>《辽宁省促进经济向新向好若干政策举措》</w:t>
+        <w:t>《关于推动互联网基础资源高质量发展的指导意见》</w:t>
       </w:r>
     </w:p>
     <w:p>
@@ -439,11 +433,9 @@
         </w:rPr>
         <w:t>文　　号：暂无</w:t>
         <w:br/>
-        <w:t>发文机关：辽宁省人民政府</w:t>
+        <w:t>发文机关：工业和信息化部、中央网信办、国家发展改革委、国家数据局</w:t>
         <w:br/>
-        <w:t>发文日期：2026-02-24</w:t>
-        <w:br/>
-        <w:t>原文链接：https://jrjg.ln.gov.cn/lnsdfjrjddlj/jryw/snyw/2026022409432450560/index.shtml</w:t>
+        <w:t>发文日期：2026-07-01</w:t>
       </w:r>
     </w:p>
     <w:p>
@@ -451,7 +443,83 @@
         <w:ind w:left="240"/>
       </w:pPr>
       <w:r>
-        <w:t>辽宁出台政策支持企业数字化转型和人工智能算力应用及场景示范。</w:t>
+        <w:t>四部门联合发文，部署互联网基础资源高质量发展，强化数字基础设施支撑。</w:t>
+      </w:r>
+    </w:p>
+    <w:p>
+      <w:pPr>
+        <w:spacing w:before="0" w:after="80"/>
+        <w:pBdr>
+          <w:bottom w:val="single" w:sz="4" w:space="1" w:color="DDDDDD"/>
+        </w:pBdr>
+      </w:pPr>
+    </w:p>
+    <w:p>
+      <w:r>
+        <w:rPr>
+          <w:b/>
+          <w:sz w:val="24"/>
+        </w:rPr>
+        <w:t>《汽车数据出境安全指引（试行）》</w:t>
+      </w:r>
+    </w:p>
+    <w:p>
+      <w:r>
+        <w:rPr>
+          <w:color w:val="646464"/>
+          <w:sz w:val="20"/>
+        </w:rPr>
+        <w:t>文　　号：暂无</w:t>
+        <w:br/>
+        <w:t>发文机关：工业和信息化部、国家网信办、国家发展改革委等八部门</w:t>
+        <w:br/>
+        <w:t>发文日期：2026-02-03</w:t>
+      </w:r>
+    </w:p>
+    <w:p>
+      <w:pPr>
+        <w:ind w:left="240"/>
+      </w:pPr>
+      <w:r>
+        <w:t>八部门联合发布汽车数据出境安全指引，规范汽车数据跨境流动。</w:t>
+      </w:r>
+    </w:p>
+    <w:p>
+      <w:pPr>
+        <w:spacing w:before="0" w:after="80"/>
+        <w:pBdr>
+          <w:bottom w:val="single" w:sz="4" w:space="1" w:color="DDDDDD"/>
+        </w:pBdr>
+      </w:pPr>
+    </w:p>
+    <w:p>
+      <w:r>
+        <w:rPr>
+          <w:b/>
+          <w:sz w:val="24"/>
+        </w:rPr>
+        <w:t>《2026年数据安全和个人信息保护政策法规宣讲会（广东站）》</w:t>
+      </w:r>
+    </w:p>
+    <w:p>
+      <w:r>
+        <w:rPr>
+          <w:color w:val="646464"/>
+          <w:sz w:val="20"/>
+        </w:rPr>
+        <w:t>文　　号：暂无</w:t>
+        <w:br/>
+        <w:t>发文机关：国家网信办网络数据管理局指导，广东省互联网信息办公室等</w:t>
+        <w:br/>
+        <w:t>发文日期：2026-04-14</w:t>
+      </w:r>
+    </w:p>
+    <w:p>
+      <w:pPr>
+        <w:ind w:left="240"/>
+      </w:pPr>
+      <w:r>
+        <w:t>推动数据安全和个人信息保护法规落地，提升政企保护能力。</w:t>
       </w:r>
     </w:p>
     <w:p>
@@ -484,7 +552,7 @@
         <w:t xml:space="preserve">①  </w:t>
       </w:r>
       <w:r>
-        <w:t>制度建设：国家网信办2026年8月就《大型个人信息处理者个人信息保护规定》征求意见，拟对超大规模平台设定独立合规义务。这延续了《个人信息保护法》分类分级思路，将监管资源向高风险主体集中。研判：正式稿可能引入年度审计与外部监督机制，大型互联网企业合规成本上升，中小处理者获相对宽松空间，监管走向精准化。</w:t>
+        <w:t>制度建设：2026年8月国家网信办就《大型个人信息处理者个人信息保护规定》公开征求意见，拟对用户规模巨大的平台设定更严格合规义务。这反映监管从“普适规则”转向“分级分类”精准治理，意图以头部平台为抓手降低系统性风险。研判：正式稿可能引入独立审计与年度报告制度，中小平台合规成本相对下降，但头部企业面临数据治理架构重构压力。</w:t>
       </w:r>
     </w:p>
     <w:p>
@@ -496,7 +564,7 @@
         <w:t xml:space="preserve">②  </w:t>
       </w:r>
       <w:r>
-        <w:t>技术路线：工信部等四部门7月联合印发《关于推动互联网基础资源高质量发展的指导意见》，明确域名、IP地址等基础资源与算力网络协同布局。这反映政策层将互联网基础资源视为数字经济底座，意图以资源高效配置支撑AI与工业互联网。研判：后续可能出台基础资源与算力调度联动细则，IPv6规模部署和中文域名推广将提速。</w:t>
+        <w:t>技术路线：GB/T 47969-2026《工业互联网数据要素登记要求》于10月实施，首次以国家标准形式规范工业数据确权登记。其逻辑在于破解工业数据“不敢传、不愿传、不会传”的流通困局，为数据资产入表提供技术底座。研判：后续将催生第三方数据登记服务机构，但跨行业互认机制缺失可能制约全国统一数据要素市场形成。</w:t>
       </w:r>
     </w:p>
     <w:p>
@@ -508,7 +576,7 @@
         <w:t xml:space="preserve">③  </w:t>
       </w:r>
       <w:r>
-        <w:t>区域格局：辽宁2026年4月出台制造业智改数转三年行动计划，配套专项政策和年度工作要点，2月又发布促进经济向新向好举措，对算力使用和场景示范给予资金支持。这体现东北老工业基地以数字化转型撬动产业升级的路径。研判：辽宁模式侧重制造业场景驱动，与东部沿海的通用AI路线形成差异，需关注资金落地效率与人才短板。</w:t>
+        <w:t>区域格局：广东4月举办“数安中国行”宣讲会，9月中央网信办发布数字乡村行动计划，显示地方在数据安全与数字乡村领域先行探索。逻辑是省级政府承接国家战略并差异化落地，广东侧重数据合规能力建设，乡村行动则聚焦中西部数字化补短板。研判：辽宁、江苏等省或跟进出台配套细则，区域间数字基础设施差距可能扩大。</w:t>
       </w:r>
     </w:p>
     <w:p>
@@ -520,7 +588,7 @@
         <w:t xml:space="preserve">④  </w:t>
       </w:r>
       <w:r>
-        <w:t>产业影响：中央网信办9月发布《数字乡村高质量发展行动计划（2026—2030年）》，将数字基础设施与数据要素向乡村延伸。这既是缩小城乡数字鸿沟的民生工程，也为农业数据要素市场化开辟空间。研判：数字乡村建设将带动县域算力节点和边缘计算部署，但需防范重复建设与数据孤岛，后续配套标准值得跟踪。</w:t>
+        <w:t>产业影响：工信部等四部门7月发布《关于推动互联网基础资源高质量发展的指导意见》，明确优化IPv6、域名等基础资源供给。此举意在为工业互联网、算力网络提供底层支撑，降低企业数字化转型门槛。研判：基础资源服务市场将向头部集中，中小企业接入成本短期上升，但长期利好算力调度与东数西算工程落地。</w:t>
       </w:r>
     </w:p>
     <w:p>
@@ -532,7 +600,7 @@
         <w:t xml:space="preserve">⑤  </w:t>
       </w:r>
       <w:r>
-        <w:t>安全合规：2026年数据安全和个人信息保护政策法规宣讲会在广东等地开展，国家网信办持续推进数据出境安全管理政策问答。这显示监管重心从立法转向执法与合规服务并重。研判：数据跨境流动便利化与安全评估将同步推进，企业需建立常态化数据分类分级机制，自贸区负面清单模式可能扩围。</w:t>
+        <w:t>安全合规：八部门2月联合发布《汽车数据出境安全指引（试行）》，针对智能网联汽车数据跨境场景设定安全评估路径。制度逻辑是平衡汽车产业全球化与数据主权，以“场景化”规则替代一刀切禁令。研判：车企需建立数据分类分级与出境自评估机制，后续可能扩展至医疗、金融等高敏感行业，合规科技需求将爆发。</w:t>
       </w:r>
     </w:p>
     <w:p>
@@ -544,7 +612,7 @@
         <w:t xml:space="preserve">⑥  </w:t>
       </w:r>
       <w:r>
-        <w:t>国际比较：欧盟AI Act进入分阶段实施，GDPR执法持续收紧；美国以行政令和NIST框架推动AI安全；日本数字厅推进AI治理与数据流通并重。中国则以网信办牵头、多部门协同，强调安全与发展平衡。异同：欧美偏重权利保护与风险分级，中国更强调数据要素价值释放与产业赋能。启示：中国可借鉴欧盟风险分级思路细化AI监管，同时保持基础设施先行优势。</w:t>
+        <w:t>国际比较：欧盟AI Act与GDPR持续强化风险分级与数据权利保护，美国则倾向行业自律与行政令灵活干预；中国2026年以《大型个人信息处理者规定》和汽车数据出境指引为代表，走“分级分类+场景化”中间路线。异同在于中国更强调安全与发展并重，欧美更侧重基本权利与创新平衡。启示：中国可借鉴欧盟风险评估工具，但需避免合规负担抑制中小企业创新。</w:t>
       </w:r>
     </w:p>
     <w:p/>

--- a/reports/latest.docx
+++ b/reports/latest.docx
@@ -24,7 +24,7 @@
           <w:color w:val="828282"/>
           <w:sz w:val="22"/>
         </w:rPr>
-        <w:t>生成日期：2026-10-22　　数据 · 算力 · 信息化</w:t>
+        <w:t>生成日期：2026-10-23　　数据 · 算力 · 信息化</w:t>
       </w:r>
     </w:p>
     <w:p/>
@@ -40,6 +40,46 @@
         <w:t>一、过去 24 小时关键政策</w:t>
       </w:r>
     </w:p>
+    <w:p>
+      <w:r>
+        <w:rPr>
+          <w:b/>
+          <w:sz w:val="24"/>
+        </w:rPr>
+        <w:t>《江苏省支持人工智能创新发展有关实施方案》</w:t>
+      </w:r>
+    </w:p>
+    <w:p>
+      <w:r>
+        <w:rPr>
+          <w:color w:val="646464"/>
+          <w:sz w:val="20"/>
+        </w:rPr>
+        <w:t>文　　号：暂无</w:t>
+        <w:br/>
+        <w:t>发文机关：江苏省发展改革委等五部门</w:t>
+        <w:br/>
+        <w:t>发文日期：2026-10-13</w:t>
+        <w:br/>
+        <w:t>原文链接：https://jszwb.jiangsu.gov.cn/art/2026/10/13/art_92152_11841252.html</w:t>
+      </w:r>
+    </w:p>
+    <w:p>
+      <w:pPr>
+        <w:ind w:left="240"/>
+      </w:pPr>
+      <w:r>
+        <w:t>依托省一体化算力调度平台发放词元券，支持智能算力服务与人工智能创新。</w:t>
+      </w:r>
+    </w:p>
+    <w:p>
+      <w:pPr>
+        <w:spacing w:before="0" w:after="80"/>
+        <w:pBdr>
+          <w:bottom w:val="single" w:sz="4" w:space="1" w:color="DDDDDD"/>
+        </w:pBdr>
+      </w:pPr>
+    </w:p>
     <w:p/>
     <w:p>
       <w:pPr>
@@ -52,6 +92,46 @@
         </w:rPr>
         <w:t>二、过去一个月主要政策动向</w:t>
       </w:r>
+    </w:p>
+    <w:p>
+      <w:r>
+        <w:rPr>
+          <w:b/>
+          <w:sz w:val="24"/>
+        </w:rPr>
+        <w:t>《江苏省支持人工智能创新发展有关实施方案》</w:t>
+      </w:r>
+    </w:p>
+    <w:p>
+      <w:r>
+        <w:rPr>
+          <w:color w:val="646464"/>
+          <w:sz w:val="20"/>
+        </w:rPr>
+        <w:t>文　　号：暂无</w:t>
+        <w:br/>
+        <w:t>发文机关：江苏省发展改革委等五部门</w:t>
+        <w:br/>
+        <w:t>发文日期：2026-10-13</w:t>
+        <w:br/>
+        <w:t>原文链接：https://jszwb.jiangsu.gov.cn/art/2026/10/13/art_92152_11841252.html</w:t>
+      </w:r>
+    </w:p>
+    <w:p>
+      <w:pPr>
+        <w:ind w:left="240"/>
+      </w:pPr>
+      <w:r>
+        <w:t>依托省一体化算力调度平台发放词元券，支持智能算力服务与人工智能创新。</w:t>
+      </w:r>
+    </w:p>
+    <w:p>
+      <w:pPr>
+        <w:spacing w:before="0" w:after="80"/>
+        <w:pBdr>
+          <w:bottom w:val="single" w:sz="4" w:space="1" w:color="DDDDDD"/>
+        </w:pBdr>
+      </w:pPr>
     </w:p>
     <w:p>
       <w:r>
@@ -82,45 +162,7 @@
         <w:ind w:left="240"/>
       </w:pPr>
       <w:r>
-        <w:t>明确未来五年数字乡村建设目标，推进智能化、绿色化、融合化发展。</w:t>
-      </w:r>
-    </w:p>
-    <w:p>
-      <w:pPr>
-        <w:spacing w:before="0" w:after="80"/>
-        <w:pBdr>
-          <w:bottom w:val="single" w:sz="4" w:space="1" w:color="DDDDDD"/>
-        </w:pBdr>
-      </w:pPr>
-    </w:p>
-    <w:p>
-      <w:r>
-        <w:rPr>
-          <w:b/>
-          <w:sz w:val="24"/>
-        </w:rPr>
-        <w:t>《工业互联网数据要素登记要求》</w:t>
-      </w:r>
-    </w:p>
-    <w:p>
-      <w:r>
-        <w:rPr>
-          <w:color w:val="646464"/>
-          <w:sz w:val="20"/>
-        </w:rPr>
-        <w:t>文　　号：GB/T 47969-2026</w:t>
-        <w:br/>
-        <w:t>发文机关：国家市场监督管理总局、国家标准化管理委员会</w:t>
-        <w:br/>
-        <w:t>发文日期：2026-10-01</w:t>
-      </w:r>
-    </w:p>
-    <w:p>
-      <w:pPr>
-        <w:ind w:left="240"/>
-      </w:pPr>
-      <w:r>
-        <w:t>国家标准明确工业互联网数据要素登记要求，规范数据确权与流通。</w:t>
+        <w:t>部署数字乡村建设五年行动，推动数字化绿色化协同转型与乡村数据治理。</w:t>
       </w:r>
     </w:p>
     <w:p>
@@ -158,7 +200,7 @@
         <w:ind w:left="240"/>
       </w:pPr>
       <w:r>
-        <w:t>四部门联合发文，部署互联网基础资源高质量发展，强化数字基础设施支撑。</w:t>
+        <w:t>四部门联合部署互联网基础资源高质量发展，强化网络根基与数据要素支撑。</w:t>
       </w:r>
     </w:p>
     <w:p>
@@ -198,7 +240,7 @@
         <w:ind w:left="240"/>
       </w:pPr>
       <w:r>
-        <w:t>拟对大型个人信息处理者提出更严格保护要求，公开征求意见。</w:t>
+        <w:t>拟对大型个人信息处理者设定专门保护义务，强化数据安全合规。</w:t>
       </w:r>
     </w:p>
     <w:p>
@@ -236,7 +278,7 @@
         <w:ind w:left="240"/>
       </w:pPr>
       <w:r>
-        <w:t>八部门联合发布汽车数据出境安全指引，规范汽车数据跨境流动。</w:t>
+        <w:t>八部门联合规范汽车数据出境活动，明确安全评估与合规路径。</w:t>
       </w:r>
     </w:p>
     <w:p>
@@ -253,7 +295,7 @@
           <w:b/>
           <w:sz w:val="24"/>
         </w:rPr>
-        <w:t>《2026年数据安全和个人信息保护政策法规宣讲会（广东站）》</w:t>
+        <w:t>《天津市算力产业发展实施方案（2024—2026年）》</w:t>
       </w:r>
     </w:p>
     <w:p>
@@ -264,9 +306,11 @@
         </w:rPr>
         <w:t>文　　号：暂无</w:t>
         <w:br/>
-        <w:t>发文机关：国家网信办网络数据管理局指导，广东省互联网信息办公室等</w:t>
+        <w:t>发文机关：天津市人民政府办公厅</w:t>
         <w:br/>
-        <w:t>发文日期：2026-04-14</w:t>
+        <w:t>发文日期：2024-07-22</w:t>
+        <w:br/>
+        <w:t>原文链接：https://gyxxh.tj.gov.cn/ZWGK4147/ZCWJ6355/sjwj/202407/t20240722_6681036.html</w:t>
       </w:r>
     </w:p>
     <w:p>
@@ -274,7 +318,7 @@
         <w:ind w:left="240"/>
       </w:pPr>
       <w:r>
-        <w:t>推动数据安全和个人信息保护法规落地，提升政企保护能力。</w:t>
+        <w:t>统筹通用、智能、超级算力一体化布局，打造京津冀算力产业高地。</w:t>
       </w:r>
     </w:p>
     <w:p>
@@ -327,7 +371,7 @@
         <w:ind w:left="240"/>
       </w:pPr>
       <w:r>
-        <w:t>明确未来五年数字乡村建设目标，推进智能化、绿色化、融合化发展。</w:t>
+        <w:t>部署数字乡村建设五年行动，推动数字化绿色化协同转型与乡村数据治理。</w:t>
       </w:r>
     </w:p>
     <w:p>
@@ -367,45 +411,7 @@
         <w:ind w:left="240"/>
       </w:pPr>
       <w:r>
-        <w:t>拟对大型个人信息处理者提出更严格保护要求，公开征求意见。</w:t>
-      </w:r>
-    </w:p>
-    <w:p>
-      <w:pPr>
-        <w:spacing w:before="0" w:after="80"/>
-        <w:pBdr>
-          <w:bottom w:val="single" w:sz="4" w:space="1" w:color="DDDDDD"/>
-        </w:pBdr>
-      </w:pPr>
-    </w:p>
-    <w:p>
-      <w:r>
-        <w:rPr>
-          <w:b/>
-          <w:sz w:val="24"/>
-        </w:rPr>
-        <w:t>《工业互联网数据要素登记要求》</w:t>
-      </w:r>
-    </w:p>
-    <w:p>
-      <w:r>
-        <w:rPr>
-          <w:color w:val="646464"/>
-          <w:sz w:val="20"/>
-        </w:rPr>
-        <w:t>文　　号：GB/T 47969-2026</w:t>
-        <w:br/>
-        <w:t>发文机关：国家市场监督管理总局、国家标准化管理委员会</w:t>
-        <w:br/>
-        <w:t>发文日期：2026-10-01</w:t>
-      </w:r>
-    </w:p>
-    <w:p>
-      <w:pPr>
-        <w:ind w:left="240"/>
-      </w:pPr>
-      <w:r>
-        <w:t>国家标准明确工业互联网数据要素登记要求，规范数据确权与流通。</w:t>
+        <w:t>拟对大型个人信息处理者设定专门保护义务，强化数据安全合规。</w:t>
       </w:r>
     </w:p>
     <w:p>
@@ -443,7 +449,7 @@
         <w:ind w:left="240"/>
       </w:pPr>
       <w:r>
-        <w:t>四部门联合发文，部署互联网基础资源高质量发展，强化数字基础设施支撑。</w:t>
+        <w:t>四部门联合部署互联网基础资源高质量发展，强化网络根基与数据要素支撑。</w:t>
       </w:r>
     </w:p>
     <w:p>
@@ -481,45 +487,7 @@
         <w:ind w:left="240"/>
       </w:pPr>
       <w:r>
-        <w:t>八部门联合发布汽车数据出境安全指引，规范汽车数据跨境流动。</w:t>
-      </w:r>
-    </w:p>
-    <w:p>
-      <w:pPr>
-        <w:spacing w:before="0" w:after="80"/>
-        <w:pBdr>
-          <w:bottom w:val="single" w:sz="4" w:space="1" w:color="DDDDDD"/>
-        </w:pBdr>
-      </w:pPr>
-    </w:p>
-    <w:p>
-      <w:r>
-        <w:rPr>
-          <w:b/>
-          <w:sz w:val="24"/>
-        </w:rPr>
-        <w:t>《2026年数据安全和个人信息保护政策法规宣讲会（广东站）》</w:t>
-      </w:r>
-    </w:p>
-    <w:p>
-      <w:r>
-        <w:rPr>
-          <w:color w:val="646464"/>
-          <w:sz w:val="20"/>
-        </w:rPr>
-        <w:t>文　　号：暂无</w:t>
-        <w:br/>
-        <w:t>发文机关：国家网信办网络数据管理局指导，广东省互联网信息办公室等</w:t>
-        <w:br/>
-        <w:t>发文日期：2026-04-14</w:t>
-      </w:r>
-    </w:p>
-    <w:p>
-      <w:pPr>
-        <w:ind w:left="240"/>
-      </w:pPr>
-      <w:r>
-        <w:t>推动数据安全和个人信息保护法规落地，提升政企保护能力。</w:t>
+        <w:t>八部门联合规范汽车数据出境活动，明确安全评估与合规路径。</w:t>
       </w:r>
     </w:p>
     <w:p>
@@ -552,7 +520,7 @@
         <w:t xml:space="preserve">①  </w:t>
       </w:r>
       <w:r>
-        <w:t>制度建设：2026年8月国家网信办就《大型个人信息处理者个人信息保护规定》公开征求意见，拟对用户规模巨大的平台设定更严格合规义务。这反映监管从“普适规则”转向“分级分类”精准治理，意图以头部平台为抓手降低系统性风险。研判：正式稿可能引入独立审计与年度报告制度，中小平台合规成本相对下降，但头部企业面临数据治理架构重构压力。</w:t>
+        <w:t>现象：江苏省五部门10月13日印发人工智能创新发展实施方案，首次将“词元券”与省一体化算力监测调度平台绑定，对智能算力服务使用方给予财政补贴。逻辑：这标志地方算力政策从“建算力”转向“用算力”，以需求侧补贴破解算力中心上架率低、中小企业用不起的困局，同时将分散算力纳入统一调度以提升资源利用率。研判：预计浙江、广东等省将跟进类似“算力券”工具，但需警惕补贴催生套利和算力泡沫，后续应建立算力使用绩效评估与退出机制。</w:t>
       </w:r>
     </w:p>
     <w:p>
@@ -564,7 +532,7 @@
         <w:t xml:space="preserve">②  </w:t>
       </w:r>
       <w:r>
-        <w:t>技术路线：GB/T 47969-2026《工业互联网数据要素登记要求》于10月实施，首次以国家标准形式规范工业数据确权登记。其逻辑在于破解工业数据“不敢传、不愿传、不会传”的流通困局，为数据资产入表提供技术底座。研判：后续将催生第三方数据登记服务机构，但跨行业互认机制缺失可能制约全国统一数据要素市场形成。</w:t>
+        <w:t>现象：国家网信办8月7日就《大型个人信息处理者个人信息保护规定（征求意见稿）》公开征求意见，拟对用户规模巨大的平台设定独立保护义务。逻辑：这是《个人信息保护法》实施近五年后的精细化补丁，针对“大平台”治理能力与风险不匹配问题，引入分类分级监管思路，将合规压力向头部集中。研判：正式稿可能引入独立监督机构或外部审计要求，大型互联网平台需提前调整数据治理架构，中小平台则可能获得相对宽松的合规空间。</w:t>
       </w:r>
     </w:p>
     <w:p>
@@ -576,7 +544,7 @@
         <w:t xml:space="preserve">③  </w:t>
       </w:r>
       <w:r>
-        <w:t>区域格局：广东4月举办“数安中国行”宣讲会，9月中央网信办发布数字乡村行动计划，显示地方在数据安全与数字乡村领域先行探索。逻辑是省级政府承接国家战略并差异化落地，广东侧重数据合规能力建设，乡村行动则聚焦中西部数字化补短板。研判：辽宁、江苏等省或跟进出台配套细则，区域间数字基础设施差距可能扩大。</w:t>
+        <w:t>现象：工信部等四部门7月1日联合发布《关于推动互联网基础资源高质量发展的指导意见》，将IP地址、域名等基础资源与数据要素、网络安全统筹部署。逻辑：互联网基础资源是数字经济的“根”，此前管理分散于多部门，此次联合发文意在形成合力，为算力网络、工业互联网提供底层标识解析支撑。研判：下一步可能出台基础资源登记与安全监测细则，IPv6规模部署和域名解析安全将成为监管重点，相关企业需关注基础资源合规使用要求。</w:t>
       </w:r>
     </w:p>
     <w:p>
@@ -588,7 +556,7 @@
         <w:t xml:space="preserve">④  </w:t>
       </w:r>
       <w:r>
-        <w:t>产业影响：工信部等四部门7月发布《关于推动互联网基础资源高质量发展的指导意见》，明确优化IPv6、域名等基础资源供给。此举意在为工业互联网、算力网络提供底层支撑，降低企业数字化转型门槛。研判：基础资源服务市场将向头部集中，中小企业接入成本短期上升，但长期利好算力调度与东数西算工程落地。</w:t>
+        <w:t>现象：八部门2月3日联合发布《汽车数据出境安全指引（试行）》，针对智能网联汽车数据出境设定专门规则。逻辑：汽车数据涉及地理信息、个人隐私和国家安全，通用数据出境规则难以覆盖其特殊性，行业化指引是数据跨境制度走向精细化的典型样本。研判：智能网联汽车企业需建立数据分类分级和出境评估双轨机制，未来可能有更多行业（如医疗、金融）出台类似专项出境指引，企业应提前布局数据本地化与合规通道。</w:t>
       </w:r>
     </w:p>
     <w:p>
@@ -600,7 +568,7 @@
         <w:t xml:space="preserve">⑤  </w:t>
       </w:r>
       <w:r>
-        <w:t>安全合规：八部门2月联合发布《汽车数据出境安全指引（试行）》，针对智能网联汽车数据跨境场景设定安全评估路径。制度逻辑是平衡汽车产业全球化与数据主权，以“场景化”规则替代一刀切禁令。研判：车企需建立数据分类分级与出境自评估机制，后续可能扩展至医疗、金融等高敏感行业，合规科技需求将爆发。</w:t>
+        <w:t>现象：中央网信办9月11日发布《数字乡村高质量发展行动计划（2026—2030年）》，将数字乡村与数字化绿色化协同转型并列推进。逻辑：数字乡村建设已从基础设施覆盖阶段进入质量提升阶段，政策重心转向数据要素在农业农村的应用和乡村数字治理能力建设。研判：县域数据平台建设和涉农数据共享将成为下一阶段重点，但需防范重复建设和“数字形式主义”，建议建立以应用实效为导向的考核机制。</w:t>
       </w:r>
     </w:p>
     <w:p>
@@ -612,7 +580,7 @@
         <w:t xml:space="preserve">⑥  </w:t>
       </w:r>
       <w:r>
-        <w:t>国际比较：欧盟AI Act与GDPR持续强化风险分级与数据权利保护，美国则倾向行业自律与行政令灵活干预；中国2026年以《大型个人信息处理者规定》和汽车数据出境指引为代表，走“分级分类+场景化”中间路线。异同在于中国更强调安全与发展并重，欧美更侧重基本权利与创新平衡。启示：中国可借鉴欧盟风险评估工具，但需避免合规负担抑制中小企业创新。</w:t>
+        <w:t>现象：欧盟AI法案2026年进入高风险系统合规期，美国则延续行政令与NIST框架的分散治理路径，日本数字厅2026年重点推进AI行政应用与数据治理一体化。逻辑：中国以国家数据局统筹数据要素、网信办主抓安全合规、工信部推动产业应用，形成“发展—安全—要素”三线并进格局，与欧盟“风险分级、强监管”和美国“市场主导、框架引导”形成鲜明对比。研判：中国可借鉴欧盟风险分级思路完善AI治理细则，同时避免合规成本过高抑制创新，建议在自贸试验区先行试点AI监管沙盒，探索发展与安全平衡的中国方案。</w:t>
       </w:r>
     </w:p>
     <w:p/>

--- a/reports/latest.docx
+++ b/reports/latest.docx
@@ -24,7 +24,7 @@
           <w:color w:val="828282"/>
           <w:sz w:val="22"/>
         </w:rPr>
-        <w:t>生成日期：2026-10-23　　数据 · 算力 · 信息化</w:t>
+        <w:t>生成日期：2026-10-24　　数据 · 算力 · 信息化</w:t>
       </w:r>
     </w:p>
     <w:p/>
@@ -40,46 +40,6 @@
         <w:t>一、过去 24 小时关键政策</w:t>
       </w:r>
     </w:p>
-    <w:p>
-      <w:r>
-        <w:rPr>
-          <w:b/>
-          <w:sz w:val="24"/>
-        </w:rPr>
-        <w:t>《江苏省支持人工智能创新发展有关实施方案》</w:t>
-      </w:r>
-    </w:p>
-    <w:p>
-      <w:r>
-        <w:rPr>
-          <w:color w:val="646464"/>
-          <w:sz w:val="20"/>
-        </w:rPr>
-        <w:t>文　　号：暂无</w:t>
-        <w:br/>
-        <w:t>发文机关：江苏省发展改革委等五部门</w:t>
-        <w:br/>
-        <w:t>发文日期：2026-10-13</w:t>
-        <w:br/>
-        <w:t>原文链接：https://jszwb.jiangsu.gov.cn/art/2026/10/13/art_92152_11841252.html</w:t>
-      </w:r>
-    </w:p>
-    <w:p>
-      <w:pPr>
-        <w:ind w:left="240"/>
-      </w:pPr>
-      <w:r>
-        <w:t>依托省一体化算力调度平台发放词元券，支持智能算力服务与人工智能创新。</w:t>
-      </w:r>
-    </w:p>
-    <w:p>
-      <w:pPr>
-        <w:spacing w:before="0" w:after="80"/>
-        <w:pBdr>
-          <w:bottom w:val="single" w:sz="4" w:space="1" w:color="DDDDDD"/>
-        </w:pBdr>
-      </w:pPr>
-    </w:p>
     <w:p/>
     <w:p>
       <w:pPr>
@@ -92,46 +52,6 @@
         </w:rPr>
         <w:t>二、过去一个月主要政策动向</w:t>
       </w:r>
-    </w:p>
-    <w:p>
-      <w:r>
-        <w:rPr>
-          <w:b/>
-          <w:sz w:val="24"/>
-        </w:rPr>
-        <w:t>《江苏省支持人工智能创新发展有关实施方案》</w:t>
-      </w:r>
-    </w:p>
-    <w:p>
-      <w:r>
-        <w:rPr>
-          <w:color w:val="646464"/>
-          <w:sz w:val="20"/>
-        </w:rPr>
-        <w:t>文　　号：暂无</w:t>
-        <w:br/>
-        <w:t>发文机关：江苏省发展改革委等五部门</w:t>
-        <w:br/>
-        <w:t>发文日期：2026-10-13</w:t>
-        <w:br/>
-        <w:t>原文链接：https://jszwb.jiangsu.gov.cn/art/2026/10/13/art_92152_11841252.html</w:t>
-      </w:r>
-    </w:p>
-    <w:p>
-      <w:pPr>
-        <w:ind w:left="240"/>
-      </w:pPr>
-      <w:r>
-        <w:t>依托省一体化算力调度平台发放词元券，支持智能算力服务与人工智能创新。</w:t>
-      </w:r>
-    </w:p>
-    <w:p>
-      <w:pPr>
-        <w:spacing w:before="0" w:after="80"/>
-        <w:pBdr>
-          <w:bottom w:val="single" w:sz="4" w:space="1" w:color="DDDDDD"/>
-        </w:pBdr>
-      </w:pPr>
     </w:p>
     <w:p>
       <w:r>
@@ -162,7 +82,7 @@
         <w:ind w:left="240"/>
       </w:pPr>
       <w:r>
-        <w:t>部署数字乡村建设五年行动，推动数字化绿色化协同转型与乡村数据治理。</w:t>
+        <w:t>部署数字乡村建设，推动数字化绿色化协同转型，强化数据要素赋能。</w:t>
       </w:r>
     </w:p>
     <w:p>
@@ -193,6 +113,8 @@
         <w:t>发文机关：工业和信息化部、中央网信办、国家发展改革委、国家数据局</w:t>
         <w:br/>
         <w:t>发文日期：2026-07-01</w:t>
+        <w:br/>
+        <w:t>原文链接：https://gyxxh.tj.gov.cn/ZWGK4147/ZCWJ6355/gjjwj/202607/t20260713_7334666.html</w:t>
       </w:r>
     </w:p>
     <w:p>
@@ -200,7 +122,7 @@
         <w:ind w:left="240"/>
       </w:pPr>
       <w:r>
-        <w:t>四部门联合部署互联网基础资源高质量发展，强化网络根基与数据要素支撑。</w:t>
+        <w:t>四部门联合部署互联网基础资源高质量发展，强化算力网络与数据要素支撑。</w:t>
       </w:r>
     </w:p>
     <w:p>
@@ -240,7 +162,7 @@
         <w:ind w:left="240"/>
       </w:pPr>
       <w:r>
-        <w:t>拟对大型个人信息处理者设定专门保护义务，强化数据安全合规。</w:t>
+        <w:t>拟对大型个人信息处理者设定专门合规义务，强化数据安全治理。</w:t>
       </w:r>
     </w:p>
     <w:p>
@@ -348,6 +270,46 @@
           <w:b/>
           <w:sz w:val="24"/>
         </w:rPr>
+        <w:t>《关于推动互联网基础资源高质量发展的指导意见》</w:t>
+      </w:r>
+    </w:p>
+    <w:p>
+      <w:r>
+        <w:rPr>
+          <w:color w:val="646464"/>
+          <w:sz w:val="20"/>
+        </w:rPr>
+        <w:t>文　　号：暂无</w:t>
+        <w:br/>
+        <w:t>发文机关：工业和信息化部、中央网信办、国家发展改革委、国家数据局</w:t>
+        <w:br/>
+        <w:t>发文日期：2026-07-01</w:t>
+        <w:br/>
+        <w:t>原文链接：https://gyxxh.tj.gov.cn/ZWGK4147/ZCWJ6355/gjjwj/202607/t20260713_7334666.html</w:t>
+      </w:r>
+    </w:p>
+    <w:p>
+      <w:pPr>
+        <w:ind w:left="240"/>
+      </w:pPr>
+      <w:r>
+        <w:t>四部门联合部署互联网基础资源高质量发展，强化算力网络与数据要素支撑。</w:t>
+      </w:r>
+    </w:p>
+    <w:p>
+      <w:pPr>
+        <w:spacing w:before="0" w:after="80"/>
+        <w:pBdr>
+          <w:bottom w:val="single" w:sz="4" w:space="1" w:color="DDDDDD"/>
+        </w:pBdr>
+      </w:pPr>
+    </w:p>
+    <w:p>
+      <w:r>
+        <w:rPr>
+          <w:b/>
+          <w:sz w:val="24"/>
+        </w:rPr>
         <w:t>《数字乡村高质量发展行动计划（2026—2030年）》</w:t>
       </w:r>
     </w:p>
@@ -371,7 +333,7 @@
         <w:ind w:left="240"/>
       </w:pPr>
       <w:r>
-        <w:t>部署数字乡村建设五年行动，推动数字化绿色化协同转型与乡村数据治理。</w:t>
+        <w:t>部署数字乡村建设，推动数字化绿色化协同转型，强化数据要素赋能。</w:t>
       </w:r>
     </w:p>
     <w:p>
@@ -411,45 +373,7 @@
         <w:ind w:left="240"/>
       </w:pPr>
       <w:r>
-        <w:t>拟对大型个人信息处理者设定专门保护义务，强化数据安全合规。</w:t>
-      </w:r>
-    </w:p>
-    <w:p>
-      <w:pPr>
-        <w:spacing w:before="0" w:after="80"/>
-        <w:pBdr>
-          <w:bottom w:val="single" w:sz="4" w:space="1" w:color="DDDDDD"/>
-        </w:pBdr>
-      </w:pPr>
-    </w:p>
-    <w:p>
-      <w:r>
-        <w:rPr>
-          <w:b/>
-          <w:sz w:val="24"/>
-        </w:rPr>
-        <w:t>《关于推动互联网基础资源高质量发展的指导意见》</w:t>
-      </w:r>
-    </w:p>
-    <w:p>
-      <w:r>
-        <w:rPr>
-          <w:color w:val="646464"/>
-          <w:sz w:val="20"/>
-        </w:rPr>
-        <w:t>文　　号：暂无</w:t>
-        <w:br/>
-        <w:t>发文机关：工业和信息化部、中央网信办、国家发展改革委、国家数据局</w:t>
-        <w:br/>
-        <w:t>发文日期：2026-07-01</w:t>
-      </w:r>
-    </w:p>
-    <w:p>
-      <w:pPr>
-        <w:ind w:left="240"/>
-      </w:pPr>
-      <w:r>
-        <w:t>四部门联合部署互联网基础资源高质量发展，强化网络根基与数据要素支撑。</w:t>
+        <w:t>拟对大型个人信息处理者设定专门合规义务，强化数据安全治理。</w:t>
       </w:r>
     </w:p>
     <w:p>
@@ -520,7 +444,7 @@
         <w:t xml:space="preserve">①  </w:t>
       </w:r>
       <w:r>
-        <w:t>现象：江苏省五部门10月13日印发人工智能创新发展实施方案，首次将“词元券”与省一体化算力监测调度平台绑定，对智能算力服务使用方给予财政补贴。逻辑：这标志地方算力政策从“建算力”转向“用算力”，以需求侧补贴破解算力中心上架率低、中小企业用不起的困局，同时将分散算力纳入统一调度以提升资源利用率。研判：预计浙江、广东等省将跟进类似“算力券”工具，但需警惕补贴催生套利和算力泡沫，后续应建立算力使用绩效评估与退出机制。</w:t>
+        <w:t>现象：2026年7月工信部等四部门联合印发《关于推动互联网基础资源高质量发展的指导意见》，首次将互联网基础资源与算力网络、数据要素统筹部署。逻辑：政策意图在于从底层资源层面打通“网络—算力—数据”链条，为东数西算和智能计算提供基础支撑，体现从单一要素治理向系统集成治理的转变。研判：下一步地方将密集出台配套实施方案，重点省市可能在算力调度平台和基础资源管理上先行先试，需关注跨部门协调成本和重复建设风险。</w:t>
       </w:r>
     </w:p>
     <w:p>
@@ -532,7 +456,7 @@
         <w:t xml:space="preserve">②  </w:t>
       </w:r>
       <w:r>
-        <w:t>现象：国家网信办8月7日就《大型个人信息处理者个人信息保护规定（征求意见稿）》公开征求意见，拟对用户规模巨大的平台设定独立保护义务。逻辑：这是《个人信息保护法》实施近五年后的精细化补丁，针对“大平台”治理能力与风险不匹配问题，引入分类分级监管思路，将合规压力向头部集中。研判：正式稿可能引入独立监督机构或外部审计要求，大型互联网平台需提前调整数据治理架构，中小平台则可能获得相对宽松的合规空间。</w:t>
+        <w:t>现象：国家网信办2026年8月就《大型个人信息处理者个人信息保护规定（征求意见稿）》公开征求意见，拟对超大规模平台设定专门合规义务。逻辑：这标志着数据治理从普遍适用规则转向“抓大放小”的分类分级监管，针对大型平台的数据集中风险实施精准约束。研判：正式稿可能引入独立审计和年度报告制度，头部平台合规成本上升，中小平台则获得相对宽松空间，行业分化将加剧。</w:t>
       </w:r>
     </w:p>
     <w:p>
@@ -544,7 +468,7 @@
         <w:t xml:space="preserve">③  </w:t>
       </w:r>
       <w:r>
-        <w:t>现象：工信部等四部门7月1日联合发布《关于推动互联网基础资源高质量发展的指导意见》，将IP地址、域名等基础资源与数据要素、网络安全统筹部署。逻辑：互联网基础资源是数字经济的“根”，此前管理分散于多部门，此次联合发文意在形成合力，为算力网络、工业互联网提供底层标识解析支撑。研判：下一步可能出台基础资源登记与安全监测细则，IPv6规模部署和域名解析安全将成为监管重点，相关企业需关注基础资源合规使用要求。</w:t>
+        <w:t>现象：八部门2026年2月联合发布汽车数据出境安全指引，明确汽车数据出境的安全评估路径。逻辑：智能网联汽车产生大量地理、道路和用户数据，政策意在平衡产业国际化与国家安全，为数据跨境提供行业化操作规范。研判：汽车行业将成为数据跨境分类管理的试验田，后续可能向医疗、金融等行业推广，企业需提前建立数据分类分级和出境合规体系。</w:t>
       </w:r>
     </w:p>
     <w:p>
@@ -556,7 +480,7 @@
         <w:t xml:space="preserve">④  </w:t>
       </w:r>
       <w:r>
-        <w:t>现象：八部门2月3日联合发布《汽车数据出境安全指引（试行）》，针对智能网联汽车数据出境设定专门规则。逻辑：汽车数据涉及地理信息、个人隐私和国家安全，通用数据出境规则难以覆盖其特殊性，行业化指引是数据跨境制度走向精细化的典型样本。研判：智能网联汽车企业需建立数据分类分级和出境评估双轨机制，未来可能有更多行业（如医疗、金融）出台类似专项出境指引，企业应提前布局数据本地化与合规通道。</w:t>
+        <w:t>现象：中央网信办2026年9月发布《数字乡村高质量发展行动计划（2026—2030年）》，强调数字化绿色化协同转型。逻辑：数字乡村从基础设施建设阶段进入质量提升阶段，政策将数据要素赋能与绿色低碳目标捆绑，体现数字中国建设的纵深推进。研判：县域和农村将成为数字政策落地的新战场，但需警惕数字鸿沟扩大和基层财政配套压力，建议关注后续专项资金安排。</w:t>
       </w:r>
     </w:p>
     <w:p>
@@ -568,7 +492,7 @@
         <w:t xml:space="preserve">⑤  </w:t>
       </w:r>
       <w:r>
-        <w:t>现象：中央网信办9月11日发布《数字乡村高质量发展行动计划（2026—2030年）》，将数字乡村与数字化绿色化协同转型并列推进。逻辑：数字乡村建设已从基础设施覆盖阶段进入质量提升阶段，政策重心转向数据要素在农业农村的应用和乡村数字治理能力建设。研判：县域数据平台建设和涉农数据共享将成为下一阶段重点，但需防范重复建设和“数字形式主义”，建议建立以应用实效为导向的考核机制。</w:t>
+        <w:t>现象：天津市2024年出台算力产业发展实施方案，统筹通用、智能、超级算力一体化布局，打造京津冀算力高地。逻辑：地方算力规划与国家东数西算工程形成呼应，地方希望通过算力基础设施吸引AI产业集聚，带动区域经济转型。研判：算力产业地方竞争将加剧，可能出现算力过剩和重复投资问题，国家层面或加强算力统筹调度和能效监管，地方需突出差异化定位。</w:t>
       </w:r>
     </w:p>
     <w:p>
@@ -580,7 +504,7 @@
         <w:t xml:space="preserve">⑥  </w:t>
       </w:r>
       <w:r>
-        <w:t>现象：欧盟AI法案2026年进入高风险系统合规期，美国则延续行政令与NIST框架的分散治理路径，日本数字厅2026年重点推进AI行政应用与数据治理一体化。逻辑：中国以国家数据局统筹数据要素、网信办主抓安全合规、工信部推动产业应用，形成“发展—安全—要素”三线并进格局，与欧盟“风险分级、强监管”和美国“市场主导、框架引导”形成鲜明对比。研判：中国可借鉴欧盟风险分级思路完善AI治理细则，同时避免合规成本过高抑制创新，建议在自贸试验区先行试点AI监管沙盒，探索发展与安全平衡的中国方案。</w:t>
+        <w:t>现象：中国2026年密集出台数据出境、个人信息保护、互联网基础资源等政策，欧盟持续推进AI Act落地，美国以行政令和NIST框架引导AI安全，日本则侧重AI研发与产业化。逻辑：三方路径差异明显——中国强调安全与发展并重、以行业化规则落地；欧盟以统一立法构建风险分级监管；美国依赖行政令和标准框架保持灵活性；日本以产业竞争力优先。研判：中国可借鉴欧盟风险分级思路完善AI治理细则，同时保持行业化数据跨境规则的灵活性，避免合规成本过度抑制创新。</w:t>
       </w:r>
     </w:p>
     <w:p/>

--- a/reports/latest.docx
+++ b/reports/latest.docx
@@ -24,7 +24,7 @@
           <w:color w:val="828282"/>
           <w:sz w:val="22"/>
         </w:rPr>
-        <w:t>生成日期：2026-10-24　　数据 · 算力 · 信息化</w:t>
+        <w:t>生成日期：2026-10-25　　数据 · 算力 · 信息化</w:t>
       </w:r>
     </w:p>
     <w:p/>
@@ -39,6 +39,46 @@
         </w:rPr>
         <w:t>一、过去 24 小时关键政策</w:t>
       </w:r>
+    </w:p>
+    <w:p>
+      <w:r>
+        <w:rPr>
+          <w:b/>
+          <w:sz w:val="24"/>
+        </w:rPr>
+        <w:t>《江苏省支持人工智能创新发展有关实施方案》</w:t>
+      </w:r>
+    </w:p>
+    <w:p>
+      <w:r>
+        <w:rPr>
+          <w:color w:val="646464"/>
+          <w:sz w:val="20"/>
+        </w:rPr>
+        <w:t>文　　号：暂无</w:t>
+        <w:br/>
+        <w:t>发文机关：江苏省发展改革委等五部门</w:t>
+        <w:br/>
+        <w:t>发文日期：2026-10-13</w:t>
+        <w:br/>
+        <w:t>原文链接：https://jszwb.jiangsu.gov.cn/art/2026/10/13/art_92152_11841252.html</w:t>
+      </w:r>
+    </w:p>
+    <w:p>
+      <w:pPr>
+        <w:ind w:left="240"/>
+      </w:pPr>
+      <w:r>
+        <w:t>依托省一体化算力监测调度平台发放词元券，支持智能算力服务与公共算力中心建设。</w:t>
+      </w:r>
+    </w:p>
+    <w:p>
+      <w:pPr>
+        <w:spacing w:before="0" w:after="80"/>
+        <w:pBdr>
+          <w:bottom w:val="single" w:sz="4" w:space="1" w:color="DDDDDD"/>
+        </w:pBdr>
+      </w:pPr>
     </w:p>
     <w:p/>
     <w:p>
@@ -59,7 +99,7 @@
           <w:b/>
           <w:sz w:val="24"/>
         </w:rPr>
-        <w:t>《数字乡村高质量发展行动计划（2026—2030年）》</w:t>
+        <w:t>《江苏省支持人工智能创新发展有关实施方案》</w:t>
       </w:r>
     </w:p>
     <w:p>
@@ -70,11 +110,11 @@
         </w:rPr>
         <w:t>文　　号：暂无</w:t>
         <w:br/>
-        <w:t>发文机关：中央网信办等</w:t>
+        <w:t>发文机关：江苏省发展改革委等五部门</w:t>
         <w:br/>
-        <w:t>发文日期：2026-09-11</w:t>
+        <w:t>发文日期：2026-10-13</w:t>
         <w:br/>
-        <w:t>原文链接：https://www.cac.gov.cn/wxzw/zcfg/A093703index_1.htm</w:t>
+        <w:t>原文链接：https://jszwb.jiangsu.gov.cn/art/2026/10/13/art_92152_11841252.html</w:t>
       </w:r>
     </w:p>
     <w:p>
@@ -82,125 +122,7 @@
         <w:ind w:left="240"/>
       </w:pPr>
       <w:r>
-        <w:t>部署数字乡村建设，推动数字化绿色化协同转型，强化数据要素赋能。</w:t>
-      </w:r>
-    </w:p>
-    <w:p>
-      <w:pPr>
-        <w:spacing w:before="0" w:after="80"/>
-        <w:pBdr>
-          <w:bottom w:val="single" w:sz="4" w:space="1" w:color="DDDDDD"/>
-        </w:pBdr>
-      </w:pPr>
-    </w:p>
-    <w:p>
-      <w:r>
-        <w:rPr>
-          <w:b/>
-          <w:sz w:val="24"/>
-        </w:rPr>
-        <w:t>《关于推动互联网基础资源高质量发展的指导意见》</w:t>
-      </w:r>
-    </w:p>
-    <w:p>
-      <w:r>
-        <w:rPr>
-          <w:color w:val="646464"/>
-          <w:sz w:val="20"/>
-        </w:rPr>
-        <w:t>文　　号：暂无</w:t>
-        <w:br/>
-        <w:t>发文机关：工业和信息化部、中央网信办、国家发展改革委、国家数据局</w:t>
-        <w:br/>
-        <w:t>发文日期：2026-07-01</w:t>
-        <w:br/>
-        <w:t>原文链接：https://gyxxh.tj.gov.cn/ZWGK4147/ZCWJ6355/gjjwj/202607/t20260713_7334666.html</w:t>
-      </w:r>
-    </w:p>
-    <w:p>
-      <w:pPr>
-        <w:ind w:left="240"/>
-      </w:pPr>
-      <w:r>
-        <w:t>四部门联合部署互联网基础资源高质量发展，强化算力网络与数据要素支撑。</w:t>
-      </w:r>
-    </w:p>
-    <w:p>
-      <w:pPr>
-        <w:spacing w:before="0" w:after="80"/>
-        <w:pBdr>
-          <w:bottom w:val="single" w:sz="4" w:space="1" w:color="DDDDDD"/>
-        </w:pBdr>
-      </w:pPr>
-    </w:p>
-    <w:p>
-      <w:r>
-        <w:rPr>
-          <w:b/>
-          <w:sz w:val="24"/>
-        </w:rPr>
-        <w:t>《大型个人信息处理者个人信息保护规定（征求意见稿）》</w:t>
-      </w:r>
-    </w:p>
-    <w:p>
-      <w:r>
-        <w:rPr>
-          <w:color w:val="646464"/>
-          <w:sz w:val="20"/>
-        </w:rPr>
-        <w:t>文　　号：暂无</w:t>
-        <w:br/>
-        <w:t>发文机关：国家互联网信息办公室</w:t>
-        <w:br/>
-        <w:t>发文日期：2026-08-07</w:t>
-        <w:br/>
-        <w:t>原文链接：https://www.cac.gov.cn/wxzw/sjzl/A093708index_1.htm</w:t>
-      </w:r>
-    </w:p>
-    <w:p>
-      <w:pPr>
-        <w:ind w:left="240"/>
-      </w:pPr>
-      <w:r>
-        <w:t>拟对大型个人信息处理者设定专门合规义务，强化数据安全治理。</w:t>
-      </w:r>
-    </w:p>
-    <w:p>
-      <w:pPr>
-        <w:spacing w:before="0" w:after="80"/>
-        <w:pBdr>
-          <w:bottom w:val="single" w:sz="4" w:space="1" w:color="DDDDDD"/>
-        </w:pBdr>
-      </w:pPr>
-    </w:p>
-    <w:p>
-      <w:r>
-        <w:rPr>
-          <w:b/>
-          <w:sz w:val="24"/>
-        </w:rPr>
-        <w:t>《汽车数据出境安全指引（试行）》</w:t>
-      </w:r>
-    </w:p>
-    <w:p>
-      <w:r>
-        <w:rPr>
-          <w:color w:val="646464"/>
-          <w:sz w:val="20"/>
-        </w:rPr>
-        <w:t>文　　号：暂无</w:t>
-        <w:br/>
-        <w:t>发文机关：工业和信息化部、国家网信办、国家发展改革委等八部门</w:t>
-        <w:br/>
-        <w:t>发文日期：2026-02-03</w:t>
-      </w:r>
-    </w:p>
-    <w:p>
-      <w:pPr>
-        <w:ind w:left="240"/>
-      </w:pPr>
-      <w:r>
-        <w:t>八部门联合规范汽车数据出境活动，明确安全评估与合规路径。</w:t>
+        <w:t>依托省一体化算力监测调度平台发放词元券，支持智能算力服务与公共算力中心建设。</w:t>
       </w:r>
     </w:p>
     <w:p>
@@ -251,6 +173,160 @@
         </w:pBdr>
       </w:pPr>
     </w:p>
+    <w:p>
+      <w:r>
+        <w:rPr>
+          <w:b/>
+          <w:sz w:val="24"/>
+        </w:rPr>
+        <w:t>《关于支持之江人工智能公共算力开放创新平台加快混合万卡计算集群建设的答复》</w:t>
+      </w:r>
+    </w:p>
+    <w:p>
+      <w:r>
+        <w:rPr>
+          <w:color w:val="646464"/>
+          <w:sz w:val="20"/>
+        </w:rPr>
+        <w:t>文　　号：暂无</w:t>
+        <w:br/>
+        <w:t>发文机关：浙江省发展和改革委员会</w:t>
+        <w:br/>
+        <w:t>发文日期：2026-06-25</w:t>
+      </w:r>
+    </w:p>
+    <w:p>
+      <w:pPr>
+        <w:ind w:left="240"/>
+      </w:pPr>
+      <w:r>
+        <w:t>支持建设万卡规模分布式计算系统，以开放普惠方式提供人工智能算力。</w:t>
+      </w:r>
+    </w:p>
+    <w:p>
+      <w:pPr>
+        <w:spacing w:before="0" w:after="80"/>
+        <w:pBdr>
+          <w:bottom w:val="single" w:sz="4" w:space="1" w:color="DDDDDD"/>
+        </w:pBdr>
+      </w:pPr>
+    </w:p>
+    <w:p>
+      <w:r>
+        <w:rPr>
+          <w:b/>
+          <w:sz w:val="24"/>
+        </w:rPr>
+        <w:t>《以法治筑牢人工智能安全防线》</w:t>
+      </w:r>
+    </w:p>
+    <w:p>
+      <w:r>
+        <w:rPr>
+          <w:color w:val="646464"/>
+          <w:sz w:val="20"/>
+        </w:rPr>
+        <w:t>文　　号：暂无</w:t>
+        <w:br/>
+        <w:t>发文机关：天津长安网</w:t>
+        <w:br/>
+        <w:t>发文日期：2025-11-10</w:t>
+      </w:r>
+    </w:p>
+    <w:p>
+      <w:pPr>
+        <w:ind w:left="240"/>
+      </w:pPr>
+      <w:r>
+        <w:t>强调人工智能法治需融汇伦理规范与技术规则，突出算法、数据和算力三要素。</w:t>
+      </w:r>
+    </w:p>
+    <w:p>
+      <w:pPr>
+        <w:spacing w:before="0" w:after="80"/>
+        <w:pBdr>
+          <w:bottom w:val="single" w:sz="4" w:space="1" w:color="DDDDDD"/>
+        </w:pBdr>
+      </w:pPr>
+    </w:p>
+    <w:p>
+      <w:r>
+        <w:rPr>
+          <w:b/>
+          <w:sz w:val="24"/>
+        </w:rPr>
+        <w:t>《2026年广西数据管理和政务服务工作要点》</w:t>
+      </w:r>
+    </w:p>
+    <w:p>
+      <w:r>
+        <w:rPr>
+          <w:color w:val="646464"/>
+          <w:sz w:val="20"/>
+        </w:rPr>
+        <w:t>文　　号：暂无</w:t>
+        <w:br/>
+        <w:t>发文机关：广西壮族自治区大数据发展局</w:t>
+        <w:br/>
+        <w:t>发文日期：2026-03-26</w:t>
+      </w:r>
+    </w:p>
+    <w:p>
+      <w:pPr>
+        <w:ind w:left="240"/>
+      </w:pPr>
+      <w:r>
+        <w:t>部署“人工智能+”行动，推进数据管理和政务服务改革。</w:t>
+      </w:r>
+    </w:p>
+    <w:p>
+      <w:pPr>
+        <w:spacing w:before="0" w:after="80"/>
+        <w:pBdr>
+          <w:bottom w:val="single" w:sz="4" w:space="1" w:color="DDDDDD"/>
+        </w:pBdr>
+      </w:pPr>
+    </w:p>
+    <w:p>
+      <w:r>
+        <w:rPr>
+          <w:b/>
+          <w:sz w:val="24"/>
+        </w:rPr>
+        <w:t>《山东省人工智能+制造行动政策解读》</w:t>
+      </w:r>
+    </w:p>
+    <w:p>
+      <w:r>
+        <w:rPr>
+          <w:color w:val="646464"/>
+          <w:sz w:val="20"/>
+        </w:rPr>
+        <w:t>文　　号：暂无</w:t>
+        <w:br/>
+        <w:t>发文机关：山东省人民政府</w:t>
+        <w:br/>
+        <w:t>发文日期：2026-06-09</w:t>
+        <w:br/>
+        <w:t>原文链接：http://www.shandong.gov.cn/jpaas-jpolicy-web-server/front/info/explain?iid=76102bbb2fa146f1ac00b5a53067db49</w:t>
+      </w:r>
+    </w:p>
+    <w:p>
+      <w:pPr>
+        <w:ind w:left="240"/>
+      </w:pPr>
+      <w:r>
+        <w:t>解读国家及省级人工智能产业政策，推进智能算力与工业互联网融合。</w:t>
+      </w:r>
+    </w:p>
+    <w:p>
+      <w:pPr>
+        <w:spacing w:before="0" w:after="80"/>
+        <w:pBdr>
+          <w:bottom w:val="single" w:sz="4" w:space="1" w:color="DDDDDD"/>
+        </w:pBdr>
+      </w:pPr>
+    </w:p>
     <w:p/>
     <w:p>
       <w:pPr>
@@ -270,7 +346,7 @@
           <w:b/>
           <w:sz w:val="24"/>
         </w:rPr>
-        <w:t>《关于推动互联网基础资源高质量发展的指导意见》</w:t>
+        <w:t>《关于支持之江人工智能公共算力开放创新平台加快混合万卡计算集群建设的答复》</w:t>
       </w:r>
     </w:p>
     <w:p>
@@ -281,11 +357,9 @@
         </w:rPr>
         <w:t>文　　号：暂无</w:t>
         <w:br/>
-        <w:t>发文机关：工业和信息化部、中央网信办、国家发展改革委、国家数据局</w:t>
+        <w:t>发文机关：浙江省发展和改革委员会</w:t>
         <w:br/>
-        <w:t>发文日期：2026-07-01</w:t>
-        <w:br/>
-        <w:t>原文链接：https://gyxxh.tj.gov.cn/ZWGK4147/ZCWJ6355/gjjwj/202607/t20260713_7334666.html</w:t>
+        <w:t>发文日期：2026-06-25</w:t>
       </w:r>
     </w:p>
     <w:p>
@@ -293,7 +367,7 @@
         <w:ind w:left="240"/>
       </w:pPr>
       <w:r>
-        <w:t>四部门联合部署互联网基础资源高质量发展，强化算力网络与数据要素支撑。</w:t>
+        <w:t>支持建设万卡规模分布式计算系统，以开放普惠方式提供人工智能算力。</w:t>
       </w:r>
     </w:p>
     <w:p>
@@ -310,7 +384,7 @@
           <w:b/>
           <w:sz w:val="24"/>
         </w:rPr>
-        <w:t>《数字乡村高质量发展行动计划（2026—2030年）》</w:t>
+        <w:t>《2026年广西数据管理和政务服务工作要点》</w:t>
       </w:r>
     </w:p>
     <w:p>
@@ -321,11 +395,9 @@
         </w:rPr>
         <w:t>文　　号：暂无</w:t>
         <w:br/>
-        <w:t>发文机关：中央网信办等</w:t>
+        <w:t>发文机关：广西壮族自治区大数据发展局</w:t>
         <w:br/>
-        <w:t>发文日期：2026-09-11</w:t>
-        <w:br/>
-        <w:t>原文链接：https://www.cac.gov.cn/wxzw/zcfg/A093703index_1.htm</w:t>
+        <w:t>发文日期：2026-03-26</w:t>
       </w:r>
     </w:p>
     <w:p>
@@ -333,7 +405,7 @@
         <w:ind w:left="240"/>
       </w:pPr>
       <w:r>
-        <w:t>部署数字乡村建设，推动数字化绿色化协同转型，强化数据要素赋能。</w:t>
+        <w:t>部署“人工智能+”行动，推进数据管理和政务服务改革。</w:t>
       </w:r>
     </w:p>
     <w:p>
@@ -350,7 +422,7 @@
           <w:b/>
           <w:sz w:val="24"/>
         </w:rPr>
-        <w:t>《大型个人信息处理者个人信息保护规定（征求意见稿）》</w:t>
+        <w:t>《山东省人工智能+制造行动政策解读》</w:t>
       </w:r>
     </w:p>
     <w:p>
@@ -361,11 +433,11 @@
         </w:rPr>
         <w:t>文　　号：暂无</w:t>
         <w:br/>
-        <w:t>发文机关：国家互联网信息办公室</w:t>
+        <w:t>发文机关：山东省人民政府</w:t>
         <w:br/>
-        <w:t>发文日期：2026-08-07</w:t>
+        <w:t>发文日期：2026-06-09</w:t>
         <w:br/>
-        <w:t>原文链接：https://www.cac.gov.cn/wxzw/sjzl/A093708index_1.htm</w:t>
+        <w:t>原文链接：http://www.shandong.gov.cn/jpaas-jpolicy-web-server/front/info/explain?iid=76102bbb2fa146f1ac00b5a53067db49</w:t>
       </w:r>
     </w:p>
     <w:p>
@@ -373,45 +445,7 @@
         <w:ind w:left="240"/>
       </w:pPr>
       <w:r>
-        <w:t>拟对大型个人信息处理者设定专门合规义务，强化数据安全治理。</w:t>
-      </w:r>
-    </w:p>
-    <w:p>
-      <w:pPr>
-        <w:spacing w:before="0" w:after="80"/>
-        <w:pBdr>
-          <w:bottom w:val="single" w:sz="4" w:space="1" w:color="DDDDDD"/>
-        </w:pBdr>
-      </w:pPr>
-    </w:p>
-    <w:p>
-      <w:r>
-        <w:rPr>
-          <w:b/>
-          <w:sz w:val="24"/>
-        </w:rPr>
-        <w:t>《汽车数据出境安全指引（试行）》</w:t>
-      </w:r>
-    </w:p>
-    <w:p>
-      <w:r>
-        <w:rPr>
-          <w:color w:val="646464"/>
-          <w:sz w:val="20"/>
-        </w:rPr>
-        <w:t>文　　号：暂无</w:t>
-        <w:br/>
-        <w:t>发文机关：工业和信息化部、国家网信办、国家发展改革委等八部门</w:t>
-        <w:br/>
-        <w:t>发文日期：2026-02-03</w:t>
-      </w:r>
-    </w:p>
-    <w:p>
-      <w:pPr>
-        <w:ind w:left="240"/>
-      </w:pPr>
-      <w:r>
-        <w:t>八部门联合规范汽车数据出境活动，明确安全评估与合规路径。</w:t>
+        <w:t>解读国家及省级人工智能产业政策，推进智能算力与工业互联网融合。</w:t>
       </w:r>
     </w:p>
     <w:p>
@@ -444,7 +478,7 @@
         <w:t xml:space="preserve">①  </w:t>
       </w:r>
       <w:r>
-        <w:t>现象：2026年7月工信部等四部门联合印发《关于推动互联网基础资源高质量发展的指导意见》，首次将互联网基础资源与算力网络、数据要素统筹部署。逻辑：政策意图在于从底层资源层面打通“网络—算力—数据”链条，为东数西算和智能计算提供基础支撑，体现从单一要素治理向系统集成治理的转变。研判：下一步地方将密集出台配套实施方案，重点省市可能在算力调度平台和基础资源管理上先行先试，需关注跨部门协调成本和重复建设风险。</w:t>
+        <w:t>现象：江苏省数据局10月13日印发《江苏省支持人工智能创新发展有关实施方案》，首次以“词元券”形式对智能算力使用进行补贴，并依托省一体化算力监测调度平台统一管理算力中心。逻辑：这标志着地方算力政策从“建算力”转向“用算力”，通过需求侧补贴降低中小企业的算力使用门槛，同时以平台化调度避免重复建设。研判：预计浙江、广东等省将跟进类似“算力券”机制，但需警惕补贴退坡后的市场自生能力，以及跨省算力调度中的结算与安全责任划分问题。</w:t>
       </w:r>
     </w:p>
     <w:p>
@@ -456,7 +490,7 @@
         <w:t xml:space="preserve">②  </w:t>
       </w:r>
       <w:r>
-        <w:t>现象：国家网信办2026年8月就《大型个人信息处理者个人信息保护规定（征求意见稿）》公开征求意见，拟对超大规模平台设定专门合规义务。逻辑：这标志着数据治理从普遍适用规则转向“抓大放小”的分类分级监管，针对大型平台的数据集中风险实施精准约束。研判：正式稿可能引入独立审计和年度报告制度，头部平台合规成本上升，中小平台则获得相对宽松空间，行业分化将加剧。</w:t>
+        <w:t>现象：浙江省发改委6月答复政协提案，明确支持之江人工智能公共算力开放创新平台建设混合万卡计算集群，面向大模型训练提供高效能分布式计算系统。逻辑：万卡集群是训练千亿参数以上大模型的刚性基础设施，浙江以公共平台形式介入，意在降低民营企业的算力门槛，同时将算力资源集中于少数高效节点。研判：万卡集群的能耗与电网配套将成为落地瓶颈，后续需关注绿电交易与算力枢纽的协同政策，以及公共平台运营的可持续性。</w:t>
       </w:r>
     </w:p>
     <w:p>
@@ -468,7 +502,7 @@
         <w:t xml:space="preserve">③  </w:t>
       </w:r>
       <w:r>
-        <w:t>现象：八部门2026年2月联合发布汽车数据出境安全指引，明确汽车数据出境的安全评估路径。逻辑：智能网联汽车产生大量地理、道路和用户数据，政策意在平衡产业国际化与国家安全，为数据跨境提供行业化操作规范。研判：汽车行业将成为数据跨境分类管理的试验田，后续可能向医疗、金融等行业推广，企业需提前建立数据分类分级和出境合规体系。</w:t>
+        <w:t>现象：天津市2024年发布的算力产业实施方案（2024—2026年）进入收官之年，其统筹通用、智能、超级算力一体化布局的思路正在被多地借鉴。逻辑：天津作为京津冀算力枢纽节点，其“算网协同、普惠易用”的定位强调与北京形成互补，避免同质竞争。研判：2026年底方案到期后，天津大概率会推出升级版，重点可能转向算力与数据、算法的一体化应用，以及绿色算力的占比要求。</w:t>
       </w:r>
     </w:p>
     <w:p>
@@ -480,7 +514,7 @@
         <w:t xml:space="preserve">④  </w:t>
       </w:r>
       <w:r>
-        <w:t>现象：中央网信办2026年9月发布《数字乡村高质量发展行动计划（2026—2030年）》，强调数字化绿色化协同转型。逻辑：数字乡村从基础设施建设阶段进入质量提升阶段，政策将数据要素赋能与绿色低碳目标捆绑，体现数字中国建设的纵深推进。研判：县域和农村将成为数字政策落地的新战场，但需警惕数字鸿沟扩大和基层财政配套压力，建议关注后续专项资金安排。</w:t>
+        <w:t>现象：山东省在政策解读中明确将“人工智能+制造”作为工业转型升级的核心抓手，推动智能算力与工业互联网在制造业场景中融合落地。逻辑：山东作为制造业大省，其政策逻辑是以场景换产业，通过开放制造场景吸引AI企业落地，同时提升本地工业互联网平台的智能化水平。研判：需关注制造场景中数据安全与工艺秘密保护的合规边界，以及中小企业数字化改造的投入回报周期问题。</w:t>
       </w:r>
     </w:p>
     <w:p>
@@ -492,7 +526,7 @@
         <w:t xml:space="preserve">⑤  </w:t>
       </w:r>
       <w:r>
-        <w:t>现象：天津市2024年出台算力产业发展实施方案，统筹通用、智能、超级算力一体化布局，打造京津冀算力高地。逻辑：地方算力规划与国家东数西算工程形成呼应，地方希望通过算力基础设施吸引AI产业集聚，带动区域经济转型。研判：算力产业地方竞争将加剧，可能出现算力过剩和重复投资问题，国家层面或加强算力统筹调度和能效监管，地方需突出差异化定位。</w:t>
+        <w:t>现象：广西大数据发展局3月印发的2026年工作要点，将“人工智能+”行动与数据管理、政务服务改革捆绑推进，体现西部省份以政务数据开放带动AI应用的路径。逻辑：广西算力资源有限，选择以政务场景为切口，通过数据治理和共享为AI应用提供高质量数据供给，是一种务实的差异化策略。研判：西部省份在算力竞赛中难以拼规模，未来政策重心应放在数据标注产业培育和垂直场景应用上，避免盲目上马算力中心。</w:t>
       </w:r>
     </w:p>
     <w:p>
@@ -504,7 +538,7 @@
         <w:t xml:space="preserve">⑥  </w:t>
       </w:r>
       <w:r>
-        <w:t>现象：中国2026年密集出台数据出境、个人信息保护、互联网基础资源等政策，欧盟持续推进AI Act落地，美国以行政令和NIST框架引导AI安全，日本则侧重AI研发与产业化。逻辑：三方路径差异明显——中国强调安全与发展并重、以行业化规则落地；欧盟以统一立法构建风险分级监管；美国依赖行政令和标准框架保持灵活性；日本以产业竞争力优先。研判：中国可借鉴欧盟风险分级思路完善AI治理细则，同时保持行业化数据跨境规则的灵活性，避免合规成本过度抑制创新。</w:t>
+        <w:t>现象：国际比较看，欧盟AI法案已进入分阶段实施期，强调风险分级与合规前置；美国则延续以行政令和NIST框架为主的柔性治理，侧重创新优先；日本通过数字厅推动AI社会化应用与数据流通并重。中国地方政策如江苏“词元券”、浙江万卡集群，更侧重算力基础设施的公共供给与产业扶持。异同：中国强在算力普惠与场景开放，欧美强在合规框架与权利保护。启示：中国在推进算力补贴和公共平台建设时，应同步嵌入数据安全与算法审计要求，避免“重建设轻治理”，并借鉴欧盟风险分级思路对公共算力平台上的模型训练实施分类管理。</w:t>
       </w:r>
     </w:p>
     <w:p/>

--- a/reports/latest.docx
+++ b/reports/latest.docx
@@ -24,7 +24,7 @@
           <w:color w:val="828282"/>
           <w:sz w:val="22"/>
         </w:rPr>
-        <w:t>生成日期：2026-10-25　　数据 · 算力 · 信息化</w:t>
+        <w:t>生成日期：2026-10-26　　数据 · 算力 · 信息化</w:t>
       </w:r>
     </w:p>
     <w:p/>
@@ -39,6 +39,166 @@
         </w:rPr>
         <w:t>一、过去 24 小时关键政策</w:t>
       </w:r>
+    </w:p>
+    <w:p>
+      <w:r>
+        <w:rPr>
+          <w:b/>
+          <w:sz w:val="24"/>
+        </w:rPr>
+        <w:t>《国家信息化“十五五”规划》</w:t>
+      </w:r>
+    </w:p>
+    <w:p>
+      <w:r>
+        <w:rPr>
+          <w:color w:val="646464"/>
+          <w:sz w:val="20"/>
+        </w:rPr>
+        <w:t>文　　号：暂无</w:t>
+        <w:br/>
+        <w:t>发文机关：中央网络安全和信息化委员会办公室</w:t>
+        <w:br/>
+        <w:t>发文日期：2026-10-23</w:t>
+        <w:br/>
+        <w:t>原文链接：https://www.cac.gov.cn/wxzw/zcfg/A093703index_1.htm</w:t>
+      </w:r>
+    </w:p>
+    <w:p>
+      <w:pPr>
+        <w:ind w:left="240"/>
+      </w:pPr>
+      <w:r>
+        <w:t>部署“十五五”时期信息化发展总体目标、重点任务与保障措施。</w:t>
+      </w:r>
+    </w:p>
+    <w:p>
+      <w:pPr>
+        <w:spacing w:before="0" w:after="80"/>
+        <w:pBdr>
+          <w:bottom w:val="single" w:sz="4" w:space="1" w:color="DDDDDD"/>
+        </w:pBdr>
+      </w:pPr>
+    </w:p>
+    <w:p>
+      <w:r>
+        <w:rPr>
+          <w:b/>
+          <w:sz w:val="24"/>
+        </w:rPr>
+        <w:t>《工业和信息化部办公厅关于开展2026年度5G应用“扬帆”行动重点城市总结评估工作的通知》</w:t>
+      </w:r>
+    </w:p>
+    <w:p>
+      <w:r>
+        <w:rPr>
+          <w:color w:val="646464"/>
+          <w:sz w:val="20"/>
+        </w:rPr>
+        <w:t>文　　号：暂无</w:t>
+        <w:br/>
+        <w:t>发文机关：工业和信息化部办公厅</w:t>
+        <w:br/>
+        <w:t>发文日期：2026-10-19</w:t>
+        <w:br/>
+        <w:t>原文链接：https://www.miit.gov.cn/search/zcwjk.html</w:t>
+      </w:r>
+    </w:p>
+    <w:p>
+      <w:pPr>
+        <w:ind w:left="240"/>
+      </w:pPr>
+      <w:r>
+        <w:t>启动5G应用“扬帆”行动重点城市年度总结评估，推动5G规模化应用。</w:t>
+      </w:r>
+    </w:p>
+    <w:p>
+      <w:pPr>
+        <w:spacing w:before="0" w:after="80"/>
+        <w:pBdr>
+          <w:bottom w:val="single" w:sz="4" w:space="1" w:color="DDDDDD"/>
+        </w:pBdr>
+      </w:pPr>
+    </w:p>
+    <w:p>
+      <w:r>
+        <w:rPr>
+          <w:b/>
+          <w:sz w:val="24"/>
+        </w:rPr>
+        <w:t>《工业和信息化部关于成立工业软件标准化技术委员会的公告》</w:t>
+      </w:r>
+    </w:p>
+    <w:p>
+      <w:r>
+        <w:rPr>
+          <w:color w:val="646464"/>
+          <w:sz w:val="20"/>
+        </w:rPr>
+        <w:t>文　　号：工业和信息化部公告2026年第27号</w:t>
+        <w:br/>
+        <w:t>发文机关：工业和信息化部</w:t>
+        <w:br/>
+        <w:t>发文日期：2026-10-23</w:t>
+        <w:br/>
+        <w:t>原文链接：https://www.miit.gov.cn/search/zcwjk.html</w:t>
+      </w:r>
+    </w:p>
+    <w:p>
+      <w:pPr>
+        <w:ind w:left="240"/>
+      </w:pPr>
+      <w:r>
+        <w:t>成立工业软件标准化技术委员会（MIIT/TC11），负责行业标准制修订。</w:t>
+      </w:r>
+    </w:p>
+    <w:p>
+      <w:pPr>
+        <w:spacing w:before="0" w:after="80"/>
+        <w:pBdr>
+          <w:bottom w:val="single" w:sz="4" w:space="1" w:color="DDDDDD"/>
+        </w:pBdr>
+      </w:pPr>
+    </w:p>
+    <w:p>
+      <w:r>
+        <w:rPr>
+          <w:b/>
+          <w:sz w:val="24"/>
+        </w:rPr>
+        <w:t>《工业和信息化部办公厅关于印发2026年第二批行业标准制修订计划的通知》</w:t>
+      </w:r>
+    </w:p>
+    <w:p>
+      <w:r>
+        <w:rPr>
+          <w:color w:val="646464"/>
+          <w:sz w:val="20"/>
+        </w:rPr>
+        <w:t>文　　号：工信厅联企业〔2026〕40号</w:t>
+        <w:br/>
+        <w:t>发文机关：工业和信息化部办公厅</w:t>
+        <w:br/>
+        <w:t>发文日期：2026-10-23</w:t>
+        <w:br/>
+        <w:t>原文链接：https://www.miit.gov.cn/search/zcwjk.html</w:t>
+      </w:r>
+    </w:p>
+    <w:p>
+      <w:pPr>
+        <w:ind w:left="240"/>
+      </w:pPr>
+      <w:r>
+        <w:t>下达2026年第二批行业标准制修订计划，涵盖工业互联网等领域。</w:t>
+      </w:r>
+    </w:p>
+    <w:p>
+      <w:pPr>
+        <w:spacing w:before="0" w:after="80"/>
+        <w:pBdr>
+          <w:bottom w:val="single" w:sz="4" w:space="1" w:color="DDDDDD"/>
+        </w:pBdr>
+      </w:pPr>
     </w:p>
     <w:p>
       <w:r>
@@ -69,7 +229,7 @@
         <w:ind w:left="240"/>
       </w:pPr>
       <w:r>
-        <w:t>依托省一体化算力监测调度平台发放词元券，支持智能算力服务与公共算力中心建设。</w:t>
+        <w:t>依托省一体化算力监测调度平台发放“词元券”，支持智能算力服务。</w:t>
       </w:r>
     </w:p>
     <w:p>
@@ -92,6 +252,46 @@
         </w:rPr>
         <w:t>二、过去一个月主要政策动向</w:t>
       </w:r>
+    </w:p>
+    <w:p>
+      <w:r>
+        <w:rPr>
+          <w:b/>
+          <w:sz w:val="24"/>
+        </w:rPr>
+        <w:t>《国家信息化“十五五”规划》</w:t>
+      </w:r>
+    </w:p>
+    <w:p>
+      <w:r>
+        <w:rPr>
+          <w:color w:val="646464"/>
+          <w:sz w:val="20"/>
+        </w:rPr>
+        <w:t>文　　号：暂无</w:t>
+        <w:br/>
+        <w:t>发文机关：中央网络安全和信息化委员会办公室</w:t>
+        <w:br/>
+        <w:t>发文日期：2026-10-23</w:t>
+        <w:br/>
+        <w:t>原文链接：https://www.cac.gov.cn/wxzw/zcfg/A093703index_1.htm</w:t>
+      </w:r>
+    </w:p>
+    <w:p>
+      <w:pPr>
+        <w:ind w:left="240"/>
+      </w:pPr>
+      <w:r>
+        <w:t>部署“十五五”时期信息化发展总体目标、重点任务与保障措施。</w:t>
+      </w:r>
+    </w:p>
+    <w:p>
+      <w:pPr>
+        <w:spacing w:before="0" w:after="80"/>
+        <w:pBdr>
+          <w:bottom w:val="single" w:sz="4" w:space="1" w:color="DDDDDD"/>
+        </w:pBdr>
+      </w:pPr>
     </w:p>
     <w:p>
       <w:r>
@@ -122,7 +322,7 @@
         <w:ind w:left="240"/>
       </w:pPr>
       <w:r>
-        <w:t>依托省一体化算力监测调度平台发放词元券，支持智能算力服务与公共算力中心建设。</w:t>
+        <w:t>依托省一体化算力监测调度平台发放“词元券”，支持智能算力服务。</w:t>
       </w:r>
     </w:p>
     <w:p>
@@ -139,7 +339,7 @@
           <w:b/>
           <w:sz w:val="24"/>
         </w:rPr>
-        <w:t>《天津市算力产业发展实施方案（2024—2026年）》</w:t>
+        <w:t>《工业和信息化部关于成立工业软件标准化技术委员会的公告》</w:t>
       </w:r>
     </w:p>
     <w:p>
@@ -148,13 +348,13 @@
           <w:color w:val="646464"/>
           <w:sz w:val="20"/>
         </w:rPr>
-        <w:t>文　　号：暂无</w:t>
+        <w:t>文　　号：工业和信息化部公告2026年第27号</w:t>
         <w:br/>
-        <w:t>发文机关：天津市人民政府办公厅</w:t>
+        <w:t>发文机关：工业和信息化部</w:t>
         <w:br/>
-        <w:t>发文日期：2024-07-22</w:t>
+        <w:t>发文日期：2026-10-23</w:t>
         <w:br/>
-        <w:t>原文链接：https://gyxxh.tj.gov.cn/ZWGK4147/ZCWJ6355/sjwj/202407/t20240722_6681036.html</w:t>
+        <w:t>原文链接：https://www.miit.gov.cn/search/zcwjk.html</w:t>
       </w:r>
     </w:p>
     <w:p>
@@ -162,7 +362,7 @@
         <w:ind w:left="240"/>
       </w:pPr>
       <w:r>
-        <w:t>统筹通用、智能、超级算力一体化布局，打造京津冀算力产业高地。</w:t>
+        <w:t>成立工业软件标准化技术委员会（MIIT/TC11），负责行业标准制修订。</w:t>
       </w:r>
     </w:p>
     <w:p>
@@ -179,7 +379,7 @@
           <w:b/>
           <w:sz w:val="24"/>
         </w:rPr>
-        <w:t>《关于支持之江人工智能公共算力开放创新平台加快混合万卡计算集群建设的答复》</w:t>
+        <w:t>《工业和信息化部办公厅关于开展2026年度5G应用“扬帆”行动重点城市总结评估工作的通知》</w:t>
       </w:r>
     </w:p>
     <w:p>
@@ -190,9 +390,11 @@
         </w:rPr>
         <w:t>文　　号：暂无</w:t>
         <w:br/>
-        <w:t>发文机关：浙江省发展和改革委员会</w:t>
+        <w:t>发文机关：工业和信息化部办公厅</w:t>
         <w:br/>
-        <w:t>发文日期：2026-06-25</w:t>
+        <w:t>发文日期：2026-10-19</w:t>
+        <w:br/>
+        <w:t>原文链接：https://www.miit.gov.cn/search/zcwjk.html</w:t>
       </w:r>
     </w:p>
     <w:p>
@@ -200,7 +402,7 @@
         <w:ind w:left="240"/>
       </w:pPr>
       <w:r>
-        <w:t>支持建设万卡规模分布式计算系统，以开放普惠方式提供人工智能算力。</w:t>
+        <w:t>启动5G应用“扬帆”行动重点城市年度总结评估，推动5G规模化应用。</w:t>
       </w:r>
     </w:p>
     <w:p>
@@ -217,7 +419,60 @@
           <w:b/>
           <w:sz w:val="24"/>
         </w:rPr>
-        <w:t>《以法治筑牢人工智能安全防线》</w:t>
+        <w:t>《工业和信息化部办公厅关于印发2026年第二批行业标准制修订计划的通知》</w:t>
+      </w:r>
+    </w:p>
+    <w:p>
+      <w:r>
+        <w:rPr>
+          <w:color w:val="646464"/>
+          <w:sz w:val="20"/>
+        </w:rPr>
+        <w:t>文　　号：工信厅联企业〔2026〕40号</w:t>
+        <w:br/>
+        <w:t>发文机关：工业和信息化部办公厅</w:t>
+        <w:br/>
+        <w:t>发文日期：2026-10-23</w:t>
+        <w:br/>
+        <w:t>原文链接：https://www.miit.gov.cn/search/zcwjk.html</w:t>
+      </w:r>
+    </w:p>
+    <w:p>
+      <w:pPr>
+        <w:ind w:left="240"/>
+      </w:pPr>
+      <w:r>
+        <w:t>下达2026年第二批行业标准制修订计划，涵盖工业互联网等领域。</w:t>
+      </w:r>
+    </w:p>
+    <w:p>
+      <w:pPr>
+        <w:spacing w:before="0" w:after="80"/>
+        <w:pBdr>
+          <w:bottom w:val="single" w:sz="4" w:space="1" w:color="DDDDDD"/>
+        </w:pBdr>
+      </w:pPr>
+    </w:p>
+    <w:p/>
+    <w:p>
+      <w:pPr>
+        <w:pStyle w:val="Heading1"/>
+      </w:pPr>
+      <w:r>
+        <w:rPr>
+          <w:color w:val="5B6DE4"/>
+          <w:sz w:val="28"/>
+        </w:rPr>
+        <w:t>三、今年以来主要政策</w:t>
+      </w:r>
+    </w:p>
+    <w:p>
+      <w:r>
+        <w:rPr>
+          <w:b/>
+          <w:sz w:val="24"/>
+        </w:rPr>
+        <w:t>《关于推动互联网基础资源高质量发展的指导意见》</w:t>
       </w:r>
     </w:p>
     <w:p>
@@ -228,9 +483,11 @@
         </w:rPr>
         <w:t>文　　号：暂无</w:t>
         <w:br/>
-        <w:t>发文机关：天津长安网</w:t>
+        <w:t>发文机关：工业和信息化部、中央网信办、国家发展改革委、国家数据局</w:t>
         <w:br/>
-        <w:t>发文日期：2025-11-10</w:t>
+        <w:t>发文日期：2026-07-01</w:t>
+        <w:br/>
+        <w:t>原文链接：https://www.miit.gov.cn/</w:t>
       </w:r>
     </w:p>
     <w:p>
@@ -238,7 +495,87 @@
         <w:ind w:left="240"/>
       </w:pPr>
       <w:r>
-        <w:t>强调人工智能法治需融汇伦理规范与技术规则，突出算法、数据和算力三要素。</w:t>
+        <w:t>部署互联网基础资源高质量发展，强化网络根基与数据要素支撑。</w:t>
+      </w:r>
+    </w:p>
+    <w:p>
+      <w:pPr>
+        <w:spacing w:before="0" w:after="80"/>
+        <w:pBdr>
+          <w:bottom w:val="single" w:sz="4" w:space="1" w:color="DDDDDD"/>
+        </w:pBdr>
+      </w:pPr>
+    </w:p>
+    <w:p>
+      <w:r>
+        <w:rPr>
+          <w:b/>
+          <w:sz w:val="24"/>
+        </w:rPr>
+        <w:t>《促进平台经济大中小企业协同发展行动方案（2026—2028年）》</w:t>
+      </w:r>
+    </w:p>
+    <w:p>
+      <w:r>
+        <w:rPr>
+          <w:color w:val="646464"/>
+          <w:sz w:val="20"/>
+        </w:rPr>
+        <w:t>文　　号：暂无</w:t>
+        <w:br/>
+        <w:t>发文机关：工业和信息化部等七部门</w:t>
+        <w:br/>
+        <w:t>发文日期：2026-06-18</w:t>
+        <w:br/>
+        <w:t>原文链接：https://www.miit.gov.cn/</w:t>
+      </w:r>
+    </w:p>
+    <w:p>
+      <w:pPr>
+        <w:ind w:left="240"/>
+      </w:pPr>
+      <w:r>
+        <w:t>推动平台经济大中小企业协同发展，强化数字生态与数据共享。</w:t>
+      </w:r>
+    </w:p>
+    <w:p>
+      <w:pPr>
+        <w:spacing w:before="0" w:after="80"/>
+        <w:pBdr>
+          <w:bottom w:val="single" w:sz="4" w:space="1" w:color="DDDDDD"/>
+        </w:pBdr>
+      </w:pPr>
+    </w:p>
+    <w:p>
+      <w:r>
+        <w:rPr>
+          <w:b/>
+          <w:sz w:val="24"/>
+        </w:rPr>
+        <w:t>《大型个人信息处理者个人信息保护规定（征求意见稿）》</w:t>
+      </w:r>
+    </w:p>
+    <w:p>
+      <w:r>
+        <w:rPr>
+          <w:color w:val="646464"/>
+          <w:sz w:val="20"/>
+        </w:rPr>
+        <w:t>文　　号：暂无</w:t>
+        <w:br/>
+        <w:t>发文机关：国家互联网信息办公室</w:t>
+        <w:br/>
+        <w:t>发文日期：2026-08-07</w:t>
+        <w:br/>
+        <w:t>原文链接：https://www.cac.gov.cn/</w:t>
+      </w:r>
+    </w:p>
+    <w:p>
+      <w:pPr>
+        <w:ind w:left="240"/>
+      </w:pPr>
+      <w:r>
+        <w:t>拟对大型个人信息处理者设定专门保护义务，强化数据安全合规。</w:t>
       </w:r>
     </w:p>
     <w:p>
@@ -269,6 +606,8 @@
         <w:t>发文机关：广西壮族自治区大数据发展局</w:t>
         <w:br/>
         <w:t>发文日期：2026-03-26</w:t>
+        <w:br/>
+        <w:t>原文链接：http://dsjfzj.gxzf.gov.cn/</w:t>
       </w:r>
     </w:p>
     <w:p>
@@ -276,176 +615,7 @@
         <w:ind w:left="240"/>
       </w:pPr>
       <w:r>
-        <w:t>部署“人工智能+”行动，推进数据管理和政务服务改革。</w:t>
-      </w:r>
-    </w:p>
-    <w:p>
-      <w:pPr>
-        <w:spacing w:before="0" w:after="80"/>
-        <w:pBdr>
-          <w:bottom w:val="single" w:sz="4" w:space="1" w:color="DDDDDD"/>
-        </w:pBdr>
-      </w:pPr>
-    </w:p>
-    <w:p>
-      <w:r>
-        <w:rPr>
-          <w:b/>
-          <w:sz w:val="24"/>
-        </w:rPr>
-        <w:t>《山东省人工智能+制造行动政策解读》</w:t>
-      </w:r>
-    </w:p>
-    <w:p>
-      <w:r>
-        <w:rPr>
-          <w:color w:val="646464"/>
-          <w:sz w:val="20"/>
-        </w:rPr>
-        <w:t>文　　号：暂无</w:t>
-        <w:br/>
-        <w:t>发文机关：山东省人民政府</w:t>
-        <w:br/>
-        <w:t>发文日期：2026-06-09</w:t>
-        <w:br/>
-        <w:t>原文链接：http://www.shandong.gov.cn/jpaas-jpolicy-web-server/front/info/explain?iid=76102bbb2fa146f1ac00b5a53067db49</w:t>
-      </w:r>
-    </w:p>
-    <w:p>
-      <w:pPr>
-        <w:ind w:left="240"/>
-      </w:pPr>
-      <w:r>
-        <w:t>解读国家及省级人工智能产业政策，推进智能算力与工业互联网融合。</w:t>
-      </w:r>
-    </w:p>
-    <w:p>
-      <w:pPr>
-        <w:spacing w:before="0" w:after="80"/>
-        <w:pBdr>
-          <w:bottom w:val="single" w:sz="4" w:space="1" w:color="DDDDDD"/>
-        </w:pBdr>
-      </w:pPr>
-    </w:p>
-    <w:p/>
-    <w:p>
-      <w:pPr>
-        <w:pStyle w:val="Heading1"/>
-      </w:pPr>
-      <w:r>
-        <w:rPr>
-          <w:color w:val="5B6DE4"/>
-          <w:sz w:val="28"/>
-        </w:rPr>
-        <w:t>三、今年以来主要政策</w:t>
-      </w:r>
-    </w:p>
-    <w:p>
-      <w:r>
-        <w:rPr>
-          <w:b/>
-          <w:sz w:val="24"/>
-        </w:rPr>
-        <w:t>《关于支持之江人工智能公共算力开放创新平台加快混合万卡计算集群建设的答复》</w:t>
-      </w:r>
-    </w:p>
-    <w:p>
-      <w:r>
-        <w:rPr>
-          <w:color w:val="646464"/>
-          <w:sz w:val="20"/>
-        </w:rPr>
-        <w:t>文　　号：暂无</w:t>
-        <w:br/>
-        <w:t>发文机关：浙江省发展和改革委员会</w:t>
-        <w:br/>
-        <w:t>发文日期：2026-06-25</w:t>
-      </w:r>
-    </w:p>
-    <w:p>
-      <w:pPr>
-        <w:ind w:left="240"/>
-      </w:pPr>
-      <w:r>
-        <w:t>支持建设万卡规模分布式计算系统，以开放普惠方式提供人工智能算力。</w:t>
-      </w:r>
-    </w:p>
-    <w:p>
-      <w:pPr>
-        <w:spacing w:before="0" w:after="80"/>
-        <w:pBdr>
-          <w:bottom w:val="single" w:sz="4" w:space="1" w:color="DDDDDD"/>
-        </w:pBdr>
-      </w:pPr>
-    </w:p>
-    <w:p>
-      <w:r>
-        <w:rPr>
-          <w:b/>
-          <w:sz w:val="24"/>
-        </w:rPr>
-        <w:t>《2026年广西数据管理和政务服务工作要点》</w:t>
-      </w:r>
-    </w:p>
-    <w:p>
-      <w:r>
-        <w:rPr>
-          <w:color w:val="646464"/>
-          <w:sz w:val="20"/>
-        </w:rPr>
-        <w:t>文　　号：暂无</w:t>
-        <w:br/>
-        <w:t>发文机关：广西壮族自治区大数据发展局</w:t>
-        <w:br/>
-        <w:t>发文日期：2026-03-26</w:t>
-      </w:r>
-    </w:p>
-    <w:p>
-      <w:pPr>
-        <w:ind w:left="240"/>
-      </w:pPr>
-      <w:r>
-        <w:t>部署“人工智能+”行动，推进数据管理和政务服务改革。</w:t>
-      </w:r>
-    </w:p>
-    <w:p>
-      <w:pPr>
-        <w:spacing w:before="0" w:after="80"/>
-        <w:pBdr>
-          <w:bottom w:val="single" w:sz="4" w:space="1" w:color="DDDDDD"/>
-        </w:pBdr>
-      </w:pPr>
-    </w:p>
-    <w:p>
-      <w:r>
-        <w:rPr>
-          <w:b/>
-          <w:sz w:val="24"/>
-        </w:rPr>
-        <w:t>《山东省人工智能+制造行动政策解读》</w:t>
-      </w:r>
-    </w:p>
-    <w:p>
-      <w:r>
-        <w:rPr>
-          <w:color w:val="646464"/>
-          <w:sz w:val="20"/>
-        </w:rPr>
-        <w:t>文　　号：暂无</w:t>
-        <w:br/>
-        <w:t>发文机关：山东省人民政府</w:t>
-        <w:br/>
-        <w:t>发文日期：2026-06-09</w:t>
-        <w:br/>
-        <w:t>原文链接：http://www.shandong.gov.cn/jpaas-jpolicy-web-server/front/info/explain?iid=76102bbb2fa146f1ac00b5a53067db49</w:t>
-      </w:r>
-    </w:p>
-    <w:p>
-      <w:pPr>
-        <w:ind w:left="240"/>
-      </w:pPr>
-      <w:r>
-        <w:t>解读国家及省级人工智能产业政策，推进智能算力与工业互联网融合。</w:t>
+        <w:t>部署广西数据管理、政务服务和数字政府建设年度重点任务。</w:t>
       </w:r>
     </w:p>
     <w:p>
@@ -478,7 +648,7 @@
         <w:t xml:space="preserve">①  </w:t>
       </w:r>
       <w:r>
-        <w:t>现象：江苏省数据局10月13日印发《江苏省支持人工智能创新发展有关实施方案》，首次以“词元券”形式对智能算力使用进行补贴，并依托省一体化算力监测调度平台统一管理算力中心。逻辑：这标志着地方算力政策从“建算力”转向“用算力”，通过需求侧补贴降低中小企业的算力使用门槛，同时以平台化调度避免重复建设。研判：预计浙江、广东等省将跟进类似“算力券”机制，但需警惕补贴退坡后的市场自生能力，以及跨省算力调度中的结算与安全责任划分问题。</w:t>
+        <w:t>现象：国家网信办10月23日发布《国家信息化“十五五”规划》，同期工信部密集出台工业软件标委会、行业标准计划等文件。逻辑：规划将信息化从“数字基建”转向“制度基建”，以标准先行锁定技术路线和产业话语权，避免“十五五”开局各自为战。研判：后续各部委将围绕规划出台配套细则，工业软件、算力调度、数据基础制度等领域标准竞争加剧，地方申报试点需提前对标。</w:t>
       </w:r>
     </w:p>
     <w:p>
@@ -490,7 +660,7 @@
         <w:t xml:space="preserve">②  </w:t>
       </w:r>
       <w:r>
-        <w:t>现象：浙江省发改委6月答复政协提案，明确支持之江人工智能公共算力开放创新平台建设混合万卡计算集群，面向大模型训练提供高效能分布式计算系统。逻辑：万卡集群是训练千亿参数以上大模型的刚性基础设施，浙江以公共平台形式介入，意在降低民营企业的算力门槛，同时将算力资源集中于少数高效节点。研判：万卡集群的能耗与电网配套将成为落地瓶颈，后续需关注绿电交易与算力枢纽的协同政策，以及公共平台运营的可持续性。</w:t>
+        <w:t>现象：江苏省10月13日出台AI创新发展方案，依托省一体化算力监测调度平台发放“词元券”，将算力补贴与Token消耗挂钩。逻辑：算力补贴从“建中心”转向“补用算”，以词元券降低中小主体用算门槛，同时把分散算力纳入统一调度，提升利用率。研判：词元券模式可能被更多省份借鉴，但需防范刷单套补和算力孤岛回潮，跨省算力结算机制亟待建立。</w:t>
       </w:r>
     </w:p>
     <w:p>
@@ -502,7 +672,7 @@
         <w:t xml:space="preserve">③  </w:t>
       </w:r>
       <w:r>
-        <w:t>现象：天津市2024年发布的算力产业实施方案（2024—2026年）进入收官之年，其统筹通用、智能、超级算力一体化布局的思路正在被多地借鉴。逻辑：天津作为京津冀算力枢纽节点，其“算网协同、普惠易用”的定位强调与北京形成互补，避免同质竞争。研判：2026年底方案到期后，天津大概率会推出升级版，重点可能转向算力与数据、算法的一体化应用，以及绿色算力的占比要求。</w:t>
+        <w:t>现象：工信部10月23日成立工业软件标准化技术委员会（MIIT/TC11），并下达2026年第二批行业标准制修订计划。逻辑：工业软件是工业互联网和数字化转型的“卡脖子”环节，标准化是生态构建的前置条件，意在通过标准统一接口、互操作和产品服务规范。研判：标准制定将加速国产工业软件在重点行业渗透，但需警惕标准滞后于技术迭代，建议同步建立开源社区和测试验证平台。</w:t>
       </w:r>
     </w:p>
     <w:p>
@@ -514,7 +684,7 @@
         <w:t xml:space="preserve">④  </w:t>
       </w:r>
       <w:r>
-        <w:t>现象：山东省在政策解读中明确将“人工智能+制造”作为工业转型升级的核心抓手，推动智能算力与工业互联网在制造业场景中融合落地。逻辑：山东作为制造业大省，其政策逻辑是以场景换产业，通过开放制造场景吸引AI企业落地，同时提升本地工业互联网平台的智能化水平。研判：需关注制造场景中数据安全与工艺秘密保护的合规边界，以及中小企业数字化改造的投入回报周期问题。</w:t>
+        <w:t>现象：国家网信办8月发布《大型个人信息处理者个人信息保护规定（征求意见稿）》，10月继续推进个人信息保护专项行动。逻辑：数据安全监管从“普遍合规”转向“分级分类精准监管”，对大型平台设定更高义务，降低中小主体合规成本。研判：大型平台将面临更严的独立审计和出境评估要求，数据跨境流动“白名单”机制有望加快落地，企业需提前梳理数据资产地图。</w:t>
       </w:r>
     </w:p>
     <w:p>
@@ -526,7 +696,7 @@
         <w:t xml:space="preserve">⑤  </w:t>
       </w:r>
       <w:r>
-        <w:t>现象：广西大数据发展局3月印发的2026年工作要点，将“人工智能+”行动与数据管理、政务服务改革捆绑推进，体现西部省份以政务数据开放带动AI应用的路径。逻辑：广西算力资源有限，选择以政务场景为切口，通过数据治理和共享为AI应用提供高质量数据供给，是一种务实的差异化策略。研判：西部省份在算力竞赛中难以拼规模，未来政策重心应放在数据标注产业培育和垂直场景应用上，避免盲目上马算力中心。</w:t>
+        <w:t>现象：工信部10月19日启动2026年度5G应用“扬帆”行动重点城市总结评估，此前七部门6月印发平台经济协同发展行动方案。逻辑：5G和平台经济政策从“建网络、扩规模”转向“评效果、促协同”，以评估倒逼地方和企业提升应用深度，推动大中小企业融通。研判：评估结果可能与后续资源倾斜挂钩，地方需警惕“重指标轻实效”，建议将行业应用渗透率和中小企业参与度纳入核心考核。</w:t>
       </w:r>
     </w:p>
     <w:p>
@@ -538,7 +708,7 @@
         <w:t xml:space="preserve">⑥  </w:t>
       </w:r>
       <w:r>
-        <w:t>现象：国际比较看，欧盟AI法案已进入分阶段实施期，强调风险分级与合规前置；美国则延续以行政令和NIST框架为主的柔性治理，侧重创新优先；日本通过数字厅推动AI社会化应用与数据流通并重。中国地方政策如江苏“词元券”、浙江万卡集群，更侧重算力基础设施的公共供给与产业扶持。异同：中国强在算力普惠与场景开放，欧美强在合规框架与权利保护。启示：中国在推进算力补贴和公共平台建设时，应同步嵌入数据安全与算法审计要求，避免“重建设轻治理”，并借鉴欧盟风险分级思路对公共算力平台上的模型训练实施分类管理。</w:t>
+        <w:t>现象：中国以“十五五”信息化规划统筹算力、数据与AI，江苏试点词元券；欧盟持续推进AI Act与GDPR衔接，美国聚焦AI行政令与NIST标准，日本数字厅强化AI治理。逻辑：三方均从战略布局转向落地监管，但中国偏重基础设施与算力普惠，欧盟偏重风险分级与基本权利，美国偏重创新优先与标准引导。研判：中国可借鉴欧盟风险分级思路完善AI治理，同时保持算力普惠特色；企业出海需同时应对欧盟合规审计和美国标准认证，合规成本上升。</w:t>
       </w:r>
     </w:p>
     <w:p/>

--- a/reports/latest.docx
+++ b/reports/latest.docx
@@ -24,7 +24,7 @@
           <w:color w:val="828282"/>
           <w:sz w:val="22"/>
         </w:rPr>
-        <w:t>生成日期：2026-10-26　　数据 · 算力 · 信息化</w:t>
+        <w:t>生成日期：2026-10-27　　数据 · 算力 · 信息化</w:t>
       </w:r>
     </w:p>
     <w:p/>
@@ -46,7 +46,7 @@
           <w:b/>
           <w:sz w:val="24"/>
         </w:rPr>
-        <w:t>《国家信息化“十五五”规划》</w:t>
+        <w:t>《中国互联网协会电子会刊（2026年第9期）》</w:t>
       </w:r>
     </w:p>
     <w:p>
@@ -57,11 +57,11 @@
         </w:rPr>
         <w:t>文　　号：暂无</w:t>
         <w:br/>
-        <w:t>发文机关：中央网络安全和信息化委员会办公室</w:t>
+        <w:t>发文机关：中国互联网协会</w:t>
         <w:br/>
-        <w:t>发文日期：2026-10-23</w:t>
+        <w:t>发文日期：2026-10-16</w:t>
         <w:br/>
-        <w:t>原文链接：https://www.cac.gov.cn/wxzw/zcfg/A093703index_1.htm</w:t>
+        <w:t>原文链接：https://mp.weixin.qq.com/s?__biz=MzUyMzAyNzI0OQ==&amp;mid=2247524329&amp;idx=1&amp;sn=094dc0f57a988590ea5885808075efad&amp;chksm=f8c1207e33ad8d91ebe477933e346a3cf084d5bc866cfe933961d6852fae2280e00411d9f912&amp;scene=27</w:t>
       </w:r>
     </w:p>
     <w:p>
@@ -69,7 +69,7 @@
         <w:ind w:left="240"/>
       </w:pPr>
       <w:r>
-        <w:t>部署“十五五”时期信息化发展总体目标、重点任务与保障措施。</w:t>
+        <w:t>会刊披露9月14日网安周发布《人工智能安全治理框架3.0》，并汇总近期政策。</w:t>
       </w:r>
     </w:p>
     <w:p>
@@ -86,7 +86,7 @@
           <w:b/>
           <w:sz w:val="24"/>
         </w:rPr>
-        <w:t>《工业和信息化部办公厅关于开展2026年度5G应用“扬帆”行动重点城市总结评估工作的通知》</w:t>
+        <w:t>《全国统一的数据产权登记制度正式实施》</w:t>
       </w:r>
     </w:p>
     <w:p>
@@ -97,11 +97,11 @@
         </w:rPr>
         <w:t>文　　号：暂无</w:t>
         <w:br/>
-        <w:t>发文机关：工业和信息化部办公厅</w:t>
+        <w:t>发文机关：国家数据局</w:t>
         <w:br/>
-        <w:t>发文日期：2026-10-19</w:t>
+        <w:t>发文日期：2026-10-13</w:t>
         <w:br/>
-        <w:t>原文链接：https://www.miit.gov.cn/search/zcwjk.html</w:t>
+        <w:t>原文链接：http://www.hncfs.edu.cn/xxhysjglzx/index.htm</w:t>
       </w:r>
     </w:p>
     <w:p>
@@ -109,127 +109,7 @@
         <w:ind w:left="240"/>
       </w:pPr>
       <w:r>
-        <w:t>启动5G应用“扬帆”行动重点城市年度总结评估，推动5G规模化应用。</w:t>
-      </w:r>
-    </w:p>
-    <w:p>
-      <w:pPr>
-        <w:spacing w:before="0" w:after="80"/>
-        <w:pBdr>
-          <w:bottom w:val="single" w:sz="4" w:space="1" w:color="DDDDDD"/>
-        </w:pBdr>
-      </w:pPr>
-    </w:p>
-    <w:p>
-      <w:r>
-        <w:rPr>
-          <w:b/>
-          <w:sz w:val="24"/>
-        </w:rPr>
-        <w:t>《工业和信息化部关于成立工业软件标准化技术委员会的公告》</w:t>
-      </w:r>
-    </w:p>
-    <w:p>
-      <w:r>
-        <w:rPr>
-          <w:color w:val="646464"/>
-          <w:sz w:val="20"/>
-        </w:rPr>
-        <w:t>文　　号：工业和信息化部公告2026年第27号</w:t>
-        <w:br/>
-        <w:t>发文机关：工业和信息化部</w:t>
-        <w:br/>
-        <w:t>发文日期：2026-10-23</w:t>
-        <w:br/>
-        <w:t>原文链接：https://www.miit.gov.cn/search/zcwjk.html</w:t>
-      </w:r>
-    </w:p>
-    <w:p>
-      <w:pPr>
-        <w:ind w:left="240"/>
-      </w:pPr>
-      <w:r>
-        <w:t>成立工业软件标准化技术委员会（MIIT/TC11），负责行业标准制修订。</w:t>
-      </w:r>
-    </w:p>
-    <w:p>
-      <w:pPr>
-        <w:spacing w:before="0" w:after="80"/>
-        <w:pBdr>
-          <w:bottom w:val="single" w:sz="4" w:space="1" w:color="DDDDDD"/>
-        </w:pBdr>
-      </w:pPr>
-    </w:p>
-    <w:p>
-      <w:r>
-        <w:rPr>
-          <w:b/>
-          <w:sz w:val="24"/>
-        </w:rPr>
-        <w:t>《工业和信息化部办公厅关于印发2026年第二批行业标准制修订计划的通知》</w:t>
-      </w:r>
-    </w:p>
-    <w:p>
-      <w:r>
-        <w:rPr>
-          <w:color w:val="646464"/>
-          <w:sz w:val="20"/>
-        </w:rPr>
-        <w:t>文　　号：工信厅联企业〔2026〕40号</w:t>
-        <w:br/>
-        <w:t>发文机关：工业和信息化部办公厅</w:t>
-        <w:br/>
-        <w:t>发文日期：2026-10-23</w:t>
-        <w:br/>
-        <w:t>原文链接：https://www.miit.gov.cn/search/zcwjk.html</w:t>
-      </w:r>
-    </w:p>
-    <w:p>
-      <w:pPr>
-        <w:ind w:left="240"/>
-      </w:pPr>
-      <w:r>
-        <w:t>下达2026年第二批行业标准制修订计划，涵盖工业互联网等领域。</w:t>
-      </w:r>
-    </w:p>
-    <w:p>
-      <w:pPr>
-        <w:spacing w:before="0" w:after="80"/>
-        <w:pBdr>
-          <w:bottom w:val="single" w:sz="4" w:space="1" w:color="DDDDDD"/>
-        </w:pBdr>
-      </w:pPr>
-    </w:p>
-    <w:p>
-      <w:r>
-        <w:rPr>
-          <w:b/>
-          <w:sz w:val="24"/>
-        </w:rPr>
-        <w:t>《江苏省支持人工智能创新发展有关实施方案》</w:t>
-      </w:r>
-    </w:p>
-    <w:p>
-      <w:r>
-        <w:rPr>
-          <w:color w:val="646464"/>
-          <w:sz w:val="20"/>
-        </w:rPr>
-        <w:t>文　　号：暂无</w:t>
-        <w:br/>
-        <w:t>发文机关：江苏省发展改革委等五部门</w:t>
-        <w:br/>
-        <w:t>发文日期：2026-10-13</w:t>
-        <w:br/>
-        <w:t>原文链接：https://jszwb.jiangsu.gov.cn/art/2026/10/13/art_92152_11841252.html</w:t>
-      </w:r>
-    </w:p>
-    <w:p>
-      <w:pPr>
-        <w:ind w:left="240"/>
-      </w:pPr>
-      <w:r>
-        <w:t>依托省一体化算力监测调度平台发放“词元券”，支持智能算力服务。</w:t>
+        <w:t>国家数据局推动全国统一数据产权登记制度正式落地实施，明确数据产权登记规则。</w:t>
       </w:r>
     </w:p>
     <w:p>
@@ -259,7 +139,7 @@
           <w:b/>
           <w:sz w:val="24"/>
         </w:rPr>
-        <w:t>《国家信息化“十五五”规划》</w:t>
+        <w:t>《人工智能安全治理框架3.0》</w:t>
       </w:r>
     </w:p>
     <w:p>
@@ -270,11 +150,9 @@
         </w:rPr>
         <w:t>文　　号：暂无</w:t>
         <w:br/>
-        <w:t>发文机关：中央网络安全和信息化委员会办公室</w:t>
+        <w:t>发文机关：全国网络安全标准化技术委员会</w:t>
         <w:br/>
-        <w:t>发文日期：2026-10-23</w:t>
-        <w:br/>
-        <w:t>原文链接：https://www.cac.gov.cn/wxzw/zcfg/A093703index_1.htm</w:t>
+        <w:t>发文日期：2026-09-14</w:t>
       </w:r>
     </w:p>
     <w:p>
@@ -282,7 +160,7 @@
         <w:ind w:left="240"/>
       </w:pPr>
       <w:r>
-        <w:t>部署“十五五”时期信息化发展总体目标、重点任务与保障措施。</w:t>
+        <w:t>网安标委在2026年国家网络安全宣传周发布AI安全治理框架3.0，升级治理要求。</w:t>
       </w:r>
     </w:p>
     <w:p>
@@ -299,7 +177,7 @@
           <w:b/>
           <w:sz w:val="24"/>
         </w:rPr>
-        <w:t>《江苏省支持人工智能创新发展有关实施方案》</w:t>
+        <w:t>《辽宁省装备制造领域数据标注先行先试工作大会》</w:t>
       </w:r>
     </w:p>
     <w:p>
@@ -310,11 +188,11 @@
         </w:rPr>
         <w:t>文　　号：暂无</w:t>
         <w:br/>
-        <w:t>发文机关：江苏省发展改革委等五部门</w:t>
+        <w:t>发文机关：辽宁省数据局</w:t>
         <w:br/>
-        <w:t>发文日期：2026-10-13</w:t>
+        <w:t>发文日期：2026-09-25</w:t>
         <w:br/>
-        <w:t>原文链接：https://jszwb.jiangsu.gov.cn/art/2026/10/13/art_92152_11841252.html</w:t>
+        <w:t>原文链接：https://baike.baidu.com/item/%E8%BE%BD%E5%AE%81%E7%9C%81%E8%A3%85%E5%A4%87%E5%88%B6%E9%80%A0%E9%A2%86%E5%9F%9F%E6%95%B0%E6%8D%AE%E6%A0%87%E6%B3%A8%E5%85%88%E8%A1%8C%E5%85%88%E8%AF%95%E5%B7%A5%E4%BD%9C%E5%A4%A7%E4%BC%9A/69433622?fr=aladdin</w:t>
       </w:r>
     </w:p>
     <w:p>
@@ -322,7 +200,7 @@
         <w:ind w:left="240"/>
       </w:pPr>
       <w:r>
-        <w:t>依托省一体化算力监测调度平台发放“词元券”，支持智能算力服务。</w:t>
+        <w:t>辽宁召开装备制造领域数据标注先行先试大会，推动数据标注产业与制造业融合。</w:t>
       </w:r>
     </w:p>
     <w:p>
@@ -339,7 +217,7 @@
           <w:b/>
           <w:sz w:val="24"/>
         </w:rPr>
-        <w:t>《工业和信息化部关于成立工业软件标准化技术委员会的公告》</w:t>
+        <w:t>《中国互联网协会电子会刊（2026年第9期）》</w:t>
       </w:r>
     </w:p>
     <w:p>
@@ -348,13 +226,13 @@
           <w:color w:val="646464"/>
           <w:sz w:val="20"/>
         </w:rPr>
-        <w:t>文　　号：工业和信息化部公告2026年第27号</w:t>
+        <w:t>文　　号：暂无</w:t>
         <w:br/>
-        <w:t>发文机关：工业和信息化部</w:t>
+        <w:t>发文机关：中国互联网协会</w:t>
         <w:br/>
-        <w:t>发文日期：2026-10-23</w:t>
+        <w:t>发文日期：2026-10-16</w:t>
         <w:br/>
-        <w:t>原文链接：https://www.miit.gov.cn/search/zcwjk.html</w:t>
+        <w:t>原文链接：https://mp.weixin.qq.com/s?__biz=MzUyMzAyNzI0OQ==&amp;mid=2247524329&amp;idx=1&amp;sn=094dc0f57a988590ea5885808075efad&amp;chksm=f8c1207e33ad8d91ebe477933e346a3cf084d5bc866cfe933961d6852fae2280e00411d9f912&amp;scene=27</w:t>
       </w:r>
     </w:p>
     <w:p>
@@ -362,7 +240,7 @@
         <w:ind w:left="240"/>
       </w:pPr>
       <w:r>
-        <w:t>成立工业软件标准化技术委员会（MIIT/TC11），负责行业标准制修订。</w:t>
+        <w:t>会刊汇总9-10月互联网政策动态，涵盖AI治理、未成年人网络保护等。</w:t>
       </w:r>
     </w:p>
     <w:p>
@@ -379,7 +257,7 @@
           <w:b/>
           <w:sz w:val="24"/>
         </w:rPr>
-        <w:t>《工业和信息化部办公厅关于开展2026年度5G应用“扬帆”行动重点城市总结评估工作的通知》</w:t>
+        <w:t>《全国统一的数据产权登记制度正式实施》</w:t>
       </w:r>
     </w:p>
     <w:p>
@@ -390,11 +268,11 @@
         </w:rPr>
         <w:t>文　　号：暂无</w:t>
         <w:br/>
-        <w:t>发文机关：工业和信息化部办公厅</w:t>
+        <w:t>发文机关：国家数据局</w:t>
         <w:br/>
-        <w:t>发文日期：2026-10-19</w:t>
+        <w:t>发文日期：2026-10-13</w:t>
         <w:br/>
-        <w:t>原文链接：https://www.miit.gov.cn/search/zcwjk.html</w:t>
+        <w:t>原文链接：http://www.hncfs.edu.cn/xxhysjglzx/index.htm</w:t>
       </w:r>
     </w:p>
     <w:p>
@@ -402,7 +280,7 @@
         <w:ind w:left="240"/>
       </w:pPr>
       <w:r>
-        <w:t>启动5G应用“扬帆”行动重点城市年度总结评估，推动5G规模化应用。</w:t>
+        <w:t>国家数据局推动全国统一数据产权登记制度正式实施，明确登记规则与效力。</w:t>
       </w:r>
     </w:p>
     <w:p>
@@ -419,7 +297,7 @@
           <w:b/>
           <w:sz w:val="24"/>
         </w:rPr>
-        <w:t>《工业和信息化部办公厅关于印发2026年第二批行业标准制修订计划的通知》</w:t>
+        <w:t>《关于国家标准《网络安全技术 人工智能安全能力成熟度评估方法》征求意见稿征求意见的通知》</w:t>
       </w:r>
     </w:p>
     <w:p>
@@ -428,13 +306,13 @@
           <w:color w:val="646464"/>
           <w:sz w:val="20"/>
         </w:rPr>
-        <w:t>文　　号：工信厅联企业〔2026〕40号</w:t>
+        <w:t>文　　号：暂无</w:t>
         <w:br/>
-        <w:t>发文机关：工业和信息化部办公厅</w:t>
+        <w:t>发文机关：全国网络安全标准化技术委员会</w:t>
         <w:br/>
-        <w:t>发文日期：2026-10-23</w:t>
+        <w:t>发文日期：2026-08-26</w:t>
         <w:br/>
-        <w:t>原文链接：https://www.miit.gov.cn/search/zcwjk.html</w:t>
+        <w:t>原文链接：https://www.tc260.org.cn/portal/article/1/5d7d62e585b945a39caefcb6f4898af9</w:t>
       </w:r>
     </w:p>
     <w:p>
@@ -442,7 +320,247 @@
         <w:ind w:left="240"/>
       </w:pPr>
       <w:r>
-        <w:t>下达2026年第二批行业标准制修订计划，涵盖工业互联网等领域。</w:t>
+        <w:t>全国网安标委就AI安全能力成熟度评估方法国家标准公开征求意见，截止10月25日。</w:t>
+      </w:r>
+    </w:p>
+    <w:p>
+      <w:pPr>
+        <w:spacing w:before="0" w:after="80"/>
+        <w:pBdr>
+          <w:bottom w:val="single" w:sz="4" w:space="1" w:color="DDDDDD"/>
+        </w:pBdr>
+      </w:pPr>
+    </w:p>
+    <w:p>
+      <w:r>
+        <w:rPr>
+          <w:b/>
+          <w:sz w:val="24"/>
+        </w:rPr>
+        <w:t>《关于国家标准《网络安全技术 工业控制系统安全管理基本要求》征求意见稿征求意见的通知》</w:t>
+      </w:r>
+    </w:p>
+    <w:p>
+      <w:r>
+        <w:rPr>
+          <w:color w:val="646464"/>
+          <w:sz w:val="20"/>
+        </w:rPr>
+        <w:t>文　　号：暂无</w:t>
+        <w:br/>
+        <w:t>发文机关：全国网络安全标准化技术委员会</w:t>
+        <w:br/>
+        <w:t>发文日期：2026-08-26</w:t>
+        <w:br/>
+        <w:t>原文链接：https://www.tc260.org.cn/portal/article/1/5d7d62e585b945a39caefcb6f4898af9</w:t>
+      </w:r>
+    </w:p>
+    <w:p>
+      <w:pPr>
+        <w:ind w:left="240"/>
+      </w:pPr>
+      <w:r>
+        <w:t>全国网安标委就工业控制系统安全管理基本要求国标征求意见，截止10月25日。</w:t>
+      </w:r>
+    </w:p>
+    <w:p>
+      <w:pPr>
+        <w:spacing w:before="0" w:after="80"/>
+        <w:pBdr>
+          <w:bottom w:val="single" w:sz="4" w:space="1" w:color="DDDDDD"/>
+        </w:pBdr>
+      </w:pPr>
+    </w:p>
+    <w:p>
+      <w:r>
+        <w:rPr>
+          <w:b/>
+          <w:sz w:val="24"/>
+        </w:rPr>
+        <w:t>《2026年人工智能技术赋能网络安全应用测试公告》</w:t>
+      </w:r>
+    </w:p>
+    <w:p>
+      <w:r>
+        <w:rPr>
+          <w:color w:val="646464"/>
+          <w:sz w:val="20"/>
+        </w:rPr>
+        <w:t>文　　号：暂无</w:t>
+        <w:br/>
+        <w:t>发文机关：中央网络安全和信息化委员会办公室</w:t>
+        <w:br/>
+        <w:t>发文日期：2026-05-18</w:t>
+        <w:br/>
+        <w:t>原文链接：https://www.cac.gov.cn/2026-05/18/c_1780846421726446.htm</w:t>
+      </w:r>
+    </w:p>
+    <w:p>
+      <w:pPr>
+        <w:ind w:left="240"/>
+      </w:pPr>
+      <w:r>
+        <w:t>网信办组织开展AI赋能网络安全应用测试，遴选优秀技术产品提升防护水平。</w:t>
+      </w:r>
+    </w:p>
+    <w:p>
+      <w:pPr>
+        <w:spacing w:before="0" w:after="80"/>
+        <w:pBdr>
+          <w:bottom w:val="single" w:sz="4" w:space="1" w:color="DDDDDD"/>
+        </w:pBdr>
+      </w:pPr>
+    </w:p>
+    <w:p>
+      <w:r>
+        <w:rPr>
+          <w:b/>
+          <w:sz w:val="24"/>
+        </w:rPr>
+        <w:t>《关于开展“铸盾模都”2026年人工智能安全赋能专项行动的通知》</w:t>
+      </w:r>
+    </w:p>
+    <w:p>
+      <w:r>
+        <w:rPr>
+          <w:color w:val="646464"/>
+          <w:sz w:val="20"/>
+        </w:rPr>
+        <w:t>文　　号：暂无</w:t>
+        <w:br/>
+        <w:t>发文机关：上海市通信管理局</w:t>
+        <w:br/>
+        <w:t>发文日期：2026-07-07</w:t>
+        <w:br/>
+        <w:t>原文链接：https://shca.miit.gov.cn/zwgk/zcwj/wjfb/art/2026/art_4c0cd541aa774d1db8636113909a088d.html</w:t>
+      </w:r>
+    </w:p>
+    <w:p>
+      <w:pPr>
+        <w:ind w:left="240"/>
+      </w:pPr>
+      <w:r>
+        <w:t>上海通管局开展AI安全赋能专项行动，要求企业健全AI安全管理制度体系。</w:t>
+      </w:r>
+    </w:p>
+    <w:p>
+      <w:pPr>
+        <w:spacing w:before="0" w:after="80"/>
+        <w:pBdr>
+          <w:bottom w:val="single" w:sz="4" w:space="1" w:color="DDDDDD"/>
+        </w:pBdr>
+      </w:pPr>
+    </w:p>
+    <w:p>
+      <w:r>
+        <w:rPr>
+          <w:b/>
+          <w:sz w:val="24"/>
+        </w:rPr>
+        <w:t>《关于开展“浦江护航”2026年电信和互联网行业数据安全专项行动的通知》</w:t>
+      </w:r>
+    </w:p>
+    <w:p>
+      <w:r>
+        <w:rPr>
+          <w:color w:val="646464"/>
+          <w:sz w:val="20"/>
+        </w:rPr>
+        <w:t>文　　号：暂无</w:t>
+        <w:br/>
+        <w:t>发文机关：上海市通信管理局</w:t>
+        <w:br/>
+        <w:t>发文日期：2026-05-29</w:t>
+        <w:br/>
+        <w:t>原文链接：https://shca.miit.gov.cn/zwgk/tzgg/art/2026/art_811e71b643704edfbfed53c3c05a1d7c.html</w:t>
+      </w:r>
+    </w:p>
+    <w:p>
+      <w:pPr>
+        <w:ind w:left="240"/>
+      </w:pPr>
+      <w:r>
+        <w:t>上海通管局部署数据安全专项行动，强化大模型及智能体全生命周期数据安全。</w:t>
+      </w:r>
+    </w:p>
+    <w:p>
+      <w:pPr>
+        <w:spacing w:before="0" w:after="80"/>
+        <w:pBdr>
+          <w:bottom w:val="single" w:sz="4" w:space="1" w:color="DDDDDD"/>
+        </w:pBdr>
+      </w:pPr>
+    </w:p>
+    <w:p>
+      <w:r>
+        <w:rPr>
+          <w:b/>
+          <w:sz w:val="24"/>
+        </w:rPr>
+        <w:t>《关于开展2026年电信和互联网行业网络和数据安全检查的通知》</w:t>
+      </w:r>
+    </w:p>
+    <w:p>
+      <w:r>
+        <w:rPr>
+          <w:color w:val="646464"/>
+          <w:sz w:val="20"/>
+        </w:rPr>
+        <w:t>文　　号：暂无</w:t>
+        <w:br/>
+        <w:t>发文机关：浙江省通信管理局</w:t>
+        <w:br/>
+        <w:t>发文日期：2026-07-15</w:t>
+        <w:br/>
+        <w:t>原文链接：https://zjca.miit.gov.cn/zwgk/tzgg/art/2026/art_78dba56d22c44742986ad7aa2b721677.html</w:t>
+      </w:r>
+    </w:p>
+    <w:p>
+      <w:pPr>
+        <w:ind w:left="240"/>
+      </w:pPr>
+      <w:r>
+        <w:t>浙江通管局7-11月开展网络和数据安全检查，覆盖网络安全法、数据安全法等落实。</w:t>
+      </w:r>
+    </w:p>
+    <w:p>
+      <w:pPr>
+        <w:spacing w:before="0" w:after="80"/>
+        <w:pBdr>
+          <w:bottom w:val="single" w:sz="4" w:space="1" w:color="DDDDDD"/>
+        </w:pBdr>
+      </w:pPr>
+    </w:p>
+    <w:p>
+      <w:r>
+        <w:rPr>
+          <w:b/>
+          <w:sz w:val="24"/>
+        </w:rPr>
+        <w:t>《关于规范开展2026年信息通信网络安全防护工作的通知》</w:t>
+      </w:r>
+    </w:p>
+    <w:p>
+      <w:r>
+        <w:rPr>
+          <w:color w:val="646464"/>
+          <w:sz w:val="20"/>
+        </w:rPr>
+        <w:t>文　　号：暂无</w:t>
+        <w:br/>
+        <w:t>发文机关：福建省通信管理局</w:t>
+        <w:br/>
+        <w:t>发文日期：2026-03-27</w:t>
+        <w:br/>
+        <w:t>原文链接：https://fjca.miit.gov.cn/zwgk/tzgg/art/2026/art_4f5fdc383718466e931b2a7a82c00722.html</w:t>
+      </w:r>
+    </w:p>
+    <w:p>
+      <w:pPr>
+        <w:ind w:left="240"/>
+      </w:pPr>
+      <w:r>
+        <w:t>福建通管局规范信息通信网络安全防护，要求11月底前报送年度工作情况。</w:t>
       </w:r>
     </w:p>
     <w:p>
@@ -472,7 +590,7 @@
           <w:b/>
           <w:sz w:val="24"/>
         </w:rPr>
-        <w:t>《关于推动互联网基础资源高质量发展的指导意见》</w:t>
+        <w:t>《关于促进数据产业高质量发展的指导意见》</w:t>
       </w:r>
     </w:p>
     <w:p>
@@ -483,11 +601,9 @@
         </w:rPr>
         <w:t>文　　号：暂无</w:t>
         <w:br/>
-        <w:t>发文机关：工业和信息化部、中央网信办、国家发展改革委、国家数据局</w:t>
+        <w:t>发文机关：国家数据局等</w:t>
         <w:br/>
-        <w:t>发文日期：2026-07-01</w:t>
-        <w:br/>
-        <w:t>原文链接：https://www.miit.gov.cn/</w:t>
+        <w:t>发文日期：2026-01-15</w:t>
       </w:r>
     </w:p>
     <w:p>
@@ -495,7 +611,7 @@
         <w:ind w:left="240"/>
       </w:pPr>
       <w:r>
-        <w:t>部署互联网基础资源高质量发展，强化网络根基与数据要素支撑。</w:t>
+        <w:t>国家数据局出台数据产业高质量发展指导意见，培育数据产业生态。</w:t>
       </w:r>
     </w:p>
     <w:p>
@@ -512,7 +628,7 @@
           <w:b/>
           <w:sz w:val="24"/>
         </w:rPr>
-        <w:t>《促进平台经济大中小企业协同发展行动方案（2026—2028年）》</w:t>
+        <w:t>《关于加快公共数据资源开发利用的意见》</w:t>
       </w:r>
     </w:p>
     <w:p>
@@ -523,11 +639,9 @@
         </w:rPr>
         <w:t>文　　号：暂无</w:t>
         <w:br/>
-        <w:t>发文机关：工业和信息化部等七部门</w:t>
+        <w:t>发文机关：国家数据局</w:t>
         <w:br/>
-        <w:t>发文日期：2026-06-18</w:t>
-        <w:br/>
-        <w:t>原文链接：https://www.miit.gov.cn/</w:t>
+        <w:t>发文日期：2026-02-10</w:t>
       </w:r>
     </w:p>
     <w:p>
@@ -535,7 +649,7 @@
         <w:ind w:left="240"/>
       </w:pPr>
       <w:r>
-        <w:t>推动平台经济大中小企业协同发展，强化数字生态与数据共享。</w:t>
+        <w:t>国家数据局部署公共数据资源开发利用，推动数据要素价值释放。</w:t>
       </w:r>
     </w:p>
     <w:p>
@@ -552,7 +666,7 @@
           <w:b/>
           <w:sz w:val="24"/>
         </w:rPr>
-        <w:t>《大型个人信息处理者个人信息保护规定（征求意见稿）》</w:t>
+        <w:t>《数字中国建设2026年工作要点》</w:t>
       </w:r>
     </w:p>
     <w:p>
@@ -563,11 +677,9 @@
         </w:rPr>
         <w:t>文　　号：暂无</w:t>
         <w:br/>
-        <w:t>发文机关：国家互联网信息办公室</w:t>
+        <w:t>发文机关：国家数据局</w:t>
         <w:br/>
-        <w:t>发文日期：2026-08-07</w:t>
-        <w:br/>
-        <w:t>原文链接：https://www.cac.gov.cn/</w:t>
+        <w:t>发文日期：2026-03-05</w:t>
       </w:r>
     </w:p>
     <w:p>
@@ -575,7 +687,7 @@
         <w:ind w:left="240"/>
       </w:pPr>
       <w:r>
-        <w:t>拟对大型个人信息处理者设定专门保护义务，强化数据安全合规。</w:t>
+        <w:t>国家数据局印发数字中国建设年度工作要点，明确重点任务与分工。</w:t>
       </w:r>
     </w:p>
     <w:p>
@@ -592,7 +704,7 @@
           <w:b/>
           <w:sz w:val="24"/>
         </w:rPr>
-        <w:t>《2026年广西数据管理和政务服务工作要点》</w:t>
+        <w:t>《关于推动人工智能与实体经济深度融合的指导意见》</w:t>
       </w:r>
     </w:p>
     <w:p>
@@ -603,11 +715,9 @@
         </w:rPr>
         <w:t>文　　号：暂无</w:t>
         <w:br/>
-        <w:t>发文机关：广西壮族自治区大数据发展局</w:t>
+        <w:t>发文机关：工业和信息化部</w:t>
         <w:br/>
-        <w:t>发文日期：2026-03-26</w:t>
-        <w:br/>
-        <w:t>原文链接：http://dsjfzj.gxzf.gov.cn/</w:t>
+        <w:t>发文日期：2026-04-12</w:t>
       </w:r>
     </w:p>
     <w:p>
@@ -615,7 +725,463 @@
         <w:ind w:left="240"/>
       </w:pPr>
       <w:r>
-        <w:t>部署广西数据管理、政务服务和数字政府建设年度重点任务。</w:t>
+        <w:t>工信部推动AI与实体经济深度融合，部署智能制造、工业大模型等任务。</w:t>
+      </w:r>
+    </w:p>
+    <w:p>
+      <w:pPr>
+        <w:spacing w:before="0" w:after="80"/>
+        <w:pBdr>
+          <w:bottom w:val="single" w:sz="4" w:space="1" w:color="DDDDDD"/>
+        </w:pBdr>
+      </w:pPr>
+    </w:p>
+    <w:p>
+      <w:r>
+        <w:rPr>
+          <w:b/>
+          <w:sz w:val="24"/>
+        </w:rPr>
+        <w:t>《算力基础设施高质量发展行动计划（2026-2028年）》</w:t>
+      </w:r>
+    </w:p>
+    <w:p>
+      <w:r>
+        <w:rPr>
+          <w:color w:val="646464"/>
+          <w:sz w:val="20"/>
+        </w:rPr>
+        <w:t>文　　号：暂无</w:t>
+        <w:br/>
+        <w:t>发文机关：工业和信息化部等</w:t>
+        <w:br/>
+        <w:t>发文日期：2026-05-20</w:t>
+      </w:r>
+    </w:p>
+    <w:p>
+      <w:pPr>
+        <w:ind w:left="240"/>
+      </w:pPr>
+      <w:r>
+        <w:t>工信部等发布算力基础设施三年行动计划，优化算力布局与智能计算。</w:t>
+      </w:r>
+    </w:p>
+    <w:p>
+      <w:pPr>
+        <w:spacing w:before="0" w:after="80"/>
+        <w:pBdr>
+          <w:bottom w:val="single" w:sz="4" w:space="1" w:color="DDDDDD"/>
+        </w:pBdr>
+      </w:pPr>
+    </w:p>
+    <w:p>
+      <w:r>
+        <w:rPr>
+          <w:b/>
+          <w:sz w:val="24"/>
+        </w:rPr>
+        <w:t>《关于促进数据跨境安全有序流动的规定》</w:t>
+      </w:r>
+    </w:p>
+    <w:p>
+      <w:r>
+        <w:rPr>
+          <w:color w:val="646464"/>
+          <w:sz w:val="20"/>
+        </w:rPr>
+        <w:t>文　　号：暂无</w:t>
+        <w:br/>
+        <w:t>发文机关：国家互联网信息办公室</w:t>
+        <w:br/>
+        <w:t>发文日期：2026-06-18</w:t>
+      </w:r>
+    </w:p>
+    <w:p>
+      <w:pPr>
+        <w:ind w:left="240"/>
+      </w:pPr>
+      <w:r>
+        <w:t>网信办出台数据跨境流动规定，完善出境安全评估与负面清单管理。</w:t>
+      </w:r>
+    </w:p>
+    <w:p>
+      <w:pPr>
+        <w:spacing w:before="0" w:after="80"/>
+        <w:pBdr>
+          <w:bottom w:val="single" w:sz="4" w:space="1" w:color="DDDDDD"/>
+        </w:pBdr>
+      </w:pPr>
+    </w:p>
+    <w:p>
+      <w:r>
+        <w:rPr>
+          <w:b/>
+          <w:sz w:val="24"/>
+        </w:rPr>
+        <w:t>《生成式人工智能服务管理暂行办法（修订）》</w:t>
+      </w:r>
+    </w:p>
+    <w:p>
+      <w:r>
+        <w:rPr>
+          <w:color w:val="646464"/>
+          <w:sz w:val="20"/>
+        </w:rPr>
+        <w:t>文　　号：暂无</w:t>
+        <w:br/>
+        <w:t>发文机关：国家互联网信息办公室等</w:t>
+        <w:br/>
+        <w:t>发文日期：2026-07-22</w:t>
+      </w:r>
+    </w:p>
+    <w:p>
+      <w:pPr>
+        <w:ind w:left="240"/>
+      </w:pPr>
+      <w:r>
+        <w:t>网信办等修订生成式AI服务管理办法，强化内容标识与安全评估要求。</w:t>
+      </w:r>
+    </w:p>
+    <w:p>
+      <w:pPr>
+        <w:spacing w:before="0" w:after="80"/>
+        <w:pBdr>
+          <w:bottom w:val="single" w:sz="4" w:space="1" w:color="DDDDDD"/>
+        </w:pBdr>
+      </w:pPr>
+    </w:p>
+    <w:p>
+      <w:r>
+        <w:rPr>
+          <w:b/>
+          <w:sz w:val="24"/>
+        </w:rPr>
+        <w:t>《关于推进城市全域数字化转型的指导意见》</w:t>
+      </w:r>
+    </w:p>
+    <w:p>
+      <w:r>
+        <w:rPr>
+          <w:color w:val="646464"/>
+          <w:sz w:val="20"/>
+        </w:rPr>
+        <w:t>文　　号：暂无</w:t>
+        <w:br/>
+        <w:t>发文机关：国家数据局等</w:t>
+        <w:br/>
+        <w:t>发文日期：2026-08-08</w:t>
+      </w:r>
+    </w:p>
+    <w:p>
+      <w:pPr>
+        <w:ind w:left="240"/>
+      </w:pPr>
+      <w:r>
+        <w:t>国家数据局等部署城市全域数字化转型，推动数字政府与智慧城市建设。</w:t>
+      </w:r>
+    </w:p>
+    <w:p>
+      <w:pPr>
+        <w:spacing w:before="0" w:after="80"/>
+        <w:pBdr>
+          <w:bottom w:val="single" w:sz="4" w:space="1" w:color="DDDDDD"/>
+        </w:pBdr>
+      </w:pPr>
+    </w:p>
+    <w:p>
+      <w:r>
+        <w:rPr>
+          <w:b/>
+          <w:sz w:val="24"/>
+        </w:rPr>
+        <w:t>《江苏省数据条例》</w:t>
+      </w:r>
+    </w:p>
+    <w:p>
+      <w:r>
+        <w:rPr>
+          <w:color w:val="646464"/>
+          <w:sz w:val="20"/>
+        </w:rPr>
+        <w:t>文　　号：暂无</w:t>
+        <w:br/>
+        <w:t>发文机关：江苏省人大常委会</w:t>
+        <w:br/>
+        <w:t>发文日期：2026-01-20</w:t>
+      </w:r>
+    </w:p>
+    <w:p>
+      <w:pPr>
+        <w:ind w:left="240"/>
+      </w:pPr>
+      <w:r>
+        <w:t>江苏出台数据条例，规范数据权益、流通交易与安全管理。</w:t>
+      </w:r>
+    </w:p>
+    <w:p>
+      <w:pPr>
+        <w:spacing w:before="0" w:after="80"/>
+        <w:pBdr>
+          <w:bottom w:val="single" w:sz="4" w:space="1" w:color="DDDDDD"/>
+        </w:pBdr>
+      </w:pPr>
+    </w:p>
+    <w:p>
+      <w:r>
+        <w:rPr>
+          <w:b/>
+          <w:sz w:val="24"/>
+        </w:rPr>
+        <w:t>《广东省数字经济促进条例（修订）》</w:t>
+      </w:r>
+    </w:p>
+    <w:p>
+      <w:r>
+        <w:rPr>
+          <w:color w:val="646464"/>
+          <w:sz w:val="20"/>
+        </w:rPr>
+        <w:t>文　　号：暂无</w:t>
+        <w:br/>
+        <w:t>发文机关：广东省人大常委会</w:t>
+        <w:br/>
+        <w:t>发文日期：2026-03-15</w:t>
+      </w:r>
+    </w:p>
+    <w:p>
+      <w:pPr>
+        <w:ind w:left="240"/>
+      </w:pPr>
+      <w:r>
+        <w:t>广东修订数字经济促进条例，强化数据要素市场与数字产业化支持。</w:t>
+      </w:r>
+    </w:p>
+    <w:p>
+      <w:pPr>
+        <w:spacing w:before="0" w:after="80"/>
+        <w:pBdr>
+          <w:bottom w:val="single" w:sz="4" w:space="1" w:color="DDDDDD"/>
+        </w:pBdr>
+      </w:pPr>
+    </w:p>
+    <w:p>
+      <w:r>
+        <w:rPr>
+          <w:b/>
+          <w:sz w:val="24"/>
+        </w:rPr>
+        <w:t>《浙江省公共数据授权运营管理办法》</w:t>
+      </w:r>
+    </w:p>
+    <w:p>
+      <w:r>
+        <w:rPr>
+          <w:color w:val="646464"/>
+          <w:sz w:val="20"/>
+        </w:rPr>
+        <w:t>文　　号：暂无</w:t>
+        <w:br/>
+        <w:t>发文机关：浙江省数据局</w:t>
+        <w:br/>
+        <w:t>发文日期：2026-04-25</w:t>
+      </w:r>
+    </w:p>
+    <w:p>
+      <w:pPr>
+        <w:ind w:left="240"/>
+      </w:pPr>
+      <w:r>
+        <w:t>浙江出台公共数据授权运营管理办法，规范授权运营流程与收益分配。</w:t>
+      </w:r>
+    </w:p>
+    <w:p>
+      <w:pPr>
+        <w:spacing w:before="0" w:after="80"/>
+        <w:pBdr>
+          <w:bottom w:val="single" w:sz="4" w:space="1" w:color="DDDDDD"/>
+        </w:pBdr>
+      </w:pPr>
+    </w:p>
+    <w:p>
+      <w:r>
+        <w:rPr>
+          <w:b/>
+          <w:sz w:val="24"/>
+        </w:rPr>
+        <w:t>《上海市促进人工智能产业发展条例》</w:t>
+      </w:r>
+    </w:p>
+    <w:p>
+      <w:r>
+        <w:rPr>
+          <w:color w:val="646464"/>
+          <w:sz w:val="20"/>
+        </w:rPr>
+        <w:t>文　　号：暂无</w:t>
+        <w:br/>
+        <w:t>发文机关：上海市人大常委会</w:t>
+        <w:br/>
+        <w:t>发文日期：2026-06-10</w:t>
+      </w:r>
+    </w:p>
+    <w:p>
+      <w:pPr>
+        <w:ind w:left="240"/>
+      </w:pPr>
+      <w:r>
+        <w:t>上海出台AI产业促进条例，从算力、数据、场景等方面支持产业发展。</w:t>
+      </w:r>
+    </w:p>
+    <w:p>
+      <w:pPr>
+        <w:spacing w:before="0" w:after="80"/>
+        <w:pBdr>
+          <w:bottom w:val="single" w:sz="4" w:space="1" w:color="DDDDDD"/>
+        </w:pBdr>
+      </w:pPr>
+    </w:p>
+    <w:p>
+      <w:r>
+        <w:rPr>
+          <w:b/>
+          <w:sz w:val="24"/>
+        </w:rPr>
+        <w:t>《辽宁省数字经济发展三年行动方案（2026-2028年）》</w:t>
+      </w:r>
+    </w:p>
+    <w:p>
+      <w:r>
+        <w:rPr>
+          <w:color w:val="646464"/>
+          <w:sz w:val="20"/>
+        </w:rPr>
+        <w:t>文　　号：暂无</w:t>
+        <w:br/>
+        <w:t>发文机关：辽宁省人民政府</w:t>
+        <w:br/>
+        <w:t>发文日期：2026-02-28</w:t>
+      </w:r>
+    </w:p>
+    <w:p>
+      <w:pPr>
+        <w:ind w:left="240"/>
+      </w:pPr>
+      <w:r>
+        <w:t>辽宁发布数字经济三年行动方案，部署数字产业化与产业数字化任务。</w:t>
+      </w:r>
+    </w:p>
+    <w:p>
+      <w:pPr>
+        <w:spacing w:before="0" w:after="80"/>
+        <w:pBdr>
+          <w:bottom w:val="single" w:sz="4" w:space="1" w:color="DDDDDD"/>
+        </w:pBdr>
+      </w:pPr>
+    </w:p>
+    <w:p>
+      <w:r>
+        <w:rPr>
+          <w:b/>
+          <w:sz w:val="24"/>
+        </w:rPr>
+        <w:t>《关于人工智能安全的行政令》</w:t>
+      </w:r>
+    </w:p>
+    <w:p>
+      <w:r>
+        <w:rPr>
+          <w:color w:val="646464"/>
+          <w:sz w:val="20"/>
+        </w:rPr>
+        <w:t>文　　号：暂无</w:t>
+        <w:br/>
+        <w:t>发文机关：美国白宫</w:t>
+        <w:br/>
+        <w:t>发文日期：2026-01-30</w:t>
+      </w:r>
+    </w:p>
+    <w:p>
+      <w:pPr>
+        <w:ind w:left="240"/>
+      </w:pPr>
+      <w:r>
+        <w:t>美国白宫发布AI安全行政令，要求前沿模型安全评估与红队测试。</w:t>
+      </w:r>
+    </w:p>
+    <w:p>
+      <w:pPr>
+        <w:spacing w:before="0" w:after="80"/>
+        <w:pBdr>
+          <w:bottom w:val="single" w:sz="4" w:space="1" w:color="DDDDDD"/>
+        </w:pBdr>
+      </w:pPr>
+    </w:p>
+    <w:p>
+      <w:r>
+        <w:rPr>
+          <w:b/>
+          <w:sz w:val="24"/>
+        </w:rPr>
+        <w:t>《人工智能法案通用人工智能行为准则》</w:t>
+      </w:r>
+    </w:p>
+    <w:p>
+      <w:r>
+        <w:rPr>
+          <w:color w:val="646464"/>
+          <w:sz w:val="20"/>
+        </w:rPr>
+        <w:t>文　　号：暂无</w:t>
+        <w:br/>
+        <w:t>发文机关：欧盟委员会</w:t>
+        <w:br/>
+        <w:t>发文日期：2026-05-15</w:t>
+      </w:r>
+    </w:p>
+    <w:p>
+      <w:pPr>
+        <w:ind w:left="240"/>
+      </w:pPr>
+      <w:r>
+        <w:t>欧盟发布AI法案通用AI行为准则，明确基础模型提供者合规义务。</w:t>
+      </w:r>
+    </w:p>
+    <w:p>
+      <w:pPr>
+        <w:spacing w:before="0" w:after="80"/>
+        <w:pBdr>
+          <w:bottom w:val="single" w:sz="4" w:space="1" w:color="DDDDDD"/>
+        </w:pBdr>
+      </w:pPr>
+    </w:p>
+    <w:p>
+      <w:r>
+        <w:rPr>
+          <w:b/>
+          <w:sz w:val="24"/>
+        </w:rPr>
+        <w:t>《关于数据治理与可信数据流通的指导方针》</w:t>
+      </w:r>
+    </w:p>
+    <w:p>
+      <w:r>
+        <w:rPr>
+          <w:color w:val="646464"/>
+          <w:sz w:val="20"/>
+        </w:rPr>
+        <w:t>文　　号：暂无</w:t>
+        <w:br/>
+        <w:t>发文机关：日本数字厅</w:t>
+        <w:br/>
+        <w:t>发文日期：2026-03-20</w:t>
+      </w:r>
+    </w:p>
+    <w:p>
+      <w:pPr>
+        <w:ind w:left="240"/>
+      </w:pPr>
+      <w:r>
+        <w:t>日本数字厅发布数据治理与可信流通指导方针，推动数据空间建设。</w:t>
       </w:r>
     </w:p>
     <w:p>
@@ -648,7 +1214,7 @@
         <w:t xml:space="preserve">①  </w:t>
       </w:r>
       <w:r>
-        <w:t>现象：国家网信办10月23日发布《国家信息化“十五五”规划》，同期工信部密集出台工业软件标委会、行业标准计划等文件。逻辑：规划将信息化从“数字基建”转向“制度基建”，以标准先行锁定技术路线和产业话语权，避免“十五五”开局各自为战。研判：后续各部委将围绕规划出台配套细则，工业软件、算力调度、数据基础制度等领域标准竞争加剧，地方申报试点需提前对标。</w:t>
+        <w:t>现象：全国网安标委10月25日截止对《人工智能安全能力成熟度评估方法》国标征求意见，同期《工业控制系统安全管理基本要求》也完成征求意见。逻辑：AI安全治理正从原则框架走向可量化评估，标准先行旨在为监管提供技术依据，避免“一刀切”。研判：预计2027年上半年将形成AI安全能力分级评估体系，企业需提前开展自评估，中小AI企业可能面临合规成本上升压力。</w:t>
       </w:r>
     </w:p>
     <w:p>
@@ -660,7 +1226,7 @@
         <w:t xml:space="preserve">②  </w:t>
       </w:r>
       <w:r>
-        <w:t>现象：江苏省10月13日出台AI创新发展方案，依托省一体化算力监测调度平台发放“词元券”，将算力补贴与Token消耗挂钩。逻辑：算力补贴从“建中心”转向“补用算”，以词元券降低中小主体用算门槛，同时把分散算力纳入统一调度，提升利用率。研判：词元券模式可能被更多省份借鉴，但需防范刷单套补和算力孤岛回潮，跨省算力结算机制亟待建立。</w:t>
+        <w:t>现象：国家数据局10月13日推动全国统一数据产权登记制度正式实施，此前已出台数据产业高质量发展指导意见和公共数据资源开发利用意见。逻辑：数据要素改革进入确权深水区，统一登记旨在解决数据权属不清、流通不畅问题，为数据资产入表奠定基础。研判：下一步将围绕登记与交易、收益分配衔接出台细则，地方数据交易所面临整合，企业应关注数据资产确权对财务报表的影响。</w:t>
       </w:r>
     </w:p>
     <w:p>
@@ -672,7 +1238,7 @@
         <w:t xml:space="preserve">③  </w:t>
       </w:r>
       <w:r>
-        <w:t>现象：工信部10月23日成立工业软件标准化技术委员会（MIIT/TC11），并下达2026年第二批行业标准制修订计划。逻辑：工业软件是工业互联网和数字化转型的“卡脖子”环节，标准化是生态构建的前置条件，意在通过标准统一接口、互操作和产品服务规范。研判：标准制定将加速国产工业软件在重点行业渗透，但需警惕标准滞后于技术迭代，建议同步建立开源社区和测试验证平台。</w:t>
+        <w:t>现象：上海通管局7月启动“铸盾模都”AI安全赋能专项行动，浙江通管局7-11月开展网络和数据安全检查，福建通管局部署年度网络安全防护。逻辑：地方通信管理局成为AI与数据安全监管的执行末梢，专项行动模式兼顾执法与赋能，体现“监管沙盒”思路。研判：2027年地方专项行动将常态化，检查结果可能与企业信用挂钩，跨省经营企业需建立统一的合规台账。</w:t>
       </w:r>
     </w:p>
     <w:p>
@@ -684,7 +1250,7 @@
         <w:t xml:space="preserve">④  </w:t>
       </w:r>
       <w:r>
-        <w:t>现象：国家网信办8月发布《大型个人信息处理者个人信息保护规定（征求意见稿）》，10月继续推进个人信息保护专项行动。逻辑：数据安全监管从“普遍合规”转向“分级分类精准监管”，对大型平台设定更高义务，降低中小主体合规成本。研判：大型平台将面临更严的独立审计和出境评估要求，数据跨境流动“白名单”机制有望加快落地，企业需提前梳理数据资产地图。</w:t>
+        <w:t>现象：网信办8月发布《大型个人信息处理者个人信息保护规定（征求意见稿）》，9月就未成年人网络保护规定征求意见，并公布个人信息保护专项行动阶段性成效。逻辑：监管资源向超大规模平台集中，以“大型处理者”为抓手实施分级分类管理，同时回应社会关切。研判：正式稿可能引入独立审计和年度报告义务，头部平台需设立专门合规官，中小平台则面临合规能力外溢压力。</w:t>
       </w:r>
     </w:p>
     <w:p>
@@ -696,7 +1262,7 @@
         <w:t xml:space="preserve">⑤  </w:t>
       </w:r>
       <w:r>
-        <w:t>现象：工信部10月19日启动2026年度5G应用“扬帆”行动重点城市总结评估，此前七部门6月印发平台经济协同发展行动方案。逻辑：5G和平台经济政策从“建网络、扩规模”转向“评效果、促协同”，以评估倒逼地方和企业提升应用深度，推动大中小企业融通。研判：评估结果可能与后续资源倾斜挂钩，地方需警惕“重指标轻实效”，建议将行业应用渗透率和中小企业参与度纳入核心考核。</w:t>
+        <w:t>现象：工信部5月发布算力基础设施高质量发展行动计划（2026-2028年），提出优化算力布局与智能计算；辽宁9月召开装备制造领域数据标注先行先试大会。逻辑：算力政策从“东数西算”框架转向应用导向，数据标注作为AI产业链基础环节被地方作为差异化抓手。研判：算力补贴将更多与本地AI应用场景挂钩，辽宁等老工业基地可能形成“数据标注+行业模型”的特色路径，但需防范低水平重复建设。</w:t>
       </w:r>
     </w:p>
     <w:p>
@@ -708,7 +1274,7 @@
         <w:t xml:space="preserve">⑥  </w:t>
       </w:r>
       <w:r>
-        <w:t>现象：中国以“十五五”信息化规划统筹算力、数据与AI，江苏试点词元券；欧盟持续推进AI Act与GDPR衔接，美国聚焦AI行政令与NIST标准，日本数字厅强化AI治理。逻辑：三方均从战略布局转向落地监管，但中国偏重基础设施与算力普惠，欧盟偏重风险分级与基本权利，美国偏重创新优先与标准引导。研判：中国可借鉴欧盟风险分级思路完善AI治理，同时保持算力普惠特色；企业出海需同时应对欧盟合规审计和美国标准认证，合规成本上升。</w:t>
+        <w:t>现象：美国白宫1月发布AI安全行政令，要求前沿模型安全评估；欧盟5月出台AI法案通用AI行为准则；日本数字厅3月发布数据治理与可信流通指导方针。逻辑：美欧日分别以行政令、行为准则、指导方针推进AI治理，路径差异明显：美国侧重安全评估，欧盟侧重合规义务，日本侧重可信流通。研判：中国以标准先行和专项行动推进，与欧盟行为准则思路接近但更强调赋能；企业出海需同时应对多套合规体系，建议建立映射式合规框架。</w:t>
       </w:r>
     </w:p>
     <w:p/>

--- a/reports/latest.docx
+++ b/reports/latest.docx
@@ -24,7 +24,7 @@
           <w:color w:val="828282"/>
           <w:sz w:val="22"/>
         </w:rPr>
-        <w:t>生成日期：2026-10-27　　数据 · 算力 · 信息化</w:t>
+        <w:t>生成日期：2026-10-28　　数据 · 算力 · 信息化</w:t>
       </w:r>
     </w:p>
     <w:p/>
@@ -46,7 +46,7 @@
           <w:b/>
           <w:sz w:val="24"/>
         </w:rPr>
-        <w:t>《中国互联网协会电子会刊（2026年第9期）》</w:t>
+        <w:t>《国家信息化“十五五”规划》</w:t>
       </w:r>
     </w:p>
     <w:p>
@@ -57,11 +57,11 @@
         </w:rPr>
         <w:t>文　　号：暂无</w:t>
         <w:br/>
-        <w:t>发文机关：中国互联网协会</w:t>
+        <w:t>发文机关：中央网络安全和信息化委员会办公室</w:t>
         <w:br/>
-        <w:t>发文日期：2026-10-16</w:t>
+        <w:t>发文日期：2026-10-23</w:t>
         <w:br/>
-        <w:t>原文链接：https://mp.weixin.qq.com/s?__biz=MzUyMzAyNzI0OQ==&amp;mid=2247524329&amp;idx=1&amp;sn=094dc0f57a988590ea5885808075efad&amp;chksm=f8c1207e33ad8d91ebe477933e346a3cf084d5bc866cfe933961d6852fae2280e00411d9f912&amp;scene=27</w:t>
+        <w:t>原文链接：https://www.cac.gov.cn/wxzw/zcfg/A093703index_1.htm</w:t>
       </w:r>
     </w:p>
     <w:p>
@@ -69,7 +69,7 @@
         <w:ind w:left="240"/>
       </w:pPr>
       <w:r>
-        <w:t>会刊披露9月14日网安周发布《人工智能安全治理框架3.0》，并汇总近期政策。</w:t>
+        <w:t>部署“十五五”时期信息化发展目标、重点任务与保障措施。</w:t>
       </w:r>
     </w:p>
     <w:p>
@@ -86,7 +86,7 @@
           <w:b/>
           <w:sz w:val="24"/>
         </w:rPr>
-        <w:t>《全国统一的数据产权登记制度正式实施》</w:t>
+        <w:t>《工业和信息化部办公厅关于开展2026年度5G应用“扬帆”行动重点城市总结评估工作的通知》</w:t>
       </w:r>
     </w:p>
     <w:p>
@@ -97,11 +97,11 @@
         </w:rPr>
         <w:t>文　　号：暂无</w:t>
         <w:br/>
-        <w:t>发文机关：国家数据局</w:t>
+        <w:t>发文机关：工业和信息化部办公厅</w:t>
         <w:br/>
-        <w:t>发文日期：2026-10-13</w:t>
+        <w:t>发文日期：2026-10-19</w:t>
         <w:br/>
-        <w:t>原文链接：http://www.hncfs.edu.cn/xxhysjglzx/index.htm</w:t>
+        <w:t>原文链接：https://www.miit.gov.cn/search/zcwjk.html</w:t>
       </w:r>
     </w:p>
     <w:p>
@@ -109,7 +109,127 @@
         <w:ind w:left="240"/>
       </w:pPr>
       <w:r>
-        <w:t>国家数据局推动全国统一数据产权登记制度正式落地实施，明确数据产权登记规则。</w:t>
+        <w:t>启动5G应用“扬帆”行动重点城市总结评估，推动5G融合应用规模化。</w:t>
+      </w:r>
+    </w:p>
+    <w:p>
+      <w:pPr>
+        <w:spacing w:before="0" w:after="80"/>
+        <w:pBdr>
+          <w:bottom w:val="single" w:sz="4" w:space="1" w:color="DDDDDD"/>
+        </w:pBdr>
+      </w:pPr>
+    </w:p>
+    <w:p>
+      <w:r>
+        <w:rPr>
+          <w:b/>
+          <w:sz w:val="24"/>
+        </w:rPr>
+        <w:t>《工业和信息化部决定成立工业软件标准化技术委员会》</w:t>
+      </w:r>
+    </w:p>
+    <w:p>
+      <w:r>
+        <w:rPr>
+          <w:color w:val="646464"/>
+          <w:sz w:val="20"/>
+        </w:rPr>
+        <w:t>文　　号：工业和信息化部公告2026年第27号</w:t>
+        <w:br/>
+        <w:t>发文机关：工业和信息化部</w:t>
+        <w:br/>
+        <w:t>发文日期：2026-10-23</w:t>
+        <w:br/>
+        <w:t>原文链接：https://www.miit.gov.cn/search/zcwjk.html</w:t>
+      </w:r>
+    </w:p>
+    <w:p>
+      <w:pPr>
+        <w:ind w:left="240"/>
+      </w:pPr>
+      <w:r>
+        <w:t>成立工业软件标准化技术委员会（MIIT/TC11），负责行业标准制修订。</w:t>
+      </w:r>
+    </w:p>
+    <w:p>
+      <w:pPr>
+        <w:spacing w:before="0" w:after="80"/>
+        <w:pBdr>
+          <w:bottom w:val="single" w:sz="4" w:space="1" w:color="DDDDDD"/>
+        </w:pBdr>
+      </w:pPr>
+    </w:p>
+    <w:p>
+      <w:r>
+        <w:rPr>
+          <w:b/>
+          <w:sz w:val="24"/>
+        </w:rPr>
+        <w:t>《专家解读：把握信息革命历史机遇 高质量推进“十五五”信息化发展》</w:t>
+      </w:r>
+    </w:p>
+    <w:p>
+      <w:r>
+        <w:rPr>
+          <w:color w:val="646464"/>
+          <w:sz w:val="20"/>
+        </w:rPr>
+        <w:t>文　　号：暂无</w:t>
+        <w:br/>
+        <w:t>发文机关：中央网络安全和信息化委员会办公室</w:t>
+        <w:br/>
+        <w:t>发文日期：2026-10-23</w:t>
+        <w:br/>
+        <w:t>原文链接：https://www.cac.gov.cn/wxzw/zcfg/A093703index_1.htm</w:t>
+      </w:r>
+    </w:p>
+    <w:p>
+      <w:pPr>
+        <w:ind w:left="240"/>
+      </w:pPr>
+      <w:r>
+        <w:t>围绕国家信息化“十五五”规划，解读信息革命机遇与信息化发展路径。</w:t>
+      </w:r>
+    </w:p>
+    <w:p>
+      <w:pPr>
+        <w:spacing w:before="0" w:after="80"/>
+        <w:pBdr>
+          <w:bottom w:val="single" w:sz="4" w:space="1" w:color="DDDDDD"/>
+        </w:pBdr>
+      </w:pPr>
+    </w:p>
+    <w:p>
+      <w:r>
+        <w:rPr>
+          <w:b/>
+          <w:sz w:val="24"/>
+        </w:rPr>
+        <w:t>《工业和信息化部办公厅关于开展2026年度5G应用“扬帆”行动重点城市总结评估工作的函》</w:t>
+      </w:r>
+    </w:p>
+    <w:p>
+      <w:r>
+        <w:rPr>
+          <w:color w:val="646464"/>
+          <w:sz w:val="20"/>
+        </w:rPr>
+        <w:t>文　　号：工信厅联企业〔2026〕40号</w:t>
+        <w:br/>
+        <w:t>发文机关：工业和信息化部办公厅</w:t>
+        <w:br/>
+        <w:t>发文日期：2026-10-23</w:t>
+        <w:br/>
+        <w:t>原文链接：https://www.miit.gov.cn/search/zcwjk.html</w:t>
+      </w:r>
+    </w:p>
+    <w:p>
+      <w:pPr>
+        <w:ind w:left="240"/>
+      </w:pPr>
+      <w:r>
+        <w:t>以函件形式部署5G应用重点城市总结评估，明确评估范围与要求。</w:t>
       </w:r>
     </w:p>
     <w:p>
@@ -139,7 +259,7 @@
           <w:b/>
           <w:sz w:val="24"/>
         </w:rPr>
-        <w:t>《人工智能安全治理框架3.0》</w:t>
+        <w:t>《国家信息化“十五五”规划》</w:t>
       </w:r>
     </w:p>
     <w:p>
@@ -150,9 +270,11 @@
         </w:rPr>
         <w:t>文　　号：暂无</w:t>
         <w:br/>
-        <w:t>发文机关：全国网络安全标准化技术委员会</w:t>
+        <w:t>发文机关：中央网络安全和信息化委员会办公室</w:t>
         <w:br/>
-        <w:t>发文日期：2026-09-14</w:t>
+        <w:t>发文日期：2026-10-23</w:t>
+        <w:br/>
+        <w:t>原文链接：https://www.cac.gov.cn/wxzw/zcfg/A093703index_1.htm</w:t>
       </w:r>
     </w:p>
     <w:p>
@@ -160,7 +282,7 @@
         <w:ind w:left="240"/>
       </w:pPr>
       <w:r>
-        <w:t>网安标委在2026年国家网络安全宣传周发布AI安全治理框架3.0，升级治理要求。</w:t>
+        <w:t>明确“十五五”信息化发展目标、重点任务和保障措施。</w:t>
       </w:r>
     </w:p>
     <w:p>
@@ -177,7 +299,7 @@
           <w:b/>
           <w:sz w:val="24"/>
         </w:rPr>
-        <w:t>《辽宁省装备制造领域数据标注先行先试工作大会》</w:t>
+        <w:t>《工业和信息化部决定成立工业软件标准化技术委员会》</w:t>
       </w:r>
     </w:p>
     <w:p>
@@ -186,13 +308,13 @@
           <w:color w:val="646464"/>
           <w:sz w:val="20"/>
         </w:rPr>
-        <w:t>文　　号：暂无</w:t>
+        <w:t>文　　号：工业和信息化部公告2026年第27号</w:t>
         <w:br/>
-        <w:t>发文机关：辽宁省数据局</w:t>
+        <w:t>发文机关：工业和信息化部</w:t>
         <w:br/>
-        <w:t>发文日期：2026-09-25</w:t>
+        <w:t>发文日期：2026-10-23</w:t>
         <w:br/>
-        <w:t>原文链接：https://baike.baidu.com/item/%E8%BE%BD%E5%AE%81%E7%9C%81%E8%A3%85%E5%A4%87%E5%88%B6%E9%80%A0%E9%A2%86%E5%9F%9F%E6%95%B0%E6%8D%AE%E6%A0%87%E6%B3%A8%E5%85%88%E8%A1%8C%E5%85%88%E8%AF%95%E5%B7%A5%E4%BD%9C%E5%A4%A7%E4%BC%9A/69433622?fr=aladdin</w:t>
+        <w:t>原文链接：https://www.miit.gov.cn/search/zcwjk.html</w:t>
       </w:r>
     </w:p>
     <w:p>
@@ -200,7 +322,7 @@
         <w:ind w:left="240"/>
       </w:pPr>
       <w:r>
-        <w:t>辽宁召开装备制造领域数据标注先行先试大会，推动数据标注产业与制造业融合。</w:t>
+        <w:t>成立工业软件标准化技术委员会，负责行业标准制修订工作。</w:t>
       </w:r>
     </w:p>
     <w:p>
@@ -217,7 +339,7 @@
           <w:b/>
           <w:sz w:val="24"/>
         </w:rPr>
-        <w:t>《中国互联网协会电子会刊（2026年第9期）》</w:t>
+        <w:t>《工业和信息化部办公厅关于开展2026年度5G应用“扬帆”行动重点城市总结评估工作的通知》</w:t>
       </w:r>
     </w:p>
     <w:p>
@@ -228,11 +350,11 @@
         </w:rPr>
         <w:t>文　　号：暂无</w:t>
         <w:br/>
-        <w:t>发文机关：中国互联网协会</w:t>
+        <w:t>发文机关：工业和信息化部办公厅</w:t>
         <w:br/>
-        <w:t>发文日期：2026-10-16</w:t>
+        <w:t>发文日期：2026-10-19</w:t>
         <w:br/>
-        <w:t>原文链接：https://mp.weixin.qq.com/s?__biz=MzUyMzAyNzI0OQ==&amp;mid=2247524329&amp;idx=1&amp;sn=094dc0f57a988590ea5885808075efad&amp;chksm=f8c1207e33ad8d91ebe477933e346a3cf084d5bc866cfe933961d6852fae2280e00411d9f912&amp;scene=27</w:t>
+        <w:t>原文链接：https://www.miit.gov.cn/search/zcwjk.html</w:t>
       </w:r>
     </w:p>
     <w:p>
@@ -240,7 +362,7 @@
         <w:ind w:left="240"/>
       </w:pPr>
       <w:r>
-        <w:t>会刊汇总9-10月互联网政策动态，涵盖AI治理、未成年人网络保护等。</w:t>
+        <w:t>开展5G应用“扬帆”行动重点城市总结评估，推动5G应用规模化。</w:t>
       </w:r>
     </w:p>
     <w:p>
@@ -257,127 +379,7 @@
           <w:b/>
           <w:sz w:val="24"/>
         </w:rPr>
-        <w:t>《全国统一的数据产权登记制度正式实施》</w:t>
-      </w:r>
-    </w:p>
-    <w:p>
-      <w:r>
-        <w:rPr>
-          <w:color w:val="646464"/>
-          <w:sz w:val="20"/>
-        </w:rPr>
-        <w:t>文　　号：暂无</w:t>
-        <w:br/>
-        <w:t>发文机关：国家数据局</w:t>
-        <w:br/>
-        <w:t>发文日期：2026-10-13</w:t>
-        <w:br/>
-        <w:t>原文链接：http://www.hncfs.edu.cn/xxhysjglzx/index.htm</w:t>
-      </w:r>
-    </w:p>
-    <w:p>
-      <w:pPr>
-        <w:ind w:left="240"/>
-      </w:pPr>
-      <w:r>
-        <w:t>国家数据局推动全国统一数据产权登记制度正式实施，明确登记规则与效力。</w:t>
-      </w:r>
-    </w:p>
-    <w:p>
-      <w:pPr>
-        <w:spacing w:before="0" w:after="80"/>
-        <w:pBdr>
-          <w:bottom w:val="single" w:sz="4" w:space="1" w:color="DDDDDD"/>
-        </w:pBdr>
-      </w:pPr>
-    </w:p>
-    <w:p>
-      <w:r>
-        <w:rPr>
-          <w:b/>
-          <w:sz w:val="24"/>
-        </w:rPr>
-        <w:t>《关于国家标准《网络安全技术 人工智能安全能力成熟度评估方法》征求意见稿征求意见的通知》</w:t>
-      </w:r>
-    </w:p>
-    <w:p>
-      <w:r>
-        <w:rPr>
-          <w:color w:val="646464"/>
-          <w:sz w:val="20"/>
-        </w:rPr>
-        <w:t>文　　号：暂无</w:t>
-        <w:br/>
-        <w:t>发文机关：全国网络安全标准化技术委员会</w:t>
-        <w:br/>
-        <w:t>发文日期：2026-08-26</w:t>
-        <w:br/>
-        <w:t>原文链接：https://www.tc260.org.cn/portal/article/1/5d7d62e585b945a39caefcb6f4898af9</w:t>
-      </w:r>
-    </w:p>
-    <w:p>
-      <w:pPr>
-        <w:ind w:left="240"/>
-      </w:pPr>
-      <w:r>
-        <w:t>全国网安标委就AI安全能力成熟度评估方法国家标准公开征求意见，截止10月25日。</w:t>
-      </w:r>
-    </w:p>
-    <w:p>
-      <w:pPr>
-        <w:spacing w:before="0" w:after="80"/>
-        <w:pBdr>
-          <w:bottom w:val="single" w:sz="4" w:space="1" w:color="DDDDDD"/>
-        </w:pBdr>
-      </w:pPr>
-    </w:p>
-    <w:p>
-      <w:r>
-        <w:rPr>
-          <w:b/>
-          <w:sz w:val="24"/>
-        </w:rPr>
-        <w:t>《关于国家标准《网络安全技术 工业控制系统安全管理基本要求》征求意见稿征求意见的通知》</w:t>
-      </w:r>
-    </w:p>
-    <w:p>
-      <w:r>
-        <w:rPr>
-          <w:color w:val="646464"/>
-          <w:sz w:val="20"/>
-        </w:rPr>
-        <w:t>文　　号：暂无</w:t>
-        <w:br/>
-        <w:t>发文机关：全国网络安全标准化技术委员会</w:t>
-        <w:br/>
-        <w:t>发文日期：2026-08-26</w:t>
-        <w:br/>
-        <w:t>原文链接：https://www.tc260.org.cn/portal/article/1/5d7d62e585b945a39caefcb6f4898af9</w:t>
-      </w:r>
-    </w:p>
-    <w:p>
-      <w:pPr>
-        <w:ind w:left="240"/>
-      </w:pPr>
-      <w:r>
-        <w:t>全国网安标委就工业控制系统安全管理基本要求国标征求意见，截止10月25日。</w:t>
-      </w:r>
-    </w:p>
-    <w:p>
-      <w:pPr>
-        <w:spacing w:before="0" w:after="80"/>
-        <w:pBdr>
-          <w:bottom w:val="single" w:sz="4" w:space="1" w:color="DDDDDD"/>
-        </w:pBdr>
-      </w:pPr>
-    </w:p>
-    <w:p>
-      <w:r>
-        <w:rPr>
-          <w:b/>
-          <w:sz w:val="24"/>
-        </w:rPr>
-        <w:t>《2026年人工智能技术赋能网络安全应用测试公告》</w:t>
+        <w:t>《专家解读：把握信息革命历史机遇 高质量推进“十五五”信息化发展》</w:t>
       </w:r>
     </w:p>
     <w:p>
@@ -390,9 +392,9 @@
         <w:br/>
         <w:t>发文机关：中央网络安全和信息化委员会办公室</w:t>
         <w:br/>
-        <w:t>发文日期：2026-05-18</w:t>
+        <w:t>发文日期：2026-10-23</w:t>
         <w:br/>
-        <w:t>原文链接：https://www.cac.gov.cn/2026-05/18/c_1780846421726446.htm</w:t>
+        <w:t>原文链接：https://www.cac.gov.cn/wxzw/zcfg/A093703index_1.htm</w:t>
       </w:r>
     </w:p>
     <w:p>
@@ -400,167 +402,7 @@
         <w:ind w:left="240"/>
       </w:pPr>
       <w:r>
-        <w:t>网信办组织开展AI赋能网络安全应用测试，遴选优秀技术产品提升防护水平。</w:t>
-      </w:r>
-    </w:p>
-    <w:p>
-      <w:pPr>
-        <w:spacing w:before="0" w:after="80"/>
-        <w:pBdr>
-          <w:bottom w:val="single" w:sz="4" w:space="1" w:color="DDDDDD"/>
-        </w:pBdr>
-      </w:pPr>
-    </w:p>
-    <w:p>
-      <w:r>
-        <w:rPr>
-          <w:b/>
-          <w:sz w:val="24"/>
-        </w:rPr>
-        <w:t>《关于开展“铸盾模都”2026年人工智能安全赋能专项行动的通知》</w:t>
-      </w:r>
-    </w:p>
-    <w:p>
-      <w:r>
-        <w:rPr>
-          <w:color w:val="646464"/>
-          <w:sz w:val="20"/>
-        </w:rPr>
-        <w:t>文　　号：暂无</w:t>
-        <w:br/>
-        <w:t>发文机关：上海市通信管理局</w:t>
-        <w:br/>
-        <w:t>发文日期：2026-07-07</w:t>
-        <w:br/>
-        <w:t>原文链接：https://shca.miit.gov.cn/zwgk/zcwj/wjfb/art/2026/art_4c0cd541aa774d1db8636113909a088d.html</w:t>
-      </w:r>
-    </w:p>
-    <w:p>
-      <w:pPr>
-        <w:ind w:left="240"/>
-      </w:pPr>
-      <w:r>
-        <w:t>上海通管局开展AI安全赋能专项行动，要求企业健全AI安全管理制度体系。</w:t>
-      </w:r>
-    </w:p>
-    <w:p>
-      <w:pPr>
-        <w:spacing w:before="0" w:after="80"/>
-        <w:pBdr>
-          <w:bottom w:val="single" w:sz="4" w:space="1" w:color="DDDDDD"/>
-        </w:pBdr>
-      </w:pPr>
-    </w:p>
-    <w:p>
-      <w:r>
-        <w:rPr>
-          <w:b/>
-          <w:sz w:val="24"/>
-        </w:rPr>
-        <w:t>《关于开展“浦江护航”2026年电信和互联网行业数据安全专项行动的通知》</w:t>
-      </w:r>
-    </w:p>
-    <w:p>
-      <w:r>
-        <w:rPr>
-          <w:color w:val="646464"/>
-          <w:sz w:val="20"/>
-        </w:rPr>
-        <w:t>文　　号：暂无</w:t>
-        <w:br/>
-        <w:t>发文机关：上海市通信管理局</w:t>
-        <w:br/>
-        <w:t>发文日期：2026-05-29</w:t>
-        <w:br/>
-        <w:t>原文链接：https://shca.miit.gov.cn/zwgk/tzgg/art/2026/art_811e71b643704edfbfed53c3c05a1d7c.html</w:t>
-      </w:r>
-    </w:p>
-    <w:p>
-      <w:pPr>
-        <w:ind w:left="240"/>
-      </w:pPr>
-      <w:r>
-        <w:t>上海通管局部署数据安全专项行动，强化大模型及智能体全生命周期数据安全。</w:t>
-      </w:r>
-    </w:p>
-    <w:p>
-      <w:pPr>
-        <w:spacing w:before="0" w:after="80"/>
-        <w:pBdr>
-          <w:bottom w:val="single" w:sz="4" w:space="1" w:color="DDDDDD"/>
-        </w:pBdr>
-      </w:pPr>
-    </w:p>
-    <w:p>
-      <w:r>
-        <w:rPr>
-          <w:b/>
-          <w:sz w:val="24"/>
-        </w:rPr>
-        <w:t>《关于开展2026年电信和互联网行业网络和数据安全检查的通知》</w:t>
-      </w:r>
-    </w:p>
-    <w:p>
-      <w:r>
-        <w:rPr>
-          <w:color w:val="646464"/>
-          <w:sz w:val="20"/>
-        </w:rPr>
-        <w:t>文　　号：暂无</w:t>
-        <w:br/>
-        <w:t>发文机关：浙江省通信管理局</w:t>
-        <w:br/>
-        <w:t>发文日期：2026-07-15</w:t>
-        <w:br/>
-        <w:t>原文链接：https://zjca.miit.gov.cn/zwgk/tzgg/art/2026/art_78dba56d22c44742986ad7aa2b721677.html</w:t>
-      </w:r>
-    </w:p>
-    <w:p>
-      <w:pPr>
-        <w:ind w:left="240"/>
-      </w:pPr>
-      <w:r>
-        <w:t>浙江通管局7-11月开展网络和数据安全检查，覆盖网络安全法、数据安全法等落实。</w:t>
-      </w:r>
-    </w:p>
-    <w:p>
-      <w:pPr>
-        <w:spacing w:before="0" w:after="80"/>
-        <w:pBdr>
-          <w:bottom w:val="single" w:sz="4" w:space="1" w:color="DDDDDD"/>
-        </w:pBdr>
-      </w:pPr>
-    </w:p>
-    <w:p>
-      <w:r>
-        <w:rPr>
-          <w:b/>
-          <w:sz w:val="24"/>
-        </w:rPr>
-        <w:t>《关于规范开展2026年信息通信网络安全防护工作的通知》</w:t>
-      </w:r>
-    </w:p>
-    <w:p>
-      <w:r>
-        <w:rPr>
-          <w:color w:val="646464"/>
-          <w:sz w:val="20"/>
-        </w:rPr>
-        <w:t>文　　号：暂无</w:t>
-        <w:br/>
-        <w:t>发文机关：福建省通信管理局</w:t>
-        <w:br/>
-        <w:t>发文日期：2026-03-27</w:t>
-        <w:br/>
-        <w:t>原文链接：https://fjca.miit.gov.cn/zwgk/tzgg/art/2026/art_4f5fdc383718466e931b2a7a82c00722.html</w:t>
-      </w:r>
-    </w:p>
-    <w:p>
-      <w:pPr>
-        <w:ind w:left="240"/>
-      </w:pPr>
-      <w:r>
-        <w:t>福建通管局规范信息通信网络安全防护，要求11月底前报送年度工作情况。</w:t>
+        <w:t>解读国家信息化“十五五”规划，阐述信息革命机遇与推进路径。</w:t>
       </w:r>
     </w:p>
     <w:p>
@@ -590,7 +432,7 @@
           <w:b/>
           <w:sz w:val="24"/>
         </w:rPr>
-        <w:t>《关于促进数据产业高质量发展的指导意见》</w:t>
+        <w:t>《关于推动互联网基础资源高质量发展的指导意见》</w:t>
       </w:r>
     </w:p>
     <w:p>
@@ -601,9 +443,11 @@
         </w:rPr>
         <w:t>文　　号：暂无</w:t>
         <w:br/>
-        <w:t>发文机关：国家数据局等</w:t>
+        <w:t>发文机关：工业和信息化部、中央网信办、国家发展改革委、国家数据局</w:t>
         <w:br/>
-        <w:t>发文日期：2026-01-15</w:t>
+        <w:t>发文日期：2026-07-01</w:t>
+        <w:br/>
+        <w:t>原文链接：https://www.miit.gov.cn/</w:t>
       </w:r>
     </w:p>
     <w:p>
@@ -611,7 +455,7 @@
         <w:ind w:left="240"/>
       </w:pPr>
       <w:r>
-        <w:t>国家数据局出台数据产业高质量发展指导意见，培育数据产业生态。</w:t>
+        <w:t>四部门联合部署互联网基础资源高质量发展，提升资源供给与治理能力。</w:t>
       </w:r>
     </w:p>
     <w:p>
@@ -628,7 +472,7 @@
           <w:b/>
           <w:sz w:val="24"/>
         </w:rPr>
-        <w:t>《关于加快公共数据资源开发利用的意见》</w:t>
+        <w:t>《促进平台经济大中小企业协同发展行动方案（2026—2028年）》</w:t>
       </w:r>
     </w:p>
     <w:p>
@@ -639,9 +483,11 @@
         </w:rPr>
         <w:t>文　　号：暂无</w:t>
         <w:br/>
-        <w:t>发文机关：国家数据局</w:t>
+        <w:t>发文机关：工业和信息化部、中央网信办、国家发展改革委、科技部、商务部、市场监管总局、国家数据局</w:t>
         <w:br/>
-        <w:t>发文日期：2026-02-10</w:t>
+        <w:t>发文日期：2026-06-18</w:t>
+        <w:br/>
+        <w:t>原文链接：https://www.miit.gov.cn/</w:t>
       </w:r>
     </w:p>
     <w:p>
@@ -649,7 +495,7 @@
         <w:ind w:left="240"/>
       </w:pPr>
       <w:r>
-        <w:t>国家数据局部署公共数据资源开发利用，推动数据要素价值释放。</w:t>
+        <w:t>七部门联合印发行动方案，系统推进平台经济大中小企业协同发展。</w:t>
       </w:r>
     </w:p>
     <w:p>
@@ -666,7 +512,7 @@
           <w:b/>
           <w:sz w:val="24"/>
         </w:rPr>
-        <w:t>《数字中国建设2026年工作要点》</w:t>
+        <w:t>《2026年个人信息保护系列专项行动》</w:t>
       </w:r>
     </w:p>
     <w:p>
@@ -677,9 +523,11 @@
         </w:rPr>
         <w:t>文　　号：暂无</w:t>
         <w:br/>
-        <w:t>发文机关：国家数据局</w:t>
+        <w:t>发文机关：国家互联网信息办公室</w:t>
         <w:br/>
-        <w:t>发文日期：2026-03-05</w:t>
+        <w:t>发文日期：2026-08-19</w:t>
+        <w:br/>
+        <w:t>原文链接：https://www.cac.gov.cn/wxzw/zcfg/A093703index_1.htm</w:t>
       </w:r>
     </w:p>
     <w:p>
@@ -687,7 +535,7 @@
         <w:ind w:left="240"/>
       </w:pPr>
       <w:r>
-        <w:t>国家数据局印发数字中国建设年度工作要点，明确重点任务与分工。</w:t>
+        <w:t>开展个人信息保护系列专项行动并取得阶段性成效。</w:t>
       </w:r>
     </w:p>
     <w:p>
@@ -704,7 +552,7 @@
           <w:b/>
           <w:sz w:val="24"/>
         </w:rPr>
-        <w:t>《关于推动人工智能与实体经济深度融合的指导意见》</w:t>
+        <w:t>《GB/T 47969-2026 工业互联网数据要素登记要求》</w:t>
       </w:r>
     </w:p>
     <w:p>
@@ -713,11 +561,13 @@
           <w:color w:val="646464"/>
           <w:sz w:val="20"/>
         </w:rPr>
-        <w:t>文　　号：暂无</w:t>
+        <w:t>文　　号：GB/T 47969-2026</w:t>
         <w:br/>
-        <w:t>发文机关：工业和信息化部</w:t>
+        <w:t>发文机关：国家市场监督管理总局、国家标准化管理委员会</w:t>
         <w:br/>
-        <w:t>发文日期：2026-04-12</w:t>
+        <w:t>发文日期：2026-01-01</w:t>
+        <w:br/>
+        <w:t>原文链接：https://baike.baidu.com/item/GB%2FT%2047969-2026</w:t>
       </w:r>
     </w:p>
     <w:p>
@@ -725,7 +575,7 @@
         <w:ind w:left="240"/>
       </w:pPr>
       <w:r>
-        <w:t>工信部推动AI与实体经济深度融合，部署智能制造、工业大模型等任务。</w:t>
+        <w:t>国家标准规定工业互联网数据要素登记要求，规范数据要素登记活动。</w:t>
       </w:r>
     </w:p>
     <w:p>
@@ -742,7 +592,7 @@
           <w:b/>
           <w:sz w:val="24"/>
         </w:rPr>
-        <w:t>《算力基础设施高质量发展行动计划（2026-2028年）》</w:t>
+        <w:t>《2026年中国AI发展趋势前瞻》</w:t>
       </w:r>
     </w:p>
     <w:p>
@@ -753,9 +603,11 @@
         </w:rPr>
         <w:t>文　　号：暂无</w:t>
         <w:br/>
-        <w:t>发文机关：工业和信息化部等</w:t>
+        <w:t>发文机关：国家数据局（数据引用）</w:t>
         <w:br/>
-        <w:t>发文日期：2026-05-20</w:t>
+        <w:t>发文日期：2026-01-28</w:t>
+        <w:br/>
+        <w:t>原文链接：https://igz.gzwxb.gov.cn/context/contextId/215009</w:t>
       </w:r>
     </w:p>
     <w:p>
@@ -763,7 +615,7 @@
         <w:ind w:left="240"/>
       </w:pPr>
       <w:r>
-        <w:t>工信部等发布算力基础设施三年行动计划，优化算力布局与智能计算。</w:t>
+        <w:t>新华深读前瞻2026年中国AI发展趋势，引用国家数据局Token消耗数据。</w:t>
       </w:r>
     </w:p>
     <w:p>
@@ -780,7 +632,7 @@
           <w:b/>
           <w:sz w:val="24"/>
         </w:rPr>
-        <w:t>《关于促进数据跨境安全有序流动的规定》</w:t>
+        <w:t>《2026年上半年工业和信息化发展情况新闻发布会》</w:t>
       </w:r>
     </w:p>
     <w:p>
@@ -791,9 +643,11 @@
         </w:rPr>
         <w:t>文　　号：暂无</w:t>
         <w:br/>
-        <w:t>发文机关：国家互联网信息办公室</w:t>
+        <w:t>发文机关：国务院新闻办公室、工业和信息化部</w:t>
         <w:br/>
-        <w:t>发文日期：2026-06-18</w:t>
+        <w:t>发文日期：2026-07-20</w:t>
+        <w:br/>
+        <w:t>原文链接：http://www.scio.gov.cn/live/2026/39042/</w:t>
       </w:r>
     </w:p>
     <w:p>
@@ -801,7 +655,7 @@
         <w:ind w:left="240"/>
       </w:pPr>
       <w:r>
-        <w:t>网信办出台数据跨境流动规定，完善出境安全评估与负面清单管理。</w:t>
+        <w:t>工信部介绍2026年上半年工业和信息化发展情况并答记者问。</w:t>
       </w:r>
     </w:p>
     <w:p>
@@ -818,7 +672,7 @@
           <w:b/>
           <w:sz w:val="24"/>
         </w:rPr>
-        <w:t>《生成式人工智能服务管理暂行办法（修订）》</w:t>
+        <w:t>《2026年度5G应用“扬帆”行动重点城市总结评估工作》</w:t>
       </w:r>
     </w:p>
     <w:p>
@@ -829,9 +683,11 @@
         </w:rPr>
         <w:t>文　　号：暂无</w:t>
         <w:br/>
-        <w:t>发文机关：国家互联网信息办公室等</w:t>
+        <w:t>发文机关：工业和信息化部办公厅</w:t>
         <w:br/>
-        <w:t>发文日期：2026-07-22</w:t>
+        <w:t>发文日期：2026-10-19</w:t>
+        <w:br/>
+        <w:t>原文链接：https://www.miit.gov.cn/search/zcwjk.html</w:t>
       </w:r>
     </w:p>
     <w:p>
@@ -839,349 +695,7 @@
         <w:ind w:left="240"/>
       </w:pPr>
       <w:r>
-        <w:t>网信办等修订生成式AI服务管理办法，强化内容标识与安全评估要求。</w:t>
-      </w:r>
-    </w:p>
-    <w:p>
-      <w:pPr>
-        <w:spacing w:before="0" w:after="80"/>
-        <w:pBdr>
-          <w:bottom w:val="single" w:sz="4" w:space="1" w:color="DDDDDD"/>
-        </w:pBdr>
-      </w:pPr>
-    </w:p>
-    <w:p>
-      <w:r>
-        <w:rPr>
-          <w:b/>
-          <w:sz w:val="24"/>
-        </w:rPr>
-        <w:t>《关于推进城市全域数字化转型的指导意见》</w:t>
-      </w:r>
-    </w:p>
-    <w:p>
-      <w:r>
-        <w:rPr>
-          <w:color w:val="646464"/>
-          <w:sz w:val="20"/>
-        </w:rPr>
-        <w:t>文　　号：暂无</w:t>
-        <w:br/>
-        <w:t>发文机关：国家数据局等</w:t>
-        <w:br/>
-        <w:t>发文日期：2026-08-08</w:t>
-      </w:r>
-    </w:p>
-    <w:p>
-      <w:pPr>
-        <w:ind w:left="240"/>
-      </w:pPr>
-      <w:r>
-        <w:t>国家数据局等部署城市全域数字化转型，推动数字政府与智慧城市建设。</w:t>
-      </w:r>
-    </w:p>
-    <w:p>
-      <w:pPr>
-        <w:spacing w:before="0" w:after="80"/>
-        <w:pBdr>
-          <w:bottom w:val="single" w:sz="4" w:space="1" w:color="DDDDDD"/>
-        </w:pBdr>
-      </w:pPr>
-    </w:p>
-    <w:p>
-      <w:r>
-        <w:rPr>
-          <w:b/>
-          <w:sz w:val="24"/>
-        </w:rPr>
-        <w:t>《江苏省数据条例》</w:t>
-      </w:r>
-    </w:p>
-    <w:p>
-      <w:r>
-        <w:rPr>
-          <w:color w:val="646464"/>
-          <w:sz w:val="20"/>
-        </w:rPr>
-        <w:t>文　　号：暂无</w:t>
-        <w:br/>
-        <w:t>发文机关：江苏省人大常委会</w:t>
-        <w:br/>
-        <w:t>发文日期：2026-01-20</w:t>
-      </w:r>
-    </w:p>
-    <w:p>
-      <w:pPr>
-        <w:ind w:left="240"/>
-      </w:pPr>
-      <w:r>
-        <w:t>江苏出台数据条例，规范数据权益、流通交易与安全管理。</w:t>
-      </w:r>
-    </w:p>
-    <w:p>
-      <w:pPr>
-        <w:spacing w:before="0" w:after="80"/>
-        <w:pBdr>
-          <w:bottom w:val="single" w:sz="4" w:space="1" w:color="DDDDDD"/>
-        </w:pBdr>
-      </w:pPr>
-    </w:p>
-    <w:p>
-      <w:r>
-        <w:rPr>
-          <w:b/>
-          <w:sz w:val="24"/>
-        </w:rPr>
-        <w:t>《广东省数字经济促进条例（修订）》</w:t>
-      </w:r>
-    </w:p>
-    <w:p>
-      <w:r>
-        <w:rPr>
-          <w:color w:val="646464"/>
-          <w:sz w:val="20"/>
-        </w:rPr>
-        <w:t>文　　号：暂无</w:t>
-        <w:br/>
-        <w:t>发文机关：广东省人大常委会</w:t>
-        <w:br/>
-        <w:t>发文日期：2026-03-15</w:t>
-      </w:r>
-    </w:p>
-    <w:p>
-      <w:pPr>
-        <w:ind w:left="240"/>
-      </w:pPr>
-      <w:r>
-        <w:t>广东修订数字经济促进条例，强化数据要素市场与数字产业化支持。</w:t>
-      </w:r>
-    </w:p>
-    <w:p>
-      <w:pPr>
-        <w:spacing w:before="0" w:after="80"/>
-        <w:pBdr>
-          <w:bottom w:val="single" w:sz="4" w:space="1" w:color="DDDDDD"/>
-        </w:pBdr>
-      </w:pPr>
-    </w:p>
-    <w:p>
-      <w:r>
-        <w:rPr>
-          <w:b/>
-          <w:sz w:val="24"/>
-        </w:rPr>
-        <w:t>《浙江省公共数据授权运营管理办法》</w:t>
-      </w:r>
-    </w:p>
-    <w:p>
-      <w:r>
-        <w:rPr>
-          <w:color w:val="646464"/>
-          <w:sz w:val="20"/>
-        </w:rPr>
-        <w:t>文　　号：暂无</w:t>
-        <w:br/>
-        <w:t>发文机关：浙江省数据局</w:t>
-        <w:br/>
-        <w:t>发文日期：2026-04-25</w:t>
-      </w:r>
-    </w:p>
-    <w:p>
-      <w:pPr>
-        <w:ind w:left="240"/>
-      </w:pPr>
-      <w:r>
-        <w:t>浙江出台公共数据授权运营管理办法，规范授权运营流程与收益分配。</w:t>
-      </w:r>
-    </w:p>
-    <w:p>
-      <w:pPr>
-        <w:spacing w:before="0" w:after="80"/>
-        <w:pBdr>
-          <w:bottom w:val="single" w:sz="4" w:space="1" w:color="DDDDDD"/>
-        </w:pBdr>
-      </w:pPr>
-    </w:p>
-    <w:p>
-      <w:r>
-        <w:rPr>
-          <w:b/>
-          <w:sz w:val="24"/>
-        </w:rPr>
-        <w:t>《上海市促进人工智能产业发展条例》</w:t>
-      </w:r>
-    </w:p>
-    <w:p>
-      <w:r>
-        <w:rPr>
-          <w:color w:val="646464"/>
-          <w:sz w:val="20"/>
-        </w:rPr>
-        <w:t>文　　号：暂无</w:t>
-        <w:br/>
-        <w:t>发文机关：上海市人大常委会</w:t>
-        <w:br/>
-        <w:t>发文日期：2026-06-10</w:t>
-      </w:r>
-    </w:p>
-    <w:p>
-      <w:pPr>
-        <w:ind w:left="240"/>
-      </w:pPr>
-      <w:r>
-        <w:t>上海出台AI产业促进条例，从算力、数据、场景等方面支持产业发展。</w:t>
-      </w:r>
-    </w:p>
-    <w:p>
-      <w:pPr>
-        <w:spacing w:before="0" w:after="80"/>
-        <w:pBdr>
-          <w:bottom w:val="single" w:sz="4" w:space="1" w:color="DDDDDD"/>
-        </w:pBdr>
-      </w:pPr>
-    </w:p>
-    <w:p>
-      <w:r>
-        <w:rPr>
-          <w:b/>
-          <w:sz w:val="24"/>
-        </w:rPr>
-        <w:t>《辽宁省数字经济发展三年行动方案（2026-2028年）》</w:t>
-      </w:r>
-    </w:p>
-    <w:p>
-      <w:r>
-        <w:rPr>
-          <w:color w:val="646464"/>
-          <w:sz w:val="20"/>
-        </w:rPr>
-        <w:t>文　　号：暂无</w:t>
-        <w:br/>
-        <w:t>发文机关：辽宁省人民政府</w:t>
-        <w:br/>
-        <w:t>发文日期：2026-02-28</w:t>
-      </w:r>
-    </w:p>
-    <w:p>
-      <w:pPr>
-        <w:ind w:left="240"/>
-      </w:pPr>
-      <w:r>
-        <w:t>辽宁发布数字经济三年行动方案，部署数字产业化与产业数字化任务。</w:t>
-      </w:r>
-    </w:p>
-    <w:p>
-      <w:pPr>
-        <w:spacing w:before="0" w:after="80"/>
-        <w:pBdr>
-          <w:bottom w:val="single" w:sz="4" w:space="1" w:color="DDDDDD"/>
-        </w:pBdr>
-      </w:pPr>
-    </w:p>
-    <w:p>
-      <w:r>
-        <w:rPr>
-          <w:b/>
-          <w:sz w:val="24"/>
-        </w:rPr>
-        <w:t>《关于人工智能安全的行政令》</w:t>
-      </w:r>
-    </w:p>
-    <w:p>
-      <w:r>
-        <w:rPr>
-          <w:color w:val="646464"/>
-          <w:sz w:val="20"/>
-        </w:rPr>
-        <w:t>文　　号：暂无</w:t>
-        <w:br/>
-        <w:t>发文机关：美国白宫</w:t>
-        <w:br/>
-        <w:t>发文日期：2026-01-30</w:t>
-      </w:r>
-    </w:p>
-    <w:p>
-      <w:pPr>
-        <w:ind w:left="240"/>
-      </w:pPr>
-      <w:r>
-        <w:t>美国白宫发布AI安全行政令，要求前沿模型安全评估与红队测试。</w:t>
-      </w:r>
-    </w:p>
-    <w:p>
-      <w:pPr>
-        <w:spacing w:before="0" w:after="80"/>
-        <w:pBdr>
-          <w:bottom w:val="single" w:sz="4" w:space="1" w:color="DDDDDD"/>
-        </w:pBdr>
-      </w:pPr>
-    </w:p>
-    <w:p>
-      <w:r>
-        <w:rPr>
-          <w:b/>
-          <w:sz w:val="24"/>
-        </w:rPr>
-        <w:t>《人工智能法案通用人工智能行为准则》</w:t>
-      </w:r>
-    </w:p>
-    <w:p>
-      <w:r>
-        <w:rPr>
-          <w:color w:val="646464"/>
-          <w:sz w:val="20"/>
-        </w:rPr>
-        <w:t>文　　号：暂无</w:t>
-        <w:br/>
-        <w:t>发文机关：欧盟委员会</w:t>
-        <w:br/>
-        <w:t>发文日期：2026-05-15</w:t>
-      </w:r>
-    </w:p>
-    <w:p>
-      <w:pPr>
-        <w:ind w:left="240"/>
-      </w:pPr>
-      <w:r>
-        <w:t>欧盟发布AI法案通用AI行为准则，明确基础模型提供者合规义务。</w:t>
-      </w:r>
-    </w:p>
-    <w:p>
-      <w:pPr>
-        <w:spacing w:before="0" w:after="80"/>
-        <w:pBdr>
-          <w:bottom w:val="single" w:sz="4" w:space="1" w:color="DDDDDD"/>
-        </w:pBdr>
-      </w:pPr>
-    </w:p>
-    <w:p>
-      <w:r>
-        <w:rPr>
-          <w:b/>
-          <w:sz w:val="24"/>
-        </w:rPr>
-        <w:t>《关于数据治理与可信数据流通的指导方针》</w:t>
-      </w:r>
-    </w:p>
-    <w:p>
-      <w:r>
-        <w:rPr>
-          <w:color w:val="646464"/>
-          <w:sz w:val="20"/>
-        </w:rPr>
-        <w:t>文　　号：暂无</w:t>
-        <w:br/>
-        <w:t>发文机关：日本数字厅</w:t>
-        <w:br/>
-        <w:t>发文日期：2026-03-20</w:t>
-      </w:r>
-    </w:p>
-    <w:p>
-      <w:pPr>
-        <w:ind w:left="240"/>
-      </w:pPr>
-      <w:r>
-        <w:t>日本数字厅发布数据治理与可信流通指导方针，推动数据空间建设。</w:t>
+        <w:t>启动5G应用“扬帆”行动重点城市总结评估，促进5G应用规模化发展。</w:t>
       </w:r>
     </w:p>
     <w:p>
@@ -1214,7 +728,7 @@
         <w:t xml:space="preserve">①  </w:t>
       </w:r>
       <w:r>
-        <w:t>现象：全国网安标委10月25日截止对《人工智能安全能力成熟度评估方法》国标征求意见，同期《工业控制系统安全管理基本要求》也完成征求意见。逻辑：AI安全治理正从原则框架走向可量化评估，标准先行旨在为监管提供技术依据，避免“一刀切”。研判：预计2027年上半年将形成AI安全能力分级评估体系，企业需提前开展自评估，中小AI企业可能面临合规成本上升压力。</w:t>
+        <w:t>现象：国家网信办10月23日发布《国家信息化“十五五”规划》，同期配发专家解读，工信部10月23日公告成立工业软件标准化技术委员会（MIIT/TC11）。逻辑：信息化规划与标准化技术组织同步落地，表明“十五五”开局之年的政策重心从战略部署转向标准与执行体系建设，以标准化为抓手锁定技术路线和产业生态。研判：后续将有一批信息化、工业软件、数据要素相关行业标准密集立项，地方配套规划有望在年底前陆续出台，需关注标准制定中的企业参与度和国际衔接问题。</w:t>
       </w:r>
     </w:p>
     <w:p>
@@ -1226,7 +740,7 @@
         <w:t xml:space="preserve">②  </w:t>
       </w:r>
       <w:r>
-        <w:t>现象：国家数据局10月13日推动全国统一数据产权登记制度正式实施，此前已出台数据产业高质量发展指导意见和公共数据资源开发利用意见。逻辑：数据要素改革进入确权深水区，统一登记旨在解决数据权属不清、流通不畅问题，为数据资产入表奠定基础。研判：下一步将围绕登记与交易、收益分配衔接出台细则，地方数据交易所面临整合，企业应关注数据资产确权对财务报表的影响。</w:t>
+        <w:t>现象：工信部10月19日启动2026年度5G应用“扬帆”行动重点城市总结评估，10月23日又以工信厅联企业〔2026〕40号部署相关工作。逻辑：5G政策从“建网络”转向“评应用”，通过总结评估形成城市间竞争压力，推动5G融合应用从示范走向规模化复制。研判：评估结果可能成为后续资源倾斜和试点选择依据，重点城市将加速5G在工业、医疗、教育等场景落地，但需防范重指标轻实效、重复建设等问题。</w:t>
       </w:r>
     </w:p>
     <w:p>
@@ -1238,7 +752,7 @@
         <w:t xml:space="preserve">③  </w:t>
       </w:r>
       <w:r>
-        <w:t>现象：上海通管局7月启动“铸盾模都”AI安全赋能专项行动，浙江通管局7-11月开展网络和数据安全检查，福建通管局部署年度网络安全防护。逻辑：地方通信管理局成为AI与数据安全监管的执行末梢，专项行动模式兼顾执法与赋能，体现“监管沙盒”思路。研判：2027年地方专项行动将常态化，检查结果可能与企业信用挂钩，跨省经营企业需建立统一的合规台账。</w:t>
+        <w:t>现象：国家网信办8月7日就《大型个人信息处理者个人信息保护规定（征求意见稿）》公开征求意见，8月19日通报个人信息保护系列专项行动阶段性成效。逻辑：监管从“普遍合规”转向“分类分级、精准监管”，以大型平台为重点抓手，通过专项执法与制度细化双轮驱动，压实“守门人”责任。研判：正式规定有望在年底前出台，大型平台将面临更严格的独立监督、风险评估和报告义务，中小企业合规成本相对下降，监管资源向高风险主体集中。</w:t>
       </w:r>
     </w:p>
     <w:p>
@@ -1250,7 +764,7 @@
         <w:t xml:space="preserve">④  </w:t>
       </w:r>
       <w:r>
-        <w:t>现象：网信办8月发布《大型个人信息处理者个人信息保护规定（征求意见稿）》，9月就未成年人网络保护规定征求意见，并公布个人信息保护专项行动阶段性成效。逻辑：监管资源向超大规模平台集中，以“大型处理者”为抓手实施分级分类管理，同时回应社会关切。研判：正式稿可能引入独立审计和年度报告义务，头部平台需设立专门合规官，中小平台则面临合规能力外溢压力。</w:t>
+        <w:t>现象：七部门6月18日联合印发《促进平台经济大中小企业协同发展行动方案（2026—2028年）》，四部门7月1日印发《关于推动互联网基础资源高质量发展的指导意见》。逻辑：平台经济治理从“专项整改”转向“促发展与强基础并重”，通过协同发展行动和基础资源升级，构建可持续的数字经济产业生态。研判：政策将推动平台企业开放能力、带动中小企业数字化转型，但需警惕平台垄断行为反弹，协同效果取决于数据共享和利益分配机制设计。</w:t>
       </w:r>
     </w:p>
     <w:p>
@@ -1262,7 +776,7 @@
         <w:t xml:space="preserve">⑤  </w:t>
       </w:r>
       <w:r>
-        <w:t>现象：工信部5月发布算力基础设施高质量发展行动计划（2026-2028年），提出优化算力布局与智能计算；辽宁9月召开装备制造领域数据标注先行先试大会。逻辑：算力政策从“东数西算”框架转向应用导向，数据标注作为AI产业链基础环节被地方作为差异化抓手。研判：算力补贴将更多与本地AI应用场景挂钩，辽宁等老工业基地可能形成“数据标注+行业模型”的特色路径，但需防范低水平重复建设。</w:t>
+        <w:t>现象：GB/T 47969-2026《工业互联网数据要素登记要求》国家标准发布，国家数据局披露2025年6月底日均Token消耗量突破30万亿，较2024年初增长300多倍。逻辑：数据要素登记标准与AI应用爆发形成呼应，制度层面为数据确权、流通和资产化提供技术规范，产业层面AI推理需求激增倒逼算力与数据基础设施升级。研判：数据要素登记将在工业领域率先试点，Token消耗高增长将推动智能算力需求持续扩张，需关注数据登记中的权属界定和跨域互认难题。</w:t>
       </w:r>
     </w:p>
     <w:p>
@@ -1274,7 +788,7 @@
         <w:t xml:space="preserve">⑥  </w:t>
       </w:r>
       <w:r>
-        <w:t>现象：美国白宫1月发布AI安全行政令，要求前沿模型安全评估；欧盟5月出台AI法案通用AI行为准则；日本数字厅3月发布数据治理与可信流通指导方针。逻辑：美欧日分别以行政令、行为准则、指导方针推进AI治理，路径差异明显：美国侧重安全评估，欧盟侧重合规义务，日本侧重可信流通。研判：中国以标准先行和专项行动推进，与欧盟行为准则思路接近但更强调赋能；企业出海需同时应对多套合规体系，建议建立映射式合规框架。</w:t>
+        <w:t>现象：中国以《国家信息化“十五五”规划》和《大型个人信息处理者个人信息保护规定（征求意见稿）》推进制度细化；欧盟AI Act与GDPR持续强化风险分级和高额处罚；美国侧重行政令与NIST框架的灵活治理；日本数字厅推进AI与数据政策。逻辑：中国强调规划引领与分类监管并重，欧盟以统一立法设定高标准，美国以行政令和标准框架保持弹性，日本注重政府数字化统筹。研判：中国可借鉴欧盟风险分级思路完善AI治理细则，同时保持产业政策灵活性；企业需应对多法域合规差异，建议建立跨区域合规映射机制。</w:t>
       </w:r>
     </w:p>
     <w:p/>

--- a/reports/latest.docx
+++ b/reports/latest.docx
@@ -24,7 +24,7 @@
           <w:color w:val="828282"/>
           <w:sz w:val="22"/>
         </w:rPr>
-        <w:t>生成日期：2026-10-28　　数据 · 算力 · 信息化</w:t>
+        <w:t>生成日期：2026-10-29　　数据 · 算力 · 信息化</w:t>
       </w:r>
     </w:p>
     <w:p/>
@@ -69,7 +69,7 @@
         <w:ind w:left="240"/>
       </w:pPr>
       <w:r>
-        <w:t>部署“十五五”时期信息化发展目标、重点任务与保障措施。</w:t>
+        <w:t>部署“十五五”信息化发展目标、重点任务与保障措施，统筹数字中国建设。</w:t>
       </w:r>
     </w:p>
     <w:p>
@@ -109,7 +109,7 @@
         <w:ind w:left="240"/>
       </w:pPr>
       <w:r>
-        <w:t>启动5G应用“扬帆”行动重点城市总结评估，推动5G融合应用规模化。</w:t>
+        <w:t>启动5G应用“扬帆”行动重点城市总结评估，推动5G融合应用规模化发展。</w:t>
       </w:r>
     </w:p>
     <w:p>
@@ -126,7 +126,7 @@
           <w:b/>
           <w:sz w:val="24"/>
         </w:rPr>
-        <w:t>《工业和信息化部决定成立工业软件标准化技术委员会》</w:t>
+        <w:t>《工业和信息化部关于成立工业软件标准化技术委员会的公告》</w:t>
       </w:r>
     </w:p>
     <w:p>
@@ -166,47 +166,7 @@
           <w:b/>
           <w:sz w:val="24"/>
         </w:rPr>
-        <w:t>《专家解读：把握信息革命历史机遇 高质量推进“十五五”信息化发展》</w:t>
-      </w:r>
-    </w:p>
-    <w:p>
-      <w:r>
-        <w:rPr>
-          <w:color w:val="646464"/>
-          <w:sz w:val="20"/>
-        </w:rPr>
-        <w:t>文　　号：暂无</w:t>
-        <w:br/>
-        <w:t>发文机关：中央网络安全和信息化委员会办公室</w:t>
-        <w:br/>
-        <w:t>发文日期：2026-10-23</w:t>
-        <w:br/>
-        <w:t>原文链接：https://www.cac.gov.cn/wxzw/zcfg/A093703index_1.htm</w:t>
-      </w:r>
-    </w:p>
-    <w:p>
-      <w:pPr>
-        <w:ind w:left="240"/>
-      </w:pPr>
-      <w:r>
-        <w:t>围绕国家信息化“十五五”规划，解读信息革命机遇与信息化发展路径。</w:t>
-      </w:r>
-    </w:p>
-    <w:p>
-      <w:pPr>
-        <w:spacing w:before="0" w:after="80"/>
-        <w:pBdr>
-          <w:bottom w:val="single" w:sz="4" w:space="1" w:color="DDDDDD"/>
-        </w:pBdr>
-      </w:pPr>
-    </w:p>
-    <w:p>
-      <w:r>
-        <w:rPr>
-          <w:b/>
-          <w:sz w:val="24"/>
-        </w:rPr>
-        <w:t>《工业和信息化部办公厅关于开展2026年度5G应用“扬帆”行动重点城市总结评估工作的函》</w:t>
+        <w:t>《工业和信息化部办公厅关于印发2026年第三批行业标准制修订计划的通知》</w:t>
       </w:r>
     </w:p>
     <w:p>
@@ -229,7 +189,7 @@
         <w:ind w:left="240"/>
       </w:pPr>
       <w:r>
-        <w:t>以函件形式部署5G应用重点城市总结评估，明确评估范围与要求。</w:t>
+        <w:t>下达2026年第三批行业标准制修订计划，涵盖工业互联网、数据要素等领域。</w:t>
       </w:r>
     </w:p>
     <w:p>
@@ -282,47 +242,7 @@
         <w:ind w:left="240"/>
       </w:pPr>
       <w:r>
-        <w:t>明确“十五五”信息化发展目标、重点任务和保障措施。</w:t>
-      </w:r>
-    </w:p>
-    <w:p>
-      <w:pPr>
-        <w:spacing w:before="0" w:after="80"/>
-        <w:pBdr>
-          <w:bottom w:val="single" w:sz="4" w:space="1" w:color="DDDDDD"/>
-        </w:pBdr>
-      </w:pPr>
-    </w:p>
-    <w:p>
-      <w:r>
-        <w:rPr>
-          <w:b/>
-          <w:sz w:val="24"/>
-        </w:rPr>
-        <w:t>《工业和信息化部决定成立工业软件标准化技术委员会》</w:t>
-      </w:r>
-    </w:p>
-    <w:p>
-      <w:r>
-        <w:rPr>
-          <w:color w:val="646464"/>
-          <w:sz w:val="20"/>
-        </w:rPr>
-        <w:t>文　　号：工业和信息化部公告2026年第27号</w:t>
-        <w:br/>
-        <w:t>发文机关：工业和信息化部</w:t>
-        <w:br/>
-        <w:t>发文日期：2026-10-23</w:t>
-        <w:br/>
-        <w:t>原文链接：https://www.miit.gov.cn/search/zcwjk.html</w:t>
-      </w:r>
-    </w:p>
-    <w:p>
-      <w:pPr>
-        <w:ind w:left="240"/>
-      </w:pPr>
-      <w:r>
-        <w:t>成立工业软件标准化技术委员会，负责行业标准制修订工作。</w:t>
+        <w:t>部署“十五五”信息化发展目标、重点任务与保障措施，统筹数字中国建设。</w:t>
       </w:r>
     </w:p>
     <w:p>
@@ -362,7 +282,7 @@
         <w:ind w:left="240"/>
       </w:pPr>
       <w:r>
-        <w:t>开展5G应用“扬帆”行动重点城市总结评估，推动5G应用规模化。</w:t>
+        <w:t>启动5G应用“扬帆”行动重点城市总结评估，推动5G融合应用规模化发展。</w:t>
       </w:r>
     </w:p>
     <w:p>
@@ -379,7 +299,7 @@
           <w:b/>
           <w:sz w:val="24"/>
         </w:rPr>
-        <w:t>《专家解读：把握信息革命历史机遇 高质量推进“十五五”信息化发展》</w:t>
+        <w:t>《工业和信息化部关于成立工业软件标准化技术委员会的公告》</w:t>
       </w:r>
     </w:p>
     <w:p>
@@ -388,13 +308,13 @@
           <w:color w:val="646464"/>
           <w:sz w:val="20"/>
         </w:rPr>
-        <w:t>文　　号：暂无</w:t>
+        <w:t>文　　号：工业和信息化部公告2026年第27号</w:t>
         <w:br/>
-        <w:t>发文机关：中央网络安全和信息化委员会办公室</w:t>
+        <w:t>发文机关：工业和信息化部</w:t>
         <w:br/>
         <w:t>发文日期：2026-10-23</w:t>
         <w:br/>
-        <w:t>原文链接：https://www.cac.gov.cn/wxzw/zcfg/A093703index_1.htm</w:t>
+        <w:t>原文链接：https://www.miit.gov.cn/search/zcwjk.html</w:t>
       </w:r>
     </w:p>
     <w:p>
@@ -402,7 +322,47 @@
         <w:ind w:left="240"/>
       </w:pPr>
       <w:r>
-        <w:t>解读国家信息化“十五五”规划，阐述信息革命机遇与推进路径。</w:t>
+        <w:t>成立工业软件标准化技术委员会（MIIT/TC11），负责行业标准制修订。</w:t>
+      </w:r>
+    </w:p>
+    <w:p>
+      <w:pPr>
+        <w:spacing w:before="0" w:after="80"/>
+        <w:pBdr>
+          <w:bottom w:val="single" w:sz="4" w:space="1" w:color="DDDDDD"/>
+        </w:pBdr>
+      </w:pPr>
+    </w:p>
+    <w:p>
+      <w:r>
+        <w:rPr>
+          <w:b/>
+          <w:sz w:val="24"/>
+        </w:rPr>
+        <w:t>《工业和信息化部办公厅关于印发2026年第三批行业标准制修订计划的通知》</w:t>
+      </w:r>
+    </w:p>
+    <w:p>
+      <w:r>
+        <w:rPr>
+          <w:color w:val="646464"/>
+          <w:sz w:val="20"/>
+        </w:rPr>
+        <w:t>文　　号：工信厅联企业〔2026〕40号</w:t>
+        <w:br/>
+        <w:t>发文机关：工业和信息化部办公厅</w:t>
+        <w:br/>
+        <w:t>发文日期：2026-10-23</w:t>
+        <w:br/>
+        <w:t>原文链接：https://www.miit.gov.cn/search/zcwjk.html</w:t>
+      </w:r>
+    </w:p>
+    <w:p>
+      <w:pPr>
+        <w:ind w:left="240"/>
+      </w:pPr>
+      <w:r>
+        <w:t>下达2026年第三批行业标准制修订计划，涵盖工业互联网、数据要素等领域。</w:t>
       </w:r>
     </w:p>
     <w:p>
@@ -432,6 +392,46 @@
           <w:b/>
           <w:sz w:val="24"/>
         </w:rPr>
+        <w:t>《网络安全法（修改）》</w:t>
+      </w:r>
+    </w:p>
+    <w:p>
+      <w:r>
+        <w:rPr>
+          <w:color w:val="646464"/>
+          <w:sz w:val="20"/>
+        </w:rPr>
+        <w:t>文　　号：暂无</w:t>
+        <w:br/>
+        <w:t>发文机关：全国人民代表大会常务委员会</w:t>
+        <w:br/>
+        <w:t>发文日期：2026-01-02</w:t>
+        <w:br/>
+        <w:t>原文链接：https://www.cac.gov.cn/2026-01/02/c_1769093523928606.htm</w:t>
+      </w:r>
+    </w:p>
+    <w:p>
+      <w:pPr>
+        <w:ind w:left="240"/>
+      </w:pPr>
+      <w:r>
+        <w:t>修改《网络安全法》，新增人工智能安全与发展专门规定，完善风险监测评估。</w:t>
+      </w:r>
+    </w:p>
+    <w:p>
+      <w:pPr>
+        <w:spacing w:before="0" w:after="80"/>
+        <w:pBdr>
+          <w:bottom w:val="single" w:sz="4" w:space="1" w:color="DDDDDD"/>
+        </w:pBdr>
+      </w:pPr>
+    </w:p>
+    <w:p>
+      <w:r>
+        <w:rPr>
+          <w:b/>
+          <w:sz w:val="24"/>
+        </w:rPr>
         <w:t>《关于推动互联网基础资源高质量发展的指导意见》</w:t>
       </w:r>
     </w:p>
@@ -447,7 +447,7 @@
         <w:br/>
         <w:t>发文日期：2026-07-01</w:t>
         <w:br/>
-        <w:t>原文链接：https://www.miit.gov.cn/</w:t>
+        <w:t>原文链接：https://gyxxh.tj.gov.cn/ZWGK4147/ZCWJ6355/gjjwj/202607/t20260713_7334666.html</w:t>
       </w:r>
     </w:p>
     <w:p>
@@ -455,7 +455,47 @@
         <w:ind w:left="240"/>
       </w:pPr>
       <w:r>
-        <w:t>四部门联合部署互联网基础资源高质量发展，提升资源供给与治理能力。</w:t>
+        <w:t>四部门联合发文，部署互联网基础资源高质量发展，强化网络根基与数据要素支撑。</w:t>
+      </w:r>
+    </w:p>
+    <w:p>
+      <w:pPr>
+        <w:spacing w:before="0" w:after="80"/>
+        <w:pBdr>
+          <w:bottom w:val="single" w:sz="4" w:space="1" w:color="DDDDDD"/>
+        </w:pBdr>
+      </w:pPr>
+    </w:p>
+    <w:p>
+      <w:r>
+        <w:rPr>
+          <w:b/>
+          <w:sz w:val="24"/>
+        </w:rPr>
+        <w:t>《大型个人信息处理者个人信息保护规定（征求意见稿）》</w:t>
+      </w:r>
+    </w:p>
+    <w:p>
+      <w:r>
+        <w:rPr>
+          <w:color w:val="646464"/>
+          <w:sz w:val="20"/>
+        </w:rPr>
+        <w:t>文　　号：暂无</w:t>
+        <w:br/>
+        <w:t>发文机关：国家互联网信息办公室</w:t>
+        <w:br/>
+        <w:t>发文日期：2026-08-07</w:t>
+        <w:br/>
+        <w:t>原文链接：https://www.cac.gov.cn/wxzw/sjzl/A093708index_1.htm</w:t>
+      </w:r>
+    </w:p>
+    <w:p>
+      <w:pPr>
+        <w:ind w:left="240"/>
+      </w:pPr>
+      <w:r>
+        <w:t>拟对大型个人信息处理者设定专门保护义务，公开征求意见。</w:t>
       </w:r>
     </w:p>
     <w:p>
@@ -487,7 +527,7 @@
         <w:br/>
         <w:t>发文日期：2026-06-18</w:t>
         <w:br/>
-        <w:t>原文链接：https://www.miit.gov.cn/</w:t>
+        <w:t>原文链接：https://www.cics-cert.org.cn/web_root/webpage/articlecontent_101002_2070451507098030082.html</w:t>
       </w:r>
     </w:p>
     <w:p>
@@ -495,207 +535,7 @@
         <w:ind w:left="240"/>
       </w:pPr>
       <w:r>
-        <w:t>七部门联合印发行动方案，系统推进平台经济大中小企业协同发展。</w:t>
-      </w:r>
-    </w:p>
-    <w:p>
-      <w:pPr>
-        <w:spacing w:before="0" w:after="80"/>
-        <w:pBdr>
-          <w:bottom w:val="single" w:sz="4" w:space="1" w:color="DDDDDD"/>
-        </w:pBdr>
-      </w:pPr>
-    </w:p>
-    <w:p>
-      <w:r>
-        <w:rPr>
-          <w:b/>
-          <w:sz w:val="24"/>
-        </w:rPr>
-        <w:t>《2026年个人信息保护系列专项行动》</w:t>
-      </w:r>
-    </w:p>
-    <w:p>
-      <w:r>
-        <w:rPr>
-          <w:color w:val="646464"/>
-          <w:sz w:val="20"/>
-        </w:rPr>
-        <w:t>文　　号：暂无</w:t>
-        <w:br/>
-        <w:t>发文机关：国家互联网信息办公室</w:t>
-        <w:br/>
-        <w:t>发文日期：2026-08-19</w:t>
-        <w:br/>
-        <w:t>原文链接：https://www.cac.gov.cn/wxzw/zcfg/A093703index_1.htm</w:t>
-      </w:r>
-    </w:p>
-    <w:p>
-      <w:pPr>
-        <w:ind w:left="240"/>
-      </w:pPr>
-      <w:r>
-        <w:t>开展个人信息保护系列专项行动并取得阶段性成效。</w:t>
-      </w:r>
-    </w:p>
-    <w:p>
-      <w:pPr>
-        <w:spacing w:before="0" w:after="80"/>
-        <w:pBdr>
-          <w:bottom w:val="single" w:sz="4" w:space="1" w:color="DDDDDD"/>
-        </w:pBdr>
-      </w:pPr>
-    </w:p>
-    <w:p>
-      <w:r>
-        <w:rPr>
-          <w:b/>
-          <w:sz w:val="24"/>
-        </w:rPr>
-        <w:t>《GB/T 47969-2026 工业互联网数据要素登记要求》</w:t>
-      </w:r>
-    </w:p>
-    <w:p>
-      <w:r>
-        <w:rPr>
-          <w:color w:val="646464"/>
-          <w:sz w:val="20"/>
-        </w:rPr>
-        <w:t>文　　号：GB/T 47969-2026</w:t>
-        <w:br/>
-        <w:t>发文机关：国家市场监督管理总局、国家标准化管理委员会</w:t>
-        <w:br/>
-        <w:t>发文日期：2026-01-01</w:t>
-        <w:br/>
-        <w:t>原文链接：https://baike.baidu.com/item/GB%2FT%2047969-2026</w:t>
-      </w:r>
-    </w:p>
-    <w:p>
-      <w:pPr>
-        <w:ind w:left="240"/>
-      </w:pPr>
-      <w:r>
-        <w:t>国家标准规定工业互联网数据要素登记要求，规范数据要素登记活动。</w:t>
-      </w:r>
-    </w:p>
-    <w:p>
-      <w:pPr>
-        <w:spacing w:before="0" w:after="80"/>
-        <w:pBdr>
-          <w:bottom w:val="single" w:sz="4" w:space="1" w:color="DDDDDD"/>
-        </w:pBdr>
-      </w:pPr>
-    </w:p>
-    <w:p>
-      <w:r>
-        <w:rPr>
-          <w:b/>
-          <w:sz w:val="24"/>
-        </w:rPr>
-        <w:t>《2026年中国AI发展趋势前瞻》</w:t>
-      </w:r>
-    </w:p>
-    <w:p>
-      <w:r>
-        <w:rPr>
-          <w:color w:val="646464"/>
-          <w:sz w:val="20"/>
-        </w:rPr>
-        <w:t>文　　号：暂无</w:t>
-        <w:br/>
-        <w:t>发文机关：国家数据局（数据引用）</w:t>
-        <w:br/>
-        <w:t>发文日期：2026-01-28</w:t>
-        <w:br/>
-        <w:t>原文链接：https://igz.gzwxb.gov.cn/context/contextId/215009</w:t>
-      </w:r>
-    </w:p>
-    <w:p>
-      <w:pPr>
-        <w:ind w:left="240"/>
-      </w:pPr>
-      <w:r>
-        <w:t>新华深读前瞻2026年中国AI发展趋势，引用国家数据局Token消耗数据。</w:t>
-      </w:r>
-    </w:p>
-    <w:p>
-      <w:pPr>
-        <w:spacing w:before="0" w:after="80"/>
-        <w:pBdr>
-          <w:bottom w:val="single" w:sz="4" w:space="1" w:color="DDDDDD"/>
-        </w:pBdr>
-      </w:pPr>
-    </w:p>
-    <w:p>
-      <w:r>
-        <w:rPr>
-          <w:b/>
-          <w:sz w:val="24"/>
-        </w:rPr>
-        <w:t>《2026年上半年工业和信息化发展情况新闻发布会》</w:t>
-      </w:r>
-    </w:p>
-    <w:p>
-      <w:r>
-        <w:rPr>
-          <w:color w:val="646464"/>
-          <w:sz w:val="20"/>
-        </w:rPr>
-        <w:t>文　　号：暂无</w:t>
-        <w:br/>
-        <w:t>发文机关：国务院新闻办公室、工业和信息化部</w:t>
-        <w:br/>
-        <w:t>发文日期：2026-07-20</w:t>
-        <w:br/>
-        <w:t>原文链接：http://www.scio.gov.cn/live/2026/39042/</w:t>
-      </w:r>
-    </w:p>
-    <w:p>
-      <w:pPr>
-        <w:ind w:left="240"/>
-      </w:pPr>
-      <w:r>
-        <w:t>工信部介绍2026年上半年工业和信息化发展情况并答记者问。</w:t>
-      </w:r>
-    </w:p>
-    <w:p>
-      <w:pPr>
-        <w:spacing w:before="0" w:after="80"/>
-        <w:pBdr>
-          <w:bottom w:val="single" w:sz="4" w:space="1" w:color="DDDDDD"/>
-        </w:pBdr>
-      </w:pPr>
-    </w:p>
-    <w:p>
-      <w:r>
-        <w:rPr>
-          <w:b/>
-          <w:sz w:val="24"/>
-        </w:rPr>
-        <w:t>《2026年度5G应用“扬帆”行动重点城市总结评估工作》</w:t>
-      </w:r>
-    </w:p>
-    <w:p>
-      <w:r>
-        <w:rPr>
-          <w:color w:val="646464"/>
-          <w:sz w:val="20"/>
-        </w:rPr>
-        <w:t>文　　号：暂无</w:t>
-        <w:br/>
-        <w:t>发文机关：工业和信息化部办公厅</w:t>
-        <w:br/>
-        <w:t>发文日期：2026-10-19</w:t>
-        <w:br/>
-        <w:t>原文链接：https://www.miit.gov.cn/search/zcwjk.html</w:t>
-      </w:r>
-    </w:p>
-    <w:p>
-      <w:pPr>
-        <w:ind w:left="240"/>
-      </w:pPr>
-      <w:r>
-        <w:t>启动5G应用“扬帆”行动重点城市总结评估，促进5G应用规模化发展。</w:t>
+        <w:t>七部门联合印发三年行动方案，推动平台经济大中小企业协同发展。</w:t>
       </w:r>
     </w:p>
     <w:p>
@@ -728,7 +568,7 @@
         <w:t xml:space="preserve">①  </w:t>
       </w:r>
       <w:r>
-        <w:t>现象：国家网信办10月23日发布《国家信息化“十五五”规划》，同期配发专家解读，工信部10月23日公告成立工业软件标准化技术委员会（MIIT/TC11）。逻辑：信息化规划与标准化技术组织同步落地，表明“十五五”开局之年的政策重心从战略部署转向标准与执行体系建设，以标准化为抓手锁定技术路线和产业生态。研判：后续将有一批信息化、工业软件、数据要素相关行业标准密集立项，地方配套规划有望在年底前陆续出台，需关注标准制定中的企业参与度和国际衔接问题。</w:t>
+        <w:t>现象：国家网信办10月23日发布《国家信息化“十五五”规划》，同日配套专家解读强调“把握信息革命历史机遇”。逻辑：规划将信息化从工具定位提升为“十五五”时期国家竞争力的核心变量，意在统筹数字中国、数字经济与数字政府三条主线，避免此前多头规划造成的重复建设。研判：预计2027年上半年将出台分领域实施方案，算力网络、数据基础制度、政务云集约化是三大抓手；地方层面可能掀起新一轮信息化项目申报潮，需警惕“重建设轻运营”的老问题。</w:t>
       </w:r>
     </w:p>
     <w:p>
@@ -740,7 +580,7 @@
         <w:t xml:space="preserve">②  </w:t>
       </w:r>
       <w:r>
-        <w:t>现象：工信部10月19日启动2026年度5G应用“扬帆”行动重点城市总结评估，10月23日又以工信厅联企业〔2026〕40号部署相关工作。逻辑：5G政策从“建网络”转向“评应用”，通过总结评估形成城市间竞争压力，推动5G融合应用从示范走向规模化复制。研判：评估结果可能成为后续资源倾斜和试点选择依据，重点城市将加速5G在工业、医疗、教育等场景落地，但需防范重指标轻实效、重复建设等问题。</w:t>
+        <w:t>现象：工信部10月23日公告成立工业软件标准化技术委员会（MIIT/TC11），同日下达2026年第三批行业标准制修订计划（工信厅联企业〔2026〕40号）。逻辑：工业软件是工业互联网与智能制造的“卡脖子”环节，标准化先行是为国产工业软件生态铺路，同时为数据要素在工业场景的登记、流通提供标准接口。研判：标准制定周期通常12—18个月，2027年底前有望形成首批工业软件互操作与数据登记标准；但需关注标准与开源社区的衔接，避免标准“孤岛化”。</w:t>
       </w:r>
     </w:p>
     <w:p>
@@ -752,7 +592,7 @@
         <w:t xml:space="preserve">③  </w:t>
       </w:r>
       <w:r>
-        <w:t>现象：国家网信办8月7日就《大型个人信息处理者个人信息保护规定（征求意见稿）》公开征求意见，8月19日通报个人信息保护系列专项行动阶段性成效。逻辑：监管从“普遍合规”转向“分类分级、精准监管”，以大型平台为重点抓手，通过专项执法与制度细化双轮驱动，压实“守门人”责任。研判：正式规定有望在年底前出台，大型平台将面临更严格的独立监督、风险评估和报告义务，中小企业合规成本相对下降，监管资源向高风险主体集中。</w:t>
+        <w:t>现象：工信部办公厅10月19日启动2026年度5G应用“扬帆”行动重点城市总结评估。逻辑：5G规模部署已过峰值，政策重心从“建网”转向“用网”，评估旨在筛选可复制的融合应用模式，为6G预研和算力网络协同提供场景验证。研判：评估结果将影响后续财政资金与频谱资源分配，重点城市可能获得更多算力枢纽配套支持；但5G行业应用盈利模式仍不清晰，评估应避免唯指标论。</w:t>
       </w:r>
     </w:p>
     <w:p>
@@ -764,7 +604,7 @@
         <w:t xml:space="preserve">④  </w:t>
       </w:r>
       <w:r>
-        <w:t>现象：七部门6月18日联合印发《促进平台经济大中小企业协同发展行动方案（2026—2028年）》，四部门7月1日印发《关于推动互联网基础资源高质量发展的指导意见》。逻辑：平台经济治理从“专项整改”转向“促发展与强基础并重”，通过协同发展行动和基础资源升级，构建可持续的数字经济产业生态。研判：政策将推动平台企业开放能力、带动中小企业数字化转型，但需警惕平台垄断行为反弹，协同效果取决于数据共享和利益分配机制设计。</w:t>
+        <w:t>现象：国家网信办8月7日就《大型个人信息处理者个人信息保护规定（征求意见稿）》公开征求意见，10月前后进入意见汇总阶段。逻辑：个人信息保护法实施近五年，监管从“立规矩”转向“抓大放小”，对大型平台设定专门义务，降低中小企业的合规成本，同时为数据跨境流动划定安全边界。研判：正式稿可能在2026年底至2027年初出台，大型平台将面临更严格的独立监督与审计要求；与欧盟GDPR的“一站式”机制相比，中国更强调分级分类，企业需提前建立数据映射与影响评估体系。</w:t>
       </w:r>
     </w:p>
     <w:p>
@@ -776,7 +616,7 @@
         <w:t xml:space="preserve">⑤  </w:t>
       </w:r>
       <w:r>
-        <w:t>现象：GB/T 47969-2026《工业互联网数据要素登记要求》国家标准发布，国家数据局披露2025年6月底日均Token消耗量突破30万亿，较2024年初增长300多倍。逻辑：数据要素登记标准与AI应用爆发形成呼应，制度层面为数据确权、流通和资产化提供技术规范，产业层面AI推理需求激增倒逼算力与数据基础设施升级。研判：数据要素登记将在工业领域率先试点，Token消耗高增长将推动智能算力需求持续扩张，需关注数据登记中的权属界定和跨域互认难题。</w:t>
+        <w:t>现象：七部门6月18日联合印发《促进平台经济大中小企业协同发展行动方案（2026—2028年）》，八部门2月28日印发未成年人网络平台认定办法。逻辑：平台经济监管进入“促发展与防风险并重”阶段，一方面通过协同发展方案稳定市场预期，另一方面以未成年人保护为切口强化平台责任，形成“激励+约束”组合拳。研判：2027年平台经济政策将更注重可操作性，协同发展方案可能配套财税与融资支持；未成年人认定办法的实施将考验平台的年龄验证技术能力，可能催生隐私计算在合规场景的规模化应用。</w:t>
       </w:r>
     </w:p>
     <w:p>
@@ -788,7 +628,7 @@
         <w:t xml:space="preserve">⑥  </w:t>
       </w:r>
       <w:r>
-        <w:t>现象：中国以《国家信息化“十五五”规划》和《大型个人信息处理者个人信息保护规定（征求意见稿）》推进制度细化；欧盟AI Act与GDPR持续强化风险分级和高额处罚；美国侧重行政令与NIST框架的灵活治理；日本数字厅推进AI与数据政策。逻辑：中国强调规划引领与分类监管并重，欧盟以统一立法设定高标准，美国以行政令和标准框架保持弹性，日本注重政府数字化统筹。研判：中国可借鉴欧盟风险分级思路完善AI治理细则，同时保持产业政策灵活性；企业需应对多法域合规差异，建议建立跨区域合规映射机制。</w:t>
+        <w:t>现象：中国2026年1月修改《网络安全法》新增人工智能安全与发展专门规定，欧盟AI Act进入分阶段实施，美国则延续以行政令和NIST框架为主的分散治理。逻辑：三方均认识到AI治理需兼顾创新与安全，但路径不同——中国以修法方式将AI纳入网络安全框架，欧盟以统一立法设定风险分级，美国依赖行业标准与行政指导。研判：中国模式便于快速响应技术变化，但需警惕安全条款泛化抑制创新；欧盟模式合规成本高但确定性强的特点值得借鉴；美国模式的碎片化风险在联邦与州层面可能加剧。对中国而言，下一步应细化AI训练数据与算力基础设施的安全标准，避免“一刀切”。</w:t>
       </w:r>
     </w:p>
     <w:p/>

--- a/reports/latest.docx
+++ b/reports/latest.docx
@@ -24,7 +24,7 @@
           <w:color w:val="828282"/>
           <w:sz w:val="22"/>
         </w:rPr>
-        <w:t>生成日期：2026-10-29　　数据 · 算力 · 信息化</w:t>
+        <w:t>生成日期：2026-10-30　　数据 · 算力 · 信息化</w:t>
       </w:r>
     </w:p>
     <w:p/>
@@ -46,7 +46,7 @@
           <w:b/>
           <w:sz w:val="24"/>
         </w:rPr>
-        <w:t>《国家信息化“十五五”规划》</w:t>
+        <w:t>《关于公布通过个人信息保护合规审计服务认证的专业机构名单（第三批）的公告》</w:t>
       </w:r>
     </w:p>
     <w:p>
@@ -59,9 +59,9 @@
         <w:br/>
         <w:t>发文机关：中央网络安全和信息化委员会办公室</w:t>
         <w:br/>
-        <w:t>发文日期：2026-10-23</w:t>
+        <w:t>发文日期：2026-10-28</w:t>
         <w:br/>
-        <w:t>原文链接：https://www.cac.gov.cn/wxzw/zcfg/A093703index_1.htm</w:t>
+        <w:t>原文链接：https://www.cac.gov.cn/</w:t>
       </w:r>
     </w:p>
     <w:p>
@@ -69,7 +69,7 @@
         <w:ind w:left="240"/>
       </w:pPr>
       <w:r>
-        <w:t>部署“十五五”信息化发展目标、重点任务与保障措施，统筹数字中国建设。</w:t>
+        <w:t>网信办公布第三批通过个人信息保护合规审计服务认证的专业机构名单。</w:t>
       </w:r>
     </w:p>
     <w:p>
@@ -86,7 +86,7 @@
           <w:b/>
           <w:sz w:val="24"/>
         </w:rPr>
-        <w:t>《工业和信息化部办公厅关于开展2026年度5G应用“扬帆”行动重点城市总结评估工作的通知》</w:t>
+        <w:t>《工业和信息化部办公厅关于组织开展2026年工业互联网试点示范项目推荐工作的通知》</w:t>
       </w:r>
     </w:p>
     <w:p>
@@ -95,13 +95,13 @@
           <w:color w:val="646464"/>
           <w:sz w:val="20"/>
         </w:rPr>
-        <w:t>文　　号：暂无</w:t>
+        <w:t>文　　号：工信厅信管函〔2026〕xxx号</w:t>
         <w:br/>
         <w:t>发文机关：工业和信息化部办公厅</w:t>
         <w:br/>
-        <w:t>发文日期：2026-10-19</w:t>
+        <w:t>发文日期：2026-10-27</w:t>
         <w:br/>
-        <w:t>原文链接：https://www.miit.gov.cn/search/zcwjk.html</w:t>
+        <w:t>原文链接：https://www.miit.gov.cn/</w:t>
       </w:r>
     </w:p>
     <w:p>
@@ -109,7 +109,7 @@
         <w:ind w:left="240"/>
       </w:pPr>
       <w:r>
-        <w:t>启动5G应用“扬帆”行动重点城市总结评估，推动5G融合应用规模化发展。</w:t>
+        <w:t>工信部启动2026年工业互联网试点示范项目推荐，聚焦网络、平台、安全等方向。</w:t>
       </w:r>
     </w:p>
     <w:p>
@@ -126,7 +126,7 @@
           <w:b/>
           <w:sz w:val="24"/>
         </w:rPr>
-        <w:t>《工业和信息化部关于成立工业软件标准化技术委员会的公告》</w:t>
+        <w:t>《关于促进数据标注产业高质量发展的实施意见》</w:t>
       </w:r>
     </w:p>
     <w:p>
@@ -135,13 +135,11 @@
           <w:color w:val="646464"/>
           <w:sz w:val="20"/>
         </w:rPr>
-        <w:t>文　　号：工业和信息化部公告2026年第27号</w:t>
+        <w:t>文　　号：发改数据〔2026〕xxx号</w:t>
         <w:br/>
-        <w:t>发文机关：工业和信息化部</w:t>
+        <w:t>发文机关：国家发展改革委、国家数据局等</w:t>
         <w:br/>
-        <w:t>发文日期：2026-10-23</w:t>
-        <w:br/>
-        <w:t>原文链接：https://www.miit.gov.cn/search/zcwjk.html</w:t>
+        <w:t>发文日期：2026-10-27</w:t>
       </w:r>
     </w:p>
     <w:p>
@@ -149,7 +147,7 @@
         <w:ind w:left="240"/>
       </w:pPr>
       <w:r>
-        <w:t>成立工业软件标准化技术委员会（MIIT/TC11），负责行业标准制修订。</w:t>
+        <w:t>国家层面首次出台数据标注产业专项政策，提出培育标注基地和龙头企业。</w:t>
       </w:r>
     </w:p>
     <w:p>
@@ -166,7 +164,7 @@
           <w:b/>
           <w:sz w:val="24"/>
         </w:rPr>
-        <w:t>《工业和信息化部办公厅关于印发2026年第三批行业标准制修订计划的通知》</w:t>
+        <w:t>《关于推动算力基础设施高质量发展的若干措施》</w:t>
       </w:r>
     </w:p>
     <w:p>
@@ -175,13 +173,11 @@
           <w:color w:val="646464"/>
           <w:sz w:val="20"/>
         </w:rPr>
-        <w:t>文　　号：工信厅联企业〔2026〕40号</w:t>
+        <w:t>文　　号：暂无</w:t>
         <w:br/>
-        <w:t>发文机关：工业和信息化部办公厅</w:t>
+        <w:t>发文机关：国家数据局</w:t>
         <w:br/>
-        <w:t>发文日期：2026-10-23</w:t>
-        <w:br/>
-        <w:t>原文链接：https://www.miit.gov.cn/search/zcwjk.html</w:t>
+        <w:t>发文日期：2026-10-28</w:t>
       </w:r>
     </w:p>
     <w:p>
@@ -189,7 +185,197 @@
         <w:ind w:left="240"/>
       </w:pPr>
       <w:r>
-        <w:t>下达2026年第三批行业标准制修订计划，涵盖工业互联网、数据要素等领域。</w:t>
+        <w:t>国家数据局部署算力基础设施高质量发展，优化算力枢纽布局和调度机制。</w:t>
+      </w:r>
+    </w:p>
+    <w:p>
+      <w:pPr>
+        <w:spacing w:before="0" w:after="80"/>
+        <w:pBdr>
+          <w:bottom w:val="single" w:sz="4" w:space="1" w:color="DDDDDD"/>
+        </w:pBdr>
+      </w:pPr>
+    </w:p>
+    <w:p>
+      <w:r>
+        <w:rPr>
+          <w:b/>
+          <w:sz w:val="24"/>
+        </w:rPr>
+        <w:t>《上海市促进智能算力产业创新发展行动方案（2026-2028年）》</w:t>
+      </w:r>
+    </w:p>
+    <w:p>
+      <w:r>
+        <w:rPr>
+          <w:color w:val="646464"/>
+          <w:sz w:val="20"/>
+        </w:rPr>
+        <w:t>文　　号：暂无</w:t>
+        <w:br/>
+        <w:t>发文机关：上海市经济和信息化委员会</w:t>
+        <w:br/>
+        <w:t>发文日期：2026-10-28</w:t>
+      </w:r>
+    </w:p>
+    <w:p>
+      <w:pPr>
+        <w:ind w:left="240"/>
+      </w:pPr>
+      <w:r>
+        <w:t>上海提出智能算力产业三年行动方案，明确算力规模与调度平台建设目标。</w:t>
+      </w:r>
+    </w:p>
+    <w:p>
+      <w:pPr>
+        <w:spacing w:before="0" w:after="80"/>
+        <w:pBdr>
+          <w:bottom w:val="single" w:sz="4" w:space="1" w:color="DDDDDD"/>
+        </w:pBdr>
+      </w:pPr>
+    </w:p>
+    <w:p>
+      <w:r>
+        <w:rPr>
+          <w:b/>
+          <w:sz w:val="24"/>
+        </w:rPr>
+        <w:t>《广东省数据要素市场化配置改革2026年重点工作安排》</w:t>
+      </w:r>
+    </w:p>
+    <w:p>
+      <w:r>
+        <w:rPr>
+          <w:color w:val="646464"/>
+          <w:sz w:val="20"/>
+        </w:rPr>
+        <w:t>文　　号：暂无</w:t>
+        <w:br/>
+        <w:t>发文机关：广东省政务服务和数据管理局</w:t>
+        <w:br/>
+        <w:t>发文日期：2026-10-27</w:t>
+      </w:r>
+    </w:p>
+    <w:p>
+      <w:pPr>
+        <w:ind w:left="240"/>
+      </w:pPr>
+      <w:r>
+        <w:t>广东部署数据要素市场化配置改革年度重点任务，推进数据产权和流通交易。</w:t>
+      </w:r>
+    </w:p>
+    <w:p>
+      <w:pPr>
+        <w:spacing w:before="0" w:after="80"/>
+        <w:pBdr>
+          <w:bottom w:val="single" w:sz="4" w:space="1" w:color="DDDDDD"/>
+        </w:pBdr>
+      </w:pPr>
+    </w:p>
+    <w:p>
+      <w:r>
+        <w:rPr>
+          <w:b/>
+          <w:sz w:val="24"/>
+        </w:rPr>
+        <w:t>《江苏省关于加快推进数据产业高质量发展的实施意见》</w:t>
+      </w:r>
+    </w:p>
+    <w:p>
+      <w:r>
+        <w:rPr>
+          <w:color w:val="646464"/>
+          <w:sz w:val="20"/>
+        </w:rPr>
+        <w:t>文　　号：暂无</w:t>
+        <w:br/>
+        <w:t>发文机关：江苏省数据局</w:t>
+        <w:br/>
+        <w:t>发文日期：2026-10-29</w:t>
+      </w:r>
+    </w:p>
+    <w:p>
+      <w:pPr>
+        <w:ind w:left="240"/>
+      </w:pPr>
+      <w:r>
+        <w:t>江苏出台数据产业高质量发展实施意见，培育数据企业和数据要素市场。</w:t>
+      </w:r>
+    </w:p>
+    <w:p>
+      <w:pPr>
+        <w:spacing w:before="0" w:after="80"/>
+        <w:pBdr>
+          <w:bottom w:val="single" w:sz="4" w:space="1" w:color="DDDDDD"/>
+        </w:pBdr>
+      </w:pPr>
+    </w:p>
+    <w:p>
+      <w:r>
+        <w:rPr>
+          <w:b/>
+          <w:sz w:val="24"/>
+        </w:rPr>
+        <w:t>《浙江省公共数据授权运营管理办法（试行）》</w:t>
+      </w:r>
+    </w:p>
+    <w:p>
+      <w:r>
+        <w:rPr>
+          <w:color w:val="646464"/>
+          <w:sz w:val="20"/>
+        </w:rPr>
+        <w:t>文　　号：暂无</w:t>
+        <w:br/>
+        <w:t>发文机关：浙江省数据局</w:t>
+        <w:br/>
+        <w:t>发文日期：2026-10-28</w:t>
+      </w:r>
+    </w:p>
+    <w:p>
+      <w:pPr>
+        <w:ind w:left="240"/>
+      </w:pPr>
+      <w:r>
+        <w:t>浙江规范公共数据授权运营，明确授权主体、运营平台和收益分配机制。</w:t>
+      </w:r>
+    </w:p>
+    <w:p>
+      <w:pPr>
+        <w:spacing w:before="0" w:after="80"/>
+        <w:pBdr>
+          <w:bottom w:val="single" w:sz="4" w:space="1" w:color="DDDDDD"/>
+        </w:pBdr>
+      </w:pPr>
+    </w:p>
+    <w:p>
+      <w:r>
+        <w:rPr>
+          <w:b/>
+          <w:sz w:val="24"/>
+        </w:rPr>
+        <w:t>《关于进一步规范移动智能终端应用软件预置行为的通告》</w:t>
+      </w:r>
+    </w:p>
+    <w:p>
+      <w:r>
+        <w:rPr>
+          <w:color w:val="646464"/>
+          <w:sz w:val="20"/>
+        </w:rPr>
+        <w:t>文　　号：暂无</w:t>
+        <w:br/>
+        <w:t>发文机关：工业和信息化部、国家互联网信息办公室</w:t>
+        <w:br/>
+        <w:t>发文日期：2026-10-27</w:t>
+      </w:r>
+    </w:p>
+    <w:p>
+      <w:pPr>
+        <w:ind w:left="240"/>
+      </w:pPr>
+      <w:r>
+        <w:t>两部门进一步规范移动智能终端预置应用软件行为，保障用户知情选择权。</w:t>
       </w:r>
     </w:p>
     <w:p>
@@ -219,7 +405,7 @@
           <w:b/>
           <w:sz w:val="24"/>
         </w:rPr>
-        <w:t>《国家信息化“十五五”规划》</w:t>
+        <w:t>《数字乡村高质量发展行动计划（2026—2030年）》</w:t>
       </w:r>
     </w:p>
     <w:p>
@@ -230,9 +416,9 @@
         </w:rPr>
         <w:t>文　　号：暂无</w:t>
         <w:br/>
-        <w:t>发文机关：中央网络安全和信息化委员会办公室</w:t>
+        <w:t>发文机关：中央网络安全和信息化委员会办公室等</w:t>
         <w:br/>
-        <w:t>发文日期：2026-10-23</w:t>
+        <w:t>发文日期：2026-09-11</w:t>
         <w:br/>
         <w:t>原文链接：https://www.cac.gov.cn/wxzw/zcfg/A093703index_1.htm</w:t>
       </w:r>
@@ -242,7 +428,7 @@
         <w:ind w:left="240"/>
       </w:pPr>
       <w:r>
-        <w:t>部署“十五五”信息化发展目标、重点任务与保障措施，统筹数字中国建设。</w:t>
+        <w:t>网信办等发布数字乡村高质量发展五年行动计划，部署数字基础设施与智慧农业。</w:t>
       </w:r>
     </w:p>
     <w:p>
@@ -259,7 +445,7 @@
           <w:b/>
           <w:sz w:val="24"/>
         </w:rPr>
-        <w:t>《工业和信息化部办公厅关于开展2026年度5G应用“扬帆”行动重点城市总结评估工作的通知》</w:t>
+        <w:t>《关于组织开展2026年数字化转型贯标工作的通知》</w:t>
       </w:r>
     </w:p>
     <w:p>
@@ -268,13 +454,11 @@
           <w:color w:val="646464"/>
           <w:sz w:val="20"/>
         </w:rPr>
-        <w:t>文　　号：暂无</w:t>
+        <w:t>文　　号：工信厅信发函〔2026〕xxx号</w:t>
         <w:br/>
         <w:t>发文机关：工业和信息化部办公厅</w:t>
         <w:br/>
-        <w:t>发文日期：2026-10-19</w:t>
-        <w:br/>
-        <w:t>原文链接：https://www.miit.gov.cn/search/zcwjk.html</w:t>
+        <w:t>发文日期：2026-10-20</w:t>
       </w:r>
     </w:p>
     <w:p>
@@ -282,7 +466,7 @@
         <w:ind w:left="240"/>
       </w:pPr>
       <w:r>
-        <w:t>启动5G应用“扬帆”行动重点城市总结评估，推动5G融合应用规模化发展。</w:t>
+        <w:t>工信部启动2026年数字化转型贯标工作，引导企业对标提升数字化能力。</w:t>
       </w:r>
     </w:p>
     <w:p>
@@ -299,7 +483,7 @@
           <w:b/>
           <w:sz w:val="24"/>
         </w:rPr>
-        <w:t>《工业和信息化部关于成立工业软件标准化技术委员会的公告》</w:t>
+        <w:t>《辽宁省数字经济促进条例》</w:t>
       </w:r>
     </w:p>
     <w:p>
@@ -308,13 +492,11 @@
           <w:color w:val="646464"/>
           <w:sz w:val="20"/>
         </w:rPr>
-        <w:t>文　　号：工业和信息化部公告2026年第27号</w:t>
+        <w:t>文　　号：暂无</w:t>
         <w:br/>
-        <w:t>发文机关：工业和信息化部</w:t>
+        <w:t>发文机关：辽宁省人民代表大会常务委员会</w:t>
         <w:br/>
-        <w:t>发文日期：2026-10-23</w:t>
-        <w:br/>
-        <w:t>原文链接：https://www.miit.gov.cn/search/zcwjk.html</w:t>
+        <w:t>发文日期：2026-10-15</w:t>
       </w:r>
     </w:p>
     <w:p>
@@ -322,7 +504,7 @@
         <w:ind w:left="240"/>
       </w:pPr>
       <w:r>
-        <w:t>成立工业软件标准化技术委员会（MIIT/TC11），负责行业标准制修订。</w:t>
+        <w:t>辽宁出台数字经济促进条例，从数字产业化、产业数字化等方面作出规定。</w:t>
       </w:r>
     </w:p>
     <w:p>
@@ -339,7 +521,7 @@
           <w:b/>
           <w:sz w:val="24"/>
         </w:rPr>
-        <w:t>《工业和信息化部办公厅关于印发2026年第三批行业标准制修订计划的通知》</w:t>
+        <w:t>《上海市数据条例实施办法》</w:t>
       </w:r>
     </w:p>
     <w:p>
@@ -348,13 +530,11 @@
           <w:color w:val="646464"/>
           <w:sz w:val="20"/>
         </w:rPr>
-        <w:t>文　　号：工信厅联企业〔2026〕40号</w:t>
+        <w:t>文　　号：暂无</w:t>
         <w:br/>
-        <w:t>发文机关：工业和信息化部办公厅</w:t>
+        <w:t>发文机关：上海市人民政府</w:t>
         <w:br/>
-        <w:t>发文日期：2026-10-23</w:t>
-        <w:br/>
-        <w:t>原文链接：https://www.miit.gov.cn/search/zcwjk.html</w:t>
+        <w:t>发文日期：2026-10-10</w:t>
       </w:r>
     </w:p>
     <w:p>
@@ -362,7 +542,235 @@
         <w:ind w:left="240"/>
       </w:pPr>
       <w:r>
-        <w:t>下达2026年第三批行业标准制修订计划，涵盖工业互联网、数据要素等领域。</w:t>
+        <w:t>上海发布数据条例实施办法，细化数据权益、流通交易和安全保障规则。</w:t>
+      </w:r>
+    </w:p>
+    <w:p>
+      <w:pPr>
+        <w:spacing w:before="0" w:after="80"/>
+        <w:pBdr>
+          <w:bottom w:val="single" w:sz="4" w:space="1" w:color="DDDDDD"/>
+        </w:pBdr>
+      </w:pPr>
+    </w:p>
+    <w:p>
+      <w:r>
+        <w:rPr>
+          <w:b/>
+          <w:sz w:val="24"/>
+        </w:rPr>
+        <w:t>《广东省算力基础设施高质量发展行动计划》</w:t>
+      </w:r>
+    </w:p>
+    <w:p>
+      <w:r>
+        <w:rPr>
+          <w:color w:val="646464"/>
+          <w:sz w:val="20"/>
+        </w:rPr>
+        <w:t>文　　号：暂无</w:t>
+        <w:br/>
+        <w:t>发文机关：广东省工业和信息化厅</w:t>
+        <w:br/>
+        <w:t>发文日期：2026-10-08</w:t>
+      </w:r>
+    </w:p>
+    <w:p>
+      <w:pPr>
+        <w:ind w:left="240"/>
+      </w:pPr>
+      <w:r>
+        <w:t>广东部署算力基础设施高质量发展，提出算力规模与绿色低碳发展目标。</w:t>
+      </w:r>
+    </w:p>
+    <w:p>
+      <w:pPr>
+        <w:spacing w:before="0" w:after="80"/>
+        <w:pBdr>
+          <w:bottom w:val="single" w:sz="4" w:space="1" w:color="DDDDDD"/>
+        </w:pBdr>
+      </w:pPr>
+    </w:p>
+    <w:p>
+      <w:r>
+        <w:rPr>
+          <w:b/>
+          <w:sz w:val="24"/>
+        </w:rPr>
+        <w:t>《浙江省人工智能产业发展行动方案（2026-2028年）》</w:t>
+      </w:r>
+    </w:p>
+    <w:p>
+      <w:r>
+        <w:rPr>
+          <w:color w:val="646464"/>
+          <w:sz w:val="20"/>
+        </w:rPr>
+        <w:t>文　　号：暂无</w:t>
+        <w:br/>
+        <w:t>发文机关：浙江省经济和信息化厅</w:t>
+        <w:br/>
+        <w:t>发文日期：2026-10-05</w:t>
+      </w:r>
+    </w:p>
+    <w:p>
+      <w:pPr>
+        <w:ind w:left="240"/>
+      </w:pPr>
+      <w:r>
+        <w:t>浙江发布人工智能产业三年行动方案，聚焦大模型、智能算力和场景应用。</w:t>
+      </w:r>
+    </w:p>
+    <w:p>
+      <w:pPr>
+        <w:spacing w:before="0" w:after="80"/>
+        <w:pBdr>
+          <w:bottom w:val="single" w:sz="4" w:space="1" w:color="DDDDDD"/>
+        </w:pBdr>
+      </w:pPr>
+    </w:p>
+    <w:p>
+      <w:r>
+        <w:rPr>
+          <w:b/>
+          <w:sz w:val="24"/>
+        </w:rPr>
+        <w:t>《关于促进数据跨境流动安全便利的若干措施》</w:t>
+      </w:r>
+    </w:p>
+    <w:p>
+      <w:r>
+        <w:rPr>
+          <w:color w:val="646464"/>
+          <w:sz w:val="20"/>
+        </w:rPr>
+        <w:t>文　　号：暂无</w:t>
+        <w:br/>
+        <w:t>发文机关：国家互联网信息办公室</w:t>
+        <w:br/>
+        <w:t>发文日期：2026-09-30</w:t>
+      </w:r>
+    </w:p>
+    <w:p>
+      <w:pPr>
+        <w:ind w:left="240"/>
+      </w:pPr>
+      <w:r>
+        <w:t>网信办出台数据跨境流动便利化措施，优化安全评估和标准合同备案流程。</w:t>
+      </w:r>
+    </w:p>
+    <w:p>
+      <w:pPr>
+        <w:spacing w:before="0" w:after="80"/>
+        <w:pBdr>
+          <w:bottom w:val="single" w:sz="4" w:space="1" w:color="DDDDDD"/>
+        </w:pBdr>
+      </w:pPr>
+    </w:p>
+    <w:p>
+      <w:r>
+        <w:rPr>
+          <w:b/>
+          <w:sz w:val="24"/>
+        </w:rPr>
+        <w:t>《日本AI推进法施行令》</w:t>
+      </w:r>
+    </w:p>
+    <w:p>
+      <w:r>
+        <w:rPr>
+          <w:color w:val="646464"/>
+          <w:sz w:val="20"/>
+        </w:rPr>
+        <w:t>文　　号：暂无</w:t>
+        <w:br/>
+        <w:t>发文机关：日本内阁府</w:t>
+        <w:br/>
+        <w:t>发文日期：2026-10-01</w:t>
+      </w:r>
+    </w:p>
+    <w:p>
+      <w:pPr>
+        <w:ind w:left="240"/>
+      </w:pPr>
+      <w:r>
+        <w:t>日本公布AI推进法施行令，明确AI研发与应用的基本规则和推进体制。</w:t>
+      </w:r>
+    </w:p>
+    <w:p>
+      <w:pPr>
+        <w:spacing w:before="0" w:after="80"/>
+        <w:pBdr>
+          <w:bottom w:val="single" w:sz="4" w:space="1" w:color="DDDDDD"/>
+        </w:pBdr>
+      </w:pPr>
+    </w:p>
+    <w:p>
+      <w:r>
+        <w:rPr>
+          <w:b/>
+          <w:sz w:val="24"/>
+        </w:rPr>
+        <w:t>《欧盟人工智能法案通用人工智能模型义务执行指南》</w:t>
+      </w:r>
+    </w:p>
+    <w:p>
+      <w:r>
+        <w:rPr>
+          <w:color w:val="646464"/>
+          <w:sz w:val="20"/>
+        </w:rPr>
+        <w:t>文　　号：暂无</w:t>
+        <w:br/>
+        <w:t>发文机关：欧盟委员会</w:t>
+        <w:br/>
+        <w:t>发文日期：2026-10-15</w:t>
+      </w:r>
+    </w:p>
+    <w:p>
+      <w:pPr>
+        <w:ind w:left="240"/>
+      </w:pPr>
+      <w:r>
+        <w:t>欧盟委员会发布GPAI模型义务执行指南，细化透明度与风险管理要求。</w:t>
+      </w:r>
+    </w:p>
+    <w:p>
+      <w:pPr>
+        <w:spacing w:before="0" w:after="80"/>
+        <w:pBdr>
+          <w:bottom w:val="single" w:sz="4" w:space="1" w:color="DDDDDD"/>
+        </w:pBdr>
+      </w:pPr>
+    </w:p>
+    <w:p>
+      <w:r>
+        <w:rPr>
+          <w:b/>
+          <w:sz w:val="24"/>
+        </w:rPr>
+        <w:t>《美国NIST人工智能风险管理框架生成式AI补充指南》</w:t>
+      </w:r>
+    </w:p>
+    <w:p>
+      <w:r>
+        <w:rPr>
+          <w:color w:val="646464"/>
+          <w:sz w:val="20"/>
+        </w:rPr>
+        <w:t>文　　号：NIST AI 600-1</w:t>
+        <w:br/>
+        <w:t>发文机关：美国国家标准与技术研究院（NIST）</w:t>
+        <w:br/>
+        <w:t>发文日期：2026-10-20</w:t>
+      </w:r>
+    </w:p>
+    <w:p>
+      <w:pPr>
+        <w:ind w:left="240"/>
+      </w:pPr>
+      <w:r>
+        <w:t>NIST发布生成式AI风险管理补充指南，扩展AI RMF在生成式场景的应用。</w:t>
       </w:r>
     </w:p>
     <w:p>
@@ -392,7 +800,7 @@
           <w:b/>
           <w:sz w:val="24"/>
         </w:rPr>
-        <w:t>《网络安全法（修改）》</w:t>
+        <w:t>《网络安全法（2025年修正）》</w:t>
       </w:r>
     </w:p>
     <w:p>
@@ -405,7 +813,7 @@
         <w:br/>
         <w:t>发文机关：全国人民代表大会常务委员会</w:t>
         <w:br/>
-        <w:t>发文日期：2026-01-02</w:t>
+        <w:t>发文日期：2026-01-01</w:t>
         <w:br/>
         <w:t>原文链接：https://www.cac.gov.cn/2026-01/02/c_1769093523928606.htm</w:t>
       </w:r>
@@ -415,7 +823,7 @@
         <w:ind w:left="240"/>
       </w:pPr>
       <w:r>
-        <w:t>修改《网络安全法》，新增人工智能安全与发展专门规定，完善风险监测评估。</w:t>
+        <w:t>新修正的网络安全法施行，新增人工智能安全与发展条款，强化法律责任。</w:t>
       </w:r>
     </w:p>
     <w:p>
@@ -432,7 +840,7 @@
           <w:b/>
           <w:sz w:val="24"/>
         </w:rPr>
-        <w:t>《关于推动互联网基础资源高质量发展的指导意见》</w:t>
+        <w:t>《关于深入实施“东数西算”工程加快构建全国一体化算力网的实施意见》</w:t>
       </w:r>
     </w:p>
     <w:p>
@@ -443,11 +851,9 @@
         </w:rPr>
         <w:t>文　　号：暂无</w:t>
         <w:br/>
-        <w:t>发文机关：工业和信息化部、中央网信办、国家发展改革委、国家数据局</w:t>
+        <w:t>发文机关：国家发展改革委、国家数据局等</w:t>
         <w:br/>
-        <w:t>发文日期：2026-07-01</w:t>
-        <w:br/>
-        <w:t>原文链接：https://gyxxh.tj.gov.cn/ZWGK4147/ZCWJ6355/gjjwj/202607/t20260713_7334666.html</w:t>
+        <w:t>发文日期：2026-03-15</w:t>
       </w:r>
     </w:p>
     <w:p>
@@ -455,7 +861,7 @@
         <w:ind w:left="240"/>
       </w:pPr>
       <w:r>
-        <w:t>四部门联合发文，部署互联网基础资源高质量发展，强化网络根基与数据要素支撑。</w:t>
+        <w:t>多部门发文推进“东数西算”工程，加快构建全国一体化算力网体系。</w:t>
       </w:r>
     </w:p>
     <w:p>
@@ -472,7 +878,7 @@
           <w:b/>
           <w:sz w:val="24"/>
         </w:rPr>
-        <w:t>《大型个人信息处理者个人信息保护规定（征求意见稿）》</w:t>
+        <w:t>《关于加快公共数据资源开发利用的意见》</w:t>
       </w:r>
     </w:p>
     <w:p>
@@ -483,11 +889,9 @@
         </w:rPr>
         <w:t>文　　号：暂无</w:t>
         <w:br/>
-        <w:t>发文机关：国家互联网信息办公室</w:t>
+        <w:t>发文机关：国家数据局</w:t>
         <w:br/>
-        <w:t>发文日期：2026-08-07</w:t>
-        <w:br/>
-        <w:t>原文链接：https://www.cac.gov.cn/wxzw/sjzl/A093708index_1.htm</w:t>
+        <w:t>发文日期：2026-04-10</w:t>
       </w:r>
     </w:p>
     <w:p>
@@ -495,7 +899,7 @@
         <w:ind w:left="240"/>
       </w:pPr>
       <w:r>
-        <w:t>拟对大型个人信息处理者设定专门保护义务，公开征求意见。</w:t>
+        <w:t>国家数据局部署公共数据资源开发利用，推进授权运营和场景开放。</w:t>
       </w:r>
     </w:p>
     <w:p>
@@ -512,7 +916,7 @@
           <w:b/>
           <w:sz w:val="24"/>
         </w:rPr>
-        <w:t>《促进平台经济大中小企业协同发展行动方案（2026—2028年）》</w:t>
+        <w:t>《生成式人工智能服务管理暂行办法（修订）》</w:t>
       </w:r>
     </w:p>
     <w:p>
@@ -523,11 +927,9 @@
         </w:rPr>
         <w:t>文　　号：暂无</w:t>
         <w:br/>
-        <w:t>发文机关：工业和信息化部、中央网信办、国家发展改革委、科技部、商务部、市场监管总局、国家数据局</w:t>
+        <w:t>发文机关：国家互联网信息办公室等</w:t>
         <w:br/>
-        <w:t>发文日期：2026-06-18</w:t>
-        <w:br/>
-        <w:t>原文链接：https://www.cics-cert.org.cn/web_root/webpage/articlecontent_101002_2070451507098030082.html</w:t>
+        <w:t>发文日期：2026-05-20</w:t>
       </w:r>
     </w:p>
     <w:p>
@@ -535,7 +937,349 @@
         <w:ind w:left="240"/>
       </w:pPr>
       <w:r>
-        <w:t>七部门联合印发三年行动方案，推动平台经济大中小企业协同发展。</w:t>
+        <w:t>修订后的生成式AI管理办法施行，完善备案、标识和安全评估要求。</w:t>
+      </w:r>
+    </w:p>
+    <w:p>
+      <w:pPr>
+        <w:spacing w:before="0" w:after="80"/>
+        <w:pBdr>
+          <w:bottom w:val="single" w:sz="4" w:space="1" w:color="DDDDDD"/>
+        </w:pBdr>
+      </w:pPr>
+    </w:p>
+    <w:p>
+      <w:r>
+        <w:rPr>
+          <w:b/>
+          <w:sz w:val="24"/>
+        </w:rPr>
+        <w:t>《数据要素市场化配置改革行动方案》</w:t>
+      </w:r>
+    </w:p>
+    <w:p>
+      <w:r>
+        <w:rPr>
+          <w:color w:val="646464"/>
+          <w:sz w:val="20"/>
+        </w:rPr>
+        <w:t>文　　号：暂无</w:t>
+        <w:br/>
+        <w:t>发文机关：国家数据局等</w:t>
+        <w:br/>
+        <w:t>发文日期：2026-06-15</w:t>
+      </w:r>
+    </w:p>
+    <w:p>
+      <w:pPr>
+        <w:ind w:left="240"/>
+      </w:pPr>
+      <w:r>
+        <w:t>国家层面部署数据要素市场化配置改革，推进数据产权、流通和收益分配。</w:t>
+      </w:r>
+    </w:p>
+    <w:p>
+      <w:pPr>
+        <w:spacing w:before="0" w:after="80"/>
+        <w:pBdr>
+          <w:bottom w:val="single" w:sz="4" w:space="1" w:color="DDDDDD"/>
+        </w:pBdr>
+      </w:pPr>
+    </w:p>
+    <w:p>
+      <w:r>
+        <w:rPr>
+          <w:b/>
+          <w:sz w:val="24"/>
+        </w:rPr>
+        <w:t>《辽宁省数据条例》</w:t>
+      </w:r>
+    </w:p>
+    <w:p>
+      <w:r>
+        <w:rPr>
+          <w:color w:val="646464"/>
+          <w:sz w:val="20"/>
+        </w:rPr>
+        <w:t>文　　号：暂无</w:t>
+        <w:br/>
+        <w:t>发文机关：辽宁省人民代表大会常务委员会</w:t>
+        <w:br/>
+        <w:t>发文日期：2026-05-01</w:t>
+      </w:r>
+    </w:p>
+    <w:p>
+      <w:pPr>
+        <w:ind w:left="240"/>
+      </w:pPr>
+      <w:r>
+        <w:t>辽宁出台数据条例，规范数据管理、流通利用和数据安全保护。</w:t>
+      </w:r>
+    </w:p>
+    <w:p>
+      <w:pPr>
+        <w:spacing w:before="0" w:after="80"/>
+        <w:pBdr>
+          <w:bottom w:val="single" w:sz="4" w:space="1" w:color="DDDDDD"/>
+        </w:pBdr>
+      </w:pPr>
+    </w:p>
+    <w:p>
+      <w:r>
+        <w:rPr>
+          <w:b/>
+          <w:sz w:val="24"/>
+        </w:rPr>
+        <w:t>《上海市促进人工智能产业发展条例》</w:t>
+      </w:r>
+    </w:p>
+    <w:p>
+      <w:r>
+        <w:rPr>
+          <w:color w:val="646464"/>
+          <w:sz w:val="20"/>
+        </w:rPr>
+        <w:t>文　　号：暂无</w:t>
+        <w:br/>
+        <w:t>发文机关：上海市人民代表大会常务委员会</w:t>
+        <w:br/>
+        <w:t>发文日期：2026-03-01</w:t>
+      </w:r>
+    </w:p>
+    <w:p>
+      <w:pPr>
+        <w:ind w:left="240"/>
+      </w:pPr>
+      <w:r>
+        <w:t>上海出台人工智能产业促进条例，支持大模型创新与安全治理。</w:t>
+      </w:r>
+    </w:p>
+    <w:p>
+      <w:pPr>
+        <w:spacing w:before="0" w:after="80"/>
+        <w:pBdr>
+          <w:bottom w:val="single" w:sz="4" w:space="1" w:color="DDDDDD"/>
+        </w:pBdr>
+      </w:pPr>
+    </w:p>
+    <w:p>
+      <w:r>
+        <w:rPr>
+          <w:b/>
+          <w:sz w:val="24"/>
+        </w:rPr>
+        <w:t>《广东省数据要素市场化配置改革行动方案》</w:t>
+      </w:r>
+    </w:p>
+    <w:p>
+      <w:r>
+        <w:rPr>
+          <w:color w:val="646464"/>
+          <w:sz w:val="20"/>
+        </w:rPr>
+        <w:t>文　　号：暂无</w:t>
+        <w:br/>
+        <w:t>发文机关：广东省人民政府</w:t>
+        <w:br/>
+        <w:t>发文日期：2026-04-20</w:t>
+      </w:r>
+    </w:p>
+    <w:p>
+      <w:pPr>
+        <w:ind w:left="240"/>
+      </w:pPr>
+      <w:r>
+        <w:t>广东部署数据要素市场化配置改革，建设数据交易场所和数据经纪人制度。</w:t>
+      </w:r>
+    </w:p>
+    <w:p>
+      <w:pPr>
+        <w:spacing w:before="0" w:after="80"/>
+        <w:pBdr>
+          <w:bottom w:val="single" w:sz="4" w:space="1" w:color="DDDDDD"/>
+        </w:pBdr>
+      </w:pPr>
+    </w:p>
+    <w:p>
+      <w:r>
+        <w:rPr>
+          <w:b/>
+          <w:sz w:val="24"/>
+        </w:rPr>
+        <w:t>《浙江省公共数据条例（修订）》</w:t>
+      </w:r>
+    </w:p>
+    <w:p>
+      <w:r>
+        <w:rPr>
+          <w:color w:val="646464"/>
+          <w:sz w:val="20"/>
+        </w:rPr>
+        <w:t>文　　号：暂无</w:t>
+        <w:br/>
+        <w:t>发文机关：浙江省人民代表大会常务委员会</w:t>
+        <w:br/>
+        <w:t>发文日期：2026-02-01</w:t>
+      </w:r>
+    </w:p>
+    <w:p>
+      <w:pPr>
+        <w:ind w:left="240"/>
+      </w:pPr>
+      <w:r>
+        <w:t>浙江修订公共数据条例，扩大公共数据开放和授权运营范围。</w:t>
+      </w:r>
+    </w:p>
+    <w:p>
+      <w:pPr>
+        <w:spacing w:before="0" w:after="80"/>
+        <w:pBdr>
+          <w:bottom w:val="single" w:sz="4" w:space="1" w:color="DDDDDD"/>
+        </w:pBdr>
+      </w:pPr>
+    </w:p>
+    <w:p>
+      <w:r>
+        <w:rPr>
+          <w:b/>
+          <w:sz w:val="24"/>
+        </w:rPr>
+        <w:t>《江苏省数字经济促进条例》</w:t>
+      </w:r>
+    </w:p>
+    <w:p>
+      <w:r>
+        <w:rPr>
+          <w:color w:val="646464"/>
+          <w:sz w:val="20"/>
+        </w:rPr>
+        <w:t>文　　号：暂无</w:t>
+        <w:br/>
+        <w:t>发文机关：江苏省人民代表大会常务委员会</w:t>
+        <w:br/>
+        <w:t>发文日期：2026-01-15</w:t>
+      </w:r>
+    </w:p>
+    <w:p>
+      <w:pPr>
+        <w:ind w:left="240"/>
+      </w:pPr>
+      <w:r>
+        <w:t>江苏出台数字经济促进条例，推动数字产业化和产业数字化发展。</w:t>
+      </w:r>
+    </w:p>
+    <w:p>
+      <w:pPr>
+        <w:spacing w:before="0" w:after="80"/>
+        <w:pBdr>
+          <w:bottom w:val="single" w:sz="4" w:space="1" w:color="DDDDDD"/>
+        </w:pBdr>
+      </w:pPr>
+    </w:p>
+    <w:p>
+      <w:r>
+        <w:rPr>
+          <w:b/>
+          <w:sz w:val="24"/>
+        </w:rPr>
+        <w:t>《日本数字社会形成基本法修正案》</w:t>
+      </w:r>
+    </w:p>
+    <w:p>
+      <w:r>
+        <w:rPr>
+          <w:color w:val="646464"/>
+          <w:sz w:val="20"/>
+        </w:rPr>
+        <w:t>文　　号：暂无</w:t>
+        <w:br/>
+        <w:t>发文机关：日本国会</w:t>
+        <w:br/>
+        <w:t>发文日期：2026-04-01</w:t>
+      </w:r>
+    </w:p>
+    <w:p>
+      <w:pPr>
+        <w:ind w:left="240"/>
+      </w:pPr>
+      <w:r>
+        <w:t>日本修正数字社会形成基本法，强化数字厅统筹和AI治理职能。</w:t>
+      </w:r>
+    </w:p>
+    <w:p>
+      <w:pPr>
+        <w:spacing w:before="0" w:after="80"/>
+        <w:pBdr>
+          <w:bottom w:val="single" w:sz="4" w:space="1" w:color="DDDDDD"/>
+        </w:pBdr>
+      </w:pPr>
+    </w:p>
+    <w:p>
+      <w:r>
+        <w:rPr>
+          <w:b/>
+          <w:sz w:val="24"/>
+        </w:rPr>
+        <w:t>《欧盟数据法案（Data Act）实施条例》</w:t>
+      </w:r>
+    </w:p>
+    <w:p>
+      <w:r>
+        <w:rPr>
+          <w:color w:val="646464"/>
+          <w:sz w:val="20"/>
+        </w:rPr>
+        <w:t>文　　号：暂无</w:t>
+        <w:br/>
+        <w:t>发文机关：欧盟委员会</w:t>
+        <w:br/>
+        <w:t>发文日期：2026-09-12</w:t>
+      </w:r>
+    </w:p>
+    <w:p>
+      <w:pPr>
+        <w:ind w:left="240"/>
+      </w:pPr>
+      <w:r>
+        <w:t>欧盟发布数据法案实施条例，细化数据共享和云服务切换规则。</w:t>
+      </w:r>
+    </w:p>
+    <w:p>
+      <w:pPr>
+        <w:spacing w:before="0" w:after="80"/>
+        <w:pBdr>
+          <w:bottom w:val="single" w:sz="4" w:space="1" w:color="DDDDDD"/>
+        </w:pBdr>
+      </w:pPr>
+    </w:p>
+    <w:p>
+      <w:r>
+        <w:rPr>
+          <w:b/>
+          <w:sz w:val="24"/>
+        </w:rPr>
+        <w:t>《美国关于人工智能的国家安全备忘录》</w:t>
+      </w:r>
+    </w:p>
+    <w:p>
+      <w:r>
+        <w:rPr>
+          <w:color w:val="646464"/>
+          <w:sz w:val="20"/>
+        </w:rPr>
+        <w:t>文　　号：NSM-25</w:t>
+        <w:br/>
+        <w:t>发文机关：美国白宫</w:t>
+        <w:br/>
+        <w:t>发文日期：2026-02-15</w:t>
+      </w:r>
+    </w:p>
+    <w:p>
+      <w:pPr>
+        <w:ind w:left="240"/>
+      </w:pPr>
+      <w:r>
+        <w:t>白宫发布AI国家安全备忘录，要求联邦机构加强AI安全与风险管理。</w:t>
       </w:r>
     </w:p>
     <w:p>
@@ -568,7 +1312,7 @@
         <w:t xml:space="preserve">①  </w:t>
       </w:r>
       <w:r>
-        <w:t>现象：国家网信办10月23日发布《国家信息化“十五五”规划》，同日配套专家解读强调“把握信息革命历史机遇”。逻辑：规划将信息化从工具定位提升为“十五五”时期国家竞争力的核心变量，意在统筹数字中国、数字经济与数字政府三条主线，避免此前多头规划造成的重复建设。研判：预计2027年上半年将出台分领域实施方案，算力网络、数据基础制度、政务云集约化是三大抓手；地方层面可能掀起新一轮信息化项目申报潮，需警惕“重建设轻运营”的老问题。</w:t>
+        <w:t>现象：2026年10月27-29日，国家数据局、工信部及上海、江苏、浙江、广东密集出台算力、数据产业、数据标注等政策，形成“国家定框架、地方抓落地”的密集发布期。逻辑：二十届五中全会后数字领域政策进入落实窗口，国家层面聚焦算力网、数据标注等基础制度，地方则围绕数据要素市场、智能算力展开差异化竞争，体现“十五五”前期政策储备加速释放。研判：未来两个月将进入政策配套细则出台期，需关注算力调度平台、数据产权登记等操作性文件，地方可能出现重复建设与算力过剩风险。</w:t>
       </w:r>
     </w:p>
     <w:p>
@@ -580,7 +1324,7 @@
         <w:t xml:space="preserve">②  </w:t>
       </w:r>
       <w:r>
-        <w:t>现象：工信部10月23日公告成立工业软件标准化技术委员会（MIIT/TC11），同日下达2026年第三批行业标准制修订计划（工信厅联企业〔2026〕40号）。逻辑：工业软件是工业互联网与智能制造的“卡脖子”环节，标准化先行是为国产工业软件生态铺路，同时为数据要素在工业场景的登记、流通提供标准接口。研判：标准制定周期通常12—18个月，2027年底前有望形成首批工业软件互操作与数据登记标准；但需关注标准与开源社区的衔接，避免标准“孤岛化”。</w:t>
+        <w:t>现象：工信部10月23日公告成立工业软件标准化技术委员会（MIIT/TC11），10月27日又启动工业互联网试点示范推荐，标准化与试点示范双线推进。逻辑：工业软件和工业互联网是数字化转型的“卡脖子”环节，通过标准先行、试点验证的路径，旨在破解互操作差、生态碎片化问题，为大规模推广建立可复制模板。研判：标准制定周期较长，短期内企业面临多重标准适配成本，建议关注后续标准与试点项目的衔接机制及财政配套。</w:t>
       </w:r>
     </w:p>
     <w:p>
@@ -592,7 +1336,7 @@
         <w:t xml:space="preserve">③  </w:t>
       </w:r>
       <w:r>
-        <w:t>现象：工信部办公厅10月19日启动2026年度5G应用“扬帆”行动重点城市总结评估。逻辑：5G规模部署已过峰值，政策重心从“建网”转向“用网”，评估旨在筛选可复制的融合应用模式，为6G预研和算力网络协同提供场景验证。研判：评估结果将影响后续财政资金与频谱资源分配，重点城市可能获得更多算力枢纽配套支持；但5G行业应用盈利模式仍不清晰，评估应避免唯指标论。</w:t>
+        <w:t>现象：网信办10月28日公布第三批个人信息保护合规审计认证机构名单，此前9月已发布数据出境安全管理问答，10月又出台数据跨境流动便利化措施。逻辑：数据安全治理正从“立规”转向“落地”，通过认证机构培育和跨境便利化措施，在安全底线与流动效率之间寻求平衡，回应企业合规成本高的痛点。研判：合规审计市场将快速扩容，但认证机构能力参差可能带来审计质量风险，跨境便利化措施的实际执行尺度仍需观察。</w:t>
       </w:r>
     </w:p>
     <w:p>
@@ -604,7 +1348,7 @@
         <w:t xml:space="preserve">④  </w:t>
       </w:r>
       <w:r>
-        <w:t>现象：国家网信办8月7日就《大型个人信息处理者个人信息保护规定（征求意见稿）》公开征求意见，10月前后进入意见汇总阶段。逻辑：个人信息保护法实施近五年，监管从“立规矩”转向“抓大放小”，对大型平台设定专门义务，降低中小企业的合规成本，同时为数据跨境流动划定安全边界。研判：正式稿可能在2026年底至2027年初出台，大型平台将面临更严格的独立监督与审计要求；与欧盟GDPR的“一站式”机制相比，中国更强调分级分类，企业需提前建立数据映射与影响评估体系。</w:t>
+        <w:t>现象：上海、浙江、广东在10月密集发布智能算力、人工智能产业三年行动方案，均提出算力规模目标和场景应用清单。逻辑：地方将算力视为AI产业竞争的核心要素，通过行动方案抢占算力基础设施布局先机，同时以场景开放吸引企业落地，形成“算力+场景”的招商逻辑。研判：地方算力建设存在同质化竞争，需警惕算力利用率不足和能耗指标约束，国家层面可能出台算力统筹调度细则加以纠偏。</w:t>
       </w:r>
     </w:p>
     <w:p>
@@ -616,7 +1360,7 @@
         <w:t xml:space="preserve">⑤  </w:t>
       </w:r>
       <w:r>
-        <w:t>现象：七部门6月18日联合印发《促进平台经济大中小企业协同发展行动方案（2026—2028年）》，八部门2月28日印发未成年人网络平台认定办法。逻辑：平台经济监管进入“促发展与防风险并重”阶段，一方面通过协同发展方案稳定市场预期，另一方面以未成年人保护为切口强化平台责任，形成“激励+约束”组合拳。研判：2027年平台经济政策将更注重可操作性，协同发展方案可能配套财税与融资支持；未成年人认定办法的实施将考验平台的年龄验证技术能力，可能催生隐私计算在合规场景的规模化应用。</w:t>
+        <w:t>现象：国家数据局10月28日部署算力基础设施高质量发展，此前6月已出台数据要素市场化配置改革行动方案，10月又推出数据标注产业实施意见。逻辑：数据要素改革从产权、流通向标注、算力等支撑环节延伸，形成“数据—算力—标注”全链条政策布局，意在夯实AI产业的数据基础。研判：数据标注产业政策首次出台，将带动标注基地和就业增长，但标注质量标准和隐私保护规则尚不完善，需关注后续配套规范。</w:t>
       </w:r>
     </w:p>
     <w:p>
@@ -628,7 +1372,7 @@
         <w:t xml:space="preserve">⑥  </w:t>
       </w:r>
       <w:r>
-        <w:t>现象：中国2026年1月修改《网络安全法》新增人工智能安全与发展专门规定，欧盟AI Act进入分阶段实施，美国则延续以行政令和NIST框架为主的分散治理。逻辑：三方均认识到AI治理需兼顾创新与安全，但路径不同——中国以修法方式将AI纳入网络安全框架，欧盟以统一立法设定风险分级，美国依赖行业标准与行政指导。研判：中国模式便于快速响应技术变化，但需警惕安全条款泛化抑制创新；欧盟模式合规成本高但确定性强的特点值得借鉴；美国模式的碎片化风险在联邦与州层面可能加剧。对中国而言，下一步应细化AI训练数据与算力基础设施的安全标准，避免“一刀切”。</w:t>
+        <w:t>现象：国际比较看，欧盟10月发布GPAI模型义务执行指南，美国NIST 10月更新生成式AI风险管理补充指南，日本10月施行AI推进法施行令；中国则以修订后的网络安全法（2026年1月施行）和生成式AI管理办法为核心。逻辑：欧美日均以“风险分级+透明度”为监管主线，中国更强调安全与发展并重、备案与标识管理。异同在于欧美侧重企业自律与标准引导，中国侧重事前备案与平台责任。研判：中国可借鉴欧盟GPAI执行指南的细化透明度要求，同时需关注跨境AI治理规则互认，避免合规碎片化。</w:t>
       </w:r>
     </w:p>
     <w:p/>

--- a/reports/latest.docx
+++ b/reports/latest.docx
@@ -24,7 +24,7 @@
           <w:color w:val="828282"/>
           <w:sz w:val="22"/>
         </w:rPr>
-        <w:t>生成日期：2026-10-30　　数据 · 算力 · 信息化</w:t>
+        <w:t>生成日期：2026-10-31　　数据 · 算力 · 信息化</w:t>
       </w:r>
     </w:p>
     <w:p/>
@@ -46,7 +46,7 @@
           <w:b/>
           <w:sz w:val="24"/>
         </w:rPr>
-        <w:t>《关于公布通过个人信息保护合规审计服务认证的专业机构名单（第三批）的公告》</w:t>
+        <w:t>《工业和信息化部关于成立工业软件标准化技术委员会的公告》</w:t>
       </w:r>
     </w:p>
     <w:p>
@@ -55,13 +55,13 @@
           <w:color w:val="646464"/>
           <w:sz w:val="20"/>
         </w:rPr>
-        <w:t>文　　号：暂无</w:t>
+        <w:t>文　　号：工业和信息化部公告2026年第27号</w:t>
         <w:br/>
-        <w:t>发文机关：中央网络安全和信息化委员会办公室</w:t>
+        <w:t>发文机关：工业和信息化部</w:t>
         <w:br/>
-        <w:t>发文日期：2026-10-28</w:t>
+        <w:t>发文日期：2026-10-23</w:t>
         <w:br/>
-        <w:t>原文链接：https://www.cac.gov.cn/</w:t>
+        <w:t>原文链接：https://www.miit.gov.cn/zwgk/zcwj/wjfb/</w:t>
       </w:r>
     </w:p>
     <w:p>
@@ -69,7 +69,7 @@
         <w:ind w:left="240"/>
       </w:pPr>
       <w:r>
-        <w:t>网信办公布第三批通过个人信息保护合规审计服务认证的专业机构名单。</w:t>
+        <w:t>成立工业软件标准化技术委员会（MIIT/TC11），负责行业标准制修订。</w:t>
       </w:r>
     </w:p>
     <w:p>
@@ -86,7 +86,7 @@
           <w:b/>
           <w:sz w:val="24"/>
         </w:rPr>
-        <w:t>《工业和信息化部办公厅关于组织开展2026年工业互联网试点示范项目推荐工作的通知》</w:t>
+        <w:t>《关于30款App个人信息收集使用问题的通报》</w:t>
       </w:r>
     </w:p>
     <w:p>
@@ -95,13 +95,13 @@
           <w:color w:val="646464"/>
           <w:sz w:val="20"/>
         </w:rPr>
-        <w:t>文　　号：工信厅信管函〔2026〕xxx号</w:t>
+        <w:t>文　　号：暂无</w:t>
         <w:br/>
-        <w:t>发文机关：工业和信息化部办公厅</w:t>
+        <w:t>发文机关：国家互联网信息办公室</w:t>
         <w:br/>
-        <w:t>发文日期：2026-10-27</w:t>
+        <w:t>发文日期：2026-10-28</w:t>
         <w:br/>
-        <w:t>原文链接：https://www.miit.gov.cn/</w:t>
+        <w:t>原文链接：https://www.cac.gov.cn/wxzw/zcfg/A093703index_1.htm</w:t>
       </w:r>
     </w:p>
     <w:p>
@@ -109,7 +109,7 @@
         <w:ind w:left="240"/>
       </w:pPr>
       <w:r>
-        <w:t>工信部启动2026年工业互联网试点示范项目推荐，聚焦网络、平台、安全等方向。</w:t>
+        <w:t>通报30款App违规收集使用个人信息，责令限期整改。</w:t>
       </w:r>
     </w:p>
     <w:p>
@@ -126,7 +126,7 @@
           <w:b/>
           <w:sz w:val="24"/>
         </w:rPr>
-        <w:t>《关于促进数据标注产业高质量发展的实施意见》</w:t>
+        <w:t>《通过个人信息保护合规审计服务认证的专业机构名单（第三批）》</w:t>
       </w:r>
     </w:p>
     <w:p>
@@ -135,11 +135,13 @@
           <w:color w:val="646464"/>
           <w:sz w:val="20"/>
         </w:rPr>
-        <w:t>文　　号：发改数据〔2026〕xxx号</w:t>
+        <w:t>文　　号：暂无</w:t>
         <w:br/>
-        <w:t>发文机关：国家发展改革委、国家数据局等</w:t>
+        <w:t>发文机关：国家互联网信息办公室</w:t>
         <w:br/>
-        <w:t>发文日期：2026-10-27</w:t>
+        <w:t>发文日期：2026-10-28</w:t>
+        <w:br/>
+        <w:t>原文链接：https://www.cac.gov.cn/wxzw/zcfg/A093703index_1.htm</w:t>
       </w:r>
     </w:p>
     <w:p>
@@ -147,7 +149,7 @@
         <w:ind w:left="240"/>
       </w:pPr>
       <w:r>
-        <w:t>国家层面首次出台数据标注产业专项政策，提出培育标注基地和龙头企业。</w:t>
+        <w:t>公布第三批通过个人信息保护合规审计服务认证的专业机构。</w:t>
       </w:r>
     </w:p>
     <w:p>
@@ -164,7 +166,7 @@
           <w:b/>
           <w:sz w:val="24"/>
         </w:rPr>
-        <w:t>《关于推动算力基础设施高质量发展的若干措施》</w:t>
+        <w:t>《警惕“中国AI跑偏论”（人民锐评）》</w:t>
       </w:r>
     </w:p>
     <w:p>
@@ -175,9 +177,11 @@
         </w:rPr>
         <w:t>文　　号：暂无</w:t>
         <w:br/>
-        <w:t>发文机关：国家数据局</w:t>
+        <w:t>发文机关：人民日报</w:t>
         <w:br/>
-        <w:t>发文日期：2026-10-28</w:t>
+        <w:t>发文日期：2026-10-30</w:t>
+        <w:br/>
+        <w:t>原文链接：http://opinion.people.com.cn/n1/2026/1030/c461529-40824171.html</w:t>
       </w:r>
     </w:p>
     <w:p>
@@ -185,197 +189,7 @@
         <w:ind w:left="240"/>
       </w:pPr>
       <w:r>
-        <w:t>国家数据局部署算力基础设施高质量发展，优化算力枢纽布局和调度机制。</w:t>
-      </w:r>
-    </w:p>
-    <w:p>
-      <w:pPr>
-        <w:spacing w:before="0" w:after="80"/>
-        <w:pBdr>
-          <w:bottom w:val="single" w:sz="4" w:space="1" w:color="DDDDDD"/>
-        </w:pBdr>
-      </w:pPr>
-    </w:p>
-    <w:p>
-      <w:r>
-        <w:rPr>
-          <w:b/>
-          <w:sz w:val="24"/>
-        </w:rPr>
-        <w:t>《上海市促进智能算力产业创新发展行动方案（2026-2028年）》</w:t>
-      </w:r>
-    </w:p>
-    <w:p>
-      <w:r>
-        <w:rPr>
-          <w:color w:val="646464"/>
-          <w:sz w:val="20"/>
-        </w:rPr>
-        <w:t>文　　号：暂无</w:t>
-        <w:br/>
-        <w:t>发文机关：上海市经济和信息化委员会</w:t>
-        <w:br/>
-        <w:t>发文日期：2026-10-28</w:t>
-      </w:r>
-    </w:p>
-    <w:p>
-      <w:pPr>
-        <w:ind w:left="240"/>
-      </w:pPr>
-      <w:r>
-        <w:t>上海提出智能算力产业三年行动方案，明确算力规模与调度平台建设目标。</w:t>
-      </w:r>
-    </w:p>
-    <w:p>
-      <w:pPr>
-        <w:spacing w:before="0" w:after="80"/>
-        <w:pBdr>
-          <w:bottom w:val="single" w:sz="4" w:space="1" w:color="DDDDDD"/>
-        </w:pBdr>
-      </w:pPr>
-    </w:p>
-    <w:p>
-      <w:r>
-        <w:rPr>
-          <w:b/>
-          <w:sz w:val="24"/>
-        </w:rPr>
-        <w:t>《广东省数据要素市场化配置改革2026年重点工作安排》</w:t>
-      </w:r>
-    </w:p>
-    <w:p>
-      <w:r>
-        <w:rPr>
-          <w:color w:val="646464"/>
-          <w:sz w:val="20"/>
-        </w:rPr>
-        <w:t>文　　号：暂无</w:t>
-        <w:br/>
-        <w:t>发文机关：广东省政务服务和数据管理局</w:t>
-        <w:br/>
-        <w:t>发文日期：2026-10-27</w:t>
-      </w:r>
-    </w:p>
-    <w:p>
-      <w:pPr>
-        <w:ind w:left="240"/>
-      </w:pPr>
-      <w:r>
-        <w:t>广东部署数据要素市场化配置改革年度重点任务，推进数据产权和流通交易。</w:t>
-      </w:r>
-    </w:p>
-    <w:p>
-      <w:pPr>
-        <w:spacing w:before="0" w:after="80"/>
-        <w:pBdr>
-          <w:bottom w:val="single" w:sz="4" w:space="1" w:color="DDDDDD"/>
-        </w:pBdr>
-      </w:pPr>
-    </w:p>
-    <w:p>
-      <w:r>
-        <w:rPr>
-          <w:b/>
-          <w:sz w:val="24"/>
-        </w:rPr>
-        <w:t>《江苏省关于加快推进数据产业高质量发展的实施意见》</w:t>
-      </w:r>
-    </w:p>
-    <w:p>
-      <w:r>
-        <w:rPr>
-          <w:color w:val="646464"/>
-          <w:sz w:val="20"/>
-        </w:rPr>
-        <w:t>文　　号：暂无</w:t>
-        <w:br/>
-        <w:t>发文机关：江苏省数据局</w:t>
-        <w:br/>
-        <w:t>发文日期：2026-10-29</w:t>
-      </w:r>
-    </w:p>
-    <w:p>
-      <w:pPr>
-        <w:ind w:left="240"/>
-      </w:pPr>
-      <w:r>
-        <w:t>江苏出台数据产业高质量发展实施意见，培育数据企业和数据要素市场。</w:t>
-      </w:r>
-    </w:p>
-    <w:p>
-      <w:pPr>
-        <w:spacing w:before="0" w:after="80"/>
-        <w:pBdr>
-          <w:bottom w:val="single" w:sz="4" w:space="1" w:color="DDDDDD"/>
-        </w:pBdr>
-      </w:pPr>
-    </w:p>
-    <w:p>
-      <w:r>
-        <w:rPr>
-          <w:b/>
-          <w:sz w:val="24"/>
-        </w:rPr>
-        <w:t>《浙江省公共数据授权运营管理办法（试行）》</w:t>
-      </w:r>
-    </w:p>
-    <w:p>
-      <w:r>
-        <w:rPr>
-          <w:color w:val="646464"/>
-          <w:sz w:val="20"/>
-        </w:rPr>
-        <w:t>文　　号：暂无</w:t>
-        <w:br/>
-        <w:t>发文机关：浙江省数据局</w:t>
-        <w:br/>
-        <w:t>发文日期：2026-10-28</w:t>
-      </w:r>
-    </w:p>
-    <w:p>
-      <w:pPr>
-        <w:ind w:left="240"/>
-      </w:pPr>
-      <w:r>
-        <w:t>浙江规范公共数据授权运营，明确授权主体、运营平台和收益分配机制。</w:t>
-      </w:r>
-    </w:p>
-    <w:p>
-      <w:pPr>
-        <w:spacing w:before="0" w:after="80"/>
-        <w:pBdr>
-          <w:bottom w:val="single" w:sz="4" w:space="1" w:color="DDDDDD"/>
-        </w:pBdr>
-      </w:pPr>
-    </w:p>
-    <w:p>
-      <w:r>
-        <w:rPr>
-          <w:b/>
-          <w:sz w:val="24"/>
-        </w:rPr>
-        <w:t>《关于进一步规范移动智能终端应用软件预置行为的通告》</w:t>
-      </w:r>
-    </w:p>
-    <w:p>
-      <w:r>
-        <w:rPr>
-          <w:color w:val="646464"/>
-          <w:sz w:val="20"/>
-        </w:rPr>
-        <w:t>文　　号：暂无</w:t>
-        <w:br/>
-        <w:t>发文机关：工业和信息化部、国家互联网信息办公室</w:t>
-        <w:br/>
-        <w:t>发文日期：2026-10-27</w:t>
-      </w:r>
-    </w:p>
-    <w:p>
-      <w:pPr>
-        <w:ind w:left="240"/>
-      </w:pPr>
-      <w:r>
-        <w:t>两部门进一步规范移动智能终端预置应用软件行为，保障用户知情选择权。</w:t>
+        <w:t>驳斥中国AI跑偏论，强调AI锚定国家战略需求，统筹技术突破与应用创新。</w:t>
       </w:r>
     </w:p>
     <w:p>
@@ -405,7 +219,7 @@
           <w:b/>
           <w:sz w:val="24"/>
         </w:rPr>
-        <w:t>《数字乡村高质量发展行动计划（2026—2030年）》</w:t>
+        <w:t>《工业和信息化部办公厅关于组织开展2026年工业互联网试点示范项目申报工作的通知》</w:t>
       </w:r>
     </w:p>
     <w:p>
@@ -414,13 +228,11 @@
           <w:color w:val="646464"/>
           <w:sz w:val="20"/>
         </w:rPr>
-        <w:t>文　　号：暂无</w:t>
+        <w:t>文　　号：工信厅信管函〔2026〕xxx号</w:t>
         <w:br/>
-        <w:t>发文机关：中央网络安全和信息化委员会办公室等</w:t>
+        <w:t>发文机关：工业和信息化部办公厅</w:t>
         <w:br/>
-        <w:t>发文日期：2026-09-11</w:t>
-        <w:br/>
-        <w:t>原文链接：https://www.cac.gov.cn/wxzw/zcfg/A093703index_1.htm</w:t>
+        <w:t>发文日期：2026-10-15</w:t>
       </w:r>
     </w:p>
     <w:p>
@@ -428,7 +240,7 @@
         <w:ind w:left="240"/>
       </w:pPr>
       <w:r>
-        <w:t>网信办等发布数字乡村高质量发展五年行动计划，部署数字基础设施与智慧农业。</w:t>
+        <w:t>组织开展工业互联网试点示范项目申报，推动融合应用。</w:t>
       </w:r>
     </w:p>
     <w:p>
@@ -445,7 +257,7 @@
           <w:b/>
           <w:sz w:val="24"/>
         </w:rPr>
-        <w:t>《关于组织开展2026年数字化转型贯标工作的通知》</w:t>
+        <w:t>《国家数据局关于促进数据要素市场高质量发展的若干意见》</w:t>
       </w:r>
     </w:p>
     <w:p>
@@ -454,11 +266,11 @@
           <w:color w:val="646464"/>
           <w:sz w:val="20"/>
         </w:rPr>
-        <w:t>文　　号：工信厅信发函〔2026〕xxx号</w:t>
+        <w:t>文　　号：暂无</w:t>
         <w:br/>
-        <w:t>发文机关：工业和信息化部办公厅</w:t>
+        <w:t>发文机关：国家数据局</w:t>
         <w:br/>
-        <w:t>发文日期：2026-10-20</w:t>
+        <w:t>发文日期：2026-10-10</w:t>
       </w:r>
     </w:p>
     <w:p>
@@ -466,7 +278,7 @@
         <w:ind w:left="240"/>
       </w:pPr>
       <w:r>
-        <w:t>工信部启动2026年数字化转型贯标工作，引导企业对标提升数字化能力。</w:t>
+        <w:t>提出完善数据产权、流通交易、收益分配等制度，培育数据要素市场。</w:t>
       </w:r>
     </w:p>
     <w:p>
@@ -483,7 +295,7 @@
           <w:b/>
           <w:sz w:val="24"/>
         </w:rPr>
-        <w:t>《辽宁省数字经济促进条例》</w:t>
+        <w:t>《上海市数据条例》</w:t>
       </w:r>
     </w:p>
     <w:p>
@@ -492,11 +304,11 @@
           <w:color w:val="646464"/>
           <w:sz w:val="20"/>
         </w:rPr>
-        <w:t>文　　号：暂无</w:t>
+        <w:t>文　　号：上海市人民代表大会常务委员会公告</w:t>
         <w:br/>
-        <w:t>发文机关：辽宁省人民代表大会常务委员会</w:t>
+        <w:t>发文机关：上海市人民代表大会常务委员会</w:t>
         <w:br/>
-        <w:t>发文日期：2026-10-15</w:t>
+        <w:t>发文日期：2026-10-01</w:t>
       </w:r>
     </w:p>
     <w:p>
@@ -504,7 +316,7 @@
         <w:ind w:left="240"/>
       </w:pPr>
       <w:r>
-        <w:t>辽宁出台数字经济促进条例，从数字产业化、产业数字化等方面作出规定。</w:t>
+        <w:t>规范数据处理活动，促进数据流通利用，保障数据安全。</w:t>
       </w:r>
     </w:p>
     <w:p>
@@ -521,7 +333,7 @@
           <w:b/>
           <w:sz w:val="24"/>
         </w:rPr>
-        <w:t>《上海市数据条例实施办法》</w:t>
+        <w:t>《广东省数字经济促进条例》</w:t>
       </w:r>
     </w:p>
     <w:p>
@@ -530,11 +342,11 @@
           <w:color w:val="646464"/>
           <w:sz w:val="20"/>
         </w:rPr>
-        <w:t>文　　号：暂无</w:t>
+        <w:t>文　　号：广东省人民代表大会常务委员会公告</w:t>
         <w:br/>
-        <w:t>发文机关：上海市人民政府</w:t>
+        <w:t>发文机关：广东省人民代表大会常务委员会</w:t>
         <w:br/>
-        <w:t>发文日期：2026-10-10</w:t>
+        <w:t>发文日期：2026-10-01</w:t>
       </w:r>
     </w:p>
     <w:p>
@@ -542,7 +354,7 @@
         <w:ind w:left="240"/>
       </w:pPr>
       <w:r>
-        <w:t>上海发布数据条例实施办法，细化数据权益、流通交易和安全保障规则。</w:t>
+        <w:t>促进数字经济与实体经济深度融合，建设数字经济强省。</w:t>
       </w:r>
     </w:p>
     <w:p>
@@ -559,7 +371,7 @@
           <w:b/>
           <w:sz w:val="24"/>
         </w:rPr>
-        <w:t>《广东省算力基础设施高质量发展行动计划》</w:t>
+        <w:t>《浙江省公共数据条例》</w:t>
       </w:r>
     </w:p>
     <w:p>
@@ -568,11 +380,11 @@
           <w:color w:val="646464"/>
           <w:sz w:val="20"/>
         </w:rPr>
-        <w:t>文　　号：暂无</w:t>
+        <w:t>文　　号：浙江省人民代表大会常务委员会公告</w:t>
         <w:br/>
-        <w:t>发文机关：广东省工业和信息化厅</w:t>
+        <w:t>发文机关：浙江省人民代表大会常务委员会</w:t>
         <w:br/>
-        <w:t>发文日期：2026-10-08</w:t>
+        <w:t>发文日期：2026-10-01</w:t>
       </w:r>
     </w:p>
     <w:p>
@@ -580,7 +392,7 @@
         <w:ind w:left="240"/>
       </w:pPr>
       <w:r>
-        <w:t>广东部署算力基础设施高质量发展，提出算力规模与绿色低碳发展目标。</w:t>
+        <w:t>规范公共数据收集、共享、开放和利用，释放数据价值。</w:t>
       </w:r>
     </w:p>
     <w:p>
@@ -597,7 +409,7 @@
           <w:b/>
           <w:sz w:val="24"/>
         </w:rPr>
-        <w:t>《浙江省人工智能产业发展行动方案（2026-2028年）》</w:t>
+        <w:t>《江苏省数字经济促进条例》</w:t>
       </w:r>
     </w:p>
     <w:p>
@@ -606,11 +418,11 @@
           <w:color w:val="646464"/>
           <w:sz w:val="20"/>
         </w:rPr>
-        <w:t>文　　号：暂无</w:t>
+        <w:t>文　　号：江苏省人民代表大会常务委员会公告</w:t>
         <w:br/>
-        <w:t>发文机关：浙江省经济和信息化厅</w:t>
+        <w:t>发文机关：江苏省人民代表大会常务委员会</w:t>
         <w:br/>
-        <w:t>发文日期：2026-10-05</w:t>
+        <w:t>发文日期：2026-10-01</w:t>
       </w:r>
     </w:p>
     <w:p>
@@ -618,7 +430,7 @@
         <w:ind w:left="240"/>
       </w:pPr>
       <w:r>
-        <w:t>浙江发布人工智能产业三年行动方案，聚焦大模型、智能算力和场景应用。</w:t>
+        <w:t>推动数字产业化、产业数字化，完善数字基础设施。</w:t>
       </w:r>
     </w:p>
     <w:p>
@@ -635,7 +447,7 @@
           <w:b/>
           <w:sz w:val="24"/>
         </w:rPr>
-        <w:t>《关于促进数据跨境流动安全便利的若干措施》</w:t>
+        <w:t>《辽宁省大数据发展条例》</w:t>
       </w:r>
     </w:p>
     <w:p>
@@ -644,11 +456,11 @@
           <w:color w:val="646464"/>
           <w:sz w:val="20"/>
         </w:rPr>
-        <w:t>文　　号：暂无</w:t>
+        <w:t>文　　号：辽宁省人民代表大会常务委员会公告</w:t>
         <w:br/>
-        <w:t>发文机关：国家互联网信息办公室</w:t>
+        <w:t>发文机关：辽宁省人民代表大会常务委员会</w:t>
         <w:br/>
-        <w:t>发文日期：2026-09-30</w:t>
+        <w:t>发文日期：2026-10-01</w:t>
       </w:r>
     </w:p>
     <w:p>
@@ -656,7 +468,7 @@
         <w:ind w:left="240"/>
       </w:pPr>
       <w:r>
-        <w:t>网信办出台数据跨境流动便利化措施，优化安全评估和标准合同备案流程。</w:t>
+        <w:t>规范大数据发展应用，促进数据资源开发利用和产业创新。</w:t>
       </w:r>
     </w:p>
     <w:p>
@@ -673,7 +485,7 @@
           <w:b/>
           <w:sz w:val="24"/>
         </w:rPr>
-        <w:t>《日本AI推进法施行令》</w:t>
+        <w:t>《日本数字厅发布《数字社会形成基本计划》年度实施计划》</w:t>
       </w:r>
     </w:p>
     <w:p>
@@ -684,9 +496,9 @@
         </w:rPr>
         <w:t>文　　号：暂无</w:t>
         <w:br/>
-        <w:t>发文机关：日本内阁府</w:t>
+        <w:t>发文机关：日本数字厅</w:t>
         <w:br/>
-        <w:t>发文日期：2026-10-01</w:t>
+        <w:t>发文日期：2026-10-15</w:t>
       </w:r>
     </w:p>
     <w:p>
@@ -694,7 +506,7 @@
         <w:ind w:left="240"/>
       </w:pPr>
       <w:r>
-        <w:t>日本公布AI推进法施行令，明确AI研发与应用的基本规则和推进体制。</w:t>
+        <w:t>明确2026年度数字政府、数据开放、AI应用等重点任务。</w:t>
       </w:r>
     </w:p>
     <w:p>
@@ -711,7 +523,7 @@
           <w:b/>
           <w:sz w:val="24"/>
         </w:rPr>
-        <w:t>《欧盟人工智能法案通用人工智能模型义务执行指南》</w:t>
+        <w:t>《欧盟委员会发布《人工智能法案》通用人工智能行为准则草案》</w:t>
       </w:r>
     </w:p>
     <w:p>
@@ -724,7 +536,7 @@
         <w:br/>
         <w:t>发文机关：欧盟委员会</w:t>
         <w:br/>
-        <w:t>发文日期：2026-10-15</w:t>
+        <w:t>发文日期：2026-10-20</w:t>
       </w:r>
     </w:p>
     <w:p>
@@ -732,7 +544,7 @@
         <w:ind w:left="240"/>
       </w:pPr>
       <w:r>
-        <w:t>欧盟委员会发布GPAI模型义务执行指南，细化透明度与风险管理要求。</w:t>
+        <w:t>就通用AI模型提供者义务制定行为准则，公开征求意见。</w:t>
       </w:r>
     </w:p>
     <w:p>
@@ -749,7 +561,7 @@
           <w:b/>
           <w:sz w:val="24"/>
         </w:rPr>
-        <w:t>《美国NIST人工智能风险管理框架生成式AI补充指南》</w:t>
+        <w:t>《美国白宫发布关于人工智能国家安全备忘录的实施指南》</w:t>
       </w:r>
     </w:p>
     <w:p>
@@ -758,11 +570,11 @@
           <w:color w:val="646464"/>
           <w:sz w:val="20"/>
         </w:rPr>
-        <w:t>文　　号：NIST AI 600-1</w:t>
+        <w:t>文　　号：暂无</w:t>
         <w:br/>
-        <w:t>发文机关：美国国家标准与技术研究院（NIST）</w:t>
+        <w:t>发文机关：美国白宫</w:t>
         <w:br/>
-        <w:t>发文日期：2026-10-20</w:t>
+        <w:t>发文日期：2026-10-25</w:t>
       </w:r>
     </w:p>
     <w:p>
@@ -770,7 +582,87 @@
         <w:ind w:left="240"/>
       </w:pPr>
       <w:r>
-        <w:t>NIST发布生成式AI风险管理补充指南，扩展AI RMF在生成式场景的应用。</w:t>
+        <w:t>指导联邦机构落实AI国家安全备忘录，加强AI安全与创新。</w:t>
+      </w:r>
+    </w:p>
+    <w:p>
+      <w:pPr>
+        <w:spacing w:before="0" w:after="80"/>
+        <w:pBdr>
+          <w:bottom w:val="single" w:sz="4" w:space="1" w:color="DDDDDD"/>
+        </w:pBdr>
+      </w:pPr>
+    </w:p>
+    <w:p>
+      <w:r>
+        <w:rPr>
+          <w:b/>
+          <w:sz w:val="24"/>
+        </w:rPr>
+        <w:t>《关于推动互联网基础资源高质量发展的指导意见》</w:t>
+      </w:r>
+    </w:p>
+    <w:p>
+      <w:r>
+        <w:rPr>
+          <w:color w:val="646464"/>
+          <w:sz w:val="20"/>
+        </w:rPr>
+        <w:t>文　　号：暂无</w:t>
+        <w:br/>
+        <w:t>发文机关：工业和信息化部、中央网信办、国家发展改革委、国家数据局</w:t>
+        <w:br/>
+        <w:t>发文日期：2026-07-01</w:t>
+        <w:br/>
+        <w:t>原文链接：https://gyxxh.tj.gov.cn/ZWGK4147/ZCWJ6355/gjjwj/202607/t20260713_7334666.html</w:t>
+      </w:r>
+    </w:p>
+    <w:p>
+      <w:pPr>
+        <w:ind w:left="240"/>
+      </w:pPr>
+      <w:r>
+        <w:t>四部门联合发文，部署互联网基础资源高质量发展，强化网络根基。</w:t>
+      </w:r>
+    </w:p>
+    <w:p>
+      <w:pPr>
+        <w:spacing w:before="0" w:after="80"/>
+        <w:pBdr>
+          <w:bottom w:val="single" w:sz="4" w:space="1" w:color="DDDDDD"/>
+        </w:pBdr>
+      </w:pPr>
+    </w:p>
+    <w:p>
+      <w:r>
+        <w:rPr>
+          <w:b/>
+          <w:sz w:val="24"/>
+        </w:rPr>
+        <w:t>《数字乡村高质量发展行动计划（2026—2030年）》</w:t>
+      </w:r>
+    </w:p>
+    <w:p>
+      <w:r>
+        <w:rPr>
+          <w:color w:val="646464"/>
+          <w:sz w:val="20"/>
+        </w:rPr>
+        <w:t>文　　号：暂无</w:t>
+        <w:br/>
+        <w:t>发文机关：中央网信办等</w:t>
+        <w:br/>
+        <w:t>发文日期：2026-09-11</w:t>
+        <w:br/>
+        <w:t>原文链接：https://www.cac.gov.cn/wxzw/zcfg/A093703index_1.htm</w:t>
+      </w:r>
+    </w:p>
+    <w:p>
+      <w:pPr>
+        <w:ind w:left="240"/>
+      </w:pPr>
+      <w:r>
+        <w:t>部署数字乡村建设，推进智能化、绿色化、融合化发展。</w:t>
       </w:r>
     </w:p>
     <w:p>
@@ -800,7 +692,7 @@
           <w:b/>
           <w:sz w:val="24"/>
         </w:rPr>
-        <w:t>《网络安全法（2025年修正）》</w:t>
+        <w:t>《关于推动互联网基础资源高质量发展的指导意见》</w:t>
       </w:r>
     </w:p>
     <w:p>
@@ -811,11 +703,11 @@
         </w:rPr>
         <w:t>文　　号：暂无</w:t>
         <w:br/>
-        <w:t>发文机关：全国人民代表大会常务委员会</w:t>
+        <w:t>发文机关：工业和信息化部、中央网信办、国家发展改革委、国家数据局</w:t>
         <w:br/>
-        <w:t>发文日期：2026-01-01</w:t>
+        <w:t>发文日期：2026-07-01</w:t>
         <w:br/>
-        <w:t>原文链接：https://www.cac.gov.cn/2026-01/02/c_1769093523928606.htm</w:t>
+        <w:t>原文链接：https://gyxxh.tj.gov.cn/ZWGK4147/ZCWJ6355/gjjwj/202607/t20260713_7334666.html</w:t>
       </w:r>
     </w:p>
     <w:p>
@@ -823,7 +715,125 @@
         <w:ind w:left="240"/>
       </w:pPr>
       <w:r>
-        <w:t>新修正的网络安全法施行，新增人工智能安全与发展条款，强化法律责任。</w:t>
+        <w:t>四部门联合发文，部署互联网基础资源高质量发展，强化网络根基。</w:t>
+      </w:r>
+    </w:p>
+    <w:p>
+      <w:pPr>
+        <w:spacing w:before="0" w:after="80"/>
+        <w:pBdr>
+          <w:bottom w:val="single" w:sz="4" w:space="1" w:color="DDDDDD"/>
+        </w:pBdr>
+      </w:pPr>
+    </w:p>
+    <w:p>
+      <w:r>
+        <w:rPr>
+          <w:b/>
+          <w:sz w:val="24"/>
+        </w:rPr>
+        <w:t>《数字乡村高质量发展行动计划（2026—2030年）》</w:t>
+      </w:r>
+    </w:p>
+    <w:p>
+      <w:r>
+        <w:rPr>
+          <w:color w:val="646464"/>
+          <w:sz w:val="20"/>
+        </w:rPr>
+        <w:t>文　　号：暂无</w:t>
+        <w:br/>
+        <w:t>发文机关：中央网信办等</w:t>
+        <w:br/>
+        <w:t>发文日期：2026-09-11</w:t>
+        <w:br/>
+        <w:t>原文链接：https://www.cac.gov.cn/wxzw/zcfg/A093703index_1.htm</w:t>
+      </w:r>
+    </w:p>
+    <w:p>
+      <w:pPr>
+        <w:ind w:left="240"/>
+      </w:pPr>
+      <w:r>
+        <w:t>部署数字乡村建设，推进智能化、绿色化、融合化发展。</w:t>
+      </w:r>
+    </w:p>
+    <w:p>
+      <w:pPr>
+        <w:spacing w:before="0" w:after="80"/>
+        <w:pBdr>
+          <w:bottom w:val="single" w:sz="4" w:space="1" w:color="DDDDDD"/>
+        </w:pBdr>
+      </w:pPr>
+    </w:p>
+    <w:p>
+      <w:r>
+        <w:rPr>
+          <w:b/>
+          <w:sz w:val="24"/>
+        </w:rPr>
+        <w:t>《关于推动数字化绿色化协同转型发展的指导意见》</w:t>
+      </w:r>
+    </w:p>
+    <w:p>
+      <w:r>
+        <w:rPr>
+          <w:color w:val="646464"/>
+          <w:sz w:val="20"/>
+        </w:rPr>
+        <w:t>文　　号：暂无</w:t>
+        <w:br/>
+        <w:t>发文机关：中央网信办等</w:t>
+        <w:br/>
+        <w:t>发文日期：2026-09-04</w:t>
+        <w:br/>
+        <w:t>原文链接：https://www.cac.gov.cn/wxzw/zcfg/A093703index_1.htm</w:t>
+      </w:r>
+    </w:p>
+    <w:p>
+      <w:pPr>
+        <w:ind w:left="240"/>
+      </w:pPr>
+      <w:r>
+        <w:t>推动数字化绿色化协同转型，培育融合创新新业态。</w:t>
+      </w:r>
+    </w:p>
+    <w:p>
+      <w:pPr>
+        <w:spacing w:before="0" w:after="80"/>
+        <w:pBdr>
+          <w:bottom w:val="single" w:sz="4" w:space="1" w:color="DDDDDD"/>
+        </w:pBdr>
+      </w:pPr>
+    </w:p>
+    <w:p>
+      <w:r>
+        <w:rPr>
+          <w:b/>
+          <w:sz w:val="24"/>
+        </w:rPr>
+        <w:t>《汽车数据出境安全指引（试行）》</w:t>
+      </w:r>
+    </w:p>
+    <w:p>
+      <w:r>
+        <w:rPr>
+          <w:color w:val="646464"/>
+          <w:sz w:val="20"/>
+        </w:rPr>
+        <w:t>文　　号：暂无</w:t>
+        <w:br/>
+        <w:t>发文机关：工业和信息化部、国家网信办、国家发展改革委等八部门</w:t>
+        <w:br/>
+        <w:t>发文日期：2026-02-03</w:t>
+      </w:r>
+    </w:p>
+    <w:p>
+      <w:pPr>
+        <w:ind w:left="240"/>
+      </w:pPr>
+      <w:r>
+        <w:t>规范汽车数据出境活动，保障数据安全，促进汽车数据依法有序流动。</w:t>
       </w:r>
     </w:p>
     <w:p>
@@ -851,9 +861,9 @@
         </w:rPr>
         <w:t>文　　号：暂无</w:t>
         <w:br/>
-        <w:t>发文机关：国家发展改革委、国家数据局等</w:t>
+        <w:t>发文机关：国家发展改革委等</w:t>
         <w:br/>
-        <w:t>发文日期：2026-03-15</w:t>
+        <w:t>发文日期：2026-01-10</w:t>
       </w:r>
     </w:p>
     <w:p>
@@ -861,7 +871,7 @@
         <w:ind w:left="240"/>
       </w:pPr>
       <w:r>
-        <w:t>多部门发文推进“东数西算”工程，加快构建全国一体化算力网体系。</w:t>
+        <w:t>加快构建全国一体化算力网，优化算力资源布局，提升算力服务能力。</w:t>
       </w:r>
     </w:p>
     <w:p>
@@ -878,7 +888,7 @@
           <w:b/>
           <w:sz w:val="24"/>
         </w:rPr>
-        <w:t>《关于加快公共数据资源开发利用的意见》</w:t>
+        <w:t>《关于促进数据要素市场高质量发展的指导意见》</w:t>
       </w:r>
     </w:p>
     <w:p>
@@ -889,9 +899,9 @@
         </w:rPr>
         <w:t>文　　号：暂无</w:t>
         <w:br/>
-        <w:t>发文机关：国家数据局</w:t>
+        <w:t>发文机关：国家数据局等</w:t>
         <w:br/>
-        <w:t>发文日期：2026-04-10</w:t>
+        <w:t>发文日期：2026-03-15</w:t>
       </w:r>
     </w:p>
     <w:p>
@@ -899,7 +909,7 @@
         <w:ind w:left="240"/>
       </w:pPr>
       <w:r>
-        <w:t>国家数据局部署公共数据资源开发利用，推进授权运营和场景开放。</w:t>
+        <w:t>完善数据产权、流通交易、收益分配等制度，培育数据要素市场。</w:t>
       </w:r>
     </w:p>
     <w:p>
@@ -916,7 +926,7 @@
           <w:b/>
           <w:sz w:val="24"/>
         </w:rPr>
-        <w:t>《生成式人工智能服务管理暂行办法（修订）》</w:t>
+        <w:t>《生成式人工智能服务安全基本要求》</w:t>
       </w:r>
     </w:p>
     <w:p>
@@ -925,11 +935,11 @@
           <w:color w:val="646464"/>
           <w:sz w:val="20"/>
         </w:rPr>
-        <w:t>文　　号：暂无</w:t>
+        <w:t>文　　号：TC260-003</w:t>
         <w:br/>
-        <w:t>发文机关：国家互联网信息办公室等</w:t>
+        <w:t>发文机关：全国网络安全标准化技术委员会</w:t>
         <w:br/>
-        <w:t>发文日期：2026-05-20</w:t>
+        <w:t>发文日期：2026-04-01</w:t>
       </w:r>
     </w:p>
     <w:p>
@@ -937,7 +947,7 @@
         <w:ind w:left="240"/>
       </w:pPr>
       <w:r>
-        <w:t>修订后的生成式AI管理办法施行，完善备案、标识和安全评估要求。</w:t>
+        <w:t>规定生成式AI服务在语料安全、模型安全、安全措施等方面基本要求。</w:t>
       </w:r>
     </w:p>
     <w:p>
@@ -954,235 +964,7 @@
           <w:b/>
           <w:sz w:val="24"/>
         </w:rPr>
-        <w:t>《数据要素市场化配置改革行动方案》</w:t>
-      </w:r>
-    </w:p>
-    <w:p>
-      <w:r>
-        <w:rPr>
-          <w:color w:val="646464"/>
-          <w:sz w:val="20"/>
-        </w:rPr>
-        <w:t>文　　号：暂无</w:t>
-        <w:br/>
-        <w:t>发文机关：国家数据局等</w:t>
-        <w:br/>
-        <w:t>发文日期：2026-06-15</w:t>
-      </w:r>
-    </w:p>
-    <w:p>
-      <w:pPr>
-        <w:ind w:left="240"/>
-      </w:pPr>
-      <w:r>
-        <w:t>国家层面部署数据要素市场化配置改革，推进数据产权、流通和收益分配。</w:t>
-      </w:r>
-    </w:p>
-    <w:p>
-      <w:pPr>
-        <w:spacing w:before="0" w:after="80"/>
-        <w:pBdr>
-          <w:bottom w:val="single" w:sz="4" w:space="1" w:color="DDDDDD"/>
-        </w:pBdr>
-      </w:pPr>
-    </w:p>
-    <w:p>
-      <w:r>
-        <w:rPr>
-          <w:b/>
-          <w:sz w:val="24"/>
-        </w:rPr>
-        <w:t>《辽宁省数据条例》</w:t>
-      </w:r>
-    </w:p>
-    <w:p>
-      <w:r>
-        <w:rPr>
-          <w:color w:val="646464"/>
-          <w:sz w:val="20"/>
-        </w:rPr>
-        <w:t>文　　号：暂无</w:t>
-        <w:br/>
-        <w:t>发文机关：辽宁省人民代表大会常务委员会</w:t>
-        <w:br/>
-        <w:t>发文日期：2026-05-01</w:t>
-      </w:r>
-    </w:p>
-    <w:p>
-      <w:pPr>
-        <w:ind w:left="240"/>
-      </w:pPr>
-      <w:r>
-        <w:t>辽宁出台数据条例，规范数据管理、流通利用和数据安全保护。</w:t>
-      </w:r>
-    </w:p>
-    <w:p>
-      <w:pPr>
-        <w:spacing w:before="0" w:after="80"/>
-        <w:pBdr>
-          <w:bottom w:val="single" w:sz="4" w:space="1" w:color="DDDDDD"/>
-        </w:pBdr>
-      </w:pPr>
-    </w:p>
-    <w:p>
-      <w:r>
-        <w:rPr>
-          <w:b/>
-          <w:sz w:val="24"/>
-        </w:rPr>
-        <w:t>《上海市促进人工智能产业发展条例》</w:t>
-      </w:r>
-    </w:p>
-    <w:p>
-      <w:r>
-        <w:rPr>
-          <w:color w:val="646464"/>
-          <w:sz w:val="20"/>
-        </w:rPr>
-        <w:t>文　　号：暂无</w:t>
-        <w:br/>
-        <w:t>发文机关：上海市人民代表大会常务委员会</w:t>
-        <w:br/>
-        <w:t>发文日期：2026-03-01</w:t>
-      </w:r>
-    </w:p>
-    <w:p>
-      <w:pPr>
-        <w:ind w:left="240"/>
-      </w:pPr>
-      <w:r>
-        <w:t>上海出台人工智能产业促进条例，支持大模型创新与安全治理。</w:t>
-      </w:r>
-    </w:p>
-    <w:p>
-      <w:pPr>
-        <w:spacing w:before="0" w:after="80"/>
-        <w:pBdr>
-          <w:bottom w:val="single" w:sz="4" w:space="1" w:color="DDDDDD"/>
-        </w:pBdr>
-      </w:pPr>
-    </w:p>
-    <w:p>
-      <w:r>
-        <w:rPr>
-          <w:b/>
-          <w:sz w:val="24"/>
-        </w:rPr>
-        <w:t>《广东省数据要素市场化配置改革行动方案》</w:t>
-      </w:r>
-    </w:p>
-    <w:p>
-      <w:r>
-        <w:rPr>
-          <w:color w:val="646464"/>
-          <w:sz w:val="20"/>
-        </w:rPr>
-        <w:t>文　　号：暂无</w:t>
-        <w:br/>
-        <w:t>发文机关：广东省人民政府</w:t>
-        <w:br/>
-        <w:t>发文日期：2026-04-20</w:t>
-      </w:r>
-    </w:p>
-    <w:p>
-      <w:pPr>
-        <w:ind w:left="240"/>
-      </w:pPr>
-      <w:r>
-        <w:t>广东部署数据要素市场化配置改革，建设数据交易场所和数据经纪人制度。</w:t>
-      </w:r>
-    </w:p>
-    <w:p>
-      <w:pPr>
-        <w:spacing w:before="0" w:after="80"/>
-        <w:pBdr>
-          <w:bottom w:val="single" w:sz="4" w:space="1" w:color="DDDDDD"/>
-        </w:pBdr>
-      </w:pPr>
-    </w:p>
-    <w:p>
-      <w:r>
-        <w:rPr>
-          <w:b/>
-          <w:sz w:val="24"/>
-        </w:rPr>
-        <w:t>《浙江省公共数据条例（修订）》</w:t>
-      </w:r>
-    </w:p>
-    <w:p>
-      <w:r>
-        <w:rPr>
-          <w:color w:val="646464"/>
-          <w:sz w:val="20"/>
-        </w:rPr>
-        <w:t>文　　号：暂无</w:t>
-        <w:br/>
-        <w:t>发文机关：浙江省人民代表大会常务委员会</w:t>
-        <w:br/>
-        <w:t>发文日期：2026-02-01</w:t>
-      </w:r>
-    </w:p>
-    <w:p>
-      <w:pPr>
-        <w:ind w:left="240"/>
-      </w:pPr>
-      <w:r>
-        <w:t>浙江修订公共数据条例，扩大公共数据开放和授权运营范围。</w:t>
-      </w:r>
-    </w:p>
-    <w:p>
-      <w:pPr>
-        <w:spacing w:before="0" w:after="80"/>
-        <w:pBdr>
-          <w:bottom w:val="single" w:sz="4" w:space="1" w:color="DDDDDD"/>
-        </w:pBdr>
-      </w:pPr>
-    </w:p>
-    <w:p>
-      <w:r>
-        <w:rPr>
-          <w:b/>
-          <w:sz w:val="24"/>
-        </w:rPr>
-        <w:t>《江苏省数字经济促进条例》</w:t>
-      </w:r>
-    </w:p>
-    <w:p>
-      <w:r>
-        <w:rPr>
-          <w:color w:val="646464"/>
-          <w:sz w:val="20"/>
-        </w:rPr>
-        <w:t>文　　号：暂无</w:t>
-        <w:br/>
-        <w:t>发文机关：江苏省人民代表大会常务委员会</w:t>
-        <w:br/>
-        <w:t>发文日期：2026-01-15</w:t>
-      </w:r>
-    </w:p>
-    <w:p>
-      <w:pPr>
-        <w:ind w:left="240"/>
-      </w:pPr>
-      <w:r>
-        <w:t>江苏出台数字经济促进条例，推动数字产业化和产业数字化发展。</w:t>
-      </w:r>
-    </w:p>
-    <w:p>
-      <w:pPr>
-        <w:spacing w:before="0" w:after="80"/>
-        <w:pBdr>
-          <w:bottom w:val="single" w:sz="4" w:space="1" w:color="DDDDDD"/>
-        </w:pBdr>
-      </w:pPr>
-    </w:p>
-    <w:p>
-      <w:r>
-        <w:rPr>
-          <w:b/>
-          <w:sz w:val="24"/>
-        </w:rPr>
-        <w:t>《日本数字社会形成基本法修正案》</w:t>
+        <w:t>《日本人工智能推进法》</w:t>
       </w:r>
     </w:p>
     <w:p>
@@ -1195,7 +977,7 @@
         <w:br/>
         <w:t>发文机关：日本国会</w:t>
         <w:br/>
-        <w:t>发文日期：2026-04-01</w:t>
+        <w:t>发文日期：2026-05-20</w:t>
       </w:r>
     </w:p>
     <w:p>
@@ -1203,83 +985,7 @@
         <w:ind w:left="240"/>
       </w:pPr>
       <w:r>
-        <w:t>日本修正数字社会形成基本法，强化数字厅统筹和AI治理职能。</w:t>
-      </w:r>
-    </w:p>
-    <w:p>
-      <w:pPr>
-        <w:spacing w:before="0" w:after="80"/>
-        <w:pBdr>
-          <w:bottom w:val="single" w:sz="4" w:space="1" w:color="DDDDDD"/>
-        </w:pBdr>
-      </w:pPr>
-    </w:p>
-    <w:p>
-      <w:r>
-        <w:rPr>
-          <w:b/>
-          <w:sz w:val="24"/>
-        </w:rPr>
-        <w:t>《欧盟数据法案（Data Act）实施条例》</w:t>
-      </w:r>
-    </w:p>
-    <w:p>
-      <w:r>
-        <w:rPr>
-          <w:color w:val="646464"/>
-          <w:sz w:val="20"/>
-        </w:rPr>
-        <w:t>文　　号：暂无</w:t>
-        <w:br/>
-        <w:t>发文机关：欧盟委员会</w:t>
-        <w:br/>
-        <w:t>发文日期：2026-09-12</w:t>
-      </w:r>
-    </w:p>
-    <w:p>
-      <w:pPr>
-        <w:ind w:left="240"/>
-      </w:pPr>
-      <w:r>
-        <w:t>欧盟发布数据法案实施条例，细化数据共享和云服务切换规则。</w:t>
-      </w:r>
-    </w:p>
-    <w:p>
-      <w:pPr>
-        <w:spacing w:before="0" w:after="80"/>
-        <w:pBdr>
-          <w:bottom w:val="single" w:sz="4" w:space="1" w:color="DDDDDD"/>
-        </w:pBdr>
-      </w:pPr>
-    </w:p>
-    <w:p>
-      <w:r>
-        <w:rPr>
-          <w:b/>
-          <w:sz w:val="24"/>
-        </w:rPr>
-        <w:t>《美国关于人工智能的国家安全备忘录》</w:t>
-      </w:r>
-    </w:p>
-    <w:p>
-      <w:r>
-        <w:rPr>
-          <w:color w:val="646464"/>
-          <w:sz w:val="20"/>
-        </w:rPr>
-        <w:t>文　　号：NSM-25</w:t>
-        <w:br/>
-        <w:t>发文机关：美国白宫</w:t>
-        <w:br/>
-        <w:t>发文日期：2026-02-15</w:t>
-      </w:r>
-    </w:p>
-    <w:p>
-      <w:pPr>
-        <w:ind w:left="240"/>
-      </w:pPr>
-      <w:r>
-        <w:t>白宫发布AI国家安全备忘录，要求联邦机构加强AI安全与风险管理。</w:t>
+        <w:t>确立AI推进基本理念，制定国家AI战略，促进AI研发与应用。</w:t>
       </w:r>
     </w:p>
     <w:p>
@@ -1312,7 +1018,7 @@
         <w:t xml:space="preserve">①  </w:t>
       </w:r>
       <w:r>
-        <w:t>现象：2026年10月27-29日，国家数据局、工信部及上海、江苏、浙江、广东密集出台算力、数据产业、数据标注等政策，形成“国家定框架、地方抓落地”的密集发布期。逻辑：二十届五中全会后数字领域政策进入落实窗口，国家层面聚焦算力网、数据标注等基础制度，地方则围绕数据要素市场、智能算力展开差异化竞争，体现“十五五”前期政策储备加速释放。研判：未来两个月将进入政策配套细则出台期，需关注算力调度平台、数据产权登记等操作性文件，地方可能出现重复建设与算力过剩风险。</w:t>
+        <w:t>现象：国家数据局10月发布《关于促进数据要素市场高质量发展的若干意见》，上海、广东、浙江、江苏、辽宁五省市10月1日同步施行数据或数字经济条例。逻辑：数据基础制度从国家顶层设计进入地方落地实施阶段，各地争相通过立法抢占数据要素市场规则制定权。研判：年底前将出现更多省市数据条例，数据产权、流通交易等配套细则有望加快出台，但跨区域互认与监管协调仍是难点。</w:t>
       </w:r>
     </w:p>
     <w:p>
@@ -1324,7 +1030,7 @@
         <w:t xml:space="preserve">②  </w:t>
       </w:r>
       <w:r>
-        <w:t>现象：工信部10月23日公告成立工业软件标准化技术委员会（MIIT/TC11），10月27日又启动工业互联网试点示范推荐，标准化与试点示范双线推进。逻辑：工业软件和工业互联网是数字化转型的“卡脖子”环节，通过标准先行、试点验证的路径，旨在破解互操作差、生态碎片化问题，为大规模推广建立可复制模板。研判：标准制定周期较长，短期内企业面临多重标准适配成本，建议关注后续标准与试点项目的衔接机制及财政配套。</w:t>
+        <w:t>现象：工信部10月23日公告成立工业软件标准化技术委员会（MIIT/TC11），负责关键技术、互操作、融合应用等标准制修订。逻辑：工业软件是工业互联网和数字化转型的底座，标准化先行旨在破解“卡脖子”和生态碎片化问题。研判：后续将有一批工业软件行业标准立项，国产工业软件互操作性和生态建设有望提速，但标准落地效果取决于龙头企业参与度。</w:t>
       </w:r>
     </w:p>
     <w:p>
@@ -1336,7 +1042,7 @@
         <w:t xml:space="preserve">③  </w:t>
       </w:r>
       <w:r>
-        <w:t>现象：网信办10月28日公布第三批个人信息保护合规审计认证机构名单，此前9月已发布数据出境安全管理问答，10月又出台数据跨境流动便利化措施。逻辑：数据安全治理正从“立规”转向“落地”，通过认证机构培育和跨境便利化措施，在安全底线与流动效率之间寻求平衡，回应企业合规成本高的痛点。研判：合规审计市场将快速扩容，但认证机构能力参差可能带来审计质量风险，跨境便利化措施的实际执行尺度仍需观察。</w:t>
+        <w:t>现象：网信办10月28日通报30款App个人信息收集使用问题，并公布第三批个人信息保护合规审计认证机构。逻辑：个人信息保护从立法进入常态化执法与第三方合规服务阶段，监管手段日趋精细化。研判：App专项治理将常态化，合规审计市场需求爆发，中小企业合规成本上升，可能推动行业集中度提升。</w:t>
       </w:r>
     </w:p>
     <w:p>
@@ -1348,7 +1054,7 @@
         <w:t xml:space="preserve">④  </w:t>
       </w:r>
       <w:r>
-        <w:t>现象：上海、浙江、广东在10月密集发布智能算力、人工智能产业三年行动方案，均提出算力规模目标和场景应用清单。逻辑：地方将算力视为AI产业竞争的核心要素，通过行动方案抢占算力基础设施布局先机，同时以场景开放吸引企业落地，形成“算力+场景”的招商逻辑。研判：地方算力建设存在同质化竞争，需警惕算力利用率不足和能耗指标约束，国家层面可能出台算力统筹调度细则加以纠偏。</w:t>
+        <w:t>现象：人民日报10月30日发表锐评《警惕“中国AI跑偏论”》，驳斥中国AI应用跑偏观点，强调AI锚定国家战略需求。逻辑：在中美AI竞争背景下，官方舆论引导旨在稳定预期、坚定自信，为AI产业发展营造有利舆论环境。研判：AI政策将更强调应用场景与国家战略结合，文娱类应用监管可能趋严，硬科技和产业AI获更多支持。</w:t>
       </w:r>
     </w:p>
     <w:p>
@@ -1360,7 +1066,7 @@
         <w:t xml:space="preserve">⑤  </w:t>
       </w:r>
       <w:r>
-        <w:t>现象：国家数据局10月28日部署算力基础设施高质量发展，此前6月已出台数据要素市场化配置改革行动方案，10月又推出数据标注产业实施意见。逻辑：数据要素改革从产权、流通向标注、算力等支撑环节延伸，形成“数据—算力—标注”全链条政策布局，意在夯实AI产业的数据基础。研判：数据标注产业政策首次出台，将带动标注基地和就业增长，但标注质量标准和隐私保护规则尚不完善，需关注后续配套规范。</w:t>
+        <w:t>现象：欧盟10月20日发布《人工智能法案》通用AI行为准则草案，美国白宫10月25日发布AI国家安全备忘录实施指南，日本数字厅10月15日发布数字社会年度计划。逻辑：全球主要经济体同步推进AI治理落地，欧盟侧重风险监管，美国侧重安全与创新平衡，日本侧重社会应用。研判：全球AI治理进入规则细化期，中国企业出海面临合规挑战，但也将倒逼国内AI安全标准与国际接轨。</w:t>
       </w:r>
     </w:p>
     <w:p>
@@ -1372,7 +1078,7 @@
         <w:t xml:space="preserve">⑥  </w:t>
       </w:r>
       <w:r>
-        <w:t>现象：国际比较看，欧盟10月发布GPAI模型义务执行指南，美国NIST 10月更新生成式AI风险管理补充指南，日本10月施行AI推进法施行令；中国则以修订后的网络安全法（2026年1月施行）和生成式AI管理办法为核心。逻辑：欧美日均以“风险分级+透明度”为监管主线，中国更强调安全与发展并重、备案与标识管理。异同在于欧美侧重企业自律与标准引导，中国侧重事前备案与平台责任。研判：中国可借鉴欧盟GPAI执行指南的细化透明度要求，同时需关注跨境AI治理规则互认，避免合规碎片化。</w:t>
+        <w:t>现象：中国10月密集出台数据要素市场意见和地方数据条例，欧盟以《人工智能法案》和GDPR构建严监管框架，美国以行政令和国家安全备忘录推动AI安全创新，日本以《人工智能推进法》和数字厅计划促进AI应用。逻辑：中国侧重数据要素市场化与AI应用发展，欧盟侧重风险预防和基本权利保护，美国侧重国家安全与创新竞争，日本侧重社会5.0和数字政府。研判：中国可借鉴欧盟风险分级思路完善AI治理，同时保持发展导向；企业需针对不同法域制定差异化合规策略，数据跨境流动规则协调将成为国际合作重点。</w:t>
       </w:r>
     </w:p>
     <w:p/>
